--- a/C#/Assessment2/Data_Driven_Programming_AT2of2_Part2of3.docx
+++ b/C#/Assessment2/Data_Driven_Programming_AT2of2_Part2of3.docx
@@ -618,13 +618,12 @@
           <v:shape id="_x0000_i1025" type="#_x0000_t75" style="width:77.2pt;height:55.3pt" o:ole="">
             <v:imagedata r:id="rId16" o:title=""/>
           </v:shape>
-          <o:OLEObject Type="Embed" ProgID="Word.Document.12" ShapeID="_x0000_i1025" DrawAspect="Icon" ObjectID="_1804559854" r:id="rId17">
+          <o:OLEObject Type="Embed" ProgID="Word.Document.12" ShapeID="_x0000_i1025" DrawAspect="Icon" ObjectID="_1807815313" r:id="rId17">
             <o:FieldCodes>\s</o:FieldCodes>
           </o:OLEObject>
         </w:object>
       </w:r>
     </w:p>
-    <w:p/>
     <w:p>
       <w:pPr>
         <w:pStyle w:val="Heading2"/>
@@ -653,6 +652,7 @@
       <w:tblPr>
         <w:tblStyle w:val="TableGrid"/>
         <w:tblW w:w="10485" w:type="dxa"/>
+        <w:tblLayout w:type="fixed"/>
         <w:tblLook w:val="04A0" w:firstRow="1" w:lastRow="0" w:firstColumn="1" w:lastColumn="0" w:noHBand="0" w:noVBand="1"/>
       </w:tblPr>
       <w:tblGrid>
@@ -757,7 +757,7 @@
               <w:rPr>
                 <w:szCs w:val="20"/>
               </w:rPr>
-              <w:t>Requirement 1 …</w:t>
+              <w:t>User must use a command-line interface to interact with the calculator.</w:t>
             </w:r>
           </w:p>
           <w:p>
@@ -775,7 +775,7 @@
               <w:rPr>
                 <w:szCs w:val="20"/>
               </w:rPr>
-              <w:t>……</w:t>
+              <w:t>User can choose a shape from: square, rectangle, circle, trapezoid.</w:t>
             </w:r>
           </w:p>
           <w:p>
@@ -789,13 +789,83 @@
                 <w:szCs w:val="20"/>
               </w:rPr>
             </w:pPr>
-          </w:p>
-          <w:p>
-            <w:pPr>
-              <w:rPr>
-                <w:szCs w:val="20"/>
-              </w:rPr>
-            </w:pPr>
+            <w:r>
+              <w:rPr>
+                <w:szCs w:val="20"/>
+              </w:rPr>
+              <w:t>User can choose to calculate either area or perimeter for the selected shape.</w:t>
+            </w:r>
+          </w:p>
+          <w:p>
+            <w:pPr>
+              <w:pStyle w:val="ListParagraph"/>
+              <w:numPr>
+                <w:ilvl w:val="0"/>
+                <w:numId w:val="2"/>
+              </w:numPr>
+              <w:rPr>
+                <w:szCs w:val="20"/>
+              </w:rPr>
+            </w:pPr>
+            <w:r>
+              <w:rPr>
+                <w:szCs w:val="20"/>
+              </w:rPr>
+              <w:t>The program must display the result of the calculation.</w:t>
+            </w:r>
+          </w:p>
+          <w:p>
+            <w:pPr>
+              <w:pStyle w:val="ListParagraph"/>
+              <w:numPr>
+                <w:ilvl w:val="0"/>
+                <w:numId w:val="2"/>
+              </w:numPr>
+              <w:rPr>
+                <w:szCs w:val="20"/>
+              </w:rPr>
+            </w:pPr>
+            <w:r>
+              <w:rPr>
+                <w:szCs w:val="20"/>
+              </w:rPr>
+              <w:t>The program must be built using C# in Visual Studio.</w:t>
+            </w:r>
+          </w:p>
+          <w:p>
+            <w:pPr>
+              <w:pStyle w:val="ListParagraph"/>
+              <w:numPr>
+                <w:ilvl w:val="0"/>
+                <w:numId w:val="2"/>
+              </w:numPr>
+              <w:rPr>
+                <w:szCs w:val="20"/>
+              </w:rPr>
+            </w:pPr>
+            <w:r>
+              <w:rPr>
+                <w:szCs w:val="20"/>
+              </w:rPr>
+              <w:t>The program must follow C# coding conventions and be well-documented.</w:t>
+            </w:r>
+          </w:p>
+          <w:p>
+            <w:pPr>
+              <w:numPr>
+                <w:ilvl w:val="0"/>
+                <w:numId w:val="2"/>
+              </w:numPr>
+              <w:rPr>
+                <w:szCs w:val="20"/>
+              </w:rPr>
+            </w:pPr>
+            <w:r>
+              <w:rPr>
+                <w:szCs w:val="20"/>
+              </w:rPr>
+              <w:t>All shapes should use object-oriented programming, applying inheritance and polymorphism.</w:t>
+            </w:r>
           </w:p>
         </w:tc>
       </w:tr>
@@ -831,6 +901,7 @@
                 <w:bCs/>
                 <w:szCs w:val="20"/>
               </w:rPr>
+              <w:lastRenderedPageBreak/>
               <w:t>1.2.</w:t>
             </w:r>
             <w:r>
@@ -850,7 +921,6 @@
               <w:rPr>
                 <w:noProof/>
               </w:rPr>
-              <w:lastRenderedPageBreak/>
               <w:drawing>
                 <wp:inline distT="0" distB="0" distL="0" distR="0" wp14:anchorId="4609740A" wp14:editId="55D8E72E">
                   <wp:extent cx="1047750" cy="1082883"/>
@@ -889,6 +959,9 @@
                 </wp:inline>
               </w:drawing>
             </w:r>
+            <w:r>
+              <w:t xml:space="preserve"> </w:t>
+            </w:r>
           </w:p>
         </w:tc>
       </w:tr>
@@ -912,7 +985,7 @@
           <w:p>
             <w:pPr>
               <w:rPr>
-                <w:szCs w:val="20"/>
+                <w:noProof/>
               </w:rPr>
             </w:pPr>
             <w:r>
@@ -921,8 +994,76 @@
                 <w:bCs/>
                 <w:szCs w:val="20"/>
               </w:rPr>
-              <w:lastRenderedPageBreak/>
               <w:t>Answer:</w:t>
+            </w:r>
+            <w:r>
+              <w:rPr>
+                <w:noProof/>
+              </w:rPr>
+              <w:t xml:space="preserve"> </w:t>
+            </w:r>
+          </w:p>
+          <w:p>
+            <w:pPr>
+              <w:rPr>
+                <w:szCs w:val="20"/>
+              </w:rPr>
+            </w:pPr>
+            <w:r>
+              <w:rPr>
+                <w:noProof/>
+              </w:rPr>
+              <w:drawing>
+                <wp:inline distT="0" distB="0" distL="0" distR="0" wp14:anchorId="00380AE5" wp14:editId="01069596">
+                  <wp:extent cx="5327374" cy="1136612"/>
+                  <wp:effectExtent l="0" t="0" r="6985" b="6985"/>
+                  <wp:docPr id="1404654468" name="Picture 5"/>
+                  <wp:cNvGraphicFramePr>
+                    <a:graphicFrameLocks xmlns:a="http://schemas.openxmlformats.org/drawingml/2006/main" noChangeAspect="1"/>
+                  </wp:cNvGraphicFramePr>
+                  <a:graphic xmlns:a="http://schemas.openxmlformats.org/drawingml/2006/main">
+                    <a:graphicData uri="http://schemas.openxmlformats.org/drawingml/2006/picture">
+                      <pic:pic xmlns:pic="http://schemas.openxmlformats.org/drawingml/2006/picture">
+                        <pic:nvPicPr>
+                          <pic:cNvPr id="0" name="Picture 2"/>
+                          <pic:cNvPicPr>
+                            <a:picLocks noChangeAspect="1" noChangeArrowheads="1"/>
+                          </pic:cNvPicPr>
+                        </pic:nvPicPr>
+                        <pic:blipFill rotWithShape="1">
+                          <a:blip r:embed="rId19" cstate="print">
+                            <a:extLst>
+                              <a:ext uri="{28A0092B-C50C-407E-A947-70E740481C1C}">
+                                <a14:useLocalDpi xmlns:a14="http://schemas.microsoft.com/office/drawing/2010/main" val="0"/>
+                              </a:ext>
+                            </a:extLst>
+                          </a:blip>
+                          <a:srcRect l="10155" t="26573" r="9802" b="26503"/>
+                          <a:stretch/>
+                        </pic:blipFill>
+                        <pic:spPr bwMode="auto">
+                          <a:xfrm>
+                            <a:off x="0" y="0"/>
+                            <a:ext cx="5330773" cy="1137337"/>
+                          </a:xfrm>
+                          <a:prstGeom prst="rect">
+                            <a:avLst/>
+                          </a:prstGeom>
+                          <a:noFill/>
+                          <a:ln>
+                            <a:noFill/>
+                          </a:ln>
+                          <a:extLst>
+                            <a:ext uri="{53640926-AAD7-44D8-BBD7-CCE9431645EC}">
+                              <a14:shadowObscured xmlns:a14="http://schemas.microsoft.com/office/drawing/2010/main"/>
+                            </a:ext>
+                          </a:extLst>
+                        </pic:spPr>
+                      </pic:pic>
+                    </a:graphicData>
+                  </a:graphic>
+                </wp:inline>
+              </w:drawing>
             </w:r>
           </w:p>
           <w:p>
@@ -986,7 +1127,7 @@
               <w:rPr>
                 <w:szCs w:val="20"/>
               </w:rPr>
-              <w:t xml:space="preserve"> class documented in question 2 above. You are required to use the following notation to represent a class. </w:t>
+              <w:t xml:space="preserve"> class documented in question 2 above. You are required to use the following notation to represent a class.</w:t>
             </w:r>
           </w:p>
           <w:p>
@@ -1017,7 +1158,7 @@
                           </pic:cNvPicPr>
                         </pic:nvPicPr>
                         <pic:blipFill>
-                          <a:blip r:embed="rId19"/>
+                          <a:blip r:embed="rId20"/>
                           <a:stretch>
                             <a:fillRect/>
                           </a:stretch>
@@ -1037,6 +1178,13 @@
                 </wp:inline>
               </w:drawing>
             </w:r>
+          </w:p>
+          <w:p>
+            <w:pPr>
+              <w:rPr>
+                <w:szCs w:val="20"/>
+              </w:rPr>
+            </w:pPr>
           </w:p>
         </w:tc>
       </w:tr>
@@ -1060,18 +1208,948 @@
           <w:p>
             <w:pPr>
               <w:rPr>
-                <w:szCs w:val="20"/>
-              </w:rPr>
-            </w:pPr>
-            <w:r>
-              <w:rPr>
                 <w:b/>
                 <w:bCs/>
                 <w:szCs w:val="20"/>
               </w:rPr>
+            </w:pPr>
+            <w:r>
+              <w:rPr>
+                <w:b/>
+                <w:bCs/>
+                <w:szCs w:val="20"/>
+              </w:rPr>
               <w:t>Answer:</w:t>
             </w:r>
           </w:p>
+          <w:p>
+            <w:pPr>
+              <w:rPr>
+                <w:b/>
+                <w:bCs/>
+                <w:szCs w:val="20"/>
+              </w:rPr>
+            </w:pPr>
+          </w:p>
+          <w:tbl>
+            <w:tblPr>
+              <w:tblStyle w:val="TableGrid"/>
+              <w:tblpPr w:leftFromText="180" w:rightFromText="180" w:vertAnchor="text" w:horzAnchor="margin" w:tblpY="-102"/>
+              <w:tblOverlap w:val="never"/>
+              <w:tblW w:w="10201" w:type="dxa"/>
+              <w:tblLayout w:type="fixed"/>
+              <w:tblLook w:val="04A0" w:firstRow="1" w:lastRow="0" w:firstColumn="1" w:lastColumn="0" w:noHBand="0" w:noVBand="1"/>
+            </w:tblPr>
+            <w:tblGrid>
+              <w:gridCol w:w="846"/>
+              <w:gridCol w:w="1843"/>
+              <w:gridCol w:w="1842"/>
+              <w:gridCol w:w="1843"/>
+              <w:gridCol w:w="1843"/>
+              <w:gridCol w:w="1984"/>
+            </w:tblGrid>
+            <w:tr>
+              <w:tc>
+                <w:tcPr>
+                  <w:tcW w:w="846" w:type="dxa"/>
+                  <w:shd w:val="clear" w:color="auto" w:fill="8DB3E2" w:themeFill="text2" w:themeFillTint="66"/>
+                  <w:vAlign w:val="center"/>
+                </w:tcPr>
+                <w:p>
+                  <w:pPr>
+                    <w:jc w:val="center"/>
+                    <w:rPr>
+                      <w:sz w:val="17"/>
+                      <w:szCs w:val="17"/>
+                    </w:rPr>
+                  </w:pPr>
+                  <w:r>
+                    <w:rPr>
+                      <w:sz w:val="17"/>
+                      <w:szCs w:val="17"/>
+                    </w:rPr>
+                    <w:t>Class Name</w:t>
+                  </w:r>
+                </w:p>
+              </w:tc>
+              <w:tc>
+                <w:tcPr>
+                  <w:tcW w:w="1843" w:type="dxa"/>
+                  <w:shd w:val="clear" w:color="auto" w:fill="8DB3E2" w:themeFill="text2" w:themeFillTint="66"/>
+                  <w:vAlign w:val="center"/>
+                </w:tcPr>
+                <w:p>
+                  <w:pPr>
+                    <w:jc w:val="center"/>
+                    <w:rPr>
+                      <w:sz w:val="17"/>
+                      <w:szCs w:val="17"/>
+                    </w:rPr>
+                  </w:pPr>
+                  <w:r>
+                    <w:rPr>
+                      <w:sz w:val="17"/>
+                      <w:szCs w:val="17"/>
+                    </w:rPr>
+                    <w:t>Shape</w:t>
+                  </w:r>
+                </w:p>
+              </w:tc>
+              <w:tc>
+                <w:tcPr>
+                  <w:tcW w:w="1842" w:type="dxa"/>
+                  <w:shd w:val="clear" w:color="auto" w:fill="8DB3E2" w:themeFill="text2" w:themeFillTint="66"/>
+                  <w:vAlign w:val="center"/>
+                </w:tcPr>
+                <w:p>
+                  <w:pPr>
+                    <w:jc w:val="center"/>
+                    <w:rPr>
+                      <w:sz w:val="17"/>
+                      <w:szCs w:val="17"/>
+                    </w:rPr>
+                  </w:pPr>
+                  <w:r>
+                    <w:rPr>
+                      <w:sz w:val="17"/>
+                      <w:szCs w:val="17"/>
+                    </w:rPr>
+                    <w:t>Square</w:t>
+                  </w:r>
+                </w:p>
+              </w:tc>
+              <w:tc>
+                <w:tcPr>
+                  <w:tcW w:w="1843" w:type="dxa"/>
+                  <w:shd w:val="clear" w:color="auto" w:fill="8DB3E2" w:themeFill="text2" w:themeFillTint="66"/>
+                  <w:vAlign w:val="center"/>
+                </w:tcPr>
+                <w:p>
+                  <w:pPr>
+                    <w:jc w:val="center"/>
+                    <w:rPr>
+                      <w:sz w:val="17"/>
+                      <w:szCs w:val="17"/>
+                    </w:rPr>
+                  </w:pPr>
+                  <w:r>
+                    <w:rPr>
+                      <w:sz w:val="17"/>
+                      <w:szCs w:val="17"/>
+                    </w:rPr>
+                    <w:t>Rectangle</w:t>
+                  </w:r>
+                </w:p>
+              </w:tc>
+              <w:tc>
+                <w:tcPr>
+                  <w:tcW w:w="1843" w:type="dxa"/>
+                  <w:shd w:val="clear" w:color="auto" w:fill="8DB3E2" w:themeFill="text2" w:themeFillTint="66"/>
+                  <w:vAlign w:val="center"/>
+                </w:tcPr>
+                <w:p>
+                  <w:pPr>
+                    <w:jc w:val="center"/>
+                    <w:rPr>
+                      <w:sz w:val="17"/>
+                      <w:szCs w:val="17"/>
+                    </w:rPr>
+                  </w:pPr>
+                  <w:r>
+                    <w:rPr>
+                      <w:sz w:val="17"/>
+                      <w:szCs w:val="17"/>
+                    </w:rPr>
+                    <w:t>Circle</w:t>
+                  </w:r>
+                </w:p>
+              </w:tc>
+              <w:tc>
+                <w:tcPr>
+                  <w:tcW w:w="1984" w:type="dxa"/>
+                  <w:shd w:val="clear" w:color="auto" w:fill="8DB3E2" w:themeFill="text2" w:themeFillTint="66"/>
+                  <w:vAlign w:val="center"/>
+                </w:tcPr>
+                <w:p>
+                  <w:pPr>
+                    <w:jc w:val="center"/>
+                    <w:rPr>
+                      <w:sz w:val="17"/>
+                      <w:szCs w:val="17"/>
+                    </w:rPr>
+                  </w:pPr>
+                  <w:r>
+                    <w:rPr>
+                      <w:sz w:val="17"/>
+                      <w:szCs w:val="17"/>
+                    </w:rPr>
+                    <w:t>Trapezoid</w:t>
+                  </w:r>
+                </w:p>
+              </w:tc>
+            </w:tr>
+            <w:tr>
+              <w:tc>
+                <w:tcPr>
+                  <w:tcW w:w="846" w:type="dxa"/>
+                  <w:shd w:val="clear" w:color="auto" w:fill="8DB3E2" w:themeFill="text2" w:themeFillTint="66"/>
+                  <w:vAlign w:val="center"/>
+                </w:tcPr>
+                <w:p>
+                  <w:pPr>
+                    <w:jc w:val="center"/>
+                    <w:rPr>
+                      <w:sz w:val="17"/>
+                      <w:szCs w:val="17"/>
+                    </w:rPr>
+                  </w:pPr>
+                  <w:r>
+                    <w:rPr>
+                      <w:sz w:val="17"/>
+                      <w:szCs w:val="17"/>
+                    </w:rPr>
+                    <w:t>Field 1</w:t>
+                  </w:r>
+                </w:p>
+              </w:tc>
+              <w:tc>
+                <w:tcPr>
+                  <w:tcW w:w="1843" w:type="dxa"/>
+                  <w:vAlign w:val="center"/>
+                </w:tcPr>
+                <w:p>
+                  <w:pPr>
+                    <w:rPr>
+                      <w:sz w:val="17"/>
+                      <w:szCs w:val="17"/>
+                    </w:rPr>
+                  </w:pPr>
+                  <w:r>
+                    <w:rPr>
+                      <w:sz w:val="17"/>
+                      <w:szCs w:val="17"/>
+                    </w:rPr>
+                    <w:t>protected string name</w:t>
+                  </w:r>
+                </w:p>
+              </w:tc>
+              <w:tc>
+                <w:tcPr>
+                  <w:tcW w:w="1842" w:type="dxa"/>
+                  <w:vAlign w:val="center"/>
+                </w:tcPr>
+                <w:p>
+                  <w:pPr>
+                    <w:rPr>
+                      <w:sz w:val="17"/>
+                      <w:szCs w:val="17"/>
+                    </w:rPr>
+                  </w:pPr>
+                  <w:r>
+                    <w:rPr>
+                      <w:sz w:val="17"/>
+                      <w:szCs w:val="17"/>
+                    </w:rPr>
+                    <w:t>private double side</w:t>
+                  </w:r>
+                </w:p>
+              </w:tc>
+              <w:tc>
+                <w:tcPr>
+                  <w:tcW w:w="1843" w:type="dxa"/>
+                  <w:vAlign w:val="center"/>
+                </w:tcPr>
+                <w:p>
+                  <w:pPr>
+                    <w:rPr>
+                      <w:sz w:val="17"/>
+                      <w:szCs w:val="17"/>
+                    </w:rPr>
+                  </w:pPr>
+                  <w:r>
+                    <w:rPr>
+                      <w:sz w:val="17"/>
+                      <w:szCs w:val="17"/>
+                    </w:rPr>
+                    <w:t>private double length</w:t>
+                  </w:r>
+                </w:p>
+              </w:tc>
+              <w:tc>
+                <w:tcPr>
+                  <w:tcW w:w="1843" w:type="dxa"/>
+                  <w:vAlign w:val="center"/>
+                </w:tcPr>
+                <w:p>
+                  <w:pPr>
+                    <w:rPr>
+                      <w:sz w:val="17"/>
+                      <w:szCs w:val="17"/>
+                    </w:rPr>
+                  </w:pPr>
+                  <w:r>
+                    <w:rPr>
+                      <w:sz w:val="17"/>
+                      <w:szCs w:val="17"/>
+                    </w:rPr>
+                    <w:t>private double radius</w:t>
+                  </w:r>
+                </w:p>
+              </w:tc>
+              <w:tc>
+                <w:tcPr>
+                  <w:tcW w:w="1984" w:type="dxa"/>
+                  <w:vAlign w:val="center"/>
+                </w:tcPr>
+                <w:p>
+                  <w:pPr>
+                    <w:rPr>
+                      <w:sz w:val="17"/>
+                      <w:szCs w:val="17"/>
+                    </w:rPr>
+                  </w:pPr>
+                  <w:r>
+                    <w:rPr>
+                      <w:sz w:val="17"/>
+                      <w:szCs w:val="17"/>
+                    </w:rPr>
+                    <w:t>private double base1</w:t>
+                  </w:r>
+                </w:p>
+              </w:tc>
+            </w:tr>
+            <w:tr>
+              <w:tc>
+                <w:tcPr>
+                  <w:tcW w:w="846" w:type="dxa"/>
+                  <w:shd w:val="clear" w:color="auto" w:fill="8DB3E2" w:themeFill="text2" w:themeFillTint="66"/>
+                  <w:vAlign w:val="center"/>
+                </w:tcPr>
+                <w:p>
+                  <w:pPr>
+                    <w:jc w:val="center"/>
+                    <w:rPr>
+                      <w:sz w:val="17"/>
+                      <w:szCs w:val="17"/>
+                    </w:rPr>
+                  </w:pPr>
+                  <w:r>
+                    <w:rPr>
+                      <w:sz w:val="17"/>
+                      <w:szCs w:val="17"/>
+                    </w:rPr>
+                    <w:t>Field 2</w:t>
+                  </w:r>
+                </w:p>
+              </w:tc>
+              <w:tc>
+                <w:tcPr>
+                  <w:tcW w:w="1843" w:type="dxa"/>
+                  <w:vAlign w:val="center"/>
+                </w:tcPr>
+                <w:p>
+                  <w:pPr>
+                    <w:rPr>
+                      <w:sz w:val="17"/>
+                      <w:szCs w:val="17"/>
+                    </w:rPr>
+                  </w:pPr>
+                </w:p>
+              </w:tc>
+              <w:tc>
+                <w:tcPr>
+                  <w:tcW w:w="1842" w:type="dxa"/>
+                  <w:vAlign w:val="center"/>
+                </w:tcPr>
+                <w:p>
+                  <w:pPr>
+                    <w:rPr>
+                      <w:sz w:val="17"/>
+                      <w:szCs w:val="17"/>
+                    </w:rPr>
+                  </w:pPr>
+                </w:p>
+              </w:tc>
+              <w:tc>
+                <w:tcPr>
+                  <w:tcW w:w="1843" w:type="dxa"/>
+                  <w:vAlign w:val="center"/>
+                </w:tcPr>
+                <w:p>
+                  <w:pPr>
+                    <w:rPr>
+                      <w:sz w:val="17"/>
+                      <w:szCs w:val="17"/>
+                    </w:rPr>
+                  </w:pPr>
+                  <w:r>
+                    <w:rPr>
+                      <w:sz w:val="17"/>
+                      <w:szCs w:val="17"/>
+                    </w:rPr>
+                    <w:t>private double width</w:t>
+                  </w:r>
+                </w:p>
+              </w:tc>
+              <w:tc>
+                <w:tcPr>
+                  <w:tcW w:w="1843" w:type="dxa"/>
+                  <w:vAlign w:val="center"/>
+                </w:tcPr>
+                <w:p>
+                  <w:pPr>
+                    <w:rPr>
+                      <w:sz w:val="17"/>
+                      <w:szCs w:val="17"/>
+                    </w:rPr>
+                  </w:pPr>
+                </w:p>
+              </w:tc>
+              <w:tc>
+                <w:tcPr>
+                  <w:tcW w:w="1984" w:type="dxa"/>
+                  <w:vAlign w:val="center"/>
+                </w:tcPr>
+                <w:p>
+                  <w:pPr>
+                    <w:rPr>
+                      <w:sz w:val="17"/>
+                      <w:szCs w:val="17"/>
+                    </w:rPr>
+                  </w:pPr>
+                  <w:r>
+                    <w:rPr>
+                      <w:sz w:val="17"/>
+                      <w:szCs w:val="17"/>
+                    </w:rPr>
+                    <w:t>private double base2</w:t>
+                  </w:r>
+                </w:p>
+              </w:tc>
+            </w:tr>
+            <w:tr>
+              <w:tc>
+                <w:tcPr>
+                  <w:tcW w:w="846" w:type="dxa"/>
+                  <w:shd w:val="clear" w:color="auto" w:fill="8DB3E2" w:themeFill="text2" w:themeFillTint="66"/>
+                  <w:vAlign w:val="center"/>
+                </w:tcPr>
+                <w:p>
+                  <w:pPr>
+                    <w:jc w:val="center"/>
+                    <w:rPr>
+                      <w:sz w:val="17"/>
+                      <w:szCs w:val="17"/>
+                    </w:rPr>
+                  </w:pPr>
+                  <w:r>
+                    <w:rPr>
+                      <w:sz w:val="17"/>
+                      <w:szCs w:val="17"/>
+                    </w:rPr>
+                    <w:t>Field 3</w:t>
+                  </w:r>
+                </w:p>
+              </w:tc>
+              <w:tc>
+                <w:tcPr>
+                  <w:tcW w:w="1843" w:type="dxa"/>
+                  <w:vAlign w:val="center"/>
+                </w:tcPr>
+                <w:p>
+                  <w:pPr>
+                    <w:rPr>
+                      <w:sz w:val="17"/>
+                      <w:szCs w:val="17"/>
+                    </w:rPr>
+                  </w:pPr>
+                </w:p>
+              </w:tc>
+              <w:tc>
+                <w:tcPr>
+                  <w:tcW w:w="1842" w:type="dxa"/>
+                  <w:vAlign w:val="center"/>
+                </w:tcPr>
+                <w:p>
+                  <w:pPr>
+                    <w:rPr>
+                      <w:sz w:val="17"/>
+                      <w:szCs w:val="17"/>
+                    </w:rPr>
+                  </w:pPr>
+                </w:p>
+              </w:tc>
+              <w:tc>
+                <w:tcPr>
+                  <w:tcW w:w="1843" w:type="dxa"/>
+                  <w:vAlign w:val="center"/>
+                </w:tcPr>
+                <w:p>
+                  <w:pPr>
+                    <w:rPr>
+                      <w:sz w:val="17"/>
+                      <w:szCs w:val="17"/>
+                    </w:rPr>
+                  </w:pPr>
+                </w:p>
+              </w:tc>
+              <w:tc>
+                <w:tcPr>
+                  <w:tcW w:w="1843" w:type="dxa"/>
+                  <w:vAlign w:val="center"/>
+                </w:tcPr>
+                <w:p>
+                  <w:pPr>
+                    <w:rPr>
+                      <w:sz w:val="17"/>
+                      <w:szCs w:val="17"/>
+                    </w:rPr>
+                  </w:pPr>
+                </w:p>
+              </w:tc>
+              <w:tc>
+                <w:tcPr>
+                  <w:tcW w:w="1984" w:type="dxa"/>
+                  <w:vAlign w:val="center"/>
+                </w:tcPr>
+                <w:p>
+                  <w:pPr>
+                    <w:rPr>
+                      <w:sz w:val="17"/>
+                      <w:szCs w:val="17"/>
+                    </w:rPr>
+                  </w:pPr>
+                  <w:r>
+                    <w:rPr>
+                      <w:sz w:val="17"/>
+                      <w:szCs w:val="17"/>
+                    </w:rPr>
+                    <w:t>private double height</w:t>
+                  </w:r>
+                </w:p>
+              </w:tc>
+            </w:tr>
+            <w:tr>
+              <w:tc>
+                <w:tcPr>
+                  <w:tcW w:w="846" w:type="dxa"/>
+                  <w:shd w:val="clear" w:color="auto" w:fill="8DB3E2" w:themeFill="text2" w:themeFillTint="66"/>
+                  <w:vAlign w:val="center"/>
+                </w:tcPr>
+                <w:p>
+                  <w:pPr>
+                    <w:jc w:val="center"/>
+                    <w:rPr>
+                      <w:sz w:val="17"/>
+                      <w:szCs w:val="17"/>
+                    </w:rPr>
+                  </w:pPr>
+                  <w:r>
+                    <w:rPr>
+                      <w:sz w:val="17"/>
+                      <w:szCs w:val="17"/>
+                    </w:rPr>
+                    <w:t>Method 1</w:t>
+                  </w:r>
+                </w:p>
+              </w:tc>
+              <w:tc>
+                <w:tcPr>
+                  <w:tcW w:w="1843" w:type="dxa"/>
+                  <w:vAlign w:val="center"/>
+                </w:tcPr>
+                <w:p>
+                  <w:pPr>
+                    <w:rPr>
+                      <w:sz w:val="17"/>
+                      <w:szCs w:val="17"/>
+                    </w:rPr>
+                  </w:pPr>
+                  <w:r>
+                    <w:rPr>
+                      <w:sz w:val="17"/>
+                      <w:szCs w:val="17"/>
+                    </w:rPr>
+                    <w:t xml:space="preserve">public virtual double </w:t>
+                  </w:r>
+                  <w:proofErr w:type="gramStart"/>
+                  <w:r>
+                    <w:rPr>
+                      <w:sz w:val="17"/>
+                      <w:szCs w:val="17"/>
+                    </w:rPr>
+                    <w:t>CalculateArea(</w:t>
+                  </w:r>
+                  <w:proofErr w:type="gramEnd"/>
+                  <w:r>
+                    <w:rPr>
+                      <w:sz w:val="17"/>
+                      <w:szCs w:val="17"/>
+                    </w:rPr>
+                    <w:t>)</w:t>
+                  </w:r>
+                </w:p>
+              </w:tc>
+              <w:tc>
+                <w:tcPr>
+                  <w:tcW w:w="1842" w:type="dxa"/>
+                  <w:vAlign w:val="center"/>
+                </w:tcPr>
+                <w:p>
+                  <w:pPr>
+                    <w:rPr>
+                      <w:sz w:val="17"/>
+                      <w:szCs w:val="17"/>
+                    </w:rPr>
+                  </w:pPr>
+                  <w:r>
+                    <w:rPr>
+                      <w:sz w:val="17"/>
+                      <w:szCs w:val="17"/>
+                    </w:rPr>
+                    <w:t xml:space="preserve">public override double </w:t>
+                  </w:r>
+                  <w:proofErr w:type="gramStart"/>
+                  <w:r>
+                    <w:rPr>
+                      <w:sz w:val="17"/>
+                      <w:szCs w:val="17"/>
+                    </w:rPr>
+                    <w:t>CalculateArea(</w:t>
+                  </w:r>
+                  <w:proofErr w:type="gramEnd"/>
+                  <w:r>
+                    <w:rPr>
+                      <w:sz w:val="17"/>
+                      <w:szCs w:val="17"/>
+                    </w:rPr>
+                    <w:t>)</w:t>
+                  </w:r>
+                </w:p>
+              </w:tc>
+              <w:tc>
+                <w:tcPr>
+                  <w:tcW w:w="1843" w:type="dxa"/>
+                  <w:vAlign w:val="center"/>
+                </w:tcPr>
+                <w:p>
+                  <w:pPr>
+                    <w:rPr>
+                      <w:sz w:val="17"/>
+                      <w:szCs w:val="17"/>
+                    </w:rPr>
+                  </w:pPr>
+                  <w:r>
+                    <w:rPr>
+                      <w:sz w:val="17"/>
+                      <w:szCs w:val="17"/>
+                    </w:rPr>
+                    <w:t xml:space="preserve">public override double </w:t>
+                  </w:r>
+                  <w:proofErr w:type="gramStart"/>
+                  <w:r>
+                    <w:rPr>
+                      <w:sz w:val="17"/>
+                      <w:szCs w:val="17"/>
+                    </w:rPr>
+                    <w:t>CalculateArea(</w:t>
+                  </w:r>
+                  <w:proofErr w:type="gramEnd"/>
+                  <w:r>
+                    <w:rPr>
+                      <w:sz w:val="17"/>
+                      <w:szCs w:val="17"/>
+                    </w:rPr>
+                    <w:t>)</w:t>
+                  </w:r>
+                </w:p>
+              </w:tc>
+              <w:tc>
+                <w:tcPr>
+                  <w:tcW w:w="1843" w:type="dxa"/>
+                  <w:vAlign w:val="center"/>
+                </w:tcPr>
+                <w:p>
+                  <w:pPr>
+                    <w:rPr>
+                      <w:sz w:val="17"/>
+                      <w:szCs w:val="17"/>
+                    </w:rPr>
+                  </w:pPr>
+                  <w:r>
+                    <w:rPr>
+                      <w:sz w:val="17"/>
+                      <w:szCs w:val="17"/>
+                    </w:rPr>
+                    <w:t xml:space="preserve">public override double </w:t>
+                  </w:r>
+                  <w:proofErr w:type="gramStart"/>
+                  <w:r>
+                    <w:rPr>
+                      <w:sz w:val="17"/>
+                      <w:szCs w:val="17"/>
+                    </w:rPr>
+                    <w:t>CalculateArea(</w:t>
+                  </w:r>
+                  <w:proofErr w:type="gramEnd"/>
+                  <w:r>
+                    <w:rPr>
+                      <w:sz w:val="17"/>
+                      <w:szCs w:val="17"/>
+                    </w:rPr>
+                    <w:t>)</w:t>
+                  </w:r>
+                </w:p>
+              </w:tc>
+              <w:tc>
+                <w:tcPr>
+                  <w:tcW w:w="1984" w:type="dxa"/>
+                  <w:vAlign w:val="center"/>
+                </w:tcPr>
+                <w:p>
+                  <w:pPr>
+                    <w:rPr>
+                      <w:sz w:val="17"/>
+                      <w:szCs w:val="17"/>
+                    </w:rPr>
+                  </w:pPr>
+                  <w:r>
+                    <w:rPr>
+                      <w:sz w:val="17"/>
+                      <w:szCs w:val="17"/>
+                    </w:rPr>
+                    <w:t xml:space="preserve">public override double </w:t>
+                  </w:r>
+                  <w:proofErr w:type="gramStart"/>
+                  <w:r>
+                    <w:rPr>
+                      <w:sz w:val="17"/>
+                      <w:szCs w:val="17"/>
+                    </w:rPr>
+                    <w:t>CalculateArea(</w:t>
+                  </w:r>
+                  <w:proofErr w:type="gramEnd"/>
+                  <w:r>
+                    <w:rPr>
+                      <w:sz w:val="17"/>
+                      <w:szCs w:val="17"/>
+                    </w:rPr>
+                    <w:t>)</w:t>
+                  </w:r>
+                </w:p>
+              </w:tc>
+            </w:tr>
+            <w:tr>
+              <w:tc>
+                <w:tcPr>
+                  <w:tcW w:w="846" w:type="dxa"/>
+                  <w:shd w:val="clear" w:color="auto" w:fill="8DB3E2" w:themeFill="text2" w:themeFillTint="66"/>
+                  <w:vAlign w:val="center"/>
+                </w:tcPr>
+                <w:p>
+                  <w:pPr>
+                    <w:jc w:val="center"/>
+                    <w:rPr>
+                      <w:sz w:val="17"/>
+                      <w:szCs w:val="17"/>
+                    </w:rPr>
+                  </w:pPr>
+                  <w:r>
+                    <w:rPr>
+                      <w:sz w:val="17"/>
+                      <w:szCs w:val="17"/>
+                    </w:rPr>
+                    <w:t>Method 2</w:t>
+                  </w:r>
+                </w:p>
+              </w:tc>
+              <w:tc>
+                <w:tcPr>
+                  <w:tcW w:w="1843" w:type="dxa"/>
+                  <w:vAlign w:val="center"/>
+                </w:tcPr>
+                <w:p>
+                  <w:pPr>
+                    <w:rPr>
+                      <w:sz w:val="17"/>
+                      <w:szCs w:val="17"/>
+                    </w:rPr>
+                  </w:pPr>
+                  <w:r>
+                    <w:rPr>
+                      <w:sz w:val="17"/>
+                      <w:szCs w:val="17"/>
+                    </w:rPr>
+                    <w:t xml:space="preserve">public virtual double </w:t>
+                  </w:r>
+                  <w:proofErr w:type="gramStart"/>
+                  <w:r>
+                    <w:rPr>
+                      <w:sz w:val="17"/>
+                      <w:szCs w:val="17"/>
+                    </w:rPr>
+                    <w:t>CalculatePerimeter(</w:t>
+                  </w:r>
+                  <w:proofErr w:type="gramEnd"/>
+                  <w:r>
+                    <w:rPr>
+                      <w:sz w:val="17"/>
+                      <w:szCs w:val="17"/>
+                    </w:rPr>
+                    <w:t>)</w:t>
+                  </w:r>
+                </w:p>
+              </w:tc>
+              <w:tc>
+                <w:tcPr>
+                  <w:tcW w:w="1842" w:type="dxa"/>
+                  <w:vAlign w:val="center"/>
+                </w:tcPr>
+                <w:p>
+                  <w:pPr>
+                    <w:rPr>
+                      <w:sz w:val="17"/>
+                      <w:szCs w:val="17"/>
+                    </w:rPr>
+                  </w:pPr>
+                  <w:r>
+                    <w:rPr>
+                      <w:sz w:val="17"/>
+                      <w:szCs w:val="17"/>
+                    </w:rPr>
+                    <w:t xml:space="preserve">public override double </w:t>
+                  </w:r>
+                  <w:proofErr w:type="gramStart"/>
+                  <w:r>
+                    <w:rPr>
+                      <w:sz w:val="17"/>
+                      <w:szCs w:val="17"/>
+                    </w:rPr>
+                    <w:t>CalculatePerimeter(</w:t>
+                  </w:r>
+                  <w:proofErr w:type="gramEnd"/>
+                  <w:r>
+                    <w:rPr>
+                      <w:sz w:val="17"/>
+                      <w:szCs w:val="17"/>
+                    </w:rPr>
+                    <w:t>)</w:t>
+                  </w:r>
+                </w:p>
+              </w:tc>
+              <w:tc>
+                <w:tcPr>
+                  <w:tcW w:w="1843" w:type="dxa"/>
+                  <w:vAlign w:val="center"/>
+                </w:tcPr>
+                <w:p>
+                  <w:pPr>
+                    <w:rPr>
+                      <w:sz w:val="17"/>
+                      <w:szCs w:val="17"/>
+                    </w:rPr>
+                  </w:pPr>
+                  <w:r>
+                    <w:rPr>
+                      <w:sz w:val="17"/>
+                      <w:szCs w:val="17"/>
+                    </w:rPr>
+                    <w:t xml:space="preserve">public override double </w:t>
+                  </w:r>
+                  <w:proofErr w:type="gramStart"/>
+                  <w:r>
+                    <w:rPr>
+                      <w:sz w:val="17"/>
+                      <w:szCs w:val="17"/>
+                    </w:rPr>
+                    <w:t>CalculatePerimeter(</w:t>
+                  </w:r>
+                  <w:proofErr w:type="gramEnd"/>
+                  <w:r>
+                    <w:rPr>
+                      <w:sz w:val="17"/>
+                      <w:szCs w:val="17"/>
+                    </w:rPr>
+                    <w:t>)</w:t>
+                  </w:r>
+                </w:p>
+              </w:tc>
+              <w:tc>
+                <w:tcPr>
+                  <w:tcW w:w="1843" w:type="dxa"/>
+                  <w:vAlign w:val="center"/>
+                </w:tcPr>
+                <w:p>
+                  <w:pPr>
+                    <w:rPr>
+                      <w:sz w:val="17"/>
+                      <w:szCs w:val="17"/>
+                    </w:rPr>
+                  </w:pPr>
+                  <w:r>
+                    <w:rPr>
+                      <w:sz w:val="17"/>
+                      <w:szCs w:val="17"/>
+                    </w:rPr>
+                    <w:t xml:space="preserve">public override double </w:t>
+                  </w:r>
+                  <w:proofErr w:type="gramStart"/>
+                  <w:r>
+                    <w:rPr>
+                      <w:sz w:val="17"/>
+                      <w:szCs w:val="17"/>
+                    </w:rPr>
+                    <w:t>CalculatePerimeter(</w:t>
+                  </w:r>
+                  <w:proofErr w:type="gramEnd"/>
+                  <w:r>
+                    <w:rPr>
+                      <w:sz w:val="17"/>
+                      <w:szCs w:val="17"/>
+                    </w:rPr>
+                    <w:t>)</w:t>
+                  </w:r>
+                </w:p>
+              </w:tc>
+              <w:tc>
+                <w:tcPr>
+                  <w:tcW w:w="1984" w:type="dxa"/>
+                  <w:vAlign w:val="center"/>
+                </w:tcPr>
+                <w:p>
+                  <w:pPr>
+                    <w:rPr>
+                      <w:sz w:val="17"/>
+                      <w:szCs w:val="17"/>
+                    </w:rPr>
+                  </w:pPr>
+                  <w:r>
+                    <w:rPr>
+                      <w:sz w:val="17"/>
+                      <w:szCs w:val="17"/>
+                    </w:rPr>
+                    <w:t xml:space="preserve">public override double </w:t>
+                  </w:r>
+                  <w:proofErr w:type="gramStart"/>
+                  <w:r>
+                    <w:rPr>
+                      <w:sz w:val="17"/>
+                      <w:szCs w:val="17"/>
+                    </w:rPr>
+                    <w:t>CalculatePerimeter(</w:t>
+                  </w:r>
+                  <w:proofErr w:type="gramEnd"/>
+                  <w:r>
+                    <w:rPr>
+                      <w:sz w:val="17"/>
+                      <w:szCs w:val="17"/>
+                    </w:rPr>
+                    <w:t>)</w:t>
+                  </w:r>
+                </w:p>
+              </w:tc>
+            </w:tr>
+          </w:tbl>
           <w:p>
             <w:pPr>
               <w:rPr>
@@ -1172,6 +2250,7 @@
             <w:tblPr>
               <w:tblStyle w:val="TableGrid"/>
               <w:tblW w:w="0" w:type="auto"/>
+              <w:tblLayout w:type="fixed"/>
               <w:tblLook w:val="04A0" w:firstRow="1" w:lastRow="0" w:firstColumn="1" w:lastColumn="0" w:noHBand="0" w:noVBand="1"/>
             </w:tblPr>
             <w:tblGrid>
@@ -1284,6 +2363,39 @@
                       <w:szCs w:val="20"/>
                     </w:rPr>
                   </w:pPr>
+                  <w:r>
+                    <w:rPr>
+                      <w:szCs w:val="20"/>
+                    </w:rPr>
+                    <w:t xml:space="preserve">Allows a class to reuse code from another class. </w:t>
+                  </w:r>
+                </w:p>
+                <w:p>
+                  <w:pPr>
+                    <w:rPr>
+                      <w:szCs w:val="20"/>
+                    </w:rPr>
+                  </w:pPr>
+                  <w:r>
+                    <w:rPr>
+                      <w:szCs w:val="20"/>
+                    </w:rPr>
+                    <w:t xml:space="preserve">Example: Square inherits from Shape, so it can reuse </w:t>
+                  </w:r>
+                  <w:proofErr w:type="gramStart"/>
+                  <w:r>
+                    <w:rPr>
+                      <w:szCs w:val="20"/>
+                    </w:rPr>
+                    <w:t>CalculateArea(</w:t>
+                  </w:r>
+                  <w:proofErr w:type="gramEnd"/>
+                  <w:r>
+                    <w:rPr>
+                      <w:szCs w:val="20"/>
+                    </w:rPr>
+                    <w:t>) method or override it.</w:t>
+                  </w:r>
                 </w:p>
               </w:tc>
             </w:tr>
@@ -1313,6 +2425,7 @@
                       <w:bCs/>
                       <w:szCs w:val="20"/>
                     </w:rPr>
+                    <w:lastRenderedPageBreak/>
                     <w:t>polymorphism</w:t>
                   </w:r>
                 </w:p>
@@ -1331,8 +2444,48 @@
                   <w:pPr>
                     <w:rPr>
                       <w:szCs w:val="20"/>
+                      <w:lang w:val="en-US"/>
                     </w:rPr>
                   </w:pPr>
+                  <w:r>
+                    <w:rPr>
+                      <w:szCs w:val="20"/>
+                      <w:lang w:val="en-US"/>
+                    </w:rPr>
+                    <w:t xml:space="preserve">Enables a common interface for different shapes, so we can treat all shapes as type Shape and still call the appropriate version of </w:t>
+                  </w:r>
+                  <w:proofErr w:type="gramStart"/>
+                  <w:r>
+                    <w:rPr>
+                      <w:szCs w:val="20"/>
+                      <w:lang w:val="en-US"/>
+                    </w:rPr>
+                    <w:t>CalculateArea(</w:t>
+                  </w:r>
+                  <w:proofErr w:type="gramEnd"/>
+                  <w:r>
+                    <w:rPr>
+                      <w:szCs w:val="20"/>
+                      <w:lang w:val="en-US"/>
+                    </w:rPr>
+                    <w:t xml:space="preserve">) or </w:t>
+                  </w:r>
+                  <w:proofErr w:type="gramStart"/>
+                  <w:r>
+                    <w:rPr>
+                      <w:szCs w:val="20"/>
+                      <w:lang w:val="en-US"/>
+                    </w:rPr>
+                    <w:t>CalculatePerimeter(</w:t>
+                  </w:r>
+                  <w:proofErr w:type="gramEnd"/>
+                  <w:r>
+                    <w:rPr>
+                      <w:szCs w:val="20"/>
+                      <w:lang w:val="en-US"/>
+                    </w:rPr>
+                    <w:t>) based on the object.</w:t>
+                  </w:r>
                 </w:p>
               </w:tc>
             </w:tr>
@@ -1380,19 +2533,65 @@
                   <w:pPr>
                     <w:rPr>
                       <w:szCs w:val="20"/>
+                      <w:lang w:val="en-US"/>
                     </w:rPr>
                   </w:pPr>
+                  <w:r>
+                    <w:rPr>
+                      <w:szCs w:val="20"/>
+                      <w:lang w:val="en-US"/>
+                    </w:rPr>
+                    <w:t xml:space="preserve">A subclass provides its own implementation of a method defined in the parent class. </w:t>
+                  </w:r>
+                </w:p>
+                <w:p>
+                  <w:pPr>
+                    <w:rPr>
+                      <w:szCs w:val="20"/>
+                      <w:lang w:val="en-US"/>
+                    </w:rPr>
+                  </w:pPr>
+                  <w:r>
+                    <w:rPr>
+                      <w:szCs w:val="20"/>
+                      <w:lang w:val="en-US"/>
+                    </w:rPr>
+                    <w:t xml:space="preserve">Example: Circle overrides </w:t>
+                  </w:r>
+                  <w:proofErr w:type="gramStart"/>
+                  <w:r>
+                    <w:rPr>
+                      <w:szCs w:val="20"/>
+                      <w:lang w:val="en-US"/>
+                    </w:rPr>
+                    <w:t>CalculateArea(</w:t>
+                  </w:r>
+                  <w:proofErr w:type="gramEnd"/>
+                  <w:r>
+                    <w:rPr>
+                      <w:szCs w:val="20"/>
+                      <w:lang w:val="en-US"/>
+                    </w:rPr>
+                    <w:t>) to return π</w:t>
+                  </w:r>
+                  <w:r>
+                    <w:rPr>
+                      <w:szCs w:val="20"/>
+                      <w:lang w:val="en-US"/>
+                    </w:rPr>
+                    <w:t>.</w:t>
+                  </w:r>
+                  <w:r>
+                    <w:rPr>
+                      <w:szCs w:val="20"/>
+                      <w:lang w:val="en-US"/>
+                    </w:rPr>
+                    <w:t>r² instead of the base class implementation.</w:t>
+                  </w:r>
                 </w:p>
               </w:tc>
             </w:tr>
           </w:tbl>
-          <w:p>
-            <w:pPr>
-              <w:rPr>
-                <w:szCs w:val="20"/>
-              </w:rPr>
-            </w:pPr>
-          </w:p>
           <w:p>
             <w:pPr>
               <w:rPr>
@@ -1434,6 +2633,7 @@
                 <w:bCs/>
                 <w:szCs w:val="20"/>
               </w:rPr>
+              <w:lastRenderedPageBreak/>
               <w:t>1.5</w:t>
             </w:r>
             <w:r>
@@ -1560,6 +2760,7 @@
             <w:tblPr>
               <w:tblStyle w:val="TableGrid"/>
               <w:tblW w:w="0" w:type="auto"/>
+              <w:tblLayout w:type="fixed"/>
               <w:tblLook w:val="04A0" w:firstRow="1" w:lastRow="0" w:firstColumn="1" w:lastColumn="0" w:noHBand="0" w:noVBand="1"/>
             </w:tblPr>
             <w:tblGrid>
@@ -1854,7 +3055,6 @@
                 <w:bCs/>
                 <w:szCs w:val="20"/>
               </w:rPr>
-              <w:lastRenderedPageBreak/>
               <w:t>1.6</w:t>
             </w:r>
             <w:r>
@@ -2001,6 +3201,7 @@
             <w:tblPr>
               <w:tblStyle w:val="TableGrid"/>
               <w:tblW w:w="0" w:type="auto"/>
+              <w:tblLayout w:type="fixed"/>
               <w:tblLook w:val="04A0" w:firstRow="1" w:lastRow="0" w:firstColumn="1" w:lastColumn="0" w:noHBand="0" w:noVBand="1"/>
             </w:tblPr>
             <w:tblGrid>
@@ -3403,6 +4604,7 @@
               <w:rPr>
                 <w:szCs w:val="20"/>
               </w:rPr>
+              <w:lastRenderedPageBreak/>
               <w:t>1.9</w:t>
             </w:r>
           </w:p>
@@ -3966,21 +5168,7 @@
               <w:rPr>
                 <w:szCs w:val="20"/>
               </w:rPr>
-              <w:t xml:space="preserve">communicated relationships between ideas and information, in a style appropriate to the audience and purpose, and selects the vocabulary, grammatical structures and conventions appropriate to the text, in relation to coding, recording outcomes, and documenting </w:t>
-            </w:r>
-            <w:proofErr w:type="spellStart"/>
-            <w:r>
-              <w:rPr>
-                <w:szCs w:val="20"/>
-              </w:rPr>
-              <w:t>activitie</w:t>
-            </w:r>
-            <w:proofErr w:type="spellEnd"/>
-            <w:r>
-              <w:rPr>
-                <w:szCs w:val="20"/>
-              </w:rPr>
-              <w:t>.</w:t>
+              <w:t>communicated relationships between ideas and information, in a style appropriate to the audience and purpose, and selects the vocabulary, grammatical structures and conventions appropriate to the text, in relation to coding, recording outcomes, and documenting activitie.</w:t>
             </w:r>
           </w:p>
         </w:tc>
@@ -5006,7 +6194,6 @@
               <w:rPr>
                 <w:szCs w:val="20"/>
               </w:rPr>
-              <w:lastRenderedPageBreak/>
               <w:t>1.15</w:t>
             </w:r>
           </w:p>
@@ -6624,6 +7811,7 @@
                 <w:bCs/>
                 <w:szCs w:val="20"/>
               </w:rPr>
+              <w:lastRenderedPageBreak/>
               <w:t>Answer:</w:t>
             </w:r>
           </w:p>
@@ -7297,7 +8485,6 @@
                     <w:rPr>
                       <w:szCs w:val="20"/>
                     </w:rPr>
-                    <w:lastRenderedPageBreak/>
                     <w:t>Discuss this technique</w:t>
                   </w:r>
                 </w:p>
@@ -7686,7 +8873,6 @@
                 <w:bCs/>
                 <w:szCs w:val="20"/>
               </w:rPr>
-              <w:lastRenderedPageBreak/>
               <w:t xml:space="preserve">2.6 </w:t>
             </w:r>
             <w:r>
@@ -7766,6 +8952,7 @@
                 <w:bCs/>
                 <w:szCs w:val="20"/>
               </w:rPr>
+              <w:lastRenderedPageBreak/>
               <w:t>Answer:</w:t>
             </w:r>
           </w:p>
@@ -8176,7 +9363,6 @@
                 <w:bCs/>
                 <w:szCs w:val="20"/>
               </w:rPr>
-              <w:lastRenderedPageBreak/>
               <w:t xml:space="preserve">2.10 </w:t>
             </w:r>
             <w:r>
@@ -8819,6 +10005,7 @@
                 <w:b/>
                 <w:color w:val="000000"/>
               </w:rPr>
+              <w:lastRenderedPageBreak/>
               <w:t xml:space="preserve">Skills to be observed </w:t>
             </w:r>
             <w:r>
@@ -11576,10 +12763,10 @@
     </w:tbl>
     <w:p/>
     <w:sectPr>
-      <w:headerReference w:type="default" r:id="rId20"/>
-      <w:footerReference w:type="even" r:id="rId21"/>
-      <w:footerReference w:type="default" r:id="rId22"/>
-      <w:footerReference w:type="first" r:id="rId23"/>
+      <w:headerReference w:type="default" r:id="rId21"/>
+      <w:footerReference w:type="even" r:id="rId22"/>
+      <w:footerReference w:type="default" r:id="rId23"/>
+      <w:footerReference w:type="first" r:id="rId24"/>
       <w:pgSz w:w="11906" w:h="16838"/>
       <w:pgMar w:top="1559" w:right="709" w:bottom="737" w:left="709" w:header="425" w:footer="556" w:gutter="0"/>
       <w:pgNumType w:start="1"/>
@@ -11860,6 +13047,7 @@
         </mc:Fallback>
       </mc:AlternateContent>
     </w:r>
+    <w:proofErr w:type="gramStart"/>
     <w:r>
       <w:rPr>
         <w:rFonts w:cs="Arial"/>
@@ -11874,7 +13062,31 @@
         <w:rFonts w:cs="Arial"/>
         <w:sz w:val="10"/>
       </w:rPr>
-      <w:t>Holmesglen:  QL CAIT  12-Jul-2022  L:\CAIT\Teaching\T&amp;L\202220\ICT40120 - Programming\C# Programming\MASTER\CRS180_ICTPRG430-ICTPRG432_ICTPRG433_AT1of2_MASTER.docx</w:t>
+      <w:t>Holmesglen</w:t>
+    </w:r>
+    <w:proofErr w:type="gramEnd"/>
+    <w:r>
+      <w:rPr>
+        <w:rFonts w:cs="Arial"/>
+        <w:sz w:val="10"/>
+      </w:rPr>
+      <w:t>:  QL CAIT  12-Jul-</w:t>
+    </w:r>
+    <w:proofErr w:type="gramStart"/>
+    <w:r>
+      <w:rPr>
+        <w:rFonts w:cs="Arial"/>
+        <w:sz w:val="10"/>
+      </w:rPr>
+      <w:t>2022  L:\CAIT\Teaching\T</w:t>
+    </w:r>
+    <w:proofErr w:type="gramEnd"/>
+    <w:r>
+      <w:rPr>
+        <w:rFonts w:cs="Arial"/>
+        <w:sz w:val="10"/>
+      </w:rPr>
+      <w:t>&amp;L\202220\ICT40120 - Programming\C# Programming\MASTER\CRS180_ICTPRG430-ICTPRG432_ICTPRG433_AT1of2_MASTER.docx</w:t>
     </w:r>
   </w:p>
 </w:ftr>
@@ -14133,7 +15345,6 @@
   <w:style w:type="character" w:default="1" w:styleId="DefaultParagraphFont">
     <w:name w:val="Default Paragraph Font"/>
     <w:uiPriority w:val="1"/>
-    <w:semiHidden/>
     <w:unhideWhenUsed/>
   </w:style>
   <w:style w:type="table" w:default="1" w:styleId="TableNormal">
@@ -14860,28 +16071,6 @@
 </file>
 
 <file path=customXml/item2.xml><?xml version="1.0" encoding="utf-8"?>
-<Fcrs180_2XMLNode xmlns="CRS180_2">
-  <AssessType/>
-</Fcrs180_2XMLNode>
-</file>
-
-<file path=customXml/item3.xml><?xml version="1.0" encoding="utf-8"?>
-<Fcrs180_5XMLNode xmlns="CRS180_5">
-  <AssessTypeR>Observation/Portfolio</AssessTypeR>
-</Fcrs180_5XMLNode>
-</file>
-
-<file path=customXml/item4.xml><?xml version="1.0" encoding="utf-8"?>
-<Fcrs180_4XMLNode xmlns="CRS180_4">
-  <DeptName>BDIT, Computer and Information Technology</DeptName>
-</Fcrs180_4XMLNode>
-</file>
-
-<file path=customXml/item5.xml><?xml version="1.0" encoding="utf-8"?>
-<b:Sources xmlns:b="http://schemas.openxmlformats.org/officeDocument/2006/bibliography" xmlns="http://schemas.openxmlformats.org/officeDocument/2006/bibliography" SelectedStyle="\APASixthEditionOfficeOnline.xsl" StyleName="APA" Version="6"/>
-</file>
-
-<file path=customXml/item6.xml><?xml version="1.0" encoding="utf-8"?>
 <Fcrs180XMLNode xmlns="CRS180">
   <SName/>
   <SID/>
@@ -14897,6 +16086,28 @@
 </Fcrs180XMLNode>
 </file>
 
+<file path=customXml/item3.xml><?xml version="1.0" encoding="utf-8"?>
+<b:Sources xmlns:b="http://schemas.openxmlformats.org/officeDocument/2006/bibliography" xmlns="http://schemas.openxmlformats.org/officeDocument/2006/bibliography" SelectedStyle="\APASixthEditionOfficeOnline.xsl" StyleName="APA" Version="6"/>
+</file>
+
+<file path=customXml/item4.xml><?xml version="1.0" encoding="utf-8"?>
+<Fcrs180_4XMLNode xmlns="CRS180_4">
+  <DeptName>BDIT, Computer and Information Technology</DeptName>
+</Fcrs180_4XMLNode>
+</file>
+
+<file path=customXml/item5.xml><?xml version="1.0" encoding="utf-8"?>
+<Fcrs180_1XMLNode xmlns="CRS180_1">
+  <OthBox/>
+</Fcrs180_1XMLNode>
+</file>
+
+<file path=customXml/item6.xml><?xml version="1.0" encoding="utf-8"?>
+<Fcrs180_5XMLNode xmlns="CRS180_5">
+  <AssessTypeR>Observation/Portfolio</AssessTypeR>
+</Fcrs180_5XMLNode>
+</file>
+
 <file path=customXml/item7.xml><?xml version="1.0" encoding="utf-8"?>
 <Fcrs180_3XMLNode xmlns="CRS180_3">
   <StName/>
@@ -14905,9 +16116,9 @@
 </file>
 
 <file path=customXml/item8.xml><?xml version="1.0" encoding="utf-8"?>
-<Fcrs180_1XMLNode xmlns="CRS180_1">
-  <OthBox/>
-</Fcrs180_1XMLNode>
+<Fcrs180_2XMLNode xmlns="CRS180_2">
+  <AssessType/>
+</Fcrs180_2XMLNode>
 </file>
 
 <file path=customXml/itemProps1.xml><?xml version="1.0" encoding="utf-8"?>
@@ -14919,17 +16130,17 @@
 </file>
 
 <file path=customXml/itemProps2.xml><?xml version="1.0" encoding="utf-8"?>
-<ds:datastoreItem xmlns:ds="http://schemas.openxmlformats.org/officeDocument/2006/customXml" ds:itemID="{150D0C82-7BC9-456F-A768-C6ED423A975C}">
+<ds:datastoreItem xmlns:ds="http://schemas.openxmlformats.org/officeDocument/2006/customXml" ds:itemID="{AEAA7968-AA76-4AEA-864E-618A3CDCDA91}">
   <ds:schemaRefs>
-    <ds:schemaRef ds:uri="CRS180_2"/>
+    <ds:schemaRef ds:uri="CRS180"/>
   </ds:schemaRefs>
 </ds:datastoreItem>
 </file>
 
 <file path=customXml/itemProps3.xml><?xml version="1.0" encoding="utf-8"?>
-<ds:datastoreItem xmlns:ds="http://schemas.openxmlformats.org/officeDocument/2006/customXml" ds:itemID="{8EEE6C64-7878-4D06-B4F9-6A63DFC5E605}">
+<ds:datastoreItem xmlns:ds="http://schemas.openxmlformats.org/officeDocument/2006/customXml" ds:itemID="{AAD7C83C-D912-42F8-8DFC-C8FB8A29DBD9}">
   <ds:schemaRefs>
-    <ds:schemaRef ds:uri="CRS180_5"/>
+    <ds:schemaRef ds:uri="http://schemas.openxmlformats.org/officeDocument/2006/bibliography"/>
   </ds:schemaRefs>
 </ds:datastoreItem>
 </file>
@@ -14943,17 +16154,17 @@
 </file>
 
 <file path=customXml/itemProps5.xml><?xml version="1.0" encoding="utf-8"?>
-<ds:datastoreItem xmlns:ds="http://schemas.openxmlformats.org/officeDocument/2006/customXml" ds:itemID="{AAD7C83C-D912-42F8-8DFC-C8FB8A29DBD9}">
+<ds:datastoreItem xmlns:ds="http://schemas.openxmlformats.org/officeDocument/2006/customXml" ds:itemID="{93E8A757-17F0-4CC7-B32F-5C21CEC8E169}">
   <ds:schemaRefs>
-    <ds:schemaRef ds:uri="http://schemas.openxmlformats.org/officeDocument/2006/bibliography"/>
+    <ds:schemaRef ds:uri="CRS180_1"/>
   </ds:schemaRefs>
 </ds:datastoreItem>
 </file>
 
 <file path=customXml/itemProps6.xml><?xml version="1.0" encoding="utf-8"?>
-<ds:datastoreItem xmlns:ds="http://schemas.openxmlformats.org/officeDocument/2006/customXml" ds:itemID="{AEAA7968-AA76-4AEA-864E-618A3CDCDA91}">
+<ds:datastoreItem xmlns:ds="http://schemas.openxmlformats.org/officeDocument/2006/customXml" ds:itemID="{8EEE6C64-7878-4D06-B4F9-6A63DFC5E605}">
   <ds:schemaRefs>
-    <ds:schemaRef ds:uri="CRS180"/>
+    <ds:schemaRef ds:uri="CRS180_5"/>
   </ds:schemaRefs>
 </ds:datastoreItem>
 </file>
@@ -14967,9 +16178,9 @@
 </file>
 
 <file path=customXml/itemProps8.xml><?xml version="1.0" encoding="utf-8"?>
-<ds:datastoreItem xmlns:ds="http://schemas.openxmlformats.org/officeDocument/2006/customXml" ds:itemID="{93E8A757-17F0-4CC7-B32F-5C21CEC8E169}">
+<ds:datastoreItem xmlns:ds="http://schemas.openxmlformats.org/officeDocument/2006/customXml" ds:itemID="{150D0C82-7BC9-456F-A768-C6ED423A975C}">
   <ds:schemaRefs>
-    <ds:schemaRef ds:uri="CRS180_1"/>
+    <ds:schemaRef ds:uri="CRS180_2"/>
   </ds:schemaRefs>
 </ds:datastoreItem>
 </file>
--- a/C#/Assessment2/Data_Driven_Programming_AT2of2_Part2of3.docx
+++ b/C#/Assessment2/Data_Driven_Programming_AT2of2_Part2of3.docx
@@ -311,6 +311,9 @@
           </w:tcPr>
           <w:p>
             <w:pPr>
+              <w:tabs>
+                <w:tab w:val="left" w:pos="6198"/>
+              </w:tabs>
               <w:rPr>
                 <w:szCs w:val="20"/>
               </w:rPr>
@@ -618,7 +621,7 @@
           <v:shape id="_x0000_i1025" type="#_x0000_t75" style="width:77.2pt;height:55.3pt" o:ole="">
             <v:imagedata r:id="rId16" o:title=""/>
           </v:shape>
-          <o:OLEObject Type="Embed" ProgID="Word.Document.12" ShapeID="_x0000_i1025" DrawAspect="Icon" ObjectID="_1807815313" r:id="rId17">
+          <o:OLEObject Type="Embed" ProgID="Word.Document.12" ShapeID="_x0000_i1025" DrawAspect="Icon" ObjectID="_1808165347" r:id="rId17">
             <o:FieldCodes>\s</o:FieldCodes>
           </o:OLEObject>
         </w:object>
@@ -1005,6 +1008,7 @@
           </w:p>
           <w:p>
             <w:pPr>
+              <w:jc w:val="center"/>
               <w:rPr>
                 <w:szCs w:val="20"/>
               </w:rPr>
@@ -1012,12 +1016,13 @@
             <w:r>
               <w:rPr>
                 <w:noProof/>
+                <w:szCs w:val="20"/>
               </w:rPr>
               <w:drawing>
-                <wp:inline distT="0" distB="0" distL="0" distR="0" wp14:anchorId="00380AE5" wp14:editId="01069596">
-                  <wp:extent cx="5327374" cy="1136612"/>
-                  <wp:effectExtent l="0" t="0" r="6985" b="6985"/>
-                  <wp:docPr id="1404654468" name="Picture 5"/>
+                <wp:inline distT="0" distB="0" distL="0" distR="0" wp14:anchorId="7E7E9312" wp14:editId="197C5989">
+                  <wp:extent cx="6410380" cy="4001414"/>
+                  <wp:effectExtent l="0" t="0" r="0" b="0"/>
+                  <wp:docPr id="2135934242" name="Picture 5" descr="A diagram of a class&#10;&#10;AI-generated content may be incorrect."/>
                   <wp:cNvGraphicFramePr>
                     <a:graphicFrameLocks xmlns:a="http://schemas.openxmlformats.org/drawingml/2006/main" noChangeAspect="1"/>
                   </wp:cNvGraphicFramePr>
@@ -1025,12 +1030,10 @@
                     <a:graphicData uri="http://schemas.openxmlformats.org/drawingml/2006/picture">
                       <pic:pic xmlns:pic="http://schemas.openxmlformats.org/drawingml/2006/picture">
                         <pic:nvPicPr>
-                          <pic:cNvPr id="0" name="Picture 2"/>
-                          <pic:cNvPicPr>
-                            <a:picLocks noChangeAspect="1" noChangeArrowheads="1"/>
-                          </pic:cNvPicPr>
+                          <pic:cNvPr id="1134209170" name="Picture 5" descr="A diagram of a class&#10;&#10;AI-generated content may be incorrect."/>
+                          <pic:cNvPicPr/>
                         </pic:nvPicPr>
-                        <pic:blipFill rotWithShape="1">
+                        <pic:blipFill>
                           <a:blip r:embed="rId19" cstate="print">
                             <a:extLst>
                               <a:ext uri="{28A0092B-C50C-407E-A947-70E740481C1C}">
@@ -1038,26 +1041,18 @@
                               </a:ext>
                             </a:extLst>
                           </a:blip>
-                          <a:srcRect l="10155" t="26573" r="9802" b="26503"/>
-                          <a:stretch/>
+                          <a:stretch>
+                            <a:fillRect/>
+                          </a:stretch>
                         </pic:blipFill>
-                        <pic:spPr bwMode="auto">
+                        <pic:spPr>
                           <a:xfrm>
                             <a:off x="0" y="0"/>
-                            <a:ext cx="5330773" cy="1137337"/>
+                            <a:ext cx="6456336" cy="4030100"/>
                           </a:xfrm>
                           <a:prstGeom prst="rect">
                             <a:avLst/>
                           </a:prstGeom>
-                          <a:noFill/>
-                          <a:ln>
-                            <a:noFill/>
-                          </a:ln>
-                          <a:extLst>
-                            <a:ext uri="{53640926-AAD7-44D8-BBD7-CCE9431645EC}">
-                              <a14:shadowObscured xmlns:a14="http://schemas.microsoft.com/office/drawing/2010/main"/>
-                            </a:ext>
-                          </a:extLst>
                         </pic:spPr>
                       </pic:pic>
                     </a:graphicData>
@@ -1236,17 +1231,17 @@
               <w:tblStyle w:val="TableGrid"/>
               <w:tblpPr w:leftFromText="180" w:rightFromText="180" w:vertAnchor="text" w:horzAnchor="margin" w:tblpY="-102"/>
               <w:tblOverlap w:val="never"/>
-              <w:tblW w:w="10201" w:type="dxa"/>
+              <w:tblW w:w="10060" w:type="dxa"/>
               <w:tblLayout w:type="fixed"/>
               <w:tblLook w:val="04A0" w:firstRow="1" w:lastRow="0" w:firstColumn="1" w:lastColumn="0" w:noHBand="0" w:noVBand="1"/>
             </w:tblPr>
             <w:tblGrid>
               <w:gridCol w:w="846"/>
-              <w:gridCol w:w="1843"/>
-              <w:gridCol w:w="1842"/>
+              <w:gridCol w:w="1984"/>
+              <w:gridCol w:w="1701"/>
               <w:gridCol w:w="1843"/>
               <w:gridCol w:w="1843"/>
-              <w:gridCol w:w="1984"/>
+              <w:gridCol w:w="1843"/>
             </w:tblGrid>
             <w:tr>
               <w:tc>
@@ -1274,7 +1269,7 @@
               </w:tc>
               <w:tc>
                 <w:tcPr>
-                  <w:tcW w:w="1843" w:type="dxa"/>
+                  <w:tcW w:w="1984" w:type="dxa"/>
                   <w:shd w:val="clear" w:color="auto" w:fill="8DB3E2" w:themeFill="text2" w:themeFillTint="66"/>
                   <w:vAlign w:val="center"/>
                 </w:tcPr>
@@ -1297,7 +1292,7 @@
               </w:tc>
               <w:tc>
                 <w:tcPr>
-                  <w:tcW w:w="1842" w:type="dxa"/>
+                  <w:tcW w:w="1701" w:type="dxa"/>
                   <w:shd w:val="clear" w:color="auto" w:fill="8DB3E2" w:themeFill="text2" w:themeFillTint="66"/>
                   <w:vAlign w:val="center"/>
                 </w:tcPr>
@@ -1366,7 +1361,7 @@
               </w:tc>
               <w:tc>
                 <w:tcPr>
-                  <w:tcW w:w="1984" w:type="dxa"/>
+                  <w:tcW w:w="1843" w:type="dxa"/>
                   <w:shd w:val="clear" w:color="auto" w:fill="8DB3E2" w:themeFill="text2" w:themeFillTint="66"/>
                   <w:vAlign w:val="center"/>
                 </w:tcPr>
@@ -1414,7 +1409,7 @@
               </w:tc>
               <w:tc>
                 <w:tcPr>
-                  <w:tcW w:w="1843" w:type="dxa"/>
+                  <w:tcW w:w="1984" w:type="dxa"/>
                   <w:vAlign w:val="center"/>
                 </w:tcPr>
                 <w:p>
@@ -1435,7 +1430,7 @@
               </w:tc>
               <w:tc>
                 <w:tcPr>
-                  <w:tcW w:w="1842" w:type="dxa"/>
+                  <w:tcW w:w="1701" w:type="dxa"/>
                   <w:vAlign w:val="center"/>
                 </w:tcPr>
                 <w:p>
@@ -1498,7 +1493,7 @@
               </w:tc>
               <w:tc>
                 <w:tcPr>
-                  <w:tcW w:w="1984" w:type="dxa"/>
+                  <w:tcW w:w="1843" w:type="dxa"/>
                   <w:vAlign w:val="center"/>
                 </w:tcPr>
                 <w:p>
@@ -1544,7 +1539,7 @@
               </w:tc>
               <w:tc>
                 <w:tcPr>
-                  <w:tcW w:w="1843" w:type="dxa"/>
+                  <w:tcW w:w="1984" w:type="dxa"/>
                   <w:vAlign w:val="center"/>
                 </w:tcPr>
                 <w:p>
@@ -1558,7 +1553,7 @@
               </w:tc>
               <w:tc>
                 <w:tcPr>
-                  <w:tcW w:w="1842" w:type="dxa"/>
+                  <w:tcW w:w="1701" w:type="dxa"/>
                   <w:vAlign w:val="center"/>
                 </w:tcPr>
                 <w:p>
@@ -1607,7 +1602,7 @@
               </w:tc>
               <w:tc>
                 <w:tcPr>
-                  <w:tcW w:w="1984" w:type="dxa"/>
+                  <w:tcW w:w="1843" w:type="dxa"/>
                   <w:vAlign w:val="center"/>
                 </w:tcPr>
                 <w:p>
@@ -1653,7 +1648,7 @@
               </w:tc>
               <w:tc>
                 <w:tcPr>
-                  <w:tcW w:w="1843" w:type="dxa"/>
+                  <w:tcW w:w="1984" w:type="dxa"/>
                   <w:vAlign w:val="center"/>
                 </w:tcPr>
                 <w:p>
@@ -1667,7 +1662,7 @@
               </w:tc>
               <w:tc>
                 <w:tcPr>
-                  <w:tcW w:w="1842" w:type="dxa"/>
+                  <w:tcW w:w="1701" w:type="dxa"/>
                   <w:vAlign w:val="center"/>
                 </w:tcPr>
                 <w:p>
@@ -1709,7 +1704,225 @@
               </w:tc>
               <w:tc>
                 <w:tcPr>
+                  <w:tcW w:w="1843" w:type="dxa"/>
+                  <w:vAlign w:val="center"/>
+                </w:tcPr>
+                <w:p>
+                  <w:pPr>
+                    <w:rPr>
+                      <w:sz w:val="17"/>
+                      <w:szCs w:val="17"/>
+                    </w:rPr>
+                  </w:pPr>
+                  <w:r>
+                    <w:rPr>
+                      <w:sz w:val="17"/>
+                      <w:szCs w:val="17"/>
+                    </w:rPr>
+                    <w:t>private double side1</w:t>
+                  </w:r>
+                </w:p>
+              </w:tc>
+            </w:tr>
+            <w:tr>
+              <w:tc>
+                <w:tcPr>
+                  <w:tcW w:w="846" w:type="dxa"/>
+                  <w:shd w:val="clear" w:color="auto" w:fill="8DB3E2" w:themeFill="text2" w:themeFillTint="66"/>
+                  <w:vAlign w:val="center"/>
+                </w:tcPr>
+                <w:p>
+                  <w:pPr>
+                    <w:jc w:val="center"/>
+                    <w:rPr>
+                      <w:sz w:val="17"/>
+                      <w:szCs w:val="17"/>
+                    </w:rPr>
+                  </w:pPr>
+                  <w:r>
+                    <w:rPr>
+                      <w:sz w:val="17"/>
+                      <w:szCs w:val="17"/>
+                    </w:rPr>
+                    <w:t xml:space="preserve">Field </w:t>
+                  </w:r>
+                  <w:r>
+                    <w:rPr>
+                      <w:sz w:val="17"/>
+                      <w:szCs w:val="17"/>
+                    </w:rPr>
+                    <w:t>4</w:t>
+                  </w:r>
+                </w:p>
+              </w:tc>
+              <w:tc>
+                <w:tcPr>
                   <w:tcW w:w="1984" w:type="dxa"/>
+                  <w:vAlign w:val="center"/>
+                </w:tcPr>
+                <w:p>
+                  <w:pPr>
+                    <w:rPr>
+                      <w:sz w:val="17"/>
+                      <w:szCs w:val="17"/>
+                    </w:rPr>
+                  </w:pPr>
+                </w:p>
+              </w:tc>
+              <w:tc>
+                <w:tcPr>
+                  <w:tcW w:w="1701" w:type="dxa"/>
+                  <w:vAlign w:val="center"/>
+                </w:tcPr>
+                <w:p>
+                  <w:pPr>
+                    <w:rPr>
+                      <w:sz w:val="17"/>
+                      <w:szCs w:val="17"/>
+                    </w:rPr>
+                  </w:pPr>
+                </w:p>
+              </w:tc>
+              <w:tc>
+                <w:tcPr>
+                  <w:tcW w:w="1843" w:type="dxa"/>
+                  <w:vAlign w:val="center"/>
+                </w:tcPr>
+                <w:p>
+                  <w:pPr>
+                    <w:rPr>
+                      <w:sz w:val="17"/>
+                      <w:szCs w:val="17"/>
+                    </w:rPr>
+                  </w:pPr>
+                </w:p>
+              </w:tc>
+              <w:tc>
+                <w:tcPr>
+                  <w:tcW w:w="1843" w:type="dxa"/>
+                  <w:vAlign w:val="center"/>
+                </w:tcPr>
+                <w:p>
+                  <w:pPr>
+                    <w:rPr>
+                      <w:sz w:val="17"/>
+                      <w:szCs w:val="17"/>
+                    </w:rPr>
+                  </w:pPr>
+                </w:p>
+              </w:tc>
+              <w:tc>
+                <w:tcPr>
+                  <w:tcW w:w="1843" w:type="dxa"/>
+                  <w:vAlign w:val="center"/>
+                </w:tcPr>
+                <w:p>
+                  <w:pPr>
+                    <w:rPr>
+                      <w:sz w:val="17"/>
+                      <w:szCs w:val="17"/>
+                    </w:rPr>
+                  </w:pPr>
+                  <w:r>
+                    <w:rPr>
+                      <w:sz w:val="17"/>
+                      <w:szCs w:val="17"/>
+                    </w:rPr>
+                    <w:t>private double side2</w:t>
+                  </w:r>
+                </w:p>
+              </w:tc>
+            </w:tr>
+            <w:tr>
+              <w:tc>
+                <w:tcPr>
+                  <w:tcW w:w="846" w:type="dxa"/>
+                  <w:shd w:val="clear" w:color="auto" w:fill="8DB3E2" w:themeFill="text2" w:themeFillTint="66"/>
+                  <w:vAlign w:val="center"/>
+                </w:tcPr>
+                <w:p>
+                  <w:pPr>
+                    <w:jc w:val="center"/>
+                    <w:rPr>
+                      <w:sz w:val="17"/>
+                      <w:szCs w:val="17"/>
+                    </w:rPr>
+                  </w:pPr>
+                  <w:r>
+                    <w:rPr>
+                      <w:sz w:val="17"/>
+                      <w:szCs w:val="17"/>
+                    </w:rPr>
+                    <w:t xml:space="preserve">Field </w:t>
+                  </w:r>
+                  <w:r>
+                    <w:rPr>
+                      <w:sz w:val="17"/>
+                      <w:szCs w:val="17"/>
+                    </w:rPr>
+                    <w:t>5</w:t>
+                  </w:r>
+                </w:p>
+              </w:tc>
+              <w:tc>
+                <w:tcPr>
+                  <w:tcW w:w="1984" w:type="dxa"/>
+                  <w:vAlign w:val="center"/>
+                </w:tcPr>
+                <w:p>
+                  <w:pPr>
+                    <w:rPr>
+                      <w:sz w:val="17"/>
+                      <w:szCs w:val="17"/>
+                    </w:rPr>
+                  </w:pPr>
+                </w:p>
+              </w:tc>
+              <w:tc>
+                <w:tcPr>
+                  <w:tcW w:w="1701" w:type="dxa"/>
+                  <w:vAlign w:val="center"/>
+                </w:tcPr>
+                <w:p>
+                  <w:pPr>
+                    <w:rPr>
+                      <w:sz w:val="17"/>
+                      <w:szCs w:val="17"/>
+                    </w:rPr>
+                  </w:pPr>
+                </w:p>
+              </w:tc>
+              <w:tc>
+                <w:tcPr>
+                  <w:tcW w:w="1843" w:type="dxa"/>
+                  <w:vAlign w:val="center"/>
+                </w:tcPr>
+                <w:p>
+                  <w:pPr>
+                    <w:rPr>
+                      <w:sz w:val="17"/>
+                      <w:szCs w:val="17"/>
+                    </w:rPr>
+                  </w:pPr>
+                </w:p>
+              </w:tc>
+              <w:tc>
+                <w:tcPr>
+                  <w:tcW w:w="1843" w:type="dxa"/>
+                  <w:vAlign w:val="center"/>
+                </w:tcPr>
+                <w:p>
+                  <w:pPr>
+                    <w:rPr>
+                      <w:sz w:val="17"/>
+                      <w:szCs w:val="17"/>
+                    </w:rPr>
+                  </w:pPr>
+                </w:p>
+              </w:tc>
+              <w:tc>
+                <w:tcPr>
+                  <w:tcW w:w="1843" w:type="dxa"/>
                   <w:vAlign w:val="center"/>
                 </w:tcPr>
                 <w:p>
@@ -1755,7 +1968,7 @@
               </w:tc>
               <w:tc>
                 <w:tcPr>
-                  <w:tcW w:w="1843" w:type="dxa"/>
+                  <w:tcW w:w="1984" w:type="dxa"/>
                   <w:vAlign w:val="center"/>
                 </w:tcPr>
                 <w:p>
@@ -1770,29 +1983,13 @@
                       <w:sz w:val="17"/>
                       <w:szCs w:val="17"/>
                     </w:rPr>
-                    <w:t xml:space="preserve">public virtual double </w:t>
-                  </w:r>
-                  <w:proofErr w:type="gramStart"/>
-                  <w:r>
-                    <w:rPr>
-                      <w:sz w:val="17"/>
-                      <w:szCs w:val="17"/>
-                    </w:rPr>
-                    <w:t>CalculateArea(</w:t>
-                  </w:r>
-                  <w:proofErr w:type="gramEnd"/>
-                  <w:r>
-                    <w:rPr>
-                      <w:sz w:val="17"/>
-                      <w:szCs w:val="17"/>
-                    </w:rPr>
-                    <w:t>)</w:t>
+                    <w:t>public virtual double CalculateArea()</w:t>
                   </w:r>
                 </w:p>
               </w:tc>
               <w:tc>
                 <w:tcPr>
-                  <w:tcW w:w="1842" w:type="dxa"/>
+                  <w:tcW w:w="1701" w:type="dxa"/>
                   <w:vAlign w:val="center"/>
                 </w:tcPr>
                 <w:p>
@@ -1807,23 +2004,7 @@
                       <w:sz w:val="17"/>
                       <w:szCs w:val="17"/>
                     </w:rPr>
-                    <w:t xml:space="preserve">public override double </w:t>
-                  </w:r>
-                  <w:proofErr w:type="gramStart"/>
-                  <w:r>
-                    <w:rPr>
-                      <w:sz w:val="17"/>
-                      <w:szCs w:val="17"/>
-                    </w:rPr>
-                    <w:t>CalculateArea(</w:t>
-                  </w:r>
-                  <w:proofErr w:type="gramEnd"/>
-                  <w:r>
-                    <w:rPr>
-                      <w:sz w:val="17"/>
-                      <w:szCs w:val="17"/>
-                    </w:rPr>
-                    <w:t>)</w:t>
+                    <w:t>public override double CalculateArea()</w:t>
                   </w:r>
                 </w:p>
               </w:tc>
@@ -1844,23 +2025,7 @@
                       <w:sz w:val="17"/>
                       <w:szCs w:val="17"/>
                     </w:rPr>
-                    <w:t xml:space="preserve">public override double </w:t>
-                  </w:r>
-                  <w:proofErr w:type="gramStart"/>
-                  <w:r>
-                    <w:rPr>
-                      <w:sz w:val="17"/>
-                      <w:szCs w:val="17"/>
-                    </w:rPr>
-                    <w:t>CalculateArea(</w:t>
-                  </w:r>
-                  <w:proofErr w:type="gramEnd"/>
-                  <w:r>
-                    <w:rPr>
-                      <w:sz w:val="17"/>
-                      <w:szCs w:val="17"/>
-                    </w:rPr>
-                    <w:t>)</w:t>
+                    <w:t>public override double CalculateArea()</w:t>
                   </w:r>
                 </w:p>
               </w:tc>
@@ -1881,29 +2046,13 @@
                       <w:sz w:val="17"/>
                       <w:szCs w:val="17"/>
                     </w:rPr>
-                    <w:t xml:space="preserve">public override double </w:t>
-                  </w:r>
-                  <w:proofErr w:type="gramStart"/>
-                  <w:r>
-                    <w:rPr>
-                      <w:sz w:val="17"/>
-                      <w:szCs w:val="17"/>
-                    </w:rPr>
-                    <w:t>CalculateArea(</w:t>
-                  </w:r>
-                  <w:proofErr w:type="gramEnd"/>
-                  <w:r>
-                    <w:rPr>
-                      <w:sz w:val="17"/>
-                      <w:szCs w:val="17"/>
-                    </w:rPr>
-                    <w:t>)</w:t>
+                    <w:t>public override double CalculateArea()</w:t>
                   </w:r>
                 </w:p>
               </w:tc>
               <w:tc>
                 <w:tcPr>
-                  <w:tcW w:w="1984" w:type="dxa"/>
+                  <w:tcW w:w="1843" w:type="dxa"/>
                   <w:vAlign w:val="center"/>
                 </w:tcPr>
                 <w:p>
@@ -1918,23 +2067,7 @@
                       <w:sz w:val="17"/>
                       <w:szCs w:val="17"/>
                     </w:rPr>
-                    <w:t xml:space="preserve">public override double </w:t>
-                  </w:r>
-                  <w:proofErr w:type="gramStart"/>
-                  <w:r>
-                    <w:rPr>
-                      <w:sz w:val="17"/>
-                      <w:szCs w:val="17"/>
-                    </w:rPr>
-                    <w:t>CalculateArea(</w:t>
-                  </w:r>
-                  <w:proofErr w:type="gramEnd"/>
-                  <w:r>
-                    <w:rPr>
-                      <w:sz w:val="17"/>
-                      <w:szCs w:val="17"/>
-                    </w:rPr>
-                    <w:t>)</w:t>
+                    <w:t>public override double CalculateArea()</w:t>
                   </w:r>
                 </w:p>
               </w:tc>
@@ -1965,7 +2098,7 @@
               </w:tc>
               <w:tc>
                 <w:tcPr>
-                  <w:tcW w:w="1843" w:type="dxa"/>
+                  <w:tcW w:w="1984" w:type="dxa"/>
                   <w:vAlign w:val="center"/>
                 </w:tcPr>
                 <w:p>
@@ -1980,29 +2113,13 @@
                       <w:sz w:val="17"/>
                       <w:szCs w:val="17"/>
                     </w:rPr>
-                    <w:t xml:space="preserve">public virtual double </w:t>
-                  </w:r>
-                  <w:proofErr w:type="gramStart"/>
-                  <w:r>
-                    <w:rPr>
-                      <w:sz w:val="17"/>
-                      <w:szCs w:val="17"/>
-                    </w:rPr>
-                    <w:t>CalculatePerimeter(</w:t>
-                  </w:r>
-                  <w:proofErr w:type="gramEnd"/>
-                  <w:r>
-                    <w:rPr>
-                      <w:sz w:val="17"/>
-                      <w:szCs w:val="17"/>
-                    </w:rPr>
-                    <w:t>)</w:t>
+                    <w:t>public virtual double CalculatePerimeter()</w:t>
                   </w:r>
                 </w:p>
               </w:tc>
               <w:tc>
                 <w:tcPr>
-                  <w:tcW w:w="1842" w:type="dxa"/>
+                  <w:tcW w:w="1701" w:type="dxa"/>
                   <w:vAlign w:val="center"/>
                 </w:tcPr>
                 <w:p>
@@ -2017,23 +2134,7 @@
                       <w:sz w:val="17"/>
                       <w:szCs w:val="17"/>
                     </w:rPr>
-                    <w:t xml:space="preserve">public override double </w:t>
-                  </w:r>
-                  <w:proofErr w:type="gramStart"/>
-                  <w:r>
-                    <w:rPr>
-                      <w:sz w:val="17"/>
-                      <w:szCs w:val="17"/>
-                    </w:rPr>
-                    <w:t>CalculatePerimeter(</w:t>
-                  </w:r>
-                  <w:proofErr w:type="gramEnd"/>
-                  <w:r>
-                    <w:rPr>
-                      <w:sz w:val="17"/>
-                      <w:szCs w:val="17"/>
-                    </w:rPr>
-                    <w:t>)</w:t>
+                    <w:t>public override double CalculatePerimeter()</w:t>
                   </w:r>
                 </w:p>
               </w:tc>
@@ -2054,23 +2155,7 @@
                       <w:sz w:val="17"/>
                       <w:szCs w:val="17"/>
                     </w:rPr>
-                    <w:t xml:space="preserve">public override double </w:t>
-                  </w:r>
-                  <w:proofErr w:type="gramStart"/>
-                  <w:r>
-                    <w:rPr>
-                      <w:sz w:val="17"/>
-                      <w:szCs w:val="17"/>
-                    </w:rPr>
-                    <w:t>CalculatePerimeter(</w:t>
-                  </w:r>
-                  <w:proofErr w:type="gramEnd"/>
-                  <w:r>
-                    <w:rPr>
-                      <w:sz w:val="17"/>
-                      <w:szCs w:val="17"/>
-                    </w:rPr>
-                    <w:t>)</w:t>
+                    <w:t>public override double CalculatePerimeter()</w:t>
                   </w:r>
                 </w:p>
               </w:tc>
@@ -2091,29 +2176,13 @@
                       <w:sz w:val="17"/>
                       <w:szCs w:val="17"/>
                     </w:rPr>
-                    <w:t xml:space="preserve">public override double </w:t>
-                  </w:r>
-                  <w:proofErr w:type="gramStart"/>
-                  <w:r>
-                    <w:rPr>
-                      <w:sz w:val="17"/>
-                      <w:szCs w:val="17"/>
-                    </w:rPr>
-                    <w:t>CalculatePerimeter(</w:t>
-                  </w:r>
-                  <w:proofErr w:type="gramEnd"/>
-                  <w:r>
-                    <w:rPr>
-                      <w:sz w:val="17"/>
-                      <w:szCs w:val="17"/>
-                    </w:rPr>
-                    <w:t>)</w:t>
+                    <w:t>public override double CalculatePerimeter()</w:t>
                   </w:r>
                 </w:p>
               </w:tc>
               <w:tc>
                 <w:tcPr>
-                  <w:tcW w:w="1984" w:type="dxa"/>
+                  <w:tcW w:w="1843" w:type="dxa"/>
                   <w:vAlign w:val="center"/>
                 </w:tcPr>
                 <w:p>
@@ -2128,23 +2197,7 @@
                       <w:sz w:val="17"/>
                       <w:szCs w:val="17"/>
                     </w:rPr>
-                    <w:t xml:space="preserve">public override double </w:t>
-                  </w:r>
-                  <w:proofErr w:type="gramStart"/>
-                  <w:r>
-                    <w:rPr>
-                      <w:sz w:val="17"/>
-                      <w:szCs w:val="17"/>
-                    </w:rPr>
-                    <w:t>CalculatePerimeter(</w:t>
-                  </w:r>
-                  <w:proofErr w:type="gramEnd"/>
-                  <w:r>
-                    <w:rPr>
-                      <w:sz w:val="17"/>
-                      <w:szCs w:val="17"/>
-                    </w:rPr>
-                    <w:t>)</w:t>
+                    <w:t>public override double CalculatePerimeter()</w:t>
                   </w:r>
                 </w:p>
               </w:tc>
@@ -2191,6 +2244,7 @@
                 <w:bCs/>
                 <w:szCs w:val="20"/>
               </w:rPr>
+              <w:lastRenderedPageBreak/>
               <w:t>1.4.</w:t>
             </w:r>
             <w:r>
@@ -2425,7 +2479,6 @@
                       <w:bCs/>
                       <w:szCs w:val="20"/>
                     </w:rPr>
-                    <w:lastRenderedPageBreak/>
                     <w:t>polymorphism</w:t>
                   </w:r>
                 </w:p>
@@ -2633,7 +2686,6 @@
                 <w:bCs/>
                 <w:szCs w:val="20"/>
               </w:rPr>
-              <w:lastRenderedPageBreak/>
               <w:t>1.5</w:t>
             </w:r>
             <w:r>
@@ -3479,6 +3531,7 @@
                 <w:bCs/>
                 <w:szCs w:val="20"/>
               </w:rPr>
+              <w:lastRenderedPageBreak/>
               <w:t>1.7</w:t>
             </w:r>
             <w:r>
@@ -4604,7 +4657,6 @@
               <w:rPr>
                 <w:szCs w:val="20"/>
               </w:rPr>
-              <w:lastRenderedPageBreak/>
               <w:t>1.9</w:t>
             </w:r>
           </w:p>
@@ -7811,7 +7863,6 @@
                 <w:bCs/>
                 <w:szCs w:val="20"/>
               </w:rPr>
-              <w:lastRenderedPageBreak/>
               <w:t>Answer:</w:t>
             </w:r>
           </w:p>
@@ -8757,6 +8808,7 @@
                     <w:rPr>
                       <w:szCs w:val="20"/>
                     </w:rPr>
+                    <w:lastRenderedPageBreak/>
                     <w:t>Discuss this technique</w:t>
                   </w:r>
                 </w:p>
@@ -8873,6 +8925,7 @@
                 <w:bCs/>
                 <w:szCs w:val="20"/>
               </w:rPr>
+              <w:lastRenderedPageBreak/>
               <w:t xml:space="preserve">2.6 </w:t>
             </w:r>
             <w:r>
@@ -8952,7 +9005,6 @@
                 <w:bCs/>
                 <w:szCs w:val="20"/>
               </w:rPr>
-              <w:lastRenderedPageBreak/>
               <w:t>Answer:</w:t>
             </w:r>
           </w:p>
@@ -9755,6 +9807,7 @@
                 <w:color w:val="A6A6A6" w:themeColor="background1" w:themeShade="A6"/>
                 <w:szCs w:val="20"/>
               </w:rPr>
+              <w:lastRenderedPageBreak/>
               <w:t>Test report file name</w:t>
             </w:r>
           </w:p>
@@ -9819,6 +9872,7 @@
                 <w:bCs/>
                 <w:szCs w:val="20"/>
               </w:rPr>
+              <w:lastRenderedPageBreak/>
               <w:t xml:space="preserve">2.12 </w:t>
             </w:r>
             <w:r>
@@ -10005,7 +10059,6 @@
                 <w:b/>
                 <w:color w:val="000000"/>
               </w:rPr>
-              <w:lastRenderedPageBreak/>
               <w:t xml:space="preserve">Skills to be observed </w:t>
             </w:r>
             <w:r>
@@ -15345,6 +15398,7 @@
   <w:style w:type="character" w:default="1" w:styleId="DefaultParagraphFont">
     <w:name w:val="Default Paragraph Font"/>
     <w:uiPriority w:val="1"/>
+    <w:semiHidden/>
     <w:unhideWhenUsed/>
   </w:style>
   <w:style w:type="table" w:default="1" w:styleId="TableNormal">
@@ -16071,6 +16125,41 @@
 </file>
 
 <file path=customXml/item2.xml><?xml version="1.0" encoding="utf-8"?>
+<Fcrs180_5XMLNode xmlns="CRS180_5">
+  <AssessTypeR>Observation/Portfolio</AssessTypeR>
+</Fcrs180_5XMLNode>
+</file>
+
+<file path=customXml/item3.xml><?xml version="1.0" encoding="utf-8"?>
+<Fcrs180_1XMLNode xmlns="CRS180_1">
+  <OthBox/>
+</Fcrs180_1XMLNode>
+</file>
+
+<file path=customXml/item4.xml><?xml version="1.0" encoding="utf-8"?>
+<Fcrs180_4XMLNode xmlns="CRS180_4">
+  <DeptName>BDIT, Computer and Information Technology</DeptName>
+</Fcrs180_4XMLNode>
+</file>
+
+<file path=customXml/item5.xml><?xml version="1.0" encoding="utf-8"?>
+<Fcrs180_2XMLNode xmlns="CRS180_2">
+  <AssessType/>
+</Fcrs180_2XMLNode>
+</file>
+
+<file path=customXml/item6.xml><?xml version="1.0" encoding="utf-8"?>
+<b:Sources xmlns:b="http://schemas.openxmlformats.org/officeDocument/2006/bibliography" xmlns="http://schemas.openxmlformats.org/officeDocument/2006/bibliography" SelectedStyle="\APASixthEditionOfficeOnline.xsl" StyleName="APA" Version="6"/>
+</file>
+
+<file path=customXml/item7.xml><?xml version="1.0" encoding="utf-8"?>
+<Fcrs180_3XMLNode xmlns="CRS180_3">
+  <StName/>
+  <StID/>
+</Fcrs180_3XMLNode>
+</file>
+
+<file path=customXml/item8.xml><?xml version="1.0" encoding="utf-8"?>
 <Fcrs180XMLNode xmlns="CRS180">
   <SName/>
   <SID/>
@@ -16086,41 +16175,6 @@
 </Fcrs180XMLNode>
 </file>
 
-<file path=customXml/item3.xml><?xml version="1.0" encoding="utf-8"?>
-<b:Sources xmlns:b="http://schemas.openxmlformats.org/officeDocument/2006/bibliography" xmlns="http://schemas.openxmlformats.org/officeDocument/2006/bibliography" SelectedStyle="\APASixthEditionOfficeOnline.xsl" StyleName="APA" Version="6"/>
-</file>
-
-<file path=customXml/item4.xml><?xml version="1.0" encoding="utf-8"?>
-<Fcrs180_4XMLNode xmlns="CRS180_4">
-  <DeptName>BDIT, Computer and Information Technology</DeptName>
-</Fcrs180_4XMLNode>
-</file>
-
-<file path=customXml/item5.xml><?xml version="1.0" encoding="utf-8"?>
-<Fcrs180_1XMLNode xmlns="CRS180_1">
-  <OthBox/>
-</Fcrs180_1XMLNode>
-</file>
-
-<file path=customXml/item6.xml><?xml version="1.0" encoding="utf-8"?>
-<Fcrs180_5XMLNode xmlns="CRS180_5">
-  <AssessTypeR>Observation/Portfolio</AssessTypeR>
-</Fcrs180_5XMLNode>
-</file>
-
-<file path=customXml/item7.xml><?xml version="1.0" encoding="utf-8"?>
-<Fcrs180_3XMLNode xmlns="CRS180_3">
-  <StName/>
-  <StID/>
-</Fcrs180_3XMLNode>
-</file>
-
-<file path=customXml/item8.xml><?xml version="1.0" encoding="utf-8"?>
-<Fcrs180_2XMLNode xmlns="CRS180_2">
-  <AssessType/>
-</Fcrs180_2XMLNode>
-</file>
-
 <file path=customXml/itemProps1.xml><?xml version="1.0" encoding="utf-8"?>
 <ds:datastoreItem xmlns:ds="http://schemas.openxmlformats.org/officeDocument/2006/customXml" ds:itemID="{55AF091B-3C7A-41E3-B477-F2FDAA23CFDA}">
   <ds:schemaRefs>
@@ -16130,17 +16184,17 @@
 </file>
 
 <file path=customXml/itemProps2.xml><?xml version="1.0" encoding="utf-8"?>
-<ds:datastoreItem xmlns:ds="http://schemas.openxmlformats.org/officeDocument/2006/customXml" ds:itemID="{AEAA7968-AA76-4AEA-864E-618A3CDCDA91}">
+<ds:datastoreItem xmlns:ds="http://schemas.openxmlformats.org/officeDocument/2006/customXml" ds:itemID="{8EEE6C64-7878-4D06-B4F9-6A63DFC5E605}">
   <ds:schemaRefs>
-    <ds:schemaRef ds:uri="CRS180"/>
+    <ds:schemaRef ds:uri="CRS180_5"/>
   </ds:schemaRefs>
 </ds:datastoreItem>
 </file>
 
 <file path=customXml/itemProps3.xml><?xml version="1.0" encoding="utf-8"?>
-<ds:datastoreItem xmlns:ds="http://schemas.openxmlformats.org/officeDocument/2006/customXml" ds:itemID="{AAD7C83C-D912-42F8-8DFC-C8FB8A29DBD9}">
+<ds:datastoreItem xmlns:ds="http://schemas.openxmlformats.org/officeDocument/2006/customXml" ds:itemID="{93E8A757-17F0-4CC7-B32F-5C21CEC8E169}">
   <ds:schemaRefs>
-    <ds:schemaRef ds:uri="http://schemas.openxmlformats.org/officeDocument/2006/bibliography"/>
+    <ds:schemaRef ds:uri="CRS180_1"/>
   </ds:schemaRefs>
 </ds:datastoreItem>
 </file>
@@ -16154,17 +16208,17 @@
 </file>
 
 <file path=customXml/itemProps5.xml><?xml version="1.0" encoding="utf-8"?>
-<ds:datastoreItem xmlns:ds="http://schemas.openxmlformats.org/officeDocument/2006/customXml" ds:itemID="{93E8A757-17F0-4CC7-B32F-5C21CEC8E169}">
+<ds:datastoreItem xmlns:ds="http://schemas.openxmlformats.org/officeDocument/2006/customXml" ds:itemID="{150D0C82-7BC9-456F-A768-C6ED423A975C}">
   <ds:schemaRefs>
-    <ds:schemaRef ds:uri="CRS180_1"/>
+    <ds:schemaRef ds:uri="CRS180_2"/>
   </ds:schemaRefs>
 </ds:datastoreItem>
 </file>
 
 <file path=customXml/itemProps6.xml><?xml version="1.0" encoding="utf-8"?>
-<ds:datastoreItem xmlns:ds="http://schemas.openxmlformats.org/officeDocument/2006/customXml" ds:itemID="{8EEE6C64-7878-4D06-B4F9-6A63DFC5E605}">
+<ds:datastoreItem xmlns:ds="http://schemas.openxmlformats.org/officeDocument/2006/customXml" ds:itemID="{AAD7C83C-D912-42F8-8DFC-C8FB8A29DBD9}">
   <ds:schemaRefs>
-    <ds:schemaRef ds:uri="CRS180_5"/>
+    <ds:schemaRef ds:uri="http://schemas.openxmlformats.org/officeDocument/2006/bibliography"/>
   </ds:schemaRefs>
 </ds:datastoreItem>
 </file>
@@ -16178,9 +16232,9 @@
 </file>
 
 <file path=customXml/itemProps8.xml><?xml version="1.0" encoding="utf-8"?>
-<ds:datastoreItem xmlns:ds="http://schemas.openxmlformats.org/officeDocument/2006/customXml" ds:itemID="{150D0C82-7BC9-456F-A768-C6ED423A975C}">
+<ds:datastoreItem xmlns:ds="http://schemas.openxmlformats.org/officeDocument/2006/customXml" ds:itemID="{AEAA7968-AA76-4AEA-864E-618A3CDCDA91}">
   <ds:schemaRefs>
-    <ds:schemaRef ds:uri="CRS180_2"/>
+    <ds:schemaRef ds:uri="CRS180"/>
   </ds:schemaRefs>
 </ds:datastoreItem>
 </file>
--- a/C#/Assessment2/Data_Driven_Programming_AT2of2_Part2of3.docx
+++ b/C#/Assessment2/Data_Driven_Programming_AT2of2_Part2of3.docx
@@ -621,7 +621,7 @@
           <v:shape id="_x0000_i1025" type="#_x0000_t75" style="width:77.2pt;height:55.3pt" o:ole="">
             <v:imagedata r:id="rId16" o:title=""/>
           </v:shape>
-          <o:OLEObject Type="Embed" ProgID="Word.Document.12" ShapeID="_x0000_i1025" DrawAspect="Icon" ObjectID="_1808165347" r:id="rId17">
+          <o:OLEObject Type="Embed" ProgID="Word.Document.12" ShapeID="_x0000_i1025" DrawAspect="Icon" ObjectID="_1808773542" r:id="rId17">
             <o:FieldCodes>\s</o:FieldCodes>
           </o:OLEObject>
         </w:object>
@@ -1019,7 +1019,7 @@
                 <w:szCs w:val="20"/>
               </w:rPr>
               <w:drawing>
-                <wp:inline distT="0" distB="0" distL="0" distR="0" wp14:anchorId="7E7E9312" wp14:editId="197C5989">
+                <wp:inline distT="0" distB="0" distL="0" distR="0" wp14:anchorId="7E7E9312" wp14:editId="2CB1F32D">
                   <wp:extent cx="6410380" cy="4001414"/>
                   <wp:effectExtent l="0" t="0" r="0" b="0"/>
                   <wp:docPr id="2135934242" name="Picture 5" descr="A diagram of a class&#10;&#10;AI-generated content may be incorrect."/>
@@ -2816,13 +2816,13 @@
               <w:tblLook w:val="04A0" w:firstRow="1" w:lastRow="0" w:firstColumn="1" w:lastColumn="0" w:noHBand="0" w:noVBand="1"/>
             </w:tblPr>
             <w:tblGrid>
-              <w:gridCol w:w="1019"/>
+              <w:gridCol w:w="1159"/>
               <w:gridCol w:w="7385"/>
             </w:tblGrid>
             <w:tr>
               <w:tc>
                 <w:tcPr>
-                  <w:tcW w:w="1019" w:type="dxa"/>
+                  <w:tcW w:w="1159" w:type="dxa"/>
                   <w:tcBorders>
                     <w:top w:val="single" w:sz="4" w:space="0" w:color="auto"/>
                     <w:left w:val="single" w:sz="4" w:space="0" w:color="auto"/>
@@ -2841,7 +2841,14 @@
                     <w:rPr>
                       <w:szCs w:val="20"/>
                     </w:rPr>
+                    <w:lastRenderedPageBreak/>
                     <w:t>Class 1</w:t>
+                  </w:r>
+                  <w:r>
+                    <w:rPr>
+                      <w:szCs w:val="20"/>
+                    </w:rPr>
+                    <w:t>: Sharpe</w:t>
                   </w:r>
                 </w:p>
               </w:tc>
@@ -2861,13 +2868,53 @@
                       <w:szCs w:val="20"/>
                     </w:rPr>
                   </w:pPr>
+                  <w:r>
+                    <w:rPr>
+                      <w:szCs w:val="20"/>
+                    </w:rPr>
+                    <w:drawing>
+                      <wp:inline distT="0" distB="0" distL="0" distR="0" wp14:anchorId="7B21F93B" wp14:editId="607706E2">
+                        <wp:extent cx="3069772" cy="3366515"/>
+                        <wp:effectExtent l="0" t="0" r="0" b="5715"/>
+                        <wp:docPr id="970026599" name="Picture 1"/>
+                        <wp:cNvGraphicFramePr>
+                          <a:graphicFrameLocks xmlns:a="http://schemas.openxmlformats.org/drawingml/2006/main" noChangeAspect="1"/>
+                        </wp:cNvGraphicFramePr>
+                        <a:graphic xmlns:a="http://schemas.openxmlformats.org/drawingml/2006/main">
+                          <a:graphicData uri="http://schemas.openxmlformats.org/drawingml/2006/picture">
+                            <pic:pic xmlns:pic="http://schemas.openxmlformats.org/drawingml/2006/picture">
+                              <pic:nvPicPr>
+                                <pic:cNvPr id="970026599" name=""/>
+                                <pic:cNvPicPr/>
+                              </pic:nvPicPr>
+                              <pic:blipFill>
+                                <a:blip r:embed="rId21"/>
+                                <a:stretch>
+                                  <a:fillRect/>
+                                </a:stretch>
+                              </pic:blipFill>
+                              <pic:spPr>
+                                <a:xfrm>
+                                  <a:off x="0" y="0"/>
+                                  <a:ext cx="3083073" cy="3381102"/>
+                                </a:xfrm>
+                                <a:prstGeom prst="rect">
+                                  <a:avLst/>
+                                </a:prstGeom>
+                              </pic:spPr>
+                            </pic:pic>
+                          </a:graphicData>
+                        </a:graphic>
+                      </wp:inline>
+                    </w:drawing>
+                  </w:r>
                 </w:p>
               </w:tc>
             </w:tr>
             <w:tr>
               <w:tc>
                 <w:tcPr>
-                  <w:tcW w:w="1019" w:type="dxa"/>
+                  <w:tcW w:w="1159" w:type="dxa"/>
                   <w:tcBorders>
                     <w:top w:val="single" w:sz="4" w:space="0" w:color="auto"/>
                     <w:left w:val="single" w:sz="4" w:space="0" w:color="auto"/>
@@ -2887,6 +2934,12 @@
                       <w:szCs w:val="20"/>
                     </w:rPr>
                     <w:t>Class 2</w:t>
+                  </w:r>
+                  <w:r>
+                    <w:rPr>
+                      <w:szCs w:val="20"/>
+                    </w:rPr>
+                    <w:t>: Circle</w:t>
                   </w:r>
                 </w:p>
               </w:tc>
@@ -2907,12 +2960,59 @@
                     </w:rPr>
                   </w:pPr>
                 </w:p>
+                <w:p>
+                  <w:pPr>
+                    <w:rPr>
+                      <w:szCs w:val="20"/>
+                    </w:rPr>
+                  </w:pPr>
+                  <w:r>
+                    <w:rPr>
+                      <w:szCs w:val="20"/>
+                    </w:rPr>
+                    <w:drawing>
+                      <wp:inline distT="0" distB="0" distL="0" distR="0" wp14:anchorId="3870E679" wp14:editId="487C6883">
+                        <wp:extent cx="3084207" cy="2903517"/>
+                        <wp:effectExtent l="0" t="0" r="1905" b="0"/>
+                        <wp:docPr id="2140213865" name="Picture 1"/>
+                        <wp:cNvGraphicFramePr>
+                          <a:graphicFrameLocks xmlns:a="http://schemas.openxmlformats.org/drawingml/2006/main" noChangeAspect="1"/>
+                        </wp:cNvGraphicFramePr>
+                        <a:graphic xmlns:a="http://schemas.openxmlformats.org/drawingml/2006/main">
+                          <a:graphicData uri="http://schemas.openxmlformats.org/drawingml/2006/picture">
+                            <pic:pic xmlns:pic="http://schemas.openxmlformats.org/drawingml/2006/picture">
+                              <pic:nvPicPr>
+                                <pic:cNvPr id="2140213865" name=""/>
+                                <pic:cNvPicPr/>
+                              </pic:nvPicPr>
+                              <pic:blipFill>
+                                <a:blip r:embed="rId22"/>
+                                <a:stretch>
+                                  <a:fillRect/>
+                                </a:stretch>
+                              </pic:blipFill>
+                              <pic:spPr>
+                                <a:xfrm>
+                                  <a:off x="0" y="0"/>
+                                  <a:ext cx="3087032" cy="2906176"/>
+                                </a:xfrm>
+                                <a:prstGeom prst="rect">
+                                  <a:avLst/>
+                                </a:prstGeom>
+                              </pic:spPr>
+                            </pic:pic>
+                          </a:graphicData>
+                        </a:graphic>
+                      </wp:inline>
+                    </w:drawing>
+                  </w:r>
+                </w:p>
               </w:tc>
             </w:tr>
             <w:tr>
               <w:tc>
                 <w:tcPr>
-                  <w:tcW w:w="1019" w:type="dxa"/>
+                  <w:tcW w:w="1159" w:type="dxa"/>
                   <w:tcBorders>
                     <w:top w:val="single" w:sz="4" w:space="0" w:color="auto"/>
                     <w:left w:val="single" w:sz="4" w:space="0" w:color="auto"/>
@@ -2931,7 +3031,8 @@
                     <w:rPr>
                       <w:szCs w:val="20"/>
                     </w:rPr>
-                    <w:t>……</w:t>
+                    <w:lastRenderedPageBreak/>
+                    <w:t>Class 3: Rectangle</w:t>
                   </w:r>
                 </w:p>
               </w:tc>
@@ -2951,6 +3052,215 @@
                       <w:szCs w:val="20"/>
                     </w:rPr>
                   </w:pPr>
+                  <w:r>
+                    <w:rPr>
+                      <w:szCs w:val="20"/>
+                    </w:rPr>
+                    <w:drawing>
+                      <wp:inline distT="0" distB="0" distL="0" distR="0" wp14:anchorId="2460B1D9" wp14:editId="0EC27B6D">
+                        <wp:extent cx="3342229" cy="3105397"/>
+                        <wp:effectExtent l="0" t="0" r="0" b="0"/>
+                        <wp:docPr id="278376943" name="Picture 1"/>
+                        <wp:cNvGraphicFramePr>
+                          <a:graphicFrameLocks xmlns:a="http://schemas.openxmlformats.org/drawingml/2006/main" noChangeAspect="1"/>
+                        </wp:cNvGraphicFramePr>
+                        <a:graphic xmlns:a="http://schemas.openxmlformats.org/drawingml/2006/main">
+                          <a:graphicData uri="http://schemas.openxmlformats.org/drawingml/2006/picture">
+                            <pic:pic xmlns:pic="http://schemas.openxmlformats.org/drawingml/2006/picture">
+                              <pic:nvPicPr>
+                                <pic:cNvPr id="278376943" name=""/>
+                                <pic:cNvPicPr/>
+                              </pic:nvPicPr>
+                              <pic:blipFill>
+                                <a:blip r:embed="rId23"/>
+                                <a:stretch>
+                                  <a:fillRect/>
+                                </a:stretch>
+                              </pic:blipFill>
+                              <pic:spPr>
+                                <a:xfrm>
+                                  <a:off x="0" y="0"/>
+                                  <a:ext cx="3368122" cy="3129455"/>
+                                </a:xfrm>
+                                <a:prstGeom prst="rect">
+                                  <a:avLst/>
+                                </a:prstGeom>
+                              </pic:spPr>
+                            </pic:pic>
+                          </a:graphicData>
+                        </a:graphic>
+                      </wp:inline>
+                    </w:drawing>
+                  </w:r>
+                </w:p>
+              </w:tc>
+            </w:tr>
+            <w:tr>
+              <w:tc>
+                <w:tcPr>
+                  <w:tcW w:w="1159" w:type="dxa"/>
+                  <w:tcBorders>
+                    <w:top w:val="single" w:sz="4" w:space="0" w:color="auto"/>
+                    <w:left w:val="single" w:sz="4" w:space="0" w:color="auto"/>
+                    <w:bottom w:val="single" w:sz="4" w:space="0" w:color="auto"/>
+                    <w:right w:val="single" w:sz="4" w:space="0" w:color="auto"/>
+                  </w:tcBorders>
+                </w:tcPr>
+                <w:p>
+                  <w:pPr>
+                    <w:rPr>
+                      <w:szCs w:val="20"/>
+                    </w:rPr>
+                  </w:pPr>
+                  <w:r>
+                    <w:rPr>
+                      <w:szCs w:val="20"/>
+                    </w:rPr>
+                    <w:t>Class 4: Square</w:t>
+                  </w:r>
+                </w:p>
+              </w:tc>
+              <w:tc>
+                <w:tcPr>
+                  <w:tcW w:w="7385" w:type="dxa"/>
+                  <w:tcBorders>
+                    <w:top w:val="single" w:sz="4" w:space="0" w:color="auto"/>
+                    <w:left w:val="single" w:sz="4" w:space="0" w:color="auto"/>
+                    <w:bottom w:val="single" w:sz="4" w:space="0" w:color="auto"/>
+                    <w:right w:val="single" w:sz="4" w:space="0" w:color="auto"/>
+                  </w:tcBorders>
+                </w:tcPr>
+                <w:p>
+                  <w:pPr>
+                    <w:rPr>
+                      <w:szCs w:val="20"/>
+                    </w:rPr>
+                  </w:pPr>
+                  <w:r>
+                    <w:rPr>
+                      <w:szCs w:val="20"/>
+                    </w:rPr>
+                    <w:drawing>
+                      <wp:inline distT="0" distB="0" distL="0" distR="0" wp14:anchorId="403C5747" wp14:editId="7DCF6D07">
+                        <wp:extent cx="4700963" cy="2268187"/>
+                        <wp:effectExtent l="0" t="0" r="4445" b="0"/>
+                        <wp:docPr id="285290045" name="Picture 1"/>
+                        <wp:cNvGraphicFramePr>
+                          <a:graphicFrameLocks xmlns:a="http://schemas.openxmlformats.org/drawingml/2006/main" noChangeAspect="1"/>
+                        </wp:cNvGraphicFramePr>
+                        <a:graphic xmlns:a="http://schemas.openxmlformats.org/drawingml/2006/main">
+                          <a:graphicData uri="http://schemas.openxmlformats.org/drawingml/2006/picture">
+                            <pic:pic xmlns:pic="http://schemas.openxmlformats.org/drawingml/2006/picture">
+                              <pic:nvPicPr>
+                                <pic:cNvPr id="285290045" name=""/>
+                                <pic:cNvPicPr/>
+                              </pic:nvPicPr>
+                              <pic:blipFill>
+                                <a:blip r:embed="rId24"/>
+                                <a:stretch>
+                                  <a:fillRect/>
+                                </a:stretch>
+                              </pic:blipFill>
+                              <pic:spPr>
+                                <a:xfrm>
+                                  <a:off x="0" y="0"/>
+                                  <a:ext cx="4706247" cy="2270737"/>
+                                </a:xfrm>
+                                <a:prstGeom prst="rect">
+                                  <a:avLst/>
+                                </a:prstGeom>
+                              </pic:spPr>
+                            </pic:pic>
+                          </a:graphicData>
+                        </a:graphic>
+                      </wp:inline>
+                    </w:drawing>
+                  </w:r>
+                </w:p>
+              </w:tc>
+            </w:tr>
+            <w:tr>
+              <w:tc>
+                <w:tcPr>
+                  <w:tcW w:w="1159" w:type="dxa"/>
+                  <w:tcBorders>
+                    <w:top w:val="single" w:sz="4" w:space="0" w:color="auto"/>
+                    <w:left w:val="single" w:sz="4" w:space="0" w:color="auto"/>
+                    <w:bottom w:val="single" w:sz="4" w:space="0" w:color="auto"/>
+                    <w:right w:val="single" w:sz="4" w:space="0" w:color="auto"/>
+                  </w:tcBorders>
+                </w:tcPr>
+                <w:p>
+                  <w:pPr>
+                    <w:rPr>
+                      <w:szCs w:val="20"/>
+                    </w:rPr>
+                  </w:pPr>
+                  <w:r>
+                    <w:rPr>
+                      <w:szCs w:val="20"/>
+                    </w:rPr>
+                    <w:lastRenderedPageBreak/>
+                    <w:t>Class 5: Trapezoid</w:t>
+                  </w:r>
+                </w:p>
+              </w:tc>
+              <w:tc>
+                <w:tcPr>
+                  <w:tcW w:w="7385" w:type="dxa"/>
+                  <w:tcBorders>
+                    <w:top w:val="single" w:sz="4" w:space="0" w:color="auto"/>
+                    <w:left w:val="single" w:sz="4" w:space="0" w:color="auto"/>
+                    <w:bottom w:val="single" w:sz="4" w:space="0" w:color="auto"/>
+                    <w:right w:val="single" w:sz="4" w:space="0" w:color="auto"/>
+                  </w:tcBorders>
+                </w:tcPr>
+                <w:p>
+                  <w:pPr>
+                    <w:rPr>
+                      <w:szCs w:val="20"/>
+                    </w:rPr>
+                  </w:pPr>
+                  <w:r>
+                    <w:rPr>
+                      <w:szCs w:val="20"/>
+                    </w:rPr>
+                    <w:drawing>
+                      <wp:inline distT="0" distB="0" distL="0" distR="0" wp14:anchorId="0192D97E" wp14:editId="79AE55CA">
+                        <wp:extent cx="4552315" cy="3830955"/>
+                        <wp:effectExtent l="0" t="0" r="635" b="0"/>
+                        <wp:docPr id="2123423350" name="Picture 1"/>
+                        <wp:cNvGraphicFramePr>
+                          <a:graphicFrameLocks xmlns:a="http://schemas.openxmlformats.org/drawingml/2006/main" noChangeAspect="1"/>
+                        </wp:cNvGraphicFramePr>
+                        <a:graphic xmlns:a="http://schemas.openxmlformats.org/drawingml/2006/main">
+                          <a:graphicData uri="http://schemas.openxmlformats.org/drawingml/2006/picture">
+                            <pic:pic xmlns:pic="http://schemas.openxmlformats.org/drawingml/2006/picture">
+                              <pic:nvPicPr>
+                                <pic:cNvPr id="2123423350" name=""/>
+                                <pic:cNvPicPr/>
+                              </pic:nvPicPr>
+                              <pic:blipFill>
+                                <a:blip r:embed="rId25"/>
+                                <a:stretch>
+                                  <a:fillRect/>
+                                </a:stretch>
+                              </pic:blipFill>
+                              <pic:spPr>
+                                <a:xfrm>
+                                  <a:off x="0" y="0"/>
+                                  <a:ext cx="4552315" cy="3830955"/>
+                                </a:xfrm>
+                                <a:prstGeom prst="rect">
+                                  <a:avLst/>
+                                </a:prstGeom>
+                              </pic:spPr>
+                            </pic:pic>
+                          </a:graphicData>
+                        </a:graphic>
+                      </wp:inline>
+                    </w:drawing>
+                  </w:r>
                 </w:p>
               </w:tc>
             </w:tr>
@@ -3000,7 +3310,7 @@
                 </w:rPr>
                 <w:id w:val="971865703"/>
                 <w14:checkbox>
-                  <w14:checked w14:val="0"/>
+                  <w14:checked w14:val="1"/>
                   <w14:checkedState w14:val="2612" w14:font="MS Gothic"/>
                   <w14:uncheckedState w14:val="2610" w14:font="MS Gothic"/>
                 </w14:checkbox>
@@ -3010,8 +3320,9 @@
                   <w:rPr>
                     <w:rFonts w:ascii="MS Gothic" w:eastAsia="MS Gothic" w:hAnsi="MS Gothic" w:hint="eastAsia"/>
                     <w:szCs w:val="20"/>
+                    <w:lang w:eastAsia="en-AU"/>
                   </w:rPr>
-                  <w:t>☐</w:t>
+                  <w:t>☒</w:t>
                 </w:r>
               </w:sdtContent>
             </w:sdt>
@@ -3042,7 +3353,7 @@
                 </w:rPr>
                 <w:id w:val="-1576818023"/>
                 <w14:checkbox>
-                  <w14:checked w14:val="0"/>
+                  <w14:checked w14:val="1"/>
                   <w14:checkedState w14:val="2612" w14:font="MS Gothic"/>
                   <w14:uncheckedState w14:val="2610" w14:font="MS Gothic"/>
                 </w14:checkbox>
@@ -3052,8 +3363,9 @@
                   <w:rPr>
                     <w:rFonts w:ascii="MS Gothic" w:eastAsia="MS Gothic" w:hAnsi="MS Gothic" w:hint="eastAsia"/>
                     <w:szCs w:val="20"/>
+                    <w:lang w:eastAsia="en-AU"/>
                   </w:rPr>
-                  <w:t>☐</w:t>
+                  <w:t>☒</w:t>
                 </w:r>
               </w:sdtContent>
             </w:sdt>
@@ -3107,6 +3419,7 @@
                 <w:bCs/>
                 <w:szCs w:val="20"/>
               </w:rPr>
+              <w:lastRenderedPageBreak/>
               <w:t>1.6</w:t>
             </w:r>
             <w:r>
@@ -3381,6 +3694,12 @@
                       <w:szCs w:val="20"/>
                     </w:rPr>
                   </w:pPr>
+                  <w:r>
+                    <w:rPr>
+                      <w:szCs w:val="20"/>
+                    </w:rPr>
+                    <w:t>Shape</w:t>
+                  </w:r>
                 </w:p>
               </w:tc>
               <w:tc>
@@ -3399,6 +3718,46 @@
                       <w:szCs w:val="20"/>
                     </w:rPr>
                   </w:pPr>
+                  <w:r>
+                    <w:rPr>
+                      <w:szCs w:val="20"/>
+                    </w:rPr>
+                    <w:drawing>
+                      <wp:inline distT="0" distB="0" distL="0" distR="0" wp14:anchorId="41AB378E" wp14:editId="1B7B0F06">
+                        <wp:extent cx="1929740" cy="615689"/>
+                        <wp:effectExtent l="0" t="0" r="0" b="0"/>
+                        <wp:docPr id="497925769" name="Picture 1"/>
+                        <wp:cNvGraphicFramePr>
+                          <a:graphicFrameLocks xmlns:a="http://schemas.openxmlformats.org/drawingml/2006/main" noChangeAspect="1"/>
+                        </wp:cNvGraphicFramePr>
+                        <a:graphic xmlns:a="http://schemas.openxmlformats.org/drawingml/2006/main">
+                          <a:graphicData uri="http://schemas.openxmlformats.org/drawingml/2006/picture">
+                            <pic:pic xmlns:pic="http://schemas.openxmlformats.org/drawingml/2006/picture">
+                              <pic:nvPicPr>
+                                <pic:cNvPr id="497925769" name=""/>
+                                <pic:cNvPicPr/>
+                              </pic:nvPicPr>
+                              <pic:blipFill>
+                                <a:blip r:embed="rId26"/>
+                                <a:stretch>
+                                  <a:fillRect/>
+                                </a:stretch>
+                              </pic:blipFill>
+                              <pic:spPr>
+                                <a:xfrm>
+                                  <a:off x="0" y="0"/>
+                                  <a:ext cx="1977128" cy="630808"/>
+                                </a:xfrm>
+                                <a:prstGeom prst="rect">
+                                  <a:avLst/>
+                                </a:prstGeom>
+                              </pic:spPr>
+                            </pic:pic>
+                          </a:graphicData>
+                        </a:graphic>
+                      </wp:inline>
+                    </w:drawing>
+                  </w:r>
                 </w:p>
               </w:tc>
               <w:tc>
@@ -3417,6 +3776,46 @@
                       <w:szCs w:val="20"/>
                     </w:rPr>
                   </w:pPr>
+                  <w:r>
+                    <w:rPr>
+                      <w:szCs w:val="20"/>
+                    </w:rPr>
+                    <w:drawing>
+                      <wp:inline distT="0" distB="0" distL="0" distR="0" wp14:anchorId="76C8DAB5" wp14:editId="76EA174B">
+                        <wp:extent cx="2653030" cy="617220"/>
+                        <wp:effectExtent l="0" t="0" r="0" b="1905"/>
+                        <wp:docPr id="646646882" name="Picture 1"/>
+                        <wp:cNvGraphicFramePr>
+                          <a:graphicFrameLocks xmlns:a="http://schemas.openxmlformats.org/drawingml/2006/main" noChangeAspect="1"/>
+                        </wp:cNvGraphicFramePr>
+                        <a:graphic xmlns:a="http://schemas.openxmlformats.org/drawingml/2006/main">
+                          <a:graphicData uri="http://schemas.openxmlformats.org/drawingml/2006/picture">
+                            <pic:pic xmlns:pic="http://schemas.openxmlformats.org/drawingml/2006/picture">
+                              <pic:nvPicPr>
+                                <pic:cNvPr id="646646882" name=""/>
+                                <pic:cNvPicPr/>
+                              </pic:nvPicPr>
+                              <pic:blipFill>
+                                <a:blip r:embed="rId27"/>
+                                <a:stretch>
+                                  <a:fillRect/>
+                                </a:stretch>
+                              </pic:blipFill>
+                              <pic:spPr>
+                                <a:xfrm>
+                                  <a:off x="0" y="0"/>
+                                  <a:ext cx="2653030" cy="617220"/>
+                                </a:xfrm>
+                                <a:prstGeom prst="rect">
+                                  <a:avLst/>
+                                </a:prstGeom>
+                              </pic:spPr>
+                            </pic:pic>
+                          </a:graphicData>
+                        </a:graphic>
+                      </wp:inline>
+                    </w:drawing>
+                  </w:r>
                 </w:p>
               </w:tc>
             </w:tr>
@@ -3437,6 +3836,12 @@
                       <w:szCs w:val="20"/>
                     </w:rPr>
                   </w:pPr>
+                  <w:r>
+                    <w:rPr>
+                      <w:szCs w:val="20"/>
+                    </w:rPr>
+                    <w:t>Circle</w:t>
+                  </w:r>
                 </w:p>
               </w:tc>
               <w:tc>
@@ -3455,6 +3860,46 @@
                       <w:szCs w:val="20"/>
                     </w:rPr>
                   </w:pPr>
+                  <w:r>
+                    <w:rPr>
+                      <w:szCs w:val="20"/>
+                    </w:rPr>
+                    <w:drawing>
+                      <wp:inline distT="0" distB="0" distL="0" distR="0" wp14:anchorId="3E062A5C" wp14:editId="64386FAF">
+                        <wp:extent cx="1941616" cy="679411"/>
+                        <wp:effectExtent l="0" t="0" r="1905" b="6985"/>
+                        <wp:docPr id="1835621210" name="Picture 1"/>
+                        <wp:cNvGraphicFramePr>
+                          <a:graphicFrameLocks xmlns:a="http://schemas.openxmlformats.org/drawingml/2006/main" noChangeAspect="1"/>
+                        </wp:cNvGraphicFramePr>
+                        <a:graphic xmlns:a="http://schemas.openxmlformats.org/drawingml/2006/main">
+                          <a:graphicData uri="http://schemas.openxmlformats.org/drawingml/2006/picture">
+                            <pic:pic xmlns:pic="http://schemas.openxmlformats.org/drawingml/2006/picture">
+                              <pic:nvPicPr>
+                                <pic:cNvPr id="1835621210" name=""/>
+                                <pic:cNvPicPr/>
+                              </pic:nvPicPr>
+                              <pic:blipFill>
+                                <a:blip r:embed="rId28"/>
+                                <a:stretch>
+                                  <a:fillRect/>
+                                </a:stretch>
+                              </pic:blipFill>
+                              <pic:spPr>
+                                <a:xfrm>
+                                  <a:off x="0" y="0"/>
+                                  <a:ext cx="1956186" cy="684509"/>
+                                </a:xfrm>
+                                <a:prstGeom prst="rect">
+                                  <a:avLst/>
+                                </a:prstGeom>
+                              </pic:spPr>
+                            </pic:pic>
+                          </a:graphicData>
+                        </a:graphic>
+                      </wp:inline>
+                    </w:drawing>
+                  </w:r>
                 </w:p>
               </w:tc>
               <w:tc>
@@ -3473,6 +3918,473 @@
                       <w:szCs w:val="20"/>
                     </w:rPr>
                   </w:pPr>
+                  <w:r>
+                    <w:rPr>
+                      <w:szCs w:val="20"/>
+                    </w:rPr>
+                    <w:drawing>
+                      <wp:inline distT="0" distB="0" distL="0" distR="0" wp14:anchorId="5A7D8641" wp14:editId="189F3ABA">
+                        <wp:extent cx="2295867" cy="670956"/>
+                        <wp:effectExtent l="0" t="0" r="0" b="0"/>
+                        <wp:docPr id="1502822935" name="Picture 1"/>
+                        <wp:cNvGraphicFramePr>
+                          <a:graphicFrameLocks xmlns:a="http://schemas.openxmlformats.org/drawingml/2006/main" noChangeAspect="1"/>
+                        </wp:cNvGraphicFramePr>
+                        <a:graphic xmlns:a="http://schemas.openxmlformats.org/drawingml/2006/main">
+                          <a:graphicData uri="http://schemas.openxmlformats.org/drawingml/2006/picture">
+                            <pic:pic xmlns:pic="http://schemas.openxmlformats.org/drawingml/2006/picture">
+                              <pic:nvPicPr>
+                                <pic:cNvPr id="1502822935" name=""/>
+                                <pic:cNvPicPr/>
+                              </pic:nvPicPr>
+                              <pic:blipFill>
+                                <a:blip r:embed="rId29"/>
+                                <a:stretch>
+                                  <a:fillRect/>
+                                </a:stretch>
+                              </pic:blipFill>
+                              <pic:spPr>
+                                <a:xfrm>
+                                  <a:off x="0" y="0"/>
+                                  <a:ext cx="2347549" cy="686060"/>
+                                </a:xfrm>
+                                <a:prstGeom prst="rect">
+                                  <a:avLst/>
+                                </a:prstGeom>
+                              </pic:spPr>
+                            </pic:pic>
+                          </a:graphicData>
+                        </a:graphic>
+                      </wp:inline>
+                    </w:drawing>
+                  </w:r>
+                </w:p>
+              </w:tc>
+            </w:tr>
+            <w:tr>
+              <w:tc>
+                <w:tcPr>
+                  <w:tcW w:w="1440" w:type="dxa"/>
+                  <w:tcBorders>
+                    <w:top w:val="single" w:sz="4" w:space="0" w:color="auto"/>
+                    <w:left w:val="single" w:sz="4" w:space="0" w:color="auto"/>
+                    <w:bottom w:val="single" w:sz="4" w:space="0" w:color="auto"/>
+                    <w:right w:val="single" w:sz="4" w:space="0" w:color="auto"/>
+                  </w:tcBorders>
+                </w:tcPr>
+                <w:p>
+                  <w:pPr>
+                    <w:rPr>
+                      <w:szCs w:val="20"/>
+                    </w:rPr>
+                  </w:pPr>
+                  <w:r>
+                    <w:rPr>
+                      <w:szCs w:val="20"/>
+                    </w:rPr>
+                    <w:t>Rectangle</w:t>
+                  </w:r>
+                </w:p>
+              </w:tc>
+              <w:tc>
+                <w:tcPr>
+                  <w:tcW w:w="3974" w:type="dxa"/>
+                  <w:tcBorders>
+                    <w:top w:val="single" w:sz="4" w:space="0" w:color="auto"/>
+                    <w:left w:val="single" w:sz="4" w:space="0" w:color="auto"/>
+                    <w:bottom w:val="single" w:sz="4" w:space="0" w:color="auto"/>
+                    <w:right w:val="single" w:sz="4" w:space="0" w:color="auto"/>
+                  </w:tcBorders>
+                </w:tcPr>
+                <w:p>
+                  <w:pPr>
+                    <w:rPr>
+                      <w:szCs w:val="20"/>
+                    </w:rPr>
+                  </w:pPr>
+                  <w:r>
+                    <w:rPr>
+                      <w:szCs w:val="20"/>
+                    </w:rPr>
+                    <w:drawing>
+                      <wp:inline distT="0" distB="0" distL="0" distR="0" wp14:anchorId="329C6F12" wp14:editId="662A288A">
+                        <wp:extent cx="1611978" cy="679450"/>
+                        <wp:effectExtent l="0" t="0" r="7620" b="6350"/>
+                        <wp:docPr id="210238306" name="Picture 1"/>
+                        <wp:cNvGraphicFramePr>
+                          <a:graphicFrameLocks xmlns:a="http://schemas.openxmlformats.org/drawingml/2006/main" noChangeAspect="1"/>
+                        </wp:cNvGraphicFramePr>
+                        <a:graphic xmlns:a="http://schemas.openxmlformats.org/drawingml/2006/main">
+                          <a:graphicData uri="http://schemas.openxmlformats.org/drawingml/2006/picture">
+                            <pic:pic xmlns:pic="http://schemas.openxmlformats.org/drawingml/2006/picture">
+                              <pic:nvPicPr>
+                                <pic:cNvPr id="210238306" name=""/>
+                                <pic:cNvPicPr/>
+                              </pic:nvPicPr>
+                              <pic:blipFill>
+                                <a:blip r:embed="rId30"/>
+                                <a:stretch>
+                                  <a:fillRect/>
+                                </a:stretch>
+                              </pic:blipFill>
+                              <pic:spPr>
+                                <a:xfrm>
+                                  <a:off x="0" y="0"/>
+                                  <a:ext cx="1661208" cy="700200"/>
+                                </a:xfrm>
+                                <a:prstGeom prst="rect">
+                                  <a:avLst/>
+                                </a:prstGeom>
+                              </pic:spPr>
+                            </pic:pic>
+                          </a:graphicData>
+                        </a:graphic>
+                      </wp:inline>
+                    </w:drawing>
+                  </w:r>
+                </w:p>
+              </w:tc>
+              <w:tc>
+                <w:tcPr>
+                  <w:tcW w:w="4394" w:type="dxa"/>
+                  <w:tcBorders>
+                    <w:top w:val="single" w:sz="4" w:space="0" w:color="auto"/>
+                    <w:left w:val="single" w:sz="4" w:space="0" w:color="auto"/>
+                    <w:bottom w:val="single" w:sz="4" w:space="0" w:color="auto"/>
+                    <w:right w:val="single" w:sz="4" w:space="0" w:color="auto"/>
+                  </w:tcBorders>
+                </w:tcPr>
+                <w:p>
+                  <w:pPr>
+                    <w:rPr>
+                      <w:szCs w:val="20"/>
+                    </w:rPr>
+                  </w:pPr>
+                  <w:r>
+                    <w:rPr>
+                      <w:szCs w:val="20"/>
+                    </w:rPr>
+                    <w:drawing>
+                      <wp:inline distT="0" distB="0" distL="0" distR="0" wp14:anchorId="344E42A8" wp14:editId="56FE6621">
+                        <wp:extent cx="2697480" cy="672756"/>
+                        <wp:effectExtent l="0" t="0" r="7620" b="0"/>
+                        <wp:docPr id="1164072153" name="Picture 1"/>
+                        <wp:cNvGraphicFramePr>
+                          <a:graphicFrameLocks xmlns:a="http://schemas.openxmlformats.org/drawingml/2006/main" noChangeAspect="1"/>
+                        </wp:cNvGraphicFramePr>
+                        <a:graphic xmlns:a="http://schemas.openxmlformats.org/drawingml/2006/main">
+                          <a:graphicData uri="http://schemas.openxmlformats.org/drawingml/2006/picture">
+                            <pic:pic xmlns:pic="http://schemas.openxmlformats.org/drawingml/2006/picture">
+                              <pic:nvPicPr>
+                                <pic:cNvPr id="1164072153" name=""/>
+                                <pic:cNvPicPr/>
+                              </pic:nvPicPr>
+                              <pic:blipFill>
+                                <a:blip r:embed="rId31"/>
+                                <a:stretch>
+                                  <a:fillRect/>
+                                </a:stretch>
+                              </pic:blipFill>
+                              <pic:spPr>
+                                <a:xfrm>
+                                  <a:off x="0" y="0"/>
+                                  <a:ext cx="2709979" cy="675873"/>
+                                </a:xfrm>
+                                <a:prstGeom prst="rect">
+                                  <a:avLst/>
+                                </a:prstGeom>
+                              </pic:spPr>
+                            </pic:pic>
+                          </a:graphicData>
+                        </a:graphic>
+                      </wp:inline>
+                    </w:drawing>
+                  </w:r>
+                </w:p>
+              </w:tc>
+            </w:tr>
+            <w:tr>
+              <w:tc>
+                <w:tcPr>
+                  <w:tcW w:w="1440" w:type="dxa"/>
+                  <w:tcBorders>
+                    <w:top w:val="single" w:sz="4" w:space="0" w:color="auto"/>
+                    <w:left w:val="single" w:sz="4" w:space="0" w:color="auto"/>
+                    <w:bottom w:val="single" w:sz="4" w:space="0" w:color="auto"/>
+                    <w:right w:val="single" w:sz="4" w:space="0" w:color="auto"/>
+                  </w:tcBorders>
+                </w:tcPr>
+                <w:p>
+                  <w:pPr>
+                    <w:rPr>
+                      <w:szCs w:val="20"/>
+                    </w:rPr>
+                  </w:pPr>
+                  <w:r>
+                    <w:rPr>
+                      <w:szCs w:val="20"/>
+                    </w:rPr>
+                    <w:t>Square</w:t>
+                  </w:r>
+                </w:p>
+              </w:tc>
+              <w:tc>
+                <w:tcPr>
+                  <w:tcW w:w="3974" w:type="dxa"/>
+                  <w:tcBorders>
+                    <w:top w:val="single" w:sz="4" w:space="0" w:color="auto"/>
+                    <w:left w:val="single" w:sz="4" w:space="0" w:color="auto"/>
+                    <w:bottom w:val="single" w:sz="4" w:space="0" w:color="auto"/>
+                    <w:right w:val="single" w:sz="4" w:space="0" w:color="auto"/>
+                  </w:tcBorders>
+                </w:tcPr>
+                <w:p>
+                  <w:pPr>
+                    <w:rPr>
+                      <w:szCs w:val="20"/>
+                    </w:rPr>
+                  </w:pPr>
+                  <w:r>
+                    <w:rPr>
+                      <w:szCs w:val="20"/>
+                    </w:rPr>
+                    <w:drawing>
+                      <wp:inline distT="0" distB="0" distL="0" distR="0" wp14:anchorId="7392EEAC" wp14:editId="1BEAB360">
+                        <wp:extent cx="1873250" cy="707329"/>
+                        <wp:effectExtent l="0" t="0" r="0" b="0"/>
+                        <wp:docPr id="755514760" name="Picture 1"/>
+                        <wp:cNvGraphicFramePr>
+                          <a:graphicFrameLocks xmlns:a="http://schemas.openxmlformats.org/drawingml/2006/main" noChangeAspect="1"/>
+                        </wp:cNvGraphicFramePr>
+                        <a:graphic xmlns:a="http://schemas.openxmlformats.org/drawingml/2006/main">
+                          <a:graphicData uri="http://schemas.openxmlformats.org/drawingml/2006/picture">
+                            <pic:pic xmlns:pic="http://schemas.openxmlformats.org/drawingml/2006/picture">
+                              <pic:nvPicPr>
+                                <pic:cNvPr id="755514760" name=""/>
+                                <pic:cNvPicPr/>
+                              </pic:nvPicPr>
+                              <pic:blipFill>
+                                <a:blip r:embed="rId32"/>
+                                <a:stretch>
+                                  <a:fillRect/>
+                                </a:stretch>
+                              </pic:blipFill>
+                              <pic:spPr>
+                                <a:xfrm>
+                                  <a:off x="0" y="0"/>
+                                  <a:ext cx="1887740" cy="712800"/>
+                                </a:xfrm>
+                                <a:prstGeom prst="rect">
+                                  <a:avLst/>
+                                </a:prstGeom>
+                              </pic:spPr>
+                            </pic:pic>
+                          </a:graphicData>
+                        </a:graphic>
+                      </wp:inline>
+                    </w:drawing>
+                  </w:r>
+                </w:p>
+              </w:tc>
+              <w:tc>
+                <w:tcPr>
+                  <w:tcW w:w="4394" w:type="dxa"/>
+                  <w:tcBorders>
+                    <w:top w:val="single" w:sz="4" w:space="0" w:color="auto"/>
+                    <w:left w:val="single" w:sz="4" w:space="0" w:color="auto"/>
+                    <w:bottom w:val="single" w:sz="4" w:space="0" w:color="auto"/>
+                    <w:right w:val="single" w:sz="4" w:space="0" w:color="auto"/>
+                  </w:tcBorders>
+                </w:tcPr>
+                <w:p>
+                  <w:pPr>
+                    <w:rPr>
+                      <w:szCs w:val="20"/>
+                    </w:rPr>
+                  </w:pPr>
+                  <w:r>
+                    <w:rPr>
+                      <w:szCs w:val="20"/>
+                    </w:rPr>
+                    <w:drawing>
+                      <wp:inline distT="0" distB="0" distL="0" distR="0" wp14:anchorId="7A242634" wp14:editId="57DA8862">
+                        <wp:extent cx="2653030" cy="701040"/>
+                        <wp:effectExtent l="0" t="0" r="0" b="3810"/>
+                        <wp:docPr id="2005072896" name="Picture 1"/>
+                        <wp:cNvGraphicFramePr>
+                          <a:graphicFrameLocks xmlns:a="http://schemas.openxmlformats.org/drawingml/2006/main" noChangeAspect="1"/>
+                        </wp:cNvGraphicFramePr>
+                        <a:graphic xmlns:a="http://schemas.openxmlformats.org/drawingml/2006/main">
+                          <a:graphicData uri="http://schemas.openxmlformats.org/drawingml/2006/picture">
+                            <pic:pic xmlns:pic="http://schemas.openxmlformats.org/drawingml/2006/picture">
+                              <pic:nvPicPr>
+                                <pic:cNvPr id="2005072896" name=""/>
+                                <pic:cNvPicPr/>
+                              </pic:nvPicPr>
+                              <pic:blipFill>
+                                <a:blip r:embed="rId33"/>
+                                <a:stretch>
+                                  <a:fillRect/>
+                                </a:stretch>
+                              </pic:blipFill>
+                              <pic:spPr>
+                                <a:xfrm>
+                                  <a:off x="0" y="0"/>
+                                  <a:ext cx="2653030" cy="701040"/>
+                                </a:xfrm>
+                                <a:prstGeom prst="rect">
+                                  <a:avLst/>
+                                </a:prstGeom>
+                              </pic:spPr>
+                            </pic:pic>
+                          </a:graphicData>
+                        </a:graphic>
+                      </wp:inline>
+                    </w:drawing>
+                  </w:r>
+                </w:p>
+              </w:tc>
+            </w:tr>
+            <w:tr>
+              <w:tc>
+                <w:tcPr>
+                  <w:tcW w:w="1440" w:type="dxa"/>
+                  <w:tcBorders>
+                    <w:top w:val="single" w:sz="4" w:space="0" w:color="auto"/>
+                    <w:left w:val="single" w:sz="4" w:space="0" w:color="auto"/>
+                    <w:bottom w:val="single" w:sz="4" w:space="0" w:color="auto"/>
+                    <w:right w:val="single" w:sz="4" w:space="0" w:color="auto"/>
+                  </w:tcBorders>
+                </w:tcPr>
+                <w:p>
+                  <w:pPr>
+                    <w:rPr>
+                      <w:szCs w:val="20"/>
+                    </w:rPr>
+                  </w:pPr>
+                  <w:r>
+                    <w:rPr>
+                      <w:szCs w:val="20"/>
+                    </w:rPr>
+                    <w:lastRenderedPageBreak/>
+                    <w:t>Trapezoid</w:t>
+                  </w:r>
+                </w:p>
+              </w:tc>
+              <w:tc>
+                <w:tcPr>
+                  <w:tcW w:w="3974" w:type="dxa"/>
+                  <w:tcBorders>
+                    <w:top w:val="single" w:sz="4" w:space="0" w:color="auto"/>
+                    <w:left w:val="single" w:sz="4" w:space="0" w:color="auto"/>
+                    <w:bottom w:val="single" w:sz="4" w:space="0" w:color="auto"/>
+                    <w:right w:val="single" w:sz="4" w:space="0" w:color="auto"/>
+                  </w:tcBorders>
+                </w:tcPr>
+                <w:p>
+                  <w:pPr>
+                    <w:rPr>
+                      <w:szCs w:val="20"/>
+                    </w:rPr>
+                  </w:pPr>
+                  <w:r>
+                    <w:rPr>
+                      <w:szCs w:val="20"/>
+                    </w:rPr>
+                    <w:drawing>
+                      <wp:inline distT="0" distB="0" distL="0" distR="0" wp14:anchorId="7ADEEBE0" wp14:editId="440C671B">
+                        <wp:extent cx="2156603" cy="1302111"/>
+                        <wp:effectExtent l="0" t="0" r="0" b="0"/>
+                        <wp:docPr id="2071791849" name="Picture 1"/>
+                        <wp:cNvGraphicFramePr>
+                          <a:graphicFrameLocks xmlns:a="http://schemas.openxmlformats.org/drawingml/2006/main" noChangeAspect="1"/>
+                        </wp:cNvGraphicFramePr>
+                        <a:graphic xmlns:a="http://schemas.openxmlformats.org/drawingml/2006/main">
+                          <a:graphicData uri="http://schemas.openxmlformats.org/drawingml/2006/picture">
+                            <pic:pic xmlns:pic="http://schemas.openxmlformats.org/drawingml/2006/picture">
+                              <pic:nvPicPr>
+                                <pic:cNvPr id="2071791849" name=""/>
+                                <pic:cNvPicPr/>
+                              </pic:nvPicPr>
+                              <pic:blipFill>
+                                <a:blip r:embed="rId34"/>
+                                <a:stretch>
+                                  <a:fillRect/>
+                                </a:stretch>
+                              </pic:blipFill>
+                              <pic:spPr>
+                                <a:xfrm>
+                                  <a:off x="0" y="0"/>
+                                  <a:ext cx="2165645" cy="1307571"/>
+                                </a:xfrm>
+                                <a:prstGeom prst="rect">
+                                  <a:avLst/>
+                                </a:prstGeom>
+                              </pic:spPr>
+                            </pic:pic>
+                          </a:graphicData>
+                        </a:graphic>
+                      </wp:inline>
+                    </w:drawing>
+                  </w:r>
+                </w:p>
+              </w:tc>
+              <w:tc>
+                <w:tcPr>
+                  <w:tcW w:w="4394" w:type="dxa"/>
+                  <w:tcBorders>
+                    <w:top w:val="single" w:sz="4" w:space="0" w:color="auto"/>
+                    <w:left w:val="single" w:sz="4" w:space="0" w:color="auto"/>
+                    <w:bottom w:val="single" w:sz="4" w:space="0" w:color="auto"/>
+                    <w:right w:val="single" w:sz="4" w:space="0" w:color="auto"/>
+                  </w:tcBorders>
+                </w:tcPr>
+                <w:p>
+                  <w:pPr>
+                    <w:rPr>
+                      <w:szCs w:val="20"/>
+                    </w:rPr>
+                  </w:pPr>
+                  <w:r>
+                    <w:rPr>
+                      <w:szCs w:val="20"/>
+                    </w:rPr>
+                    <w:drawing>
+                      <wp:inline distT="0" distB="0" distL="0" distR="0" wp14:anchorId="5509CA4F" wp14:editId="45ED6DDE">
+                        <wp:extent cx="2653030" cy="1311910"/>
+                        <wp:effectExtent l="0" t="0" r="0" b="2540"/>
+                        <wp:docPr id="1612671277" name="Picture 1"/>
+                        <wp:cNvGraphicFramePr>
+                          <a:graphicFrameLocks xmlns:a="http://schemas.openxmlformats.org/drawingml/2006/main" noChangeAspect="1"/>
+                        </wp:cNvGraphicFramePr>
+                        <a:graphic xmlns:a="http://schemas.openxmlformats.org/drawingml/2006/main">
+                          <a:graphicData uri="http://schemas.openxmlformats.org/drawingml/2006/picture">
+                            <pic:pic xmlns:pic="http://schemas.openxmlformats.org/drawingml/2006/picture">
+                              <pic:nvPicPr>
+                                <pic:cNvPr id="1612671277" name=""/>
+                                <pic:cNvPicPr/>
+                              </pic:nvPicPr>
+                              <pic:blipFill>
+                                <a:blip r:embed="rId35"/>
+                                <a:stretch>
+                                  <a:fillRect/>
+                                </a:stretch>
+                              </pic:blipFill>
+                              <pic:spPr>
+                                <a:xfrm>
+                                  <a:off x="0" y="0"/>
+                                  <a:ext cx="2656229" cy="1313492"/>
+                                </a:xfrm>
+                                <a:prstGeom prst="rect">
+                                  <a:avLst/>
+                                </a:prstGeom>
+                              </pic:spPr>
+                            </pic:pic>
+                          </a:graphicData>
+                        </a:graphic>
+                      </wp:inline>
+                    </w:drawing>
+                  </w:r>
                 </w:p>
               </w:tc>
             </w:tr>
@@ -3643,13 +4555,205 @@
                 <w:szCs w:val="20"/>
               </w:rPr>
             </w:pPr>
-          </w:p>
-          <w:p>
-            <w:pPr>
-              <w:rPr>
-                <w:szCs w:val="20"/>
-              </w:rPr>
-            </w:pPr>
+            <w:r>
+              <w:rPr>
+                <w:szCs w:val="20"/>
+              </w:rPr>
+              <w:lastRenderedPageBreak/>
+              <w:drawing>
+                <wp:inline distT="0" distB="0" distL="0" distR="0" wp14:anchorId="541BC6A6" wp14:editId="48A0A7B2">
+                  <wp:extent cx="6520815" cy="8322310"/>
+                  <wp:effectExtent l="0" t="0" r="0" b="2540"/>
+                  <wp:docPr id="346616214" name="Picture 1"/>
+                  <wp:cNvGraphicFramePr>
+                    <a:graphicFrameLocks xmlns:a="http://schemas.openxmlformats.org/drawingml/2006/main" noChangeAspect="1"/>
+                  </wp:cNvGraphicFramePr>
+                  <a:graphic xmlns:a="http://schemas.openxmlformats.org/drawingml/2006/main">
+                    <a:graphicData uri="http://schemas.openxmlformats.org/drawingml/2006/picture">
+                      <pic:pic xmlns:pic="http://schemas.openxmlformats.org/drawingml/2006/picture">
+                        <pic:nvPicPr>
+                          <pic:cNvPr id="346616214" name=""/>
+                          <pic:cNvPicPr/>
+                        </pic:nvPicPr>
+                        <pic:blipFill>
+                          <a:blip r:embed="rId36"/>
+                          <a:stretch>
+                            <a:fillRect/>
+                          </a:stretch>
+                        </pic:blipFill>
+                        <pic:spPr>
+                          <a:xfrm>
+                            <a:off x="0" y="0"/>
+                            <a:ext cx="6520815" cy="8322310"/>
+                          </a:xfrm>
+                          <a:prstGeom prst="rect">
+                            <a:avLst/>
+                          </a:prstGeom>
+                        </pic:spPr>
+                      </pic:pic>
+                    </a:graphicData>
+                  </a:graphic>
+                </wp:inline>
+              </w:drawing>
+            </w:r>
+          </w:p>
+          <w:p>
+            <w:pPr>
+              <w:rPr>
+                <w:szCs w:val="20"/>
+              </w:rPr>
+            </w:pPr>
+            <w:r>
+              <w:rPr>
+                <w:szCs w:val="20"/>
+              </w:rPr>
+              <w:lastRenderedPageBreak/>
+              <w:drawing>
+                <wp:inline distT="0" distB="0" distL="0" distR="0" wp14:anchorId="03E74AFB" wp14:editId="03EF5156">
+                  <wp:extent cx="5115464" cy="8490934"/>
+                  <wp:effectExtent l="0" t="0" r="9525" b="5715"/>
+                  <wp:docPr id="763230541" name="Picture 1"/>
+                  <wp:cNvGraphicFramePr>
+                    <a:graphicFrameLocks xmlns:a="http://schemas.openxmlformats.org/drawingml/2006/main" noChangeAspect="1"/>
+                  </wp:cNvGraphicFramePr>
+                  <a:graphic xmlns:a="http://schemas.openxmlformats.org/drawingml/2006/main">
+                    <a:graphicData uri="http://schemas.openxmlformats.org/drawingml/2006/picture">
+                      <pic:pic xmlns:pic="http://schemas.openxmlformats.org/drawingml/2006/picture">
+                        <pic:nvPicPr>
+                          <pic:cNvPr id="763230541" name=""/>
+                          <pic:cNvPicPr/>
+                        </pic:nvPicPr>
+                        <pic:blipFill>
+                          <a:blip r:embed="rId37"/>
+                          <a:stretch>
+                            <a:fillRect/>
+                          </a:stretch>
+                        </pic:blipFill>
+                        <pic:spPr>
+                          <a:xfrm>
+                            <a:off x="0" y="0"/>
+                            <a:ext cx="5121037" cy="8500184"/>
+                          </a:xfrm>
+                          <a:prstGeom prst="rect">
+                            <a:avLst/>
+                          </a:prstGeom>
+                        </pic:spPr>
+                      </pic:pic>
+                    </a:graphicData>
+                  </a:graphic>
+                </wp:inline>
+              </w:drawing>
+            </w:r>
+          </w:p>
+          <w:p>
+            <w:pPr>
+              <w:rPr>
+                <w:szCs w:val="20"/>
+              </w:rPr>
+            </w:pPr>
+          </w:p>
+          <w:p>
+            <w:pPr>
+              <w:rPr>
+                <w:szCs w:val="20"/>
+              </w:rPr>
+            </w:pPr>
+          </w:p>
+          <w:p>
+            <w:pPr>
+              <w:rPr>
+                <w:szCs w:val="20"/>
+              </w:rPr>
+            </w:pPr>
+            <w:r>
+              <w:rPr>
+                <w:szCs w:val="20"/>
+              </w:rPr>
+              <w:lastRenderedPageBreak/>
+              <w:drawing>
+                <wp:inline distT="0" distB="0" distL="0" distR="0" wp14:anchorId="7A7E51CE" wp14:editId="49D993DC">
+                  <wp:extent cx="4991756" cy="8669547"/>
+                  <wp:effectExtent l="0" t="0" r="0" b="0"/>
+                  <wp:docPr id="1188906207" name="Picture 1"/>
+                  <wp:cNvGraphicFramePr>
+                    <a:graphicFrameLocks xmlns:a="http://schemas.openxmlformats.org/drawingml/2006/main" noChangeAspect="1"/>
+                  </wp:cNvGraphicFramePr>
+                  <a:graphic xmlns:a="http://schemas.openxmlformats.org/drawingml/2006/main">
+                    <a:graphicData uri="http://schemas.openxmlformats.org/drawingml/2006/picture">
+                      <pic:pic xmlns:pic="http://schemas.openxmlformats.org/drawingml/2006/picture">
+                        <pic:nvPicPr>
+                          <pic:cNvPr id="1188906207" name=""/>
+                          <pic:cNvPicPr/>
+                        </pic:nvPicPr>
+                        <pic:blipFill>
+                          <a:blip r:embed="rId38"/>
+                          <a:stretch>
+                            <a:fillRect/>
+                          </a:stretch>
+                        </pic:blipFill>
+                        <pic:spPr>
+                          <a:xfrm>
+                            <a:off x="0" y="0"/>
+                            <a:ext cx="4996591" cy="8677944"/>
+                          </a:xfrm>
+                          <a:prstGeom prst="rect">
+                            <a:avLst/>
+                          </a:prstGeom>
+                        </pic:spPr>
+                      </pic:pic>
+                    </a:graphicData>
+                  </a:graphic>
+                </wp:inline>
+              </w:drawing>
+            </w:r>
+          </w:p>
+          <w:p>
+            <w:pPr>
+              <w:rPr>
+                <w:szCs w:val="20"/>
+              </w:rPr>
+            </w:pPr>
+            <w:r>
+              <w:rPr>
+                <w:szCs w:val="20"/>
+              </w:rPr>
+              <w:lastRenderedPageBreak/>
+              <w:drawing>
+                <wp:inline distT="0" distB="0" distL="0" distR="0" wp14:anchorId="20492367" wp14:editId="30DFEFB3">
+                  <wp:extent cx="6520815" cy="2245360"/>
+                  <wp:effectExtent l="0" t="0" r="0" b="2540"/>
+                  <wp:docPr id="669840861" name="Picture 1"/>
+                  <wp:cNvGraphicFramePr>
+                    <a:graphicFrameLocks xmlns:a="http://schemas.openxmlformats.org/drawingml/2006/main" noChangeAspect="1"/>
+                  </wp:cNvGraphicFramePr>
+                  <a:graphic xmlns:a="http://schemas.openxmlformats.org/drawingml/2006/main">
+                    <a:graphicData uri="http://schemas.openxmlformats.org/drawingml/2006/picture">
+                      <pic:pic xmlns:pic="http://schemas.openxmlformats.org/drawingml/2006/picture">
+                        <pic:nvPicPr>
+                          <pic:cNvPr id="669840861" name=""/>
+                          <pic:cNvPicPr/>
+                        </pic:nvPicPr>
+                        <pic:blipFill>
+                          <a:blip r:embed="rId39"/>
+                          <a:stretch>
+                            <a:fillRect/>
+                          </a:stretch>
+                        </pic:blipFill>
+                        <pic:spPr>
+                          <a:xfrm>
+                            <a:off x="0" y="0"/>
+                            <a:ext cx="6520815" cy="2245360"/>
+                          </a:xfrm>
+                          <a:prstGeom prst="rect">
+                            <a:avLst/>
+                          </a:prstGeom>
+                        </pic:spPr>
+                      </pic:pic>
+                    </a:graphicData>
+                  </a:graphic>
+                </wp:inline>
+              </w:drawing>
+            </w:r>
           </w:p>
           <w:p>
             <w:pPr>
@@ -3676,7 +4780,7 @@
                 </w:rPr>
                 <w:id w:val="1423915130"/>
                 <w14:checkbox>
-                  <w14:checked w14:val="0"/>
+                  <w14:checked w14:val="1"/>
                   <w14:checkedState w14:val="2612" w14:font="MS Gothic"/>
                   <w14:uncheckedState w14:val="2610" w14:font="MS Gothic"/>
                 </w14:checkbox>
@@ -3686,8 +4790,9 @@
                   <w:rPr>
                     <w:rFonts w:ascii="MS Gothic" w:eastAsia="MS Gothic" w:hAnsi="MS Gothic" w:hint="eastAsia"/>
                     <w:szCs w:val="20"/>
+                    <w:lang w:eastAsia="en-AU"/>
                   </w:rPr>
-                  <w:t>☐</w:t>
+                  <w:t>☒</w:t>
                 </w:r>
               </w:sdtContent>
             </w:sdt>
@@ -3718,7 +4823,7 @@
                 </w:rPr>
                 <w:id w:val="-131800781"/>
                 <w14:checkbox>
-                  <w14:checked w14:val="0"/>
+                  <w14:checked w14:val="1"/>
                   <w14:checkedState w14:val="2612" w14:font="MS Gothic"/>
                   <w14:uncheckedState w14:val="2610" w14:font="MS Gothic"/>
                 </w14:checkbox>
@@ -3728,8 +4833,9 @@
                   <w:rPr>
                     <w:rFonts w:ascii="MS Gothic" w:eastAsia="MS Gothic" w:hAnsi="MS Gothic" w:hint="eastAsia"/>
                     <w:szCs w:val="20"/>
+                    <w:lang w:eastAsia="en-AU"/>
                   </w:rPr>
-                  <w:t>☐</w:t>
+                  <w:t>☒</w:t>
                 </w:r>
               </w:sdtContent>
             </w:sdt>
@@ -3811,6 +4917,7 @@
                 <w:b/>
                 <w:color w:val="000000"/>
               </w:rPr>
+              <w:lastRenderedPageBreak/>
               <w:t>Skills to be observed</w:t>
             </w:r>
             <w:r>
@@ -6758,6 +7865,7 @@
               <w:rPr>
                 <w:szCs w:val="20"/>
               </w:rPr>
+              <w:lastRenderedPageBreak/>
               <w:t>1.17</w:t>
             </w:r>
           </w:p>
@@ -8808,7 +9916,6 @@
                     <w:rPr>
                       <w:szCs w:val="20"/>
                     </w:rPr>
-                    <w:lastRenderedPageBreak/>
                     <w:t>Discuss this technique</w:t>
                   </w:r>
                 </w:p>
@@ -8925,7 +10032,6 @@
                 <w:bCs/>
                 <w:szCs w:val="20"/>
               </w:rPr>
-              <w:lastRenderedPageBreak/>
               <w:t xml:space="preserve">2.6 </w:t>
             </w:r>
             <w:r>
@@ -9571,6 +10677,7 @@
                       <w:bCs/>
                       <w:szCs w:val="20"/>
                     </w:rPr>
+                    <w:lastRenderedPageBreak/>
                     <w:t>Meeting date</w:t>
                   </w:r>
                 </w:p>
@@ -9734,6 +10841,7 @@
                 <w:bCs/>
                 <w:szCs w:val="20"/>
               </w:rPr>
+              <w:lastRenderedPageBreak/>
               <w:t xml:space="preserve">2.11 </w:t>
             </w:r>
             <w:r>
@@ -9807,7 +10915,6 @@
                 <w:color w:val="A6A6A6" w:themeColor="background1" w:themeShade="A6"/>
                 <w:szCs w:val="20"/>
               </w:rPr>
-              <w:lastRenderedPageBreak/>
               <w:t>Test report file name</w:t>
             </w:r>
           </w:p>
@@ -9872,7 +10979,6 @@
                 <w:bCs/>
                 <w:szCs w:val="20"/>
               </w:rPr>
-              <w:lastRenderedPageBreak/>
               <w:t xml:space="preserve">2.12 </w:t>
             </w:r>
             <w:r>
@@ -12337,6 +13443,7 @@
               <w:rPr>
                 <w:szCs w:val="20"/>
               </w:rPr>
+              <w:lastRenderedPageBreak/>
               <w:t>Assessment document with all questions answered</w:t>
             </w:r>
           </w:p>
@@ -12816,10 +13923,10 @@
     </w:tbl>
     <w:p/>
     <w:sectPr>
-      <w:headerReference w:type="default" r:id="rId21"/>
-      <w:footerReference w:type="even" r:id="rId22"/>
-      <w:footerReference w:type="default" r:id="rId23"/>
-      <w:footerReference w:type="first" r:id="rId24"/>
+      <w:headerReference w:type="default" r:id="rId40"/>
+      <w:footerReference w:type="even" r:id="rId41"/>
+      <w:footerReference w:type="default" r:id="rId42"/>
+      <w:footerReference w:type="first" r:id="rId43"/>
       <w:pgSz w:w="11906" w:h="16838"/>
       <w:pgMar w:top="1559" w:right="709" w:bottom="737" w:left="709" w:header="425" w:footer="556" w:gutter="0"/>
       <w:pgNumType w:start="1"/>
@@ -16125,15 +17232,13 @@
 </file>
 
 <file path=customXml/item2.xml><?xml version="1.0" encoding="utf-8"?>
-<Fcrs180_5XMLNode xmlns="CRS180_5">
-  <AssessTypeR>Observation/Portfolio</AssessTypeR>
-</Fcrs180_5XMLNode>
+<b:Sources xmlns:b="http://schemas.openxmlformats.org/officeDocument/2006/bibliography" xmlns="http://schemas.openxmlformats.org/officeDocument/2006/bibliography" SelectedStyle="\APASixthEditionOfficeOnline.xsl" StyleName="APA" Version="6"/>
 </file>
 
 <file path=customXml/item3.xml><?xml version="1.0" encoding="utf-8"?>
-<Fcrs180_1XMLNode xmlns="CRS180_1">
-  <OthBox/>
-</Fcrs180_1XMLNode>
+<Fcrs180_2XMLNode xmlns="CRS180_2">
+  <AssessType/>
+</Fcrs180_2XMLNode>
 </file>
 
 <file path=customXml/item4.xml><?xml version="1.0" encoding="utf-8"?>
@@ -16143,23 +17248,6 @@
 </file>
 
 <file path=customXml/item5.xml><?xml version="1.0" encoding="utf-8"?>
-<Fcrs180_2XMLNode xmlns="CRS180_2">
-  <AssessType/>
-</Fcrs180_2XMLNode>
-</file>
-
-<file path=customXml/item6.xml><?xml version="1.0" encoding="utf-8"?>
-<b:Sources xmlns:b="http://schemas.openxmlformats.org/officeDocument/2006/bibliography" xmlns="http://schemas.openxmlformats.org/officeDocument/2006/bibliography" SelectedStyle="\APASixthEditionOfficeOnline.xsl" StyleName="APA" Version="6"/>
-</file>
-
-<file path=customXml/item7.xml><?xml version="1.0" encoding="utf-8"?>
-<Fcrs180_3XMLNode xmlns="CRS180_3">
-  <StName/>
-  <StID/>
-</Fcrs180_3XMLNode>
-</file>
-
-<file path=customXml/item8.xml><?xml version="1.0" encoding="utf-8"?>
 <Fcrs180XMLNode xmlns="CRS180">
   <SName/>
   <SID/>
@@ -16175,6 +17263,25 @@
 </Fcrs180XMLNode>
 </file>
 
+<file path=customXml/item6.xml><?xml version="1.0" encoding="utf-8"?>
+<Fcrs180_1XMLNode xmlns="CRS180_1">
+  <OthBox/>
+</Fcrs180_1XMLNode>
+</file>
+
+<file path=customXml/item7.xml><?xml version="1.0" encoding="utf-8"?>
+<Fcrs180_3XMLNode xmlns="CRS180_3">
+  <StName/>
+  <StID/>
+</Fcrs180_3XMLNode>
+</file>
+
+<file path=customXml/item8.xml><?xml version="1.0" encoding="utf-8"?>
+<Fcrs180_5XMLNode xmlns="CRS180_5">
+  <AssessTypeR>Observation/Portfolio</AssessTypeR>
+</Fcrs180_5XMLNode>
+</file>
+
 <file path=customXml/itemProps1.xml><?xml version="1.0" encoding="utf-8"?>
 <ds:datastoreItem xmlns:ds="http://schemas.openxmlformats.org/officeDocument/2006/customXml" ds:itemID="{55AF091B-3C7A-41E3-B477-F2FDAA23CFDA}">
   <ds:schemaRefs>
@@ -16184,17 +17291,17 @@
 </file>
 
 <file path=customXml/itemProps2.xml><?xml version="1.0" encoding="utf-8"?>
-<ds:datastoreItem xmlns:ds="http://schemas.openxmlformats.org/officeDocument/2006/customXml" ds:itemID="{8EEE6C64-7878-4D06-B4F9-6A63DFC5E605}">
+<ds:datastoreItem xmlns:ds="http://schemas.openxmlformats.org/officeDocument/2006/customXml" ds:itemID="{AAD7C83C-D912-42F8-8DFC-C8FB8A29DBD9}">
   <ds:schemaRefs>
-    <ds:schemaRef ds:uri="CRS180_5"/>
+    <ds:schemaRef ds:uri="http://schemas.openxmlformats.org/officeDocument/2006/bibliography"/>
   </ds:schemaRefs>
 </ds:datastoreItem>
 </file>
 
 <file path=customXml/itemProps3.xml><?xml version="1.0" encoding="utf-8"?>
-<ds:datastoreItem xmlns:ds="http://schemas.openxmlformats.org/officeDocument/2006/customXml" ds:itemID="{93E8A757-17F0-4CC7-B32F-5C21CEC8E169}">
+<ds:datastoreItem xmlns:ds="http://schemas.openxmlformats.org/officeDocument/2006/customXml" ds:itemID="{150D0C82-7BC9-456F-A768-C6ED423A975C}">
   <ds:schemaRefs>
-    <ds:schemaRef ds:uri="CRS180_1"/>
+    <ds:schemaRef ds:uri="CRS180_2"/>
   </ds:schemaRefs>
 </ds:datastoreItem>
 </file>
@@ -16208,17 +17315,17 @@
 </file>
 
 <file path=customXml/itemProps5.xml><?xml version="1.0" encoding="utf-8"?>
-<ds:datastoreItem xmlns:ds="http://schemas.openxmlformats.org/officeDocument/2006/customXml" ds:itemID="{150D0C82-7BC9-456F-A768-C6ED423A975C}">
+<ds:datastoreItem xmlns:ds="http://schemas.openxmlformats.org/officeDocument/2006/customXml" ds:itemID="{AEAA7968-AA76-4AEA-864E-618A3CDCDA91}">
   <ds:schemaRefs>
-    <ds:schemaRef ds:uri="CRS180_2"/>
+    <ds:schemaRef ds:uri="CRS180"/>
   </ds:schemaRefs>
 </ds:datastoreItem>
 </file>
 
 <file path=customXml/itemProps6.xml><?xml version="1.0" encoding="utf-8"?>
-<ds:datastoreItem xmlns:ds="http://schemas.openxmlformats.org/officeDocument/2006/customXml" ds:itemID="{AAD7C83C-D912-42F8-8DFC-C8FB8A29DBD9}">
+<ds:datastoreItem xmlns:ds="http://schemas.openxmlformats.org/officeDocument/2006/customXml" ds:itemID="{93E8A757-17F0-4CC7-B32F-5C21CEC8E169}">
   <ds:schemaRefs>
-    <ds:schemaRef ds:uri="http://schemas.openxmlformats.org/officeDocument/2006/bibliography"/>
+    <ds:schemaRef ds:uri="CRS180_1"/>
   </ds:schemaRefs>
 </ds:datastoreItem>
 </file>
@@ -16232,9 +17339,9 @@
 </file>
 
 <file path=customXml/itemProps8.xml><?xml version="1.0" encoding="utf-8"?>
-<ds:datastoreItem xmlns:ds="http://schemas.openxmlformats.org/officeDocument/2006/customXml" ds:itemID="{AEAA7968-AA76-4AEA-864E-618A3CDCDA91}">
+<ds:datastoreItem xmlns:ds="http://schemas.openxmlformats.org/officeDocument/2006/customXml" ds:itemID="{8EEE6C64-7878-4D06-B4F9-6A63DFC5E605}">
   <ds:schemaRefs>
-    <ds:schemaRef ds:uri="CRS180"/>
+    <ds:schemaRef ds:uri="CRS180_5"/>
   </ds:schemaRefs>
 </ds:datastoreItem>
 </file>
--- a/C#/Assessment2/Data_Driven_Programming_AT2of2_Part2of3.docx
+++ b/C#/Assessment2/Data_Driven_Programming_AT2of2_Part2of3.docx
@@ -618,10 +618,10 @@
             <v:path o:extrusionok="f" gradientshapeok="t" o:connecttype="rect"/>
             <o:lock v:ext="edit" aspectratio="t"/>
           </v:shapetype>
-          <v:shape id="_x0000_i1025" type="#_x0000_t75" style="width:77.2pt;height:55.3pt" o:ole="">
+          <v:shape id="_x0000_i1025" type="#_x0000_t75" style="width:77pt;height:55.1pt" o:ole="">
             <v:imagedata r:id="rId16" o:title=""/>
           </v:shape>
-          <o:OLEObject Type="Embed" ProgID="Word.Document.12" ShapeID="_x0000_i1025" DrawAspect="Icon" ObjectID="_1808773542" r:id="rId17">
+          <o:OLEObject Type="Embed" ProgID="Word.Document.12" ShapeID="_x0000_i1025" DrawAspect="Icon" ObjectID="_1809038100" r:id="rId17">
             <o:FieldCodes>\s</o:FieldCodes>
           </o:OLEObject>
         </w:object>
@@ -1019,7 +1019,7 @@
                 <w:szCs w:val="20"/>
               </w:rPr>
               <w:drawing>
-                <wp:inline distT="0" distB="0" distL="0" distR="0" wp14:anchorId="7E7E9312" wp14:editId="2CB1F32D">
+                <wp:inline distT="0" distB="0" distL="0" distR="0" wp14:anchorId="7E7E9312" wp14:editId="55FB171E">
                   <wp:extent cx="6410380" cy="4001414"/>
                   <wp:effectExtent l="0" t="0" r="0" b="0"/>
                   <wp:docPr id="2135934242" name="Picture 5" descr="A diagram of a class&#10;&#10;AI-generated content may be incorrect."/>
@@ -2817,7 +2817,7 @@
             </w:tblPr>
             <w:tblGrid>
               <w:gridCol w:w="1159"/>
-              <w:gridCol w:w="7385"/>
+              <w:gridCol w:w="9069"/>
             </w:tblGrid>
             <w:tr>
               <w:tc>
@@ -2854,7 +2854,7 @@
               </w:tc>
               <w:tc>
                 <w:tcPr>
-                  <w:tcW w:w="7385" w:type="dxa"/>
+                  <w:tcW w:w="9069" w:type="dxa"/>
                   <w:tcBorders>
                     <w:top w:val="single" w:sz="4" w:space="0" w:color="auto"/>
                     <w:left w:val="single" w:sz="4" w:space="0" w:color="auto"/>
@@ -2873,10 +2873,10 @@
                       <w:szCs w:val="20"/>
                     </w:rPr>
                     <w:drawing>
-                      <wp:inline distT="0" distB="0" distL="0" distR="0" wp14:anchorId="7B21F93B" wp14:editId="607706E2">
-                        <wp:extent cx="3069772" cy="3366515"/>
-                        <wp:effectExtent l="0" t="0" r="0" b="5715"/>
-                        <wp:docPr id="970026599" name="Picture 1"/>
+                      <wp:inline distT="0" distB="0" distL="0" distR="0" wp14:anchorId="63A25C93" wp14:editId="51D7BECA">
+                        <wp:extent cx="4147719" cy="3620069"/>
+                        <wp:effectExtent l="0" t="0" r="5715" b="0"/>
+                        <wp:docPr id="845718314" name="Picture 1"/>
                         <wp:cNvGraphicFramePr>
                           <a:graphicFrameLocks xmlns:a="http://schemas.openxmlformats.org/drawingml/2006/main" noChangeAspect="1"/>
                         </wp:cNvGraphicFramePr>
@@ -2884,7 +2884,7 @@
                           <a:graphicData uri="http://schemas.openxmlformats.org/drawingml/2006/picture">
                             <pic:pic xmlns:pic="http://schemas.openxmlformats.org/drawingml/2006/picture">
                               <pic:nvPicPr>
-                                <pic:cNvPr id="970026599" name=""/>
+                                <pic:cNvPr id="845718314" name=""/>
                                 <pic:cNvPicPr/>
                               </pic:nvPicPr>
                               <pic:blipFill>
@@ -2896,7 +2896,7 @@
                               <pic:spPr>
                                 <a:xfrm>
                                   <a:off x="0" y="0"/>
-                                  <a:ext cx="3083073" cy="3381102"/>
+                                  <a:ext cx="4155292" cy="3626679"/>
                                 </a:xfrm>
                                 <a:prstGeom prst="rect">
                                   <a:avLst/>
@@ -2945,7 +2945,7 @@
               </w:tc>
               <w:tc>
                 <w:tcPr>
-                  <w:tcW w:w="7385" w:type="dxa"/>
+                  <w:tcW w:w="9069" w:type="dxa"/>
                   <w:tcBorders>
                     <w:top w:val="single" w:sz="4" w:space="0" w:color="auto"/>
                     <w:left w:val="single" w:sz="4" w:space="0" w:color="auto"/>
@@ -2959,22 +2959,15 @@
                       <w:szCs w:val="20"/>
                     </w:rPr>
                   </w:pPr>
-                </w:p>
-                <w:p>
-                  <w:pPr>
-                    <w:rPr>
-                      <w:szCs w:val="20"/>
-                    </w:rPr>
-                  </w:pPr>
                   <w:r>
                     <w:rPr>
                       <w:szCs w:val="20"/>
                     </w:rPr>
                     <w:drawing>
-                      <wp:inline distT="0" distB="0" distL="0" distR="0" wp14:anchorId="3870E679" wp14:editId="487C6883">
-                        <wp:extent cx="3084207" cy="2903517"/>
+                      <wp:inline distT="0" distB="0" distL="0" distR="0" wp14:anchorId="6B27B25C" wp14:editId="0E7F7930">
+                        <wp:extent cx="4170103" cy="4001414"/>
                         <wp:effectExtent l="0" t="0" r="1905" b="0"/>
-                        <wp:docPr id="2140213865" name="Picture 1"/>
+                        <wp:docPr id="1486891870" name="Picture 1"/>
                         <wp:cNvGraphicFramePr>
                           <a:graphicFrameLocks xmlns:a="http://schemas.openxmlformats.org/drawingml/2006/main" noChangeAspect="1"/>
                         </wp:cNvGraphicFramePr>
@@ -2982,7 +2975,7 @@
                           <a:graphicData uri="http://schemas.openxmlformats.org/drawingml/2006/picture">
                             <pic:pic xmlns:pic="http://schemas.openxmlformats.org/drawingml/2006/picture">
                               <pic:nvPicPr>
-                                <pic:cNvPr id="2140213865" name=""/>
+                                <pic:cNvPr id="1486891870" name=""/>
                                 <pic:cNvPicPr/>
                               </pic:nvPicPr>
                               <pic:blipFill>
@@ -2994,7 +2987,7 @@
                               <pic:spPr>
                                 <a:xfrm>
                                   <a:off x="0" y="0"/>
-                                  <a:ext cx="3087032" cy="2906176"/>
+                                  <a:ext cx="4178165" cy="4009150"/>
                                 </a:xfrm>
                                 <a:prstGeom prst="rect">
                                   <a:avLst/>
@@ -3038,7 +3031,7 @@
               </w:tc>
               <w:tc>
                 <w:tcPr>
-                  <w:tcW w:w="7385" w:type="dxa"/>
+                  <w:tcW w:w="9069" w:type="dxa"/>
                   <w:tcBorders>
                     <w:top w:val="single" w:sz="4" w:space="0" w:color="auto"/>
                     <w:left w:val="single" w:sz="4" w:space="0" w:color="auto"/>
@@ -3048,6 +3041,9 @@
                 </w:tcPr>
                 <w:p>
                   <w:pPr>
+                    <w:tabs>
+                      <w:tab w:val="left" w:pos="1855"/>
+                    </w:tabs>
                     <w:rPr>
                       <w:szCs w:val="20"/>
                     </w:rPr>
@@ -3057,10 +3053,10 @@
                       <w:szCs w:val="20"/>
                     </w:rPr>
                     <w:drawing>
-                      <wp:inline distT="0" distB="0" distL="0" distR="0" wp14:anchorId="2460B1D9" wp14:editId="0EC27B6D">
-                        <wp:extent cx="3342229" cy="3105397"/>
-                        <wp:effectExtent l="0" t="0" r="0" b="0"/>
-                        <wp:docPr id="278376943" name="Picture 1"/>
+                      <wp:inline distT="0" distB="0" distL="0" distR="0" wp14:anchorId="373EC6E0" wp14:editId="7E605FF4">
+                        <wp:extent cx="4552315" cy="4191000"/>
+                        <wp:effectExtent l="0" t="0" r="635" b="0"/>
+                        <wp:docPr id="1031803916" name="Picture 1"/>
                         <wp:cNvGraphicFramePr>
                           <a:graphicFrameLocks xmlns:a="http://schemas.openxmlformats.org/drawingml/2006/main" noChangeAspect="1"/>
                         </wp:cNvGraphicFramePr>
@@ -3068,7 +3064,7 @@
                           <a:graphicData uri="http://schemas.openxmlformats.org/drawingml/2006/picture">
                             <pic:pic xmlns:pic="http://schemas.openxmlformats.org/drawingml/2006/picture">
                               <pic:nvPicPr>
-                                <pic:cNvPr id="278376943" name=""/>
+                                <pic:cNvPr id="1031803916" name=""/>
                                 <pic:cNvPicPr/>
                               </pic:nvPicPr>
                               <pic:blipFill>
@@ -3080,7 +3076,7 @@
                               <pic:spPr>
                                 <a:xfrm>
                                   <a:off x="0" y="0"/>
-                                  <a:ext cx="3368122" cy="3129455"/>
+                                  <a:ext cx="4552315" cy="4191000"/>
                                 </a:xfrm>
                                 <a:prstGeom prst="rect">
                                   <a:avLst/>
@@ -3122,7 +3118,7 @@
               </w:tc>
               <w:tc>
                 <w:tcPr>
-                  <w:tcW w:w="7385" w:type="dxa"/>
+                  <w:tcW w:w="9069" w:type="dxa"/>
                   <w:tcBorders>
                     <w:top w:val="single" w:sz="4" w:space="0" w:color="auto"/>
                     <w:left w:val="single" w:sz="4" w:space="0" w:color="auto"/>
@@ -3141,10 +3137,10 @@
                       <w:szCs w:val="20"/>
                     </w:rPr>
                     <w:drawing>
-                      <wp:inline distT="0" distB="0" distL="0" distR="0" wp14:anchorId="403C5747" wp14:editId="7DCF6D07">
-                        <wp:extent cx="4700963" cy="2268187"/>
-                        <wp:effectExtent l="0" t="0" r="4445" b="0"/>
-                        <wp:docPr id="285290045" name="Picture 1"/>
+                      <wp:inline distT="0" distB="0" distL="0" distR="0" wp14:anchorId="32E76476" wp14:editId="7205DCDA">
+                        <wp:extent cx="4552315" cy="3350895"/>
+                        <wp:effectExtent l="0" t="0" r="635" b="1905"/>
+                        <wp:docPr id="1190139220" name="Picture 1"/>
                         <wp:cNvGraphicFramePr>
                           <a:graphicFrameLocks xmlns:a="http://schemas.openxmlformats.org/drawingml/2006/main" noChangeAspect="1"/>
                         </wp:cNvGraphicFramePr>
@@ -3152,7 +3148,7 @@
                           <a:graphicData uri="http://schemas.openxmlformats.org/drawingml/2006/picture">
                             <pic:pic xmlns:pic="http://schemas.openxmlformats.org/drawingml/2006/picture">
                               <pic:nvPicPr>
-                                <pic:cNvPr id="285290045" name=""/>
+                                <pic:cNvPr id="1190139220" name=""/>
                                 <pic:cNvPicPr/>
                               </pic:nvPicPr>
                               <pic:blipFill>
@@ -3164,7 +3160,7 @@
                               <pic:spPr>
                                 <a:xfrm>
                                   <a:off x="0" y="0"/>
-                                  <a:ext cx="4706247" cy="2270737"/>
+                                  <a:ext cx="4552315" cy="3350895"/>
                                 </a:xfrm>
                                 <a:prstGeom prst="rect">
                                   <a:avLst/>
@@ -3207,7 +3203,7 @@
               </w:tc>
               <w:tc>
                 <w:tcPr>
-                  <w:tcW w:w="7385" w:type="dxa"/>
+                  <w:tcW w:w="9069" w:type="dxa"/>
                   <w:tcBorders>
                     <w:top w:val="single" w:sz="4" w:space="0" w:color="auto"/>
                     <w:left w:val="single" w:sz="4" w:space="0" w:color="auto"/>
@@ -3226,10 +3222,10 @@
                       <w:szCs w:val="20"/>
                     </w:rPr>
                     <w:drawing>
-                      <wp:inline distT="0" distB="0" distL="0" distR="0" wp14:anchorId="0192D97E" wp14:editId="79AE55CA">
-                        <wp:extent cx="4552315" cy="3830955"/>
-                        <wp:effectExtent l="0" t="0" r="635" b="0"/>
-                        <wp:docPr id="2123423350" name="Picture 1"/>
+                      <wp:inline distT="0" distB="0" distL="0" distR="0" wp14:anchorId="4AF905D0" wp14:editId="09650D25">
+                        <wp:extent cx="5673622" cy="4871923"/>
+                        <wp:effectExtent l="0" t="0" r="3810" b="5080"/>
+                        <wp:docPr id="835331633" name="Picture 1"/>
                         <wp:cNvGraphicFramePr>
                           <a:graphicFrameLocks xmlns:a="http://schemas.openxmlformats.org/drawingml/2006/main" noChangeAspect="1"/>
                         </wp:cNvGraphicFramePr>
@@ -3237,7 +3233,7 @@
                           <a:graphicData uri="http://schemas.openxmlformats.org/drawingml/2006/picture">
                             <pic:pic xmlns:pic="http://schemas.openxmlformats.org/drawingml/2006/picture">
                               <pic:nvPicPr>
-                                <pic:cNvPr id="2123423350" name=""/>
+                                <pic:cNvPr id="835331633" name=""/>
                                 <pic:cNvPicPr/>
                               </pic:nvPicPr>
                               <pic:blipFill>
@@ -3249,7 +3245,7 @@
                               <pic:spPr>
                                 <a:xfrm>
                                   <a:off x="0" y="0"/>
-                                  <a:ext cx="4552315" cy="3830955"/>
+                                  <a:ext cx="5698494" cy="4893281"/>
                                 </a:xfrm>
                                 <a:prstGeom prst="rect">
                                   <a:avLst/>
@@ -3565,14 +3561,14 @@
           <w:tbl>
             <w:tblPr>
               <w:tblStyle w:val="TableGrid"/>
-              <w:tblW w:w="0" w:type="auto"/>
+              <w:tblW w:w="10370" w:type="dxa"/>
               <w:tblLayout w:type="fixed"/>
               <w:tblLook w:val="04A0" w:firstRow="1" w:lastRow="0" w:firstColumn="1" w:lastColumn="0" w:noHBand="0" w:noVBand="1"/>
             </w:tblPr>
             <w:tblGrid>
               <w:gridCol w:w="1440"/>
               <w:gridCol w:w="3974"/>
-              <w:gridCol w:w="4394"/>
+              <w:gridCol w:w="4956"/>
             </w:tblGrid>
             <w:tr>
               <w:tc>
@@ -3640,7 +3636,7 @@
               </w:tc>
               <w:tc>
                 <w:tcPr>
-                  <w:tcW w:w="4394" w:type="dxa"/>
+                  <w:tcW w:w="4956" w:type="dxa"/>
                   <w:tcBorders>
                     <w:top w:val="single" w:sz="4" w:space="0" w:color="auto"/>
                     <w:left w:val="single" w:sz="4" w:space="0" w:color="auto"/>
@@ -3720,6 +3716,7 @@
                   </w:pPr>
                   <w:r>
                     <w:rPr>
+                      <w:noProof/>
                       <w:szCs w:val="20"/>
                     </w:rPr>
                     <w:drawing>
@@ -3762,7 +3759,7 @@
               </w:tc>
               <w:tc>
                 <w:tcPr>
-                  <w:tcW w:w="4394" w:type="dxa"/>
+                  <w:tcW w:w="4956" w:type="dxa"/>
                   <w:tcBorders>
                     <w:top w:val="single" w:sz="4" w:space="0" w:color="auto"/>
                     <w:left w:val="single" w:sz="4" w:space="0" w:color="auto"/>
@@ -3778,6 +3775,7 @@
                   </w:pPr>
                   <w:r>
                     <w:rPr>
+                      <w:noProof/>
                       <w:szCs w:val="20"/>
                     </w:rPr>
                     <w:drawing>
@@ -3862,6 +3860,7 @@
                   </w:pPr>
                   <w:r>
                     <w:rPr>
+                      <w:noProof/>
                       <w:szCs w:val="20"/>
                     </w:rPr>
                     <w:drawing>
@@ -3904,7 +3903,7 @@
               </w:tc>
               <w:tc>
                 <w:tcPr>
-                  <w:tcW w:w="4394" w:type="dxa"/>
+                  <w:tcW w:w="4956" w:type="dxa"/>
                   <w:tcBorders>
                     <w:top w:val="single" w:sz="4" w:space="0" w:color="auto"/>
                     <w:left w:val="single" w:sz="4" w:space="0" w:color="auto"/>
@@ -3923,10 +3922,10 @@
                       <w:szCs w:val="20"/>
                     </w:rPr>
                     <w:drawing>
-                      <wp:inline distT="0" distB="0" distL="0" distR="0" wp14:anchorId="5A7D8641" wp14:editId="189F3ABA">
-                        <wp:extent cx="2295867" cy="670956"/>
-                        <wp:effectExtent l="0" t="0" r="0" b="0"/>
-                        <wp:docPr id="1502822935" name="Picture 1"/>
+                      <wp:inline distT="0" distB="0" distL="0" distR="0" wp14:anchorId="15AE09FE" wp14:editId="50C21DE1">
+                        <wp:extent cx="2653030" cy="894715"/>
+                        <wp:effectExtent l="0" t="0" r="0" b="635"/>
+                        <wp:docPr id="890346353" name="Picture 1"/>
                         <wp:cNvGraphicFramePr>
                           <a:graphicFrameLocks xmlns:a="http://schemas.openxmlformats.org/drawingml/2006/main" noChangeAspect="1"/>
                         </wp:cNvGraphicFramePr>
@@ -3934,7 +3933,7 @@
                           <a:graphicData uri="http://schemas.openxmlformats.org/drawingml/2006/picture">
                             <pic:pic xmlns:pic="http://schemas.openxmlformats.org/drawingml/2006/picture">
                               <pic:nvPicPr>
-                                <pic:cNvPr id="1502822935" name=""/>
+                                <pic:cNvPr id="890346353" name=""/>
                                 <pic:cNvPicPr/>
                               </pic:nvPicPr>
                               <pic:blipFill>
@@ -3946,7 +3945,7 @@
                               <pic:spPr>
                                 <a:xfrm>
                                   <a:off x="0" y="0"/>
-                                  <a:ext cx="2347549" cy="686060"/>
+                                  <a:ext cx="2653030" cy="894715"/>
                                 </a:xfrm>
                                 <a:prstGeom prst="rect">
                                   <a:avLst/>
@@ -3982,6 +3981,7 @@
                     <w:rPr>
                       <w:szCs w:val="20"/>
                     </w:rPr>
+                    <w:lastRenderedPageBreak/>
                     <w:t>Rectangle</w:t>
                   </w:r>
                 </w:p>
@@ -4004,6 +4004,7 @@
                   </w:pPr>
                   <w:r>
                     <w:rPr>
+                      <w:noProof/>
                       <w:szCs w:val="20"/>
                     </w:rPr>
                     <w:drawing>
@@ -4046,7 +4047,7 @@
               </w:tc>
               <w:tc>
                 <w:tcPr>
-                  <w:tcW w:w="4394" w:type="dxa"/>
+                  <w:tcW w:w="4956" w:type="dxa"/>
                   <w:tcBorders>
                     <w:top w:val="single" w:sz="4" w:space="0" w:color="auto"/>
                     <w:left w:val="single" w:sz="4" w:space="0" w:color="auto"/>
@@ -4065,10 +4066,10 @@
                       <w:szCs w:val="20"/>
                     </w:rPr>
                     <w:drawing>
-                      <wp:inline distT="0" distB="0" distL="0" distR="0" wp14:anchorId="344E42A8" wp14:editId="56FE6621">
-                        <wp:extent cx="2697480" cy="672756"/>
-                        <wp:effectExtent l="0" t="0" r="7620" b="0"/>
-                        <wp:docPr id="1164072153" name="Picture 1"/>
+                      <wp:inline distT="0" distB="0" distL="0" distR="0" wp14:anchorId="53326A92" wp14:editId="502F5454">
+                        <wp:extent cx="2653030" cy="836930"/>
+                        <wp:effectExtent l="0" t="0" r="0" b="1270"/>
+                        <wp:docPr id="250526120" name="Picture 1"/>
                         <wp:cNvGraphicFramePr>
                           <a:graphicFrameLocks xmlns:a="http://schemas.openxmlformats.org/drawingml/2006/main" noChangeAspect="1"/>
                         </wp:cNvGraphicFramePr>
@@ -4076,7 +4077,7 @@
                           <a:graphicData uri="http://schemas.openxmlformats.org/drawingml/2006/picture">
                             <pic:pic xmlns:pic="http://schemas.openxmlformats.org/drawingml/2006/picture">
                               <pic:nvPicPr>
-                                <pic:cNvPr id="1164072153" name=""/>
+                                <pic:cNvPr id="250526120" name=""/>
                                 <pic:cNvPicPr/>
                               </pic:nvPicPr>
                               <pic:blipFill>
@@ -4088,7 +4089,7 @@
                               <pic:spPr>
                                 <a:xfrm>
                                   <a:off x="0" y="0"/>
-                                  <a:ext cx="2709979" cy="675873"/>
+                                  <a:ext cx="2653030" cy="836930"/>
                                 </a:xfrm>
                                 <a:prstGeom prst="rect">
                                   <a:avLst/>
@@ -4146,6 +4147,7 @@
                   </w:pPr>
                   <w:r>
                     <w:rPr>
+                      <w:noProof/>
                       <w:szCs w:val="20"/>
                     </w:rPr>
                     <w:drawing>
@@ -4188,7 +4190,7 @@
               </w:tc>
               <w:tc>
                 <w:tcPr>
-                  <w:tcW w:w="4394" w:type="dxa"/>
+                  <w:tcW w:w="4956" w:type="dxa"/>
                   <w:tcBorders>
                     <w:top w:val="single" w:sz="4" w:space="0" w:color="auto"/>
                     <w:left w:val="single" w:sz="4" w:space="0" w:color="auto"/>
@@ -4207,10 +4209,10 @@
                       <w:szCs w:val="20"/>
                     </w:rPr>
                     <w:drawing>
-                      <wp:inline distT="0" distB="0" distL="0" distR="0" wp14:anchorId="7A242634" wp14:editId="57DA8862">
-                        <wp:extent cx="2653030" cy="701040"/>
-                        <wp:effectExtent l="0" t="0" r="0" b="3810"/>
-                        <wp:docPr id="2005072896" name="Picture 1"/>
+                      <wp:inline distT="0" distB="0" distL="0" distR="0" wp14:anchorId="012CA90C" wp14:editId="295DEF2D">
+                        <wp:extent cx="2653030" cy="805815"/>
+                        <wp:effectExtent l="0" t="0" r="0" b="0"/>
+                        <wp:docPr id="1335127351" name="Picture 1"/>
                         <wp:cNvGraphicFramePr>
                           <a:graphicFrameLocks xmlns:a="http://schemas.openxmlformats.org/drawingml/2006/main" noChangeAspect="1"/>
                         </wp:cNvGraphicFramePr>
@@ -4218,7 +4220,7 @@
                           <a:graphicData uri="http://schemas.openxmlformats.org/drawingml/2006/picture">
                             <pic:pic xmlns:pic="http://schemas.openxmlformats.org/drawingml/2006/picture">
                               <pic:nvPicPr>
-                                <pic:cNvPr id="2005072896" name=""/>
+                                <pic:cNvPr id="1335127351" name=""/>
                                 <pic:cNvPicPr/>
                               </pic:nvPicPr>
                               <pic:blipFill>
@@ -4230,7 +4232,7 @@
                               <pic:spPr>
                                 <a:xfrm>
                                   <a:off x="0" y="0"/>
-                                  <a:ext cx="2653030" cy="701040"/>
+                                  <a:ext cx="2653030" cy="805815"/>
                                 </a:xfrm>
                                 <a:prstGeom prst="rect">
                                   <a:avLst/>
@@ -4266,7 +4268,6 @@
                     <w:rPr>
                       <w:szCs w:val="20"/>
                     </w:rPr>
-                    <w:lastRenderedPageBreak/>
                     <w:t>Trapezoid</w:t>
                   </w:r>
                 </w:p>
@@ -4289,6 +4290,7 @@
                   </w:pPr>
                   <w:r>
                     <w:rPr>
+                      <w:noProof/>
                       <w:szCs w:val="20"/>
                     </w:rPr>
                     <w:drawing>
@@ -4331,7 +4333,7 @@
               </w:tc>
               <w:tc>
                 <w:tcPr>
-                  <w:tcW w:w="4394" w:type="dxa"/>
+                  <w:tcW w:w="4956" w:type="dxa"/>
                   <w:tcBorders>
                     <w:top w:val="single" w:sz="4" w:space="0" w:color="auto"/>
                     <w:left w:val="single" w:sz="4" w:space="0" w:color="auto"/>
@@ -4350,10 +4352,10 @@
                       <w:szCs w:val="20"/>
                     </w:rPr>
                     <w:drawing>
-                      <wp:inline distT="0" distB="0" distL="0" distR="0" wp14:anchorId="5509CA4F" wp14:editId="45ED6DDE">
-                        <wp:extent cx="2653030" cy="1311910"/>
-                        <wp:effectExtent l="0" t="0" r="0" b="2540"/>
-                        <wp:docPr id="1612671277" name="Picture 1"/>
+                      <wp:inline distT="0" distB="0" distL="0" distR="0" wp14:anchorId="552B3696" wp14:editId="75DA0609">
+                        <wp:extent cx="3009900" cy="1339850"/>
+                        <wp:effectExtent l="0" t="0" r="0" b="0"/>
+                        <wp:docPr id="973382240" name="Picture 1"/>
                         <wp:cNvGraphicFramePr>
                           <a:graphicFrameLocks xmlns:a="http://schemas.openxmlformats.org/drawingml/2006/main" noChangeAspect="1"/>
                         </wp:cNvGraphicFramePr>
@@ -4361,7 +4363,7 @@
                           <a:graphicData uri="http://schemas.openxmlformats.org/drawingml/2006/picture">
                             <pic:pic xmlns:pic="http://schemas.openxmlformats.org/drawingml/2006/picture">
                               <pic:nvPicPr>
-                                <pic:cNvPr id="1612671277" name=""/>
+                                <pic:cNvPr id="973382240" name=""/>
                                 <pic:cNvPicPr/>
                               </pic:nvPicPr>
                               <pic:blipFill>
@@ -4373,7 +4375,7 @@
                               <pic:spPr>
                                 <a:xfrm>
                                   <a:off x="0" y="0"/>
-                                  <a:ext cx="2656229" cy="1313492"/>
+                                  <a:ext cx="3009900" cy="1339850"/>
                                 </a:xfrm>
                                 <a:prstGeom prst="rect">
                                   <a:avLst/>
@@ -4557,6 +4559,7 @@
             </w:pPr>
             <w:r>
               <w:rPr>
+                <w:noProof/>
                 <w:szCs w:val="20"/>
               </w:rPr>
               <w:lastRenderedPageBreak/>
@@ -4605,6 +4608,7 @@
             </w:pPr>
             <w:r>
               <w:rPr>
+                <w:noProof/>
                 <w:szCs w:val="20"/>
               </w:rPr>
               <w:lastRenderedPageBreak/>
@@ -4658,15 +4662,9 @@
                 <w:szCs w:val="20"/>
               </w:rPr>
             </w:pPr>
-          </w:p>
-          <w:p>
-            <w:pPr>
-              <w:rPr>
-                <w:szCs w:val="20"/>
-              </w:rPr>
-            </w:pPr>
-            <w:r>
-              <w:rPr>
+            <w:r>
+              <w:rPr>
+                <w:noProof/>
                 <w:szCs w:val="20"/>
               </w:rPr>
               <w:lastRenderedPageBreak/>
@@ -4715,6 +4713,7 @@
             </w:pPr>
             <w:r>
               <w:rPr>
+                <w:noProof/>
                 <w:szCs w:val="20"/>
               </w:rPr>
               <w:lastRenderedPageBreak/>
@@ -8676,7 +8675,7 @@
     </w:p>
     <w:tbl>
       <w:tblPr>
-        <w:tblStyle w:val="TableGrid"/>
+        <w:tblStyle w:val="TableGrid1"/>
         <w:tblW w:w="0" w:type="auto"/>
         <w:tblLook w:val="04A0" w:firstRow="1" w:lastRow="0" w:firstColumn="1" w:lastColumn="0" w:noHBand="0" w:noVBand="1"/>
       </w:tblPr>
@@ -8687,19 +8686,6 @@
         <w:tc>
           <w:tcPr>
             <w:tcW w:w="10478" w:type="dxa"/>
-            <w:tcBorders>
-              <w:top w:val="single" w:sz="4" w:space="0" w:color="auto"/>
-              <w:left w:val="single" w:sz="4" w:space="0" w:color="auto"/>
-              <w:bottom w:val="single" w:sz="4" w:space="0" w:color="auto"/>
-              <w:right w:val="single" w:sz="4" w:space="0" w:color="auto"/>
-            </w:tcBorders>
-            <w:shd w:val="clear" w:color="auto" w:fill="FFEDF5"/>
-            <w:tcMar>
-              <w:top w:w="57" w:type="dxa"/>
-              <w:left w:w="108" w:type="dxa"/>
-              <w:bottom w:w="57" w:type="dxa"/>
-              <w:right w:w="108" w:type="dxa"/>
-            </w:tcMar>
             <w:hideMark/>
           </w:tcPr>
           <w:p>
@@ -8730,34 +8716,1193 @@
         <w:tc>
           <w:tcPr>
             <w:tcW w:w="10478" w:type="dxa"/>
-            <w:tcBorders>
-              <w:top w:val="single" w:sz="4" w:space="0" w:color="auto"/>
-              <w:left w:val="single" w:sz="4" w:space="0" w:color="auto"/>
-              <w:bottom w:val="single" w:sz="4" w:space="0" w:color="auto"/>
-              <w:right w:val="single" w:sz="4" w:space="0" w:color="auto"/>
-            </w:tcBorders>
-            <w:tcMar>
-              <w:top w:w="57" w:type="dxa"/>
-              <w:left w:w="108" w:type="dxa"/>
-              <w:bottom w:w="57" w:type="dxa"/>
-              <w:right w:w="108" w:type="dxa"/>
-            </w:tcMar>
           </w:tcPr>
           <w:p>
             <w:pPr>
-              <w:rPr>
-                <w:szCs w:val="20"/>
-              </w:rPr>
-            </w:pPr>
-            <w:r>
               <w:rPr>
                 <w:b/>
                 <w:bCs/>
                 <w:szCs w:val="20"/>
               </w:rPr>
+            </w:pPr>
+            <w:r>
+              <w:rPr>
+                <w:b/>
+                <w:bCs/>
+                <w:szCs w:val="20"/>
+              </w:rPr>
               <w:t>Answer:</w:t>
             </w:r>
           </w:p>
+          <w:tbl>
+            <w:tblPr>
+              <w:tblW w:w="10231" w:type="dxa"/>
+              <w:tblBorders>
+                <w:top w:val="single" w:sz="4" w:space="0" w:color="auto"/>
+                <w:left w:val="single" w:sz="4" w:space="0" w:color="auto"/>
+                <w:bottom w:val="single" w:sz="4" w:space="0" w:color="auto"/>
+                <w:right w:val="single" w:sz="4" w:space="0" w:color="auto"/>
+                <w:insideH w:val="single" w:sz="4" w:space="0" w:color="auto"/>
+                <w:insideV w:val="single" w:sz="4" w:space="0" w:color="auto"/>
+              </w:tblBorders>
+              <w:tblLook w:val="04A0" w:firstRow="1" w:lastRow="0" w:firstColumn="1" w:lastColumn="0" w:noHBand="0" w:noVBand="1"/>
+            </w:tblPr>
+            <w:tblGrid>
+              <w:gridCol w:w="1239"/>
+              <w:gridCol w:w="8992"/>
+            </w:tblGrid>
+            <w:tr>
+              <w:trPr>
+                <w:trHeight w:val="300"/>
+              </w:trPr>
+              <w:tc>
+                <w:tcPr>
+                  <w:tcW w:w="1239" w:type="dxa"/>
+                  <w:shd w:val="clear" w:color="auto" w:fill="auto"/>
+                  <w:vAlign w:val="center"/>
+                  <w:hideMark/>
+                </w:tcPr>
+                <w:p>
+                  <w:pPr>
+                    <w:jc w:val="center"/>
+                    <w:rPr>
+                      <w:rFonts w:eastAsia="Times New Roman" w:cs="Arial"/>
+                      <w:b/>
+                      <w:bCs/>
+                      <w:color w:val="000000"/>
+                      <w:szCs w:val="20"/>
+                      <w:lang w:val="en-US"/>
+                    </w:rPr>
+                  </w:pPr>
+                  <w:r>
+                    <w:rPr>
+                      <w:rFonts w:eastAsia="Times New Roman" w:cs="Arial"/>
+                      <w:b/>
+                      <w:bCs/>
+                      <w:color w:val="000000"/>
+                      <w:szCs w:val="20"/>
+                      <w:lang w:val="en-US"/>
+                    </w:rPr>
+                    <w:t>Class</w:t>
+                  </w:r>
+                </w:p>
+              </w:tc>
+              <w:tc>
+                <w:tcPr>
+                  <w:tcW w:w="8992" w:type="dxa"/>
+                  <w:shd w:val="clear" w:color="auto" w:fill="auto"/>
+                  <w:vAlign w:val="center"/>
+                  <w:hideMark/>
+                </w:tcPr>
+                <w:p>
+                  <w:pPr>
+                    <w:jc w:val="center"/>
+                    <w:rPr>
+                      <w:rFonts w:eastAsia="Times New Roman" w:cs="Arial"/>
+                      <w:b/>
+                      <w:bCs/>
+                      <w:color w:val="000000"/>
+                      <w:szCs w:val="20"/>
+                      <w:lang w:val="en-US"/>
+                    </w:rPr>
+                  </w:pPr>
+                  <w:r>
+                    <w:rPr>
+                      <w:rFonts w:eastAsia="Times New Roman" w:cs="Arial"/>
+                      <w:b/>
+                      <w:bCs/>
+                      <w:color w:val="000000"/>
+                      <w:szCs w:val="20"/>
+                      <w:lang w:val="en-US"/>
+                    </w:rPr>
+                    <w:t>Unit Test Requirements</w:t>
+                  </w:r>
+                </w:p>
+              </w:tc>
+            </w:tr>
+            <w:tr>
+              <w:trPr>
+                <w:trHeight w:val="600"/>
+              </w:trPr>
+              <w:tc>
+                <w:tcPr>
+                  <w:tcW w:w="1239" w:type="dxa"/>
+                  <w:shd w:val="clear" w:color="auto" w:fill="auto"/>
+                  <w:vAlign w:val="center"/>
+                  <w:hideMark/>
+                </w:tcPr>
+                <w:p>
+                  <w:pPr>
+                    <w:rPr>
+                      <w:rFonts w:eastAsia="Arial Unicode MS" w:cs="Arial"/>
+                      <w:color w:val="000000"/>
+                      <w:szCs w:val="20"/>
+                      <w:lang w:val="en-US"/>
+                    </w:rPr>
+                  </w:pPr>
+                  <w:r>
+                    <w:rPr>
+                      <w:rFonts w:eastAsia="Arial Unicode MS" w:cs="Arial"/>
+                      <w:color w:val="000000"/>
+                      <w:szCs w:val="20"/>
+                      <w:lang w:val="en-US"/>
+                    </w:rPr>
+                    <w:t>Shape</w:t>
+                  </w:r>
+                </w:p>
+              </w:tc>
+              <w:tc>
+                <w:tcPr>
+                  <w:tcW w:w="8992" w:type="dxa"/>
+                  <w:shd w:val="clear" w:color="auto" w:fill="auto"/>
+                  <w:vAlign w:val="center"/>
+                  <w:hideMark/>
+                </w:tcPr>
+                <w:p>
+                  <w:pPr>
+                    <w:rPr>
+                      <w:rFonts w:eastAsia="Times New Roman" w:cs="Arial"/>
+                      <w:color w:val="000000"/>
+                      <w:szCs w:val="20"/>
+                      <w:lang w:val="en-US"/>
+                    </w:rPr>
+                  </w:pPr>
+                  <w:r>
+                    <w:rPr>
+                      <w:rFonts w:eastAsia="Times New Roman" w:cs="Arial"/>
+                      <w:color w:val="000000"/>
+                      <w:szCs w:val="20"/>
+                      <w:lang w:val="en-US"/>
+                    </w:rPr>
+                    <w:t>Constructors, default area and perimeter</w:t>
+                  </w:r>
+                </w:p>
+                <w:p>
+                  <w:pPr>
+                    <w:pStyle w:val="ListParagraph"/>
+                    <w:numPr>
+                      <w:ilvl w:val="0"/>
+                      <w:numId w:val="10"/>
+                    </w:numPr>
+                    <w:rPr>
+                      <w:rFonts w:eastAsia="Times New Roman" w:cs="Arial"/>
+                      <w:color w:val="000000"/>
+                      <w:szCs w:val="20"/>
+                      <w:lang w:val="en-US"/>
+                    </w:rPr>
+                  </w:pPr>
+                  <w:r>
+                    <w:rPr>
+                      <w:rFonts w:eastAsia="Times New Roman" w:cs="Arial"/>
+                      <w:color w:val="000000"/>
+                      <w:szCs w:val="20"/>
+                      <w:lang w:val="en-US"/>
+                    </w:rPr>
+                    <w:t>Test the default constructor sets the name to "Unknown Shape".</w:t>
+                  </w:r>
+                </w:p>
+                <w:p>
+                  <w:pPr>
+                    <w:pStyle w:val="ListParagraph"/>
+                    <w:numPr>
+                      <w:ilvl w:val="0"/>
+                      <w:numId w:val="10"/>
+                    </w:numPr>
+                    <w:rPr>
+                      <w:rFonts w:eastAsia="Times New Roman" w:cs="Arial"/>
+                      <w:color w:val="000000"/>
+                      <w:szCs w:val="20"/>
+                      <w:lang w:val="en-US"/>
+                    </w:rPr>
+                  </w:pPr>
+                  <w:r>
+                    <w:rPr>
+                      <w:rFonts w:eastAsia="Times New Roman" w:cs="Arial"/>
+                      <w:color w:val="000000"/>
+                      <w:szCs w:val="20"/>
+                      <w:lang w:val="en-US"/>
+                    </w:rPr>
+                    <w:t>Test the parameterized constructor sets the name correctly.</w:t>
+                  </w:r>
+                </w:p>
+                <w:p>
+                  <w:pPr>
+                    <w:pStyle w:val="ListParagraph"/>
+                    <w:numPr>
+                      <w:ilvl w:val="0"/>
+                      <w:numId w:val="10"/>
+                    </w:numPr>
+                    <w:rPr>
+                      <w:rFonts w:eastAsia="Times New Roman" w:cs="Arial"/>
+                      <w:color w:val="000000"/>
+                      <w:szCs w:val="20"/>
+                      <w:lang w:val="en-US"/>
+                    </w:rPr>
+                  </w:pPr>
+                  <w:r>
+                    <w:rPr>
+                      <w:rFonts w:eastAsia="Times New Roman" w:cs="Arial"/>
+                      <w:color w:val="000000"/>
+                      <w:szCs w:val="20"/>
+                      <w:lang w:val="en-US"/>
+                    </w:rPr>
+                    <w:t xml:space="preserve">Test that </w:t>
+                  </w:r>
+                  <w:proofErr w:type="gramStart"/>
+                  <w:r>
+                    <w:rPr>
+                      <w:rFonts w:eastAsia="Times New Roman" w:cs="Arial"/>
+                      <w:color w:val="000000"/>
+                      <w:szCs w:val="20"/>
+                      <w:lang w:val="en-US"/>
+                    </w:rPr>
+                    <w:t>Area(</w:t>
+                  </w:r>
+                  <w:proofErr w:type="gramEnd"/>
+                  <w:r>
+                    <w:rPr>
+                      <w:rFonts w:eastAsia="Times New Roman" w:cs="Arial"/>
+                      <w:color w:val="000000"/>
+                      <w:szCs w:val="20"/>
+                      <w:lang w:val="en-US"/>
+                    </w:rPr>
+                    <w:t>) returns 0.0 by default.</w:t>
+                  </w:r>
+                </w:p>
+                <w:p>
+                  <w:pPr>
+                    <w:pStyle w:val="ListParagraph"/>
+                    <w:numPr>
+                      <w:ilvl w:val="0"/>
+                      <w:numId w:val="10"/>
+                    </w:numPr>
+                    <w:rPr>
+                      <w:rFonts w:eastAsia="Times New Roman" w:cs="Arial"/>
+                      <w:color w:val="000000"/>
+                      <w:szCs w:val="20"/>
+                      <w:lang w:val="en-US"/>
+                    </w:rPr>
+                  </w:pPr>
+                  <w:proofErr w:type="gramStart"/>
+                  <w:r>
+                    <w:rPr>
+                      <w:rFonts w:eastAsia="Times New Roman" w:cs="Arial"/>
+                      <w:color w:val="000000"/>
+                      <w:szCs w:val="20"/>
+                      <w:lang w:val="en-US"/>
+                    </w:rPr>
+                    <w:t>Test</w:t>
+                  </w:r>
+                  <w:proofErr w:type="gramEnd"/>
+                  <w:r>
+                    <w:rPr>
+                      <w:rFonts w:eastAsia="Times New Roman" w:cs="Arial"/>
+                      <w:color w:val="000000"/>
+                      <w:szCs w:val="20"/>
+                      <w:lang w:val="en-US"/>
+                    </w:rPr>
+                    <w:t xml:space="preserve"> that </w:t>
+                  </w:r>
+                  <w:proofErr w:type="gramStart"/>
+                  <w:r>
+                    <w:rPr>
+                      <w:rFonts w:eastAsia="Times New Roman" w:cs="Arial"/>
+                      <w:color w:val="000000"/>
+                      <w:szCs w:val="20"/>
+                      <w:lang w:val="en-US"/>
+                    </w:rPr>
+                    <w:t>Perimeter(</w:t>
+                  </w:r>
+                  <w:proofErr w:type="gramEnd"/>
+                  <w:r>
+                    <w:rPr>
+                      <w:rFonts w:eastAsia="Times New Roman" w:cs="Arial"/>
+                      <w:color w:val="000000"/>
+                      <w:szCs w:val="20"/>
+                      <w:lang w:val="en-US"/>
+                    </w:rPr>
+                    <w:t>) returns 0.0 by default.</w:t>
+                  </w:r>
+                </w:p>
+              </w:tc>
+            </w:tr>
+            <w:tr>
+              <w:trPr>
+                <w:trHeight w:val="600"/>
+              </w:trPr>
+              <w:tc>
+                <w:tcPr>
+                  <w:tcW w:w="1239" w:type="dxa"/>
+                  <w:shd w:val="clear" w:color="auto" w:fill="auto"/>
+                  <w:vAlign w:val="center"/>
+                  <w:hideMark/>
+                </w:tcPr>
+                <w:p>
+                  <w:pPr>
+                    <w:rPr>
+                      <w:rFonts w:eastAsia="Arial Unicode MS" w:cs="Arial"/>
+                      <w:color w:val="000000"/>
+                      <w:szCs w:val="20"/>
+                      <w:lang w:val="en-US"/>
+                    </w:rPr>
+                  </w:pPr>
+                  <w:r>
+                    <w:rPr>
+                      <w:rFonts w:eastAsia="Arial Unicode MS" w:cs="Arial"/>
+                      <w:color w:val="000000"/>
+                      <w:szCs w:val="20"/>
+                      <w:lang w:val="en-US"/>
+                    </w:rPr>
+                    <w:t>Circle</w:t>
+                  </w:r>
+                </w:p>
+              </w:tc>
+              <w:tc>
+                <w:tcPr>
+                  <w:tcW w:w="8992" w:type="dxa"/>
+                  <w:shd w:val="clear" w:color="auto" w:fill="auto"/>
+                  <w:vAlign w:val="center"/>
+                  <w:hideMark/>
+                </w:tcPr>
+                <w:p>
+                  <w:pPr>
+                    <w:rPr>
+                      <w:rFonts w:eastAsia="Times New Roman" w:cs="Arial"/>
+                      <w:color w:val="000000"/>
+                      <w:szCs w:val="20"/>
+                      <w:lang w:val="en-US"/>
+                    </w:rPr>
+                  </w:pPr>
+                  <w:r>
+                    <w:rPr>
+                      <w:rFonts w:eastAsia="Times New Roman" w:cs="Arial"/>
+                      <w:color w:val="000000"/>
+                      <w:szCs w:val="20"/>
+                      <w:lang w:val="en-US"/>
+                    </w:rPr>
+                    <w:t>Radius initialization, area and perimeter formulas</w:t>
+                  </w:r>
+                </w:p>
+                <w:p>
+                  <w:pPr>
+                    <w:pStyle w:val="ListParagraph"/>
+                    <w:numPr>
+                      <w:ilvl w:val="0"/>
+                      <w:numId w:val="11"/>
+                    </w:numPr>
+                    <w:rPr>
+                      <w:rFonts w:eastAsia="Times New Roman" w:cs="Arial"/>
+                      <w:color w:val="000000"/>
+                      <w:szCs w:val="20"/>
+                      <w:lang w:val="en-US"/>
+                    </w:rPr>
+                  </w:pPr>
+                  <w:r>
+                    <w:rPr>
+                      <w:rFonts w:eastAsia="Times New Roman" w:cs="Arial"/>
+                      <w:color w:val="000000"/>
+                      <w:szCs w:val="20"/>
+                      <w:lang w:val="en-US"/>
+                    </w:rPr>
+                    <w:t>Test the default constructor sets radius to 1.0 and name to "Circle".</w:t>
+                  </w:r>
+                </w:p>
+                <w:p>
+                  <w:pPr>
+                    <w:pStyle w:val="ListParagraph"/>
+                    <w:numPr>
+                      <w:ilvl w:val="0"/>
+                      <w:numId w:val="11"/>
+                    </w:numPr>
+                    <w:rPr>
+                      <w:rFonts w:eastAsia="Times New Roman" w:cs="Arial"/>
+                      <w:color w:val="000000"/>
+                      <w:szCs w:val="20"/>
+                      <w:lang w:val="en-US"/>
+                    </w:rPr>
+                  </w:pPr>
+                  <w:r>
+                    <w:rPr>
+                      <w:rFonts w:eastAsia="Times New Roman" w:cs="Arial"/>
+                      <w:color w:val="000000"/>
+                      <w:szCs w:val="20"/>
+                      <w:lang w:val="en-US"/>
+                    </w:rPr>
+                    <w:t>Test the parameterized constructor correctly sets the radius.</w:t>
+                  </w:r>
+                </w:p>
+                <w:p>
+                  <w:pPr>
+                    <w:pStyle w:val="ListParagraph"/>
+                    <w:numPr>
+                      <w:ilvl w:val="0"/>
+                      <w:numId w:val="11"/>
+                    </w:numPr>
+                    <w:rPr>
+                      <w:rFonts w:eastAsia="Times New Roman" w:cs="Arial"/>
+                      <w:color w:val="000000"/>
+                      <w:szCs w:val="20"/>
+                      <w:lang w:val="en-US"/>
+                    </w:rPr>
+                  </w:pPr>
+                  <w:r>
+                    <w:rPr>
+                      <w:rFonts w:eastAsia="Times New Roman" w:cs="Arial"/>
+                      <w:color w:val="000000"/>
+                      <w:szCs w:val="20"/>
+                      <w:lang w:val="en-US"/>
+                    </w:rPr>
+                    <w:t xml:space="preserve">Test </w:t>
+                  </w:r>
+                  <w:proofErr w:type="gramStart"/>
+                  <w:r>
+                    <w:rPr>
+                      <w:rFonts w:eastAsia="Times New Roman" w:cs="Arial"/>
+                      <w:color w:val="000000"/>
+                      <w:szCs w:val="20"/>
+                      <w:lang w:val="en-US"/>
+                    </w:rPr>
+                    <w:t>Area(</w:t>
+                  </w:r>
+                  <w:proofErr w:type="gramEnd"/>
+                  <w:r>
+                    <w:rPr>
+                      <w:rFonts w:eastAsia="Times New Roman" w:cs="Arial"/>
+                      <w:color w:val="000000"/>
+                      <w:szCs w:val="20"/>
+                      <w:lang w:val="en-US"/>
+                    </w:rPr>
+                    <w:t>) returns correct value using formula: π * radius².</w:t>
+                  </w:r>
+                </w:p>
+                <w:p>
+                  <w:pPr>
+                    <w:pStyle w:val="ListParagraph"/>
+                    <w:numPr>
+                      <w:ilvl w:val="0"/>
+                      <w:numId w:val="11"/>
+                    </w:numPr>
+                    <w:rPr>
+                      <w:rFonts w:eastAsia="Times New Roman" w:cs="Arial"/>
+                      <w:color w:val="000000"/>
+                      <w:szCs w:val="20"/>
+                      <w:lang w:val="en-US"/>
+                    </w:rPr>
+                  </w:pPr>
+                  <w:r>
+                    <w:rPr>
+                      <w:rFonts w:eastAsia="Times New Roman" w:cs="Arial"/>
+                      <w:color w:val="000000"/>
+                      <w:szCs w:val="20"/>
+                      <w:lang w:val="en-US"/>
+                    </w:rPr>
+                    <w:t xml:space="preserve">Test </w:t>
+                  </w:r>
+                  <w:proofErr w:type="gramStart"/>
+                  <w:r>
+                    <w:rPr>
+                      <w:rFonts w:eastAsia="Times New Roman" w:cs="Arial"/>
+                      <w:color w:val="000000"/>
+                      <w:szCs w:val="20"/>
+                      <w:lang w:val="en-US"/>
+                    </w:rPr>
+                    <w:t>Perimeter(</w:t>
+                  </w:r>
+                  <w:proofErr w:type="gramEnd"/>
+                  <w:r>
+                    <w:rPr>
+                      <w:rFonts w:eastAsia="Times New Roman" w:cs="Arial"/>
+                      <w:color w:val="000000"/>
+                      <w:szCs w:val="20"/>
+                      <w:lang w:val="en-US"/>
+                    </w:rPr>
+                    <w:t>) returns correct value using formula: 2 * π * radius.</w:t>
+                  </w:r>
+                </w:p>
+                <w:p>
+                  <w:pPr>
+                    <w:pStyle w:val="ListParagraph"/>
+                    <w:numPr>
+                      <w:ilvl w:val="0"/>
+                      <w:numId w:val="11"/>
+                    </w:numPr>
+                    <w:rPr>
+                      <w:rFonts w:eastAsia="Times New Roman" w:cs="Arial"/>
+                      <w:color w:val="000000"/>
+                      <w:szCs w:val="20"/>
+                      <w:lang w:val="en-US"/>
+                    </w:rPr>
+                  </w:pPr>
+                  <w:r>
+                    <w:rPr>
+                      <w:rFonts w:eastAsia="Times New Roman" w:cs="Arial"/>
+                      <w:color w:val="000000"/>
+                      <w:szCs w:val="20"/>
+                      <w:lang w:val="en-US"/>
+                    </w:rPr>
+                    <w:t>Confirm that the name is "Circle" after object creation.</w:t>
+                  </w:r>
+                </w:p>
+              </w:tc>
+            </w:tr>
+            <w:tr>
+              <w:trPr>
+                <w:trHeight w:val="600"/>
+              </w:trPr>
+              <w:tc>
+                <w:tcPr>
+                  <w:tcW w:w="1239" w:type="dxa"/>
+                  <w:shd w:val="clear" w:color="auto" w:fill="auto"/>
+                  <w:vAlign w:val="center"/>
+                  <w:hideMark/>
+                </w:tcPr>
+                <w:p>
+                  <w:pPr>
+                    <w:rPr>
+                      <w:rFonts w:eastAsia="Arial Unicode MS" w:cs="Arial"/>
+                      <w:color w:val="000000"/>
+                      <w:szCs w:val="20"/>
+                      <w:lang w:val="en-US"/>
+                    </w:rPr>
+                  </w:pPr>
+                  <w:r>
+                    <w:rPr>
+                      <w:rFonts w:eastAsia="Arial Unicode MS" w:cs="Arial"/>
+                      <w:color w:val="000000"/>
+                      <w:szCs w:val="20"/>
+                      <w:lang w:val="en-US"/>
+                    </w:rPr>
+                    <w:t>Rectangle</w:t>
+                  </w:r>
+                </w:p>
+              </w:tc>
+              <w:tc>
+                <w:tcPr>
+                  <w:tcW w:w="8992" w:type="dxa"/>
+                  <w:shd w:val="clear" w:color="auto" w:fill="auto"/>
+                  <w:vAlign w:val="center"/>
+                  <w:hideMark/>
+                </w:tcPr>
+                <w:p>
+                  <w:pPr>
+                    <w:rPr>
+                      <w:rFonts w:eastAsia="Times New Roman" w:cs="Arial"/>
+                      <w:color w:val="000000"/>
+                      <w:szCs w:val="20"/>
+                      <w:lang w:val="en-US"/>
+                    </w:rPr>
+                  </w:pPr>
+                  <w:r>
+                    <w:rPr>
+                      <w:rFonts w:eastAsia="Times New Roman" w:cs="Arial"/>
+                      <w:color w:val="000000"/>
+                      <w:szCs w:val="20"/>
+                      <w:lang w:val="en-US"/>
+                    </w:rPr>
+                    <w:t>Length/width setup, area and perimeter correctness</w:t>
+                  </w:r>
+                </w:p>
+                <w:p>
+                  <w:pPr>
+                    <w:pStyle w:val="ListParagraph"/>
+                    <w:numPr>
+                      <w:ilvl w:val="0"/>
+                      <w:numId w:val="12"/>
+                    </w:numPr>
+                    <w:rPr>
+                      <w:rFonts w:eastAsia="Times New Roman" w:cs="Arial"/>
+                      <w:color w:val="000000"/>
+                      <w:szCs w:val="20"/>
+                      <w:lang w:val="en-US"/>
+                    </w:rPr>
+                  </w:pPr>
+                  <w:r>
+                    <w:rPr>
+                      <w:rFonts w:eastAsia="Times New Roman" w:cs="Arial"/>
+                      <w:color w:val="000000"/>
+                      <w:szCs w:val="20"/>
+                      <w:lang w:val="en-US"/>
+                    </w:rPr>
+                    <w:t>Test the default constructor sets both length and width to 1.0, and name to "Rectangle".</w:t>
+                  </w:r>
+                </w:p>
+                <w:p>
+                  <w:pPr>
+                    <w:pStyle w:val="ListParagraph"/>
+                    <w:numPr>
+                      <w:ilvl w:val="0"/>
+                      <w:numId w:val="12"/>
+                    </w:numPr>
+                    <w:rPr>
+                      <w:rFonts w:eastAsia="Times New Roman" w:cs="Arial"/>
+                      <w:color w:val="000000"/>
+                      <w:szCs w:val="20"/>
+                      <w:lang w:val="en-US"/>
+                    </w:rPr>
+                  </w:pPr>
+                  <w:r>
+                    <w:rPr>
+                      <w:rFonts w:eastAsia="Times New Roman" w:cs="Arial"/>
+                      <w:color w:val="000000"/>
+                      <w:szCs w:val="20"/>
+                      <w:lang w:val="en-US"/>
+                    </w:rPr>
+                    <w:t>Test the parameterized constructor sets length and width correctly.</w:t>
+                  </w:r>
+                </w:p>
+                <w:p>
+                  <w:pPr>
+                    <w:pStyle w:val="ListParagraph"/>
+                    <w:numPr>
+                      <w:ilvl w:val="0"/>
+                      <w:numId w:val="12"/>
+                    </w:numPr>
+                    <w:rPr>
+                      <w:rFonts w:eastAsia="Times New Roman" w:cs="Arial"/>
+                      <w:color w:val="000000"/>
+                      <w:szCs w:val="20"/>
+                      <w:lang w:val="en-US"/>
+                    </w:rPr>
+                  </w:pPr>
+                  <w:r>
+                    <w:rPr>
+                      <w:rFonts w:eastAsia="Times New Roman" w:cs="Arial"/>
+                      <w:color w:val="000000"/>
+                      <w:szCs w:val="20"/>
+                      <w:lang w:val="en-US"/>
+                    </w:rPr>
+                    <w:t xml:space="preserve">Test </w:t>
+                  </w:r>
+                  <w:proofErr w:type="gramStart"/>
+                  <w:r>
+                    <w:rPr>
+                      <w:rFonts w:eastAsia="Times New Roman" w:cs="Arial"/>
+                      <w:color w:val="000000"/>
+                      <w:szCs w:val="20"/>
+                      <w:lang w:val="en-US"/>
+                    </w:rPr>
+                    <w:t>Area(</w:t>
+                  </w:r>
+                  <w:proofErr w:type="gramEnd"/>
+                  <w:r>
+                    <w:rPr>
+                      <w:rFonts w:eastAsia="Times New Roman" w:cs="Arial"/>
+                      <w:color w:val="000000"/>
+                      <w:szCs w:val="20"/>
+                      <w:lang w:val="en-US"/>
+                    </w:rPr>
+                    <w:t>) returns correct result: length * width.</w:t>
+                  </w:r>
+                </w:p>
+                <w:p>
+                  <w:pPr>
+                    <w:pStyle w:val="ListParagraph"/>
+                    <w:numPr>
+                      <w:ilvl w:val="0"/>
+                      <w:numId w:val="12"/>
+                    </w:numPr>
+                    <w:rPr>
+                      <w:rFonts w:eastAsia="Times New Roman" w:cs="Arial"/>
+                      <w:color w:val="000000"/>
+                      <w:szCs w:val="20"/>
+                      <w:lang w:val="en-US"/>
+                    </w:rPr>
+                  </w:pPr>
+                  <w:r>
+                    <w:rPr>
+                      <w:rFonts w:eastAsia="Times New Roman" w:cs="Arial"/>
+                      <w:color w:val="000000"/>
+                      <w:szCs w:val="20"/>
+                      <w:lang w:val="en-US"/>
+                    </w:rPr>
+                    <w:t xml:space="preserve">Test </w:t>
+                  </w:r>
+                  <w:proofErr w:type="gramStart"/>
+                  <w:r>
+                    <w:rPr>
+                      <w:rFonts w:eastAsia="Times New Roman" w:cs="Arial"/>
+                      <w:color w:val="000000"/>
+                      <w:szCs w:val="20"/>
+                      <w:lang w:val="en-US"/>
+                    </w:rPr>
+                    <w:t>Perimeter(</w:t>
+                  </w:r>
+                  <w:proofErr w:type="gramEnd"/>
+                  <w:r>
+                    <w:rPr>
+                      <w:rFonts w:eastAsia="Times New Roman" w:cs="Arial"/>
+                      <w:color w:val="000000"/>
+                      <w:szCs w:val="20"/>
+                      <w:lang w:val="en-US"/>
+                    </w:rPr>
+                    <w:t>) returns correct result: 2 * (length + width).</w:t>
+                  </w:r>
+                </w:p>
+                <w:p>
+                  <w:pPr>
+                    <w:pStyle w:val="ListParagraph"/>
+                    <w:numPr>
+                      <w:ilvl w:val="0"/>
+                      <w:numId w:val="12"/>
+                    </w:numPr>
+                    <w:rPr>
+                      <w:rFonts w:eastAsia="Times New Roman" w:cs="Arial"/>
+                      <w:color w:val="000000"/>
+                      <w:szCs w:val="20"/>
+                      <w:lang w:val="en-US"/>
+                    </w:rPr>
+                  </w:pPr>
+                  <w:r>
+                    <w:rPr>
+                      <w:rFonts w:eastAsia="Times New Roman" w:cs="Arial"/>
+                      <w:color w:val="000000"/>
+                      <w:szCs w:val="20"/>
+                      <w:lang w:val="en-US"/>
+                    </w:rPr>
+                    <w:t>Confirm that the name is "Rectangle" after object creation.</w:t>
+                  </w:r>
+                </w:p>
+              </w:tc>
+            </w:tr>
+            <w:tr>
+              <w:trPr>
+                <w:trHeight w:val="600"/>
+              </w:trPr>
+              <w:tc>
+                <w:tcPr>
+                  <w:tcW w:w="1239" w:type="dxa"/>
+                  <w:shd w:val="clear" w:color="auto" w:fill="auto"/>
+                  <w:vAlign w:val="center"/>
+                  <w:hideMark/>
+                </w:tcPr>
+                <w:p>
+                  <w:pPr>
+                    <w:rPr>
+                      <w:rFonts w:eastAsia="Arial Unicode MS" w:cs="Arial"/>
+                      <w:color w:val="000000"/>
+                      <w:szCs w:val="20"/>
+                      <w:lang w:val="en-US"/>
+                    </w:rPr>
+                  </w:pPr>
+                  <w:r>
+                    <w:rPr>
+                      <w:rFonts w:eastAsia="Arial Unicode MS" w:cs="Arial"/>
+                      <w:color w:val="000000"/>
+                      <w:szCs w:val="20"/>
+                      <w:lang w:val="en-US"/>
+                    </w:rPr>
+                    <w:t>Square</w:t>
+                  </w:r>
+                </w:p>
+              </w:tc>
+              <w:tc>
+                <w:tcPr>
+                  <w:tcW w:w="8992" w:type="dxa"/>
+                  <w:shd w:val="clear" w:color="auto" w:fill="auto"/>
+                  <w:vAlign w:val="center"/>
+                  <w:hideMark/>
+                </w:tcPr>
+                <w:p>
+                  <w:pPr>
+                    <w:rPr>
+                      <w:rFonts w:eastAsia="Times New Roman" w:cs="Arial"/>
+                      <w:color w:val="000000"/>
+                      <w:szCs w:val="20"/>
+                      <w:lang w:val="en-US"/>
+                    </w:rPr>
+                  </w:pPr>
+                  <w:r>
+                    <w:rPr>
+                      <w:rFonts w:eastAsia="Times New Roman" w:cs="Arial"/>
+                      <w:color w:val="000000"/>
+                      <w:szCs w:val="20"/>
+                      <w:lang w:val="en-US"/>
+                    </w:rPr>
+                    <w:t>Side handling, method override verification</w:t>
+                  </w:r>
+                </w:p>
+                <w:p>
+                  <w:pPr>
+                    <w:pStyle w:val="ListParagraph"/>
+                    <w:numPr>
+                      <w:ilvl w:val="0"/>
+                      <w:numId w:val="13"/>
+                    </w:numPr>
+                    <w:rPr>
+                      <w:rFonts w:eastAsia="Times New Roman" w:cs="Arial"/>
+                      <w:color w:val="000000"/>
+                      <w:szCs w:val="20"/>
+                      <w:lang w:val="en-US"/>
+                    </w:rPr>
+                  </w:pPr>
+                  <w:r>
+                    <w:rPr>
+                      <w:rFonts w:eastAsia="Times New Roman" w:cs="Arial"/>
+                      <w:color w:val="000000"/>
+                      <w:szCs w:val="20"/>
+                      <w:lang w:val="en-US"/>
+                    </w:rPr>
+                    <w:t>Test the default constructor sets side length to 1.0.</w:t>
+                  </w:r>
+                </w:p>
+                <w:p>
+                  <w:pPr>
+                    <w:pStyle w:val="ListParagraph"/>
+                    <w:numPr>
+                      <w:ilvl w:val="0"/>
+                      <w:numId w:val="13"/>
+                    </w:numPr>
+                    <w:rPr>
+                      <w:rFonts w:eastAsia="Times New Roman" w:cs="Arial"/>
+                      <w:color w:val="000000"/>
+                      <w:szCs w:val="20"/>
+                      <w:lang w:val="en-US"/>
+                    </w:rPr>
+                  </w:pPr>
+                  <w:r>
+                    <w:rPr>
+                      <w:rFonts w:eastAsia="Times New Roman" w:cs="Arial"/>
+                      <w:color w:val="000000"/>
+                      <w:szCs w:val="20"/>
+                      <w:lang w:val="en-US"/>
+                    </w:rPr>
+                    <w:t>Test the parameterized constructor sets the side length properly (both length and width).</w:t>
+                  </w:r>
+                </w:p>
+                <w:p>
+                  <w:pPr>
+                    <w:pStyle w:val="ListParagraph"/>
+                    <w:numPr>
+                      <w:ilvl w:val="0"/>
+                      <w:numId w:val="13"/>
+                    </w:numPr>
+                    <w:rPr>
+                      <w:rFonts w:eastAsia="Times New Roman" w:cs="Arial"/>
+                      <w:color w:val="000000"/>
+                      <w:szCs w:val="20"/>
+                      <w:lang w:val="en-US"/>
+                    </w:rPr>
+                  </w:pPr>
+                  <w:r>
+                    <w:rPr>
+                      <w:rFonts w:eastAsia="Times New Roman" w:cs="Arial"/>
+                      <w:color w:val="000000"/>
+                      <w:szCs w:val="20"/>
+                      <w:lang w:val="en-US"/>
+                    </w:rPr>
+                    <w:t xml:space="preserve">Ensure </w:t>
+                  </w:r>
+                  <w:proofErr w:type="gramStart"/>
+                  <w:r>
+                    <w:rPr>
+                      <w:rFonts w:eastAsia="Times New Roman" w:cs="Arial"/>
+                      <w:color w:val="000000"/>
+                      <w:szCs w:val="20"/>
+                      <w:lang w:val="en-US"/>
+                    </w:rPr>
+                    <w:t>Area(</w:t>
+                  </w:r>
+                  <w:proofErr w:type="gramEnd"/>
+                  <w:r>
+                    <w:rPr>
+                      <w:rFonts w:eastAsia="Times New Roman" w:cs="Arial"/>
+                      <w:color w:val="000000"/>
+                      <w:szCs w:val="20"/>
+                      <w:lang w:val="en-US"/>
+                    </w:rPr>
+                    <w:t>) returns the correct result (from base Rectangle method).</w:t>
+                  </w:r>
+                </w:p>
+                <w:p>
+                  <w:pPr>
+                    <w:pStyle w:val="ListParagraph"/>
+                    <w:numPr>
+                      <w:ilvl w:val="0"/>
+                      <w:numId w:val="13"/>
+                    </w:numPr>
+                    <w:rPr>
+                      <w:rFonts w:eastAsia="Times New Roman" w:cs="Arial"/>
+                      <w:color w:val="000000"/>
+                      <w:szCs w:val="20"/>
+                      <w:lang w:val="en-US"/>
+                    </w:rPr>
+                  </w:pPr>
+                  <w:r>
+                    <w:rPr>
+                      <w:rFonts w:eastAsia="Times New Roman" w:cs="Arial"/>
+                      <w:color w:val="000000"/>
+                      <w:szCs w:val="20"/>
+                      <w:lang w:val="en-US"/>
+                    </w:rPr>
+                    <w:t xml:space="preserve">Ensure </w:t>
+                  </w:r>
+                  <w:proofErr w:type="gramStart"/>
+                  <w:r>
+                    <w:rPr>
+                      <w:rFonts w:eastAsia="Times New Roman" w:cs="Arial"/>
+                      <w:color w:val="000000"/>
+                      <w:szCs w:val="20"/>
+                      <w:lang w:val="en-US"/>
+                    </w:rPr>
+                    <w:t>Perimeter(</w:t>
+                  </w:r>
+                  <w:proofErr w:type="gramEnd"/>
+                  <w:r>
+                    <w:rPr>
+                      <w:rFonts w:eastAsia="Times New Roman" w:cs="Arial"/>
+                      <w:color w:val="000000"/>
+                      <w:szCs w:val="20"/>
+                      <w:lang w:val="en-US"/>
+                    </w:rPr>
+                    <w:t>) returns the correct result (from base Rectangle method).</w:t>
+                  </w:r>
+                </w:p>
+                <w:p>
+                  <w:pPr>
+                    <w:pStyle w:val="ListParagraph"/>
+                    <w:numPr>
+                      <w:ilvl w:val="0"/>
+                      <w:numId w:val="13"/>
+                    </w:numPr>
+                    <w:rPr>
+                      <w:rFonts w:eastAsia="Times New Roman" w:cs="Arial"/>
+                      <w:color w:val="000000"/>
+                      <w:szCs w:val="20"/>
+                      <w:lang w:val="en-US"/>
+                    </w:rPr>
+                  </w:pPr>
+                  <w:r>
+                    <w:rPr>
+                      <w:rFonts w:eastAsia="Times New Roman" w:cs="Arial"/>
+                      <w:color w:val="000000"/>
+                      <w:szCs w:val="20"/>
+                      <w:lang w:val="en-US"/>
+                    </w:rPr>
+                    <w:t>Confirm that the name is "Square" after object creation.</w:t>
+                  </w:r>
+                </w:p>
+              </w:tc>
+            </w:tr>
+            <w:tr>
+              <w:trPr>
+                <w:trHeight w:val="600"/>
+              </w:trPr>
+              <w:tc>
+                <w:tcPr>
+                  <w:tcW w:w="1239" w:type="dxa"/>
+                  <w:shd w:val="clear" w:color="auto" w:fill="auto"/>
+                  <w:vAlign w:val="center"/>
+                  <w:hideMark/>
+                </w:tcPr>
+                <w:p>
+                  <w:pPr>
+                    <w:rPr>
+                      <w:rFonts w:eastAsia="Arial Unicode MS" w:cs="Arial"/>
+                      <w:color w:val="000000"/>
+                      <w:szCs w:val="20"/>
+                      <w:lang w:val="en-US"/>
+                    </w:rPr>
+                  </w:pPr>
+                  <w:r>
+                    <w:rPr>
+                      <w:rFonts w:eastAsia="Arial Unicode MS" w:cs="Arial"/>
+                      <w:color w:val="000000"/>
+                      <w:szCs w:val="20"/>
+                      <w:lang w:val="en-US"/>
+                    </w:rPr>
+                    <w:t>Trapezoid</w:t>
+                  </w:r>
+                </w:p>
+              </w:tc>
+              <w:tc>
+                <w:tcPr>
+                  <w:tcW w:w="8992" w:type="dxa"/>
+                  <w:shd w:val="clear" w:color="auto" w:fill="auto"/>
+                  <w:vAlign w:val="center"/>
+                  <w:hideMark/>
+                </w:tcPr>
+                <w:p>
+                  <w:pPr>
+                    <w:rPr>
+                      <w:rFonts w:eastAsia="Times New Roman" w:cs="Arial"/>
+                      <w:color w:val="000000"/>
+                      <w:szCs w:val="20"/>
+                      <w:lang w:val="en-US"/>
+                    </w:rPr>
+                  </w:pPr>
+                  <w:r>
+                    <w:rPr>
+                      <w:rFonts w:eastAsia="Times New Roman" w:cs="Arial"/>
+                      <w:color w:val="000000"/>
+                      <w:szCs w:val="20"/>
+                      <w:lang w:val="en-US"/>
+                    </w:rPr>
+                    <w:t>All dimensions, correct area and perimeter calculations</w:t>
+                  </w:r>
+                </w:p>
+                <w:p>
+                  <w:pPr>
+                    <w:pStyle w:val="ListParagraph"/>
+                    <w:numPr>
+                      <w:ilvl w:val="0"/>
+                      <w:numId w:val="14"/>
+                    </w:numPr>
+                    <w:rPr>
+                      <w:rFonts w:eastAsia="Times New Roman" w:cs="Arial"/>
+                      <w:color w:val="000000"/>
+                      <w:szCs w:val="20"/>
+                      <w:lang w:val="en-US"/>
+                    </w:rPr>
+                  </w:pPr>
+                  <w:r>
+                    <w:rPr>
+                      <w:rFonts w:eastAsia="Times New Roman" w:cs="Arial"/>
+                      <w:color w:val="000000"/>
+                      <w:szCs w:val="20"/>
+                      <w:lang w:val="en-US"/>
+                    </w:rPr>
+                    <w:t>Test the default constructor sets all sides and height to 1.0.</w:t>
+                  </w:r>
+                </w:p>
+                <w:p>
+                  <w:pPr>
+                    <w:pStyle w:val="ListParagraph"/>
+                    <w:numPr>
+                      <w:ilvl w:val="0"/>
+                      <w:numId w:val="14"/>
+                    </w:numPr>
+                    <w:rPr>
+                      <w:rFonts w:eastAsia="Times New Roman" w:cs="Arial"/>
+                      <w:color w:val="000000"/>
+                      <w:szCs w:val="20"/>
+                      <w:lang w:val="en-US"/>
+                    </w:rPr>
+                  </w:pPr>
+                  <w:r>
+                    <w:rPr>
+                      <w:rFonts w:eastAsia="Times New Roman" w:cs="Arial"/>
+                      <w:color w:val="000000"/>
+                      <w:szCs w:val="20"/>
+                      <w:lang w:val="en-US"/>
+                    </w:rPr>
+                    <w:t>Test the parameterized constructor sets all dimensions correctly.</w:t>
+                  </w:r>
+                </w:p>
+                <w:p>
+                  <w:pPr>
+                    <w:pStyle w:val="ListParagraph"/>
+                    <w:numPr>
+                      <w:ilvl w:val="0"/>
+                      <w:numId w:val="14"/>
+                    </w:numPr>
+                    <w:rPr>
+                      <w:rFonts w:eastAsia="Times New Roman" w:cs="Arial"/>
+                      <w:color w:val="000000"/>
+                      <w:szCs w:val="20"/>
+                      <w:lang w:val="en-US"/>
+                    </w:rPr>
+                  </w:pPr>
+                  <w:r>
+                    <w:rPr>
+                      <w:rFonts w:eastAsia="Times New Roman" w:cs="Arial"/>
+                      <w:color w:val="000000"/>
+                      <w:szCs w:val="20"/>
+                      <w:lang w:val="en-US"/>
+                    </w:rPr>
+                    <w:t xml:space="preserve">Test </w:t>
+                  </w:r>
+                  <w:proofErr w:type="gramStart"/>
+                  <w:r>
+                    <w:rPr>
+                      <w:rFonts w:eastAsia="Times New Roman" w:cs="Arial"/>
+                      <w:color w:val="000000"/>
+                      <w:szCs w:val="20"/>
+                      <w:lang w:val="en-US"/>
+                    </w:rPr>
+                    <w:t>Area(</w:t>
+                  </w:r>
+                  <w:proofErr w:type="gramEnd"/>
+                  <w:r>
+                    <w:rPr>
+                      <w:rFonts w:eastAsia="Times New Roman" w:cs="Arial"/>
+                      <w:color w:val="000000"/>
+                      <w:szCs w:val="20"/>
+                      <w:lang w:val="en-US"/>
+                    </w:rPr>
+                    <w:t>) returns correct result: ((base1 + base2) / 2) * height.</w:t>
+                  </w:r>
+                </w:p>
+                <w:p>
+                  <w:pPr>
+                    <w:pStyle w:val="ListParagraph"/>
+                    <w:numPr>
+                      <w:ilvl w:val="0"/>
+                      <w:numId w:val="14"/>
+                    </w:numPr>
+                    <w:rPr>
+                      <w:rFonts w:eastAsia="Times New Roman" w:cs="Arial"/>
+                      <w:color w:val="000000"/>
+                      <w:szCs w:val="20"/>
+                      <w:lang w:val="en-US"/>
+                    </w:rPr>
+                  </w:pPr>
+                  <w:r>
+                    <w:rPr>
+                      <w:rFonts w:eastAsia="Times New Roman" w:cs="Arial"/>
+                      <w:color w:val="000000"/>
+                      <w:szCs w:val="20"/>
+                      <w:lang w:val="en-US"/>
+                    </w:rPr>
+                    <w:t xml:space="preserve">Test </w:t>
+                  </w:r>
+                  <w:proofErr w:type="gramStart"/>
+                  <w:r>
+                    <w:rPr>
+                      <w:rFonts w:eastAsia="Times New Roman" w:cs="Arial"/>
+                      <w:color w:val="000000"/>
+                      <w:szCs w:val="20"/>
+                      <w:lang w:val="en-US"/>
+                    </w:rPr>
+                    <w:t>Perimeter(</w:t>
+                  </w:r>
+                  <w:proofErr w:type="gramEnd"/>
+                  <w:r>
+                    <w:rPr>
+                      <w:rFonts w:eastAsia="Times New Roman" w:cs="Arial"/>
+                      <w:color w:val="000000"/>
+                      <w:szCs w:val="20"/>
+                      <w:lang w:val="en-US"/>
+                    </w:rPr>
+                    <w:t>) returns correct result: base1 + base2 + side1 + side2.</w:t>
+                  </w:r>
+                </w:p>
+                <w:p>
+                  <w:pPr>
+                    <w:pStyle w:val="ListParagraph"/>
+                    <w:numPr>
+                      <w:ilvl w:val="0"/>
+                      <w:numId w:val="14"/>
+                    </w:numPr>
+                    <w:rPr>
+                      <w:rFonts w:eastAsia="Times New Roman" w:cs="Arial"/>
+                      <w:color w:val="000000"/>
+                      <w:szCs w:val="20"/>
+                      <w:lang w:val="en-US"/>
+                    </w:rPr>
+                  </w:pPr>
+                  <w:r>
+                    <w:rPr>
+                      <w:rFonts w:eastAsia="Times New Roman" w:cs="Arial"/>
+                      <w:color w:val="000000"/>
+                      <w:szCs w:val="20"/>
+                      <w:lang w:val="en-US"/>
+                    </w:rPr>
+                    <w:t>Confirm that the name is "Trapezoid" after object creation.</w:t>
+                  </w:r>
+                </w:p>
+              </w:tc>
+            </w:tr>
+          </w:tbl>
           <w:p>
             <w:pPr>
               <w:rPr>
@@ -8771,19 +9916,6 @@
         <w:tc>
           <w:tcPr>
             <w:tcW w:w="10478" w:type="dxa"/>
-            <w:tcBorders>
-              <w:top w:val="single" w:sz="4" w:space="0" w:color="auto"/>
-              <w:left w:val="single" w:sz="4" w:space="0" w:color="auto"/>
-              <w:bottom w:val="single" w:sz="4" w:space="0" w:color="auto"/>
-              <w:right w:val="single" w:sz="4" w:space="0" w:color="auto"/>
-            </w:tcBorders>
-            <w:shd w:val="clear" w:color="auto" w:fill="FFEDF5"/>
-            <w:tcMar>
-              <w:top w:w="57" w:type="dxa"/>
-              <w:left w:w="108" w:type="dxa"/>
-              <w:bottom w:w="57" w:type="dxa"/>
-              <w:right w:w="108" w:type="dxa"/>
-            </w:tcMar>
             <w:hideMark/>
           </w:tcPr>
           <w:p>
@@ -8826,18 +9958,6 @@
         <w:tc>
           <w:tcPr>
             <w:tcW w:w="10478" w:type="dxa"/>
-            <w:tcBorders>
-              <w:top w:val="single" w:sz="4" w:space="0" w:color="auto"/>
-              <w:left w:val="single" w:sz="4" w:space="0" w:color="auto"/>
-              <w:bottom w:val="single" w:sz="4" w:space="0" w:color="auto"/>
-              <w:right w:val="single" w:sz="4" w:space="0" w:color="auto"/>
-            </w:tcBorders>
-            <w:tcMar>
-              <w:top w:w="57" w:type="dxa"/>
-              <w:left w:w="108" w:type="dxa"/>
-              <w:bottom w:w="57" w:type="dxa"/>
-              <w:right w:w="108" w:type="dxa"/>
-            </w:tcMar>
           </w:tcPr>
           <w:p>
             <w:pPr>
@@ -8860,6 +9980,217 @@
                 <w:szCs w:val="20"/>
               </w:rPr>
             </w:pPr>
+            <w:r>
+              <w:rPr>
+                <w:szCs w:val="20"/>
+              </w:rPr>
+              <w:t>Input validation, control flow, shape selection logic</w:t>
+            </w:r>
+          </w:p>
+          <w:p>
+            <w:pPr>
+              <w:pStyle w:val="ListParagraph"/>
+              <w:numPr>
+                <w:ilvl w:val="0"/>
+                <w:numId w:val="15"/>
+              </w:numPr>
+              <w:rPr>
+                <w:szCs w:val="20"/>
+                <w:lang w:val="en-US"/>
+              </w:rPr>
+            </w:pPr>
+            <w:r>
+              <w:rPr>
+                <w:szCs w:val="20"/>
+                <w:lang w:val="en-US"/>
+              </w:rPr>
+              <w:t xml:space="preserve">Test </w:t>
+            </w:r>
+            <w:proofErr w:type="gramStart"/>
+            <w:r>
+              <w:rPr>
+                <w:szCs w:val="20"/>
+                <w:lang w:val="en-US"/>
+              </w:rPr>
+              <w:t>positiveInputCheck(</w:t>
+            </w:r>
+            <w:proofErr w:type="gramEnd"/>
+            <w:r>
+              <w:rPr>
+                <w:szCs w:val="20"/>
+                <w:lang w:val="en-US"/>
+              </w:rPr>
+              <w:t>) handles valid positive numeric input correctly.</w:t>
+            </w:r>
+          </w:p>
+          <w:p>
+            <w:pPr>
+              <w:pStyle w:val="ListParagraph"/>
+              <w:numPr>
+                <w:ilvl w:val="0"/>
+                <w:numId w:val="15"/>
+              </w:numPr>
+              <w:rPr>
+                <w:szCs w:val="20"/>
+                <w:lang w:val="en-US"/>
+              </w:rPr>
+            </w:pPr>
+            <w:r>
+              <w:rPr>
+                <w:szCs w:val="20"/>
+                <w:lang w:val="en-US"/>
+              </w:rPr>
+              <w:t xml:space="preserve">Test </w:t>
+            </w:r>
+            <w:proofErr w:type="gramStart"/>
+            <w:r>
+              <w:rPr>
+                <w:szCs w:val="20"/>
+                <w:lang w:val="en-US"/>
+              </w:rPr>
+              <w:t>positiveInputCheck(</w:t>
+            </w:r>
+            <w:proofErr w:type="gramEnd"/>
+            <w:r>
+              <w:rPr>
+                <w:szCs w:val="20"/>
+                <w:lang w:val="en-US"/>
+              </w:rPr>
+              <w:t>) rejects non-numeric or negative input and shows default shape info.</w:t>
+            </w:r>
+          </w:p>
+          <w:p>
+            <w:pPr>
+              <w:pStyle w:val="ListParagraph"/>
+              <w:numPr>
+                <w:ilvl w:val="0"/>
+                <w:numId w:val="15"/>
+              </w:numPr>
+              <w:rPr>
+                <w:szCs w:val="20"/>
+                <w:lang w:val="en-US"/>
+              </w:rPr>
+            </w:pPr>
+            <w:r>
+              <w:rPr>
+                <w:szCs w:val="20"/>
+                <w:lang w:val="en-US"/>
+              </w:rPr>
+              <w:t>Test correct shape creation and calculation based on menu selection.</w:t>
+            </w:r>
+          </w:p>
+          <w:p>
+            <w:pPr>
+              <w:pStyle w:val="ListParagraph"/>
+              <w:numPr>
+                <w:ilvl w:val="0"/>
+                <w:numId w:val="15"/>
+              </w:numPr>
+              <w:rPr>
+                <w:szCs w:val="20"/>
+                <w:lang w:val="en-US"/>
+              </w:rPr>
+            </w:pPr>
+            <w:r>
+              <w:rPr>
+                <w:szCs w:val="20"/>
+                <w:lang w:val="en-US"/>
+              </w:rPr>
+              <w:t>Test shape options for Circle, Rectangle, Square, Trapezoid.</w:t>
+            </w:r>
+          </w:p>
+          <w:p>
+            <w:pPr>
+              <w:pStyle w:val="ListParagraph"/>
+              <w:numPr>
+                <w:ilvl w:val="0"/>
+                <w:numId w:val="15"/>
+              </w:numPr>
+              <w:rPr>
+                <w:szCs w:val="20"/>
+                <w:lang w:val="en-US"/>
+              </w:rPr>
+            </w:pPr>
+            <w:r>
+              <w:rPr>
+                <w:szCs w:val="20"/>
+                <w:lang w:val="en-US"/>
+              </w:rPr>
+              <w:lastRenderedPageBreak/>
+              <w:t>Test trapezoid validation logic (based on side/base/height values).</w:t>
+            </w:r>
+          </w:p>
+          <w:p>
+            <w:pPr>
+              <w:pStyle w:val="ListParagraph"/>
+              <w:numPr>
+                <w:ilvl w:val="0"/>
+                <w:numId w:val="15"/>
+              </w:numPr>
+              <w:rPr>
+                <w:szCs w:val="20"/>
+                <w:lang w:val="en-US"/>
+              </w:rPr>
+            </w:pPr>
+            <w:r>
+              <w:rPr>
+                <w:szCs w:val="20"/>
+                <w:lang w:val="en-US"/>
+              </w:rPr>
+              <w:t>Test navigation options such as returning to the main menu.</w:t>
+            </w:r>
+          </w:p>
+          <w:p>
+            <w:pPr>
+              <w:pStyle w:val="ListParagraph"/>
+              <w:numPr>
+                <w:ilvl w:val="0"/>
+                <w:numId w:val="15"/>
+              </w:numPr>
+              <w:rPr>
+                <w:szCs w:val="20"/>
+                <w:lang w:val="en-US"/>
+              </w:rPr>
+            </w:pPr>
+            <w:r>
+              <w:rPr>
+                <w:szCs w:val="20"/>
+                <w:lang w:val="en-US"/>
+              </w:rPr>
+              <w:t xml:space="preserve">Test that calculation menu performs correct </w:t>
+            </w:r>
+            <w:proofErr w:type="gramStart"/>
+            <w:r>
+              <w:rPr>
+                <w:szCs w:val="20"/>
+                <w:lang w:val="en-US"/>
+              </w:rPr>
+              <w:t>Area(</w:t>
+            </w:r>
+            <w:proofErr w:type="gramEnd"/>
+            <w:r>
+              <w:rPr>
+                <w:szCs w:val="20"/>
+                <w:lang w:val="en-US"/>
+              </w:rPr>
+              <w:t xml:space="preserve">) and </w:t>
+            </w:r>
+            <w:proofErr w:type="gramStart"/>
+            <w:r>
+              <w:rPr>
+                <w:szCs w:val="20"/>
+                <w:lang w:val="en-US"/>
+              </w:rPr>
+              <w:t>Perimeter(</w:t>
+            </w:r>
+            <w:proofErr w:type="gramEnd"/>
+            <w:r>
+              <w:rPr>
+                <w:szCs w:val="20"/>
+                <w:lang w:val="en-US"/>
+              </w:rPr>
+              <w:t>) calls based on selected shape.</w:t>
+            </w:r>
           </w:p>
         </w:tc>
       </w:tr>
@@ -8867,19 +10198,6 @@
         <w:tc>
           <w:tcPr>
             <w:tcW w:w="10478" w:type="dxa"/>
-            <w:tcBorders>
-              <w:top w:val="single" w:sz="4" w:space="0" w:color="auto"/>
-              <w:left w:val="single" w:sz="4" w:space="0" w:color="auto"/>
-              <w:bottom w:val="single" w:sz="4" w:space="0" w:color="auto"/>
-              <w:right w:val="single" w:sz="4" w:space="0" w:color="auto"/>
-            </w:tcBorders>
-            <w:shd w:val="clear" w:color="auto" w:fill="FFEDF5"/>
-            <w:tcMar>
-              <w:top w:w="57" w:type="dxa"/>
-              <w:left w:w="108" w:type="dxa"/>
-              <w:bottom w:w="57" w:type="dxa"/>
-              <w:right w:w="108" w:type="dxa"/>
-            </w:tcMar>
             <w:hideMark/>
           </w:tcPr>
           <w:p>
@@ -8894,6 +10212,7 @@
                 <w:bCs/>
                 <w:szCs w:val="20"/>
               </w:rPr>
+              <w:lastRenderedPageBreak/>
               <w:t xml:space="preserve">2.3 </w:t>
             </w:r>
             <w:r>
@@ -8946,18 +10265,6 @@
         <w:tc>
           <w:tcPr>
             <w:tcW w:w="10478" w:type="dxa"/>
-            <w:tcBorders>
-              <w:top w:val="single" w:sz="4" w:space="0" w:color="auto"/>
-              <w:left w:val="single" w:sz="4" w:space="0" w:color="auto"/>
-              <w:bottom w:val="single" w:sz="4" w:space="0" w:color="auto"/>
-              <w:right w:val="single" w:sz="4" w:space="0" w:color="auto"/>
-            </w:tcBorders>
-            <w:tcMar>
-              <w:top w:w="57" w:type="dxa"/>
-              <w:left w:w="108" w:type="dxa"/>
-              <w:bottom w:w="57" w:type="dxa"/>
-              <w:right w:w="108" w:type="dxa"/>
-            </w:tcMar>
           </w:tcPr>
           <w:p>
             <w:pPr>
@@ -9030,6 +10337,12 @@
                       <w:szCs w:val="20"/>
                     </w:rPr>
                   </w:pPr>
+                  <w:r>
+                    <w:rPr>
+                      <w:szCs w:val="20"/>
+                    </w:rPr>
+                    <w:t>Tester</w:t>
+                  </w:r>
                 </w:p>
               </w:tc>
             </w:tr>
@@ -9125,30 +10438,28 @@
                 <w:p>
                   <w:pPr>
                     <w:rPr>
-                      <w:i/>
-                      <w:iCs/>
-                      <w:color w:val="A6A6A6" w:themeColor="background1" w:themeShade="A6"/>
                       <w:szCs w:val="20"/>
                     </w:rPr>
                   </w:pPr>
                   <w:r>
                     <w:rPr>
-                      <w:i/>
-                      <w:iCs/>
-                      <w:color w:val="A6A6A6" w:themeColor="background1" w:themeShade="A6"/>
-                      <w:szCs w:val="20"/>
-                    </w:rPr>
-                    <w:t>What will be included in the test, and what will not be.</w:t>
+                      <w:szCs w:val="20"/>
+                    </w:rPr>
+                    <w:t>Included: Unit testing of all shape classes (Circle, Rectangle, Square, Trapezoid) and core logic in Program.cs, especially input validation and menu-based shape selection.</w:t>
                   </w:r>
                 </w:p>
                 <w:p>
                   <w:pPr>
                     <w:rPr>
-                      <w:i/>
-                      <w:iCs/>
                       <w:szCs w:val="20"/>
                     </w:rPr>
                   </w:pPr>
+                  <w:r>
+                    <w:rPr>
+                      <w:szCs w:val="20"/>
+                    </w:rPr>
+                    <w:t>Not included: GUI testing, database integration, performance testing, or testing for invalid shape geometry beyond basic logic.</w:t>
+                  </w:r>
                 </w:p>
               </w:tc>
             </w:tr>
@@ -9195,46 +10506,15 @@
                 <w:p>
                   <w:pPr>
                     <w:rPr>
-                      <w:i/>
-                      <w:iCs/>
-                      <w:color w:val="A6A6A6" w:themeColor="background1" w:themeShade="A6"/>
                       <w:szCs w:val="20"/>
                     </w:rPr>
                   </w:pPr>
                   <w:r>
                     <w:rPr>
-                      <w:i/>
-                      <w:iCs/>
-                      <w:color w:val="A6A6A6" w:themeColor="background1" w:themeShade="A6"/>
-                      <w:szCs w:val="20"/>
-                    </w:rPr>
-                    <w:t xml:space="preserve">e.g. unit test, </w:t>
-                  </w:r>
-                  <w:r>
-                    <w:rPr>
-                      <w:i/>
-                      <w:iCs/>
-                      <w:color w:val="A6A6A6" w:themeColor="background1" w:themeShade="A6"/>
-                      <w:szCs w:val="20"/>
-                    </w:rPr>
-                    <w:t>system</w:t>
-                  </w:r>
-                  <w:r>
-                    <w:rPr>
-                      <w:i/>
-                      <w:iCs/>
-                      <w:color w:val="A6A6A6" w:themeColor="background1" w:themeShade="A6"/>
-                      <w:szCs w:val="20"/>
-                    </w:rPr>
-                    <w:t xml:space="preserve"> test …</w:t>
-                  </w:r>
-                </w:p>
-                <w:p>
-                  <w:pPr>
-                    <w:rPr>
-                      <w:szCs w:val="20"/>
-                    </w:rPr>
-                  </w:pPr>
+                      <w:szCs w:val="20"/>
+                    </w:rPr>
+                    <w:t>Unit Tests, Functional Tests, Manual Console Tests (for Program.cs interaction)</w:t>
+                  </w:r>
                 </w:p>
               </w:tc>
             </w:tr>
@@ -9281,40 +10561,14 @@
                 <w:p>
                   <w:pPr>
                     <w:rPr>
-                      <w:i/>
-                      <w:iCs/>
-                      <w:color w:val="A6A6A6" w:themeColor="background1" w:themeShade="A6"/>
                       <w:szCs w:val="20"/>
                     </w:rPr>
                   </w:pPr>
                   <w:r>
                     <w:rPr>
-                      <w:i/>
-                      <w:iCs/>
-                      <w:color w:val="A6A6A6" w:themeColor="background1" w:themeShade="A6"/>
-                      <w:szCs w:val="20"/>
-                    </w:rPr>
-                    <w:t xml:space="preserve">What </w:t>
-                  </w:r>
-                  <w:proofErr w:type="gramStart"/>
-                  <w:r>
-                    <w:rPr>
-                      <w:i/>
-                      <w:iCs/>
-                      <w:color w:val="A6A6A6" w:themeColor="background1" w:themeShade="A6"/>
-                      <w:szCs w:val="20"/>
-                    </w:rPr>
-                    <w:t>are</w:t>
-                  </w:r>
-                  <w:proofErr w:type="gramEnd"/>
-                  <w:r>
-                    <w:rPr>
-                      <w:i/>
-                      <w:iCs/>
-                      <w:color w:val="A6A6A6" w:themeColor="background1" w:themeShade="A6"/>
-                      <w:szCs w:val="20"/>
-                    </w:rPr>
-                    <w:t xml:space="preserve"> the software tool used in the test</w:t>
+                      <w:szCs w:val="20"/>
+                    </w:rPr>
+                    <w:t>Visual Studio Test Explorer</w:t>
                   </w:r>
                 </w:p>
                 <w:p>
@@ -9323,6 +10577,25 @@
                       <w:szCs w:val="20"/>
                     </w:rPr>
                   </w:pPr>
+                  <w:r>
+                    <w:rPr>
+                      <w:szCs w:val="20"/>
+                    </w:rPr>
+                    <w:t>MSTest or xUnit for unit testing</w:t>
+                  </w:r>
+                </w:p>
+                <w:p>
+                  <w:pPr>
+                    <w:rPr>
+                      <w:szCs w:val="20"/>
+                    </w:rPr>
+                  </w:pPr>
+                  <w:r>
+                    <w:rPr>
+                      <w:szCs w:val="20"/>
+                    </w:rPr>
+                    <w:t>Console window for manual behavior validation</w:t>
+                  </w:r>
                 </w:p>
               </w:tc>
             </w:tr>
@@ -9369,20 +10642,14 @@
                 <w:p>
                   <w:pPr>
                     <w:rPr>
-                      <w:i/>
-                      <w:iCs/>
-                      <w:color w:val="A6A6A6" w:themeColor="background1" w:themeShade="A6"/>
                       <w:szCs w:val="20"/>
                     </w:rPr>
                   </w:pPr>
                   <w:r>
                     <w:rPr>
-                      <w:i/>
-                      <w:iCs/>
-                      <w:color w:val="A6A6A6" w:themeColor="background1" w:themeShade="A6"/>
-                      <w:szCs w:val="20"/>
-                    </w:rPr>
-                    <w:t>Discuss the benefits of the selected type of test, tools…</w:t>
+                      <w:szCs w:val="20"/>
+                    </w:rPr>
+                    <w:t>Unit Tests help isolate and verify each class's behavior (e.g. correct area/perimeter calculations).</w:t>
                   </w:r>
                 </w:p>
                 <w:p>
@@ -9391,6 +10658,38 @@
                       <w:szCs w:val="20"/>
                     </w:rPr>
                   </w:pPr>
+                  <w:r>
+                    <w:rPr>
+                      <w:szCs w:val="20"/>
+                    </w:rPr>
+                    <w:t>xUnit/MSTest provide automation, test suites, and consistent test reporting.</w:t>
+                  </w:r>
+                </w:p>
+                <w:p>
+                  <w:pPr>
+                    <w:rPr>
+                      <w:szCs w:val="20"/>
+                    </w:rPr>
+                  </w:pPr>
+                  <w:r>
+                    <w:rPr>
+                      <w:szCs w:val="20"/>
+                    </w:rPr>
+                    <w:t>Testing improves code reliability and reduces bugs in later development stages.</w:t>
+                  </w:r>
+                </w:p>
+                <w:p>
+                  <w:pPr>
+                    <w:rPr>
+                      <w:szCs w:val="20"/>
+                    </w:rPr>
+                  </w:pPr>
+                  <w:r>
+                    <w:rPr>
+                      <w:szCs w:val="20"/>
+                    </w:rPr>
+                    <w:t>Testing also ensures changes don’t break existing logic (regression protection).</w:t>
+                  </w:r>
                 </w:p>
               </w:tc>
             </w:tr>
@@ -9415,19 +10714,6 @@
         <w:tc>
           <w:tcPr>
             <w:tcW w:w="10478" w:type="dxa"/>
-            <w:tcBorders>
-              <w:top w:val="single" w:sz="4" w:space="0" w:color="auto"/>
-              <w:left w:val="single" w:sz="4" w:space="0" w:color="auto"/>
-              <w:bottom w:val="single" w:sz="4" w:space="0" w:color="auto"/>
-              <w:right w:val="single" w:sz="4" w:space="0" w:color="auto"/>
-            </w:tcBorders>
-            <w:shd w:val="clear" w:color="auto" w:fill="FFEDF5"/>
-            <w:tcMar>
-              <w:top w:w="57" w:type="dxa"/>
-              <w:left w:w="108" w:type="dxa"/>
-              <w:bottom w:w="57" w:type="dxa"/>
-              <w:right w:w="108" w:type="dxa"/>
-            </w:tcMar>
             <w:hideMark/>
           </w:tcPr>
           <w:p>
@@ -9458,18 +10744,6 @@
         <w:tc>
           <w:tcPr>
             <w:tcW w:w="10478" w:type="dxa"/>
-            <w:tcBorders>
-              <w:top w:val="single" w:sz="4" w:space="0" w:color="auto"/>
-              <w:left w:val="single" w:sz="4" w:space="0" w:color="auto"/>
-              <w:bottom w:val="single" w:sz="4" w:space="0" w:color="auto"/>
-              <w:right w:val="single" w:sz="4" w:space="0" w:color="auto"/>
-            </w:tcBorders>
-            <w:tcMar>
-              <w:top w:w="57" w:type="dxa"/>
-              <w:left w:w="108" w:type="dxa"/>
-              <w:bottom w:w="57" w:type="dxa"/>
-              <w:right w:w="108" w:type="dxa"/>
-            </w:tcMar>
           </w:tcPr>
           <w:p>
             <w:pPr>
@@ -9490,15 +10764,319 @@
             <w:pPr>
               <w:rPr>
                 <w:szCs w:val="20"/>
-              </w:rPr>
-            </w:pPr>
-          </w:p>
-          <w:p>
-            <w:pPr>
-              <w:rPr>
-                <w:szCs w:val="20"/>
-              </w:rPr>
-            </w:pPr>
+                <w:lang w:val="en-US"/>
+              </w:rPr>
+            </w:pPr>
+            <w:r>
+              <w:rPr>
+                <w:szCs w:val="20"/>
+                <w:lang w:val="en-US"/>
+              </w:rPr>
+              <w:t>Organisational Guidelines:</w:t>
+            </w:r>
+          </w:p>
+          <w:p>
+            <w:pPr>
+              <w:pStyle w:val="ListParagraph"/>
+              <w:numPr>
+                <w:ilvl w:val="0"/>
+                <w:numId w:val="17"/>
+              </w:numPr>
+              <w:rPr>
+                <w:szCs w:val="20"/>
+                <w:lang w:val="en-US"/>
+              </w:rPr>
+            </w:pPr>
+            <w:r>
+              <w:rPr>
+                <w:szCs w:val="20"/>
+                <w:lang w:val="en-US"/>
+              </w:rPr>
+              <w:t>Developers should avoid testing their own code beyond unit testing.</w:t>
+            </w:r>
+          </w:p>
+          <w:p>
+            <w:pPr>
+              <w:pStyle w:val="ListParagraph"/>
+              <w:numPr>
+                <w:ilvl w:val="0"/>
+                <w:numId w:val="17"/>
+              </w:numPr>
+              <w:rPr>
+                <w:szCs w:val="20"/>
+                <w:lang w:val="en-US"/>
+              </w:rPr>
+            </w:pPr>
+            <w:r>
+              <w:rPr>
+                <w:szCs w:val="20"/>
+                <w:lang w:val="en-US"/>
+              </w:rPr>
+              <w:t>Testing should be performed by a separate testing team.</w:t>
+            </w:r>
+          </w:p>
+          <w:p>
+            <w:pPr>
+              <w:pStyle w:val="ListParagraph"/>
+              <w:numPr>
+                <w:ilvl w:val="0"/>
+                <w:numId w:val="17"/>
+              </w:numPr>
+              <w:rPr>
+                <w:szCs w:val="20"/>
+                <w:lang w:val="en-US"/>
+              </w:rPr>
+            </w:pPr>
+            <w:r>
+              <w:rPr>
+                <w:szCs w:val="20"/>
+                <w:lang w:val="en-US"/>
+              </w:rPr>
+              <w:t>Software can never be 100% bug-free.</w:t>
+            </w:r>
+          </w:p>
+          <w:p>
+            <w:pPr>
+              <w:pStyle w:val="ListParagraph"/>
+              <w:numPr>
+                <w:ilvl w:val="0"/>
+                <w:numId w:val="17"/>
+              </w:numPr>
+              <w:rPr>
+                <w:szCs w:val="20"/>
+                <w:lang w:val="en-US"/>
+              </w:rPr>
+            </w:pPr>
+            <w:r>
+              <w:rPr>
+                <w:szCs w:val="20"/>
+                <w:lang w:val="en-US"/>
+              </w:rPr>
+              <w:t>Testing should start as early as possible in the development process.</w:t>
+            </w:r>
+          </w:p>
+          <w:p>
+            <w:pPr>
+              <w:pStyle w:val="ListParagraph"/>
+              <w:numPr>
+                <w:ilvl w:val="0"/>
+                <w:numId w:val="17"/>
+              </w:numPr>
+              <w:rPr>
+                <w:szCs w:val="20"/>
+                <w:lang w:val="en-US"/>
+              </w:rPr>
+            </w:pPr>
+            <w:r>
+              <w:rPr>
+                <w:szCs w:val="20"/>
+                <w:lang w:val="en-US"/>
+              </w:rPr>
+              <w:t>Prioritize testing critical sections of the application.</w:t>
+            </w:r>
+          </w:p>
+          <w:p>
+            <w:pPr>
+              <w:pStyle w:val="ListParagraph"/>
+              <w:numPr>
+                <w:ilvl w:val="0"/>
+                <w:numId w:val="17"/>
+              </w:numPr>
+              <w:rPr>
+                <w:szCs w:val="20"/>
+                <w:lang w:val="en-US"/>
+              </w:rPr>
+            </w:pPr>
+            <w:r>
+              <w:rPr>
+                <w:szCs w:val="20"/>
+                <w:lang w:val="en-US"/>
+              </w:rPr>
+              <w:t>Time for testing is limited, so test planning is essential.</w:t>
+            </w:r>
+          </w:p>
+          <w:p>
+            <w:pPr>
+              <w:pStyle w:val="ListParagraph"/>
+              <w:numPr>
+                <w:ilvl w:val="0"/>
+                <w:numId w:val="17"/>
+              </w:numPr>
+              <w:rPr>
+                <w:szCs w:val="20"/>
+                <w:lang w:val="en-US"/>
+              </w:rPr>
+            </w:pPr>
+            <w:r>
+              <w:rPr>
+                <w:szCs w:val="20"/>
+                <w:lang w:val="en-US"/>
+              </w:rPr>
+              <w:t>Use both positive and negative test inputs.</w:t>
+            </w:r>
+          </w:p>
+          <w:p>
+            <w:pPr>
+              <w:pStyle w:val="ListParagraph"/>
+              <w:numPr>
+                <w:ilvl w:val="0"/>
+                <w:numId w:val="17"/>
+              </w:numPr>
+              <w:rPr>
+                <w:szCs w:val="20"/>
+                <w:lang w:val="en-US"/>
+              </w:rPr>
+            </w:pPr>
+            <w:r>
+              <w:rPr>
+                <w:szCs w:val="20"/>
+                <w:lang w:val="en-US"/>
+              </w:rPr>
+              <w:t>Properly document all test cases for future reuse.</w:t>
+            </w:r>
+          </w:p>
+          <w:p>
+            <w:pPr>
+              <w:pStyle w:val="ListParagraph"/>
+              <w:numPr>
+                <w:ilvl w:val="0"/>
+                <w:numId w:val="17"/>
+              </w:numPr>
+              <w:rPr>
+                <w:szCs w:val="20"/>
+                <w:lang w:val="en-US"/>
+              </w:rPr>
+            </w:pPr>
+            <w:r>
+              <w:rPr>
+                <w:szCs w:val="20"/>
+                <w:lang w:val="en-US"/>
+              </w:rPr>
+              <w:t>Inspect and validate test results carefully.</w:t>
+            </w:r>
+          </w:p>
+          <w:p>
+            <w:pPr>
+              <w:pStyle w:val="ListParagraph"/>
+              <w:numPr>
+                <w:ilvl w:val="0"/>
+                <w:numId w:val="17"/>
+              </w:numPr>
+              <w:rPr>
+                <w:szCs w:val="20"/>
+                <w:lang w:val="en-US"/>
+              </w:rPr>
+            </w:pPr>
+            <w:r>
+              <w:rPr>
+                <w:szCs w:val="20"/>
+                <w:lang w:val="en-US"/>
+              </w:rPr>
+              <w:t>Avoid making assumptions when creating test cases.</w:t>
+            </w:r>
+          </w:p>
+          <w:p>
+            <w:pPr>
+              <w:rPr>
+                <w:szCs w:val="20"/>
+                <w:lang w:val="en-US"/>
+              </w:rPr>
+            </w:pPr>
+          </w:p>
+          <w:p>
+            <w:pPr>
+              <w:rPr>
+                <w:szCs w:val="20"/>
+                <w:lang w:val="en-US"/>
+              </w:rPr>
+            </w:pPr>
+            <w:r>
+              <w:rPr>
+                <w:szCs w:val="20"/>
+                <w:lang w:val="en-US"/>
+              </w:rPr>
+              <w:t>Frameworks and Tools:</w:t>
+            </w:r>
+          </w:p>
+          <w:p>
+            <w:pPr>
+              <w:pStyle w:val="ListParagraph"/>
+              <w:numPr>
+                <w:ilvl w:val="0"/>
+                <w:numId w:val="18"/>
+              </w:numPr>
+              <w:rPr>
+                <w:szCs w:val="20"/>
+                <w:lang w:val="en-US"/>
+              </w:rPr>
+            </w:pPr>
+            <w:r>
+              <w:rPr>
+                <w:szCs w:val="20"/>
+                <w:lang w:val="en-US"/>
+              </w:rPr>
+              <w:t>MSTest (commonly used in C# for unit testing)</w:t>
+            </w:r>
+          </w:p>
+          <w:p>
+            <w:pPr>
+              <w:pStyle w:val="ListParagraph"/>
+              <w:numPr>
+                <w:ilvl w:val="0"/>
+                <w:numId w:val="18"/>
+              </w:numPr>
+              <w:rPr>
+                <w:szCs w:val="20"/>
+                <w:lang w:val="en-US"/>
+              </w:rPr>
+            </w:pPr>
+            <w:r>
+              <w:rPr>
+                <w:szCs w:val="20"/>
+                <w:lang w:val="en-US"/>
+              </w:rPr>
+              <w:t>xUnit (another unit testing framework for .NET)</w:t>
+            </w:r>
+          </w:p>
+          <w:p>
+            <w:pPr>
+              <w:pStyle w:val="ListParagraph"/>
+              <w:numPr>
+                <w:ilvl w:val="0"/>
+                <w:numId w:val="18"/>
+              </w:numPr>
+              <w:rPr>
+                <w:szCs w:val="20"/>
+                <w:lang w:val="en-US"/>
+              </w:rPr>
+            </w:pPr>
+            <w:r>
+              <w:rPr>
+                <w:szCs w:val="20"/>
+                <w:lang w:val="en-US"/>
+              </w:rPr>
+              <w:t>NUnit (popular open-source testing framework for C#)</w:t>
+            </w:r>
+          </w:p>
+          <w:p>
+            <w:pPr>
+              <w:pStyle w:val="ListParagraph"/>
+              <w:numPr>
+                <w:ilvl w:val="0"/>
+                <w:numId w:val="18"/>
+              </w:numPr>
+              <w:rPr>
+                <w:szCs w:val="20"/>
+                <w:lang w:val="en-US"/>
+              </w:rPr>
+            </w:pPr>
+            <w:r>
+              <w:rPr>
+                <w:szCs w:val="20"/>
+                <w:lang w:val="en-US"/>
+              </w:rPr>
+              <w:t>Visual Studio Test Explorer (for running and managing tests)</w:t>
+            </w:r>
           </w:p>
           <w:p>
             <w:pPr>
@@ -9513,19 +11091,6 @@
         <w:tc>
           <w:tcPr>
             <w:tcW w:w="10478" w:type="dxa"/>
-            <w:tcBorders>
-              <w:top w:val="single" w:sz="4" w:space="0" w:color="auto"/>
-              <w:left w:val="single" w:sz="4" w:space="0" w:color="auto"/>
-              <w:bottom w:val="single" w:sz="4" w:space="0" w:color="auto"/>
-              <w:right w:val="single" w:sz="4" w:space="0" w:color="auto"/>
-            </w:tcBorders>
-            <w:shd w:val="clear" w:color="auto" w:fill="FFEDF5"/>
-            <w:tcMar>
-              <w:top w:w="57" w:type="dxa"/>
-              <w:left w:w="108" w:type="dxa"/>
-              <w:bottom w:w="57" w:type="dxa"/>
-              <w:right w:w="108" w:type="dxa"/>
-            </w:tcMar>
             <w:hideMark/>
           </w:tcPr>
           <w:p>
@@ -9567,18 +11132,6 @@
         <w:tc>
           <w:tcPr>
             <w:tcW w:w="10478" w:type="dxa"/>
-            <w:tcBorders>
-              <w:top w:val="single" w:sz="4" w:space="0" w:color="auto"/>
-              <w:left w:val="single" w:sz="4" w:space="0" w:color="auto"/>
-              <w:bottom w:val="single" w:sz="4" w:space="0" w:color="auto"/>
-              <w:right w:val="single" w:sz="4" w:space="0" w:color="auto"/>
-            </w:tcBorders>
-            <w:tcMar>
-              <w:top w:w="57" w:type="dxa"/>
-              <w:left w:w="108" w:type="dxa"/>
-              <w:bottom w:w="57" w:type="dxa"/>
-              <w:right w:w="108" w:type="dxa"/>
-            </w:tcMar>
           </w:tcPr>
           <w:p>
             <w:pPr>
@@ -9617,7 +11170,19 @@
               <w:rPr>
                 <w:szCs w:val="20"/>
               </w:rPr>
-              <w:t xml:space="preserve"> #1</w:t>
+              <w:t xml:space="preserve"> #</w:t>
+            </w:r>
+            <w:r>
+              <w:rPr>
+                <w:szCs w:val="20"/>
+              </w:rPr>
+              <w:t xml:space="preserve">1: </w:t>
+            </w:r>
+            <w:r>
+              <w:rPr>
+                <w:szCs w:val="20"/>
+              </w:rPr>
+              <w:t>Equivalence Partitioning</w:t>
             </w:r>
           </w:p>
           <w:tbl>
@@ -9646,13 +11211,18 @@
                     </w:rPr>
                     <w:t>Discuss this technique</w:t>
                   </w:r>
-                </w:p>
-                <w:p>
-                  <w:pPr>
-                    <w:rPr>
-                      <w:szCs w:val="20"/>
-                    </w:rPr>
-                  </w:pPr>
+                  <w:r>
+                    <w:rPr>
+                      <w:szCs w:val="20"/>
+                    </w:rPr>
+                    <w:t xml:space="preserve">: </w:t>
+                  </w:r>
+                  <w:r>
+                    <w:rPr>
+                      <w:szCs w:val="20"/>
+                    </w:rPr>
+                    <w:t>This technique divides input values into valid and invalid partitions. One value is selected from each partition for testing.</w:t>
+                  </w:r>
                 </w:p>
                 <w:p>
                   <w:pPr>
@@ -9716,6 +11286,94 @@
                   <w:pPr>
                     <w:rPr>
                       <w:szCs w:val="20"/>
+                      <w:lang w:val="en-US"/>
+                    </w:rPr>
+                  </w:pPr>
+                  <w:r>
+                    <w:rPr>
+                      <w:szCs w:val="20"/>
+                      <w:lang w:val="en-US"/>
+                    </w:rPr>
+                    <w:t>How it's applied to</w:t>
+                  </w:r>
+                  <w:r>
+                    <w:rPr>
+                      <w:szCs w:val="20"/>
+                      <w:lang w:val="en-US"/>
+                    </w:rPr>
+                    <w:t xml:space="preserve">: </w:t>
+                  </w:r>
+                </w:p>
+                <w:p>
+                  <w:pPr>
+                    <w:pStyle w:val="ListParagraph"/>
+                    <w:numPr>
+                      <w:ilvl w:val="1"/>
+                      <w:numId w:val="5"/>
+                    </w:numPr>
+                    <w:rPr>
+                      <w:i/>
+                      <w:iCs/>
+                      <w:szCs w:val="20"/>
+                      <w:lang w:val="en-US"/>
+                    </w:rPr>
+                  </w:pPr>
+                  <w:r>
+                    <w:rPr>
+                      <w:i/>
+                      <w:iCs/>
+                      <w:szCs w:val="20"/>
+                      <w:lang w:val="en-US"/>
+                    </w:rPr>
+                    <w:lastRenderedPageBreak/>
+                    <w:t>Rectangle.Area():</w:t>
+                  </w:r>
+                </w:p>
+                <w:p>
+                  <w:pPr>
+                    <w:pStyle w:val="ListParagraph"/>
+                    <w:numPr>
+                      <w:ilvl w:val="1"/>
+                      <w:numId w:val="5"/>
+                    </w:numPr>
+                    <w:rPr>
+                      <w:i/>
+                      <w:iCs/>
+                      <w:szCs w:val="20"/>
+                      <w:lang w:val="en-US"/>
+                    </w:rPr>
+                  </w:pPr>
+                  <w:r>
+                    <w:rPr>
+                      <w:i/>
+                      <w:iCs/>
+                      <w:szCs w:val="20"/>
+                      <w:lang w:val="en-US"/>
+                    </w:rPr>
+                    <w:t>Rectangle.</w:t>
+                  </w:r>
+                  <w:r>
+                    <w:rPr>
+                      <w:szCs w:val="20"/>
+                      <w:lang w:val="en-US"/>
+                    </w:rPr>
+                    <w:t>Perimeter()</w:t>
+                  </w:r>
+                  <w:r>
+                    <w:rPr>
+                      <w:i/>
+                      <w:iCs/>
+                      <w:szCs w:val="20"/>
+                      <w:lang w:val="en-US"/>
+                    </w:rPr>
+                    <w:t>:</w:t>
+                  </w:r>
+                </w:p>
+                <w:p>
+                  <w:pPr>
+                    <w:rPr>
+                      <w:szCs w:val="20"/>
+                      <w:lang w:val="en-US"/>
                     </w:rPr>
                   </w:pPr>
                 </w:p>
@@ -9723,9 +11381,247 @@
                   <w:pPr>
                     <w:rPr>
                       <w:szCs w:val="20"/>
+                      <w:lang w:val="en-US"/>
+                    </w:rPr>
+                  </w:pPr>
+                  <w:r>
+                    <w:rPr>
+                      <w:szCs w:val="20"/>
+                      <w:lang w:val="en-US"/>
+                    </w:rPr>
+                    <w:t>Valid partition: Both length and width are greater than 0.</w:t>
+                  </w:r>
+                </w:p>
+                <w:p>
+                  <w:pPr>
+                    <w:rPr>
+                      <w:szCs w:val="20"/>
+                      <w:lang w:val="en-US"/>
+                    </w:rPr>
+                  </w:pPr>
+                  <w:r>
+                    <w:rPr>
+                      <w:szCs w:val="20"/>
+                      <w:lang w:val="en-US"/>
+                    </w:rPr>
+                    <w:t>Invalid partition: Length or width is less than or equal to 0.</w:t>
+                  </w:r>
+                </w:p>
+                <w:p>
+                  <w:pPr>
+                    <w:rPr>
+                      <w:szCs w:val="20"/>
+                      <w:lang w:val="en-US"/>
+                    </w:rPr>
+                  </w:pPr>
+                  <w:r>
+                    <w:rPr>
+                      <w:szCs w:val="20"/>
+                      <w:lang w:val="en-US"/>
+                    </w:rPr>
+                    <w:t>Example test cases:</w:t>
+                  </w:r>
+                </w:p>
+                <w:p>
+                  <w:pPr>
+                    <w:pStyle w:val="ListParagraph"/>
+                    <w:numPr>
+                      <w:ilvl w:val="0"/>
+                      <w:numId w:val="22"/>
+                    </w:numPr>
+                    <w:rPr>
+                      <w:szCs w:val="20"/>
+                      <w:lang w:val="en-US"/>
+                    </w:rPr>
+                  </w:pPr>
+                  <w:proofErr w:type="gramStart"/>
+                  <w:r>
+                    <w:rPr>
+                      <w:rFonts w:hint="eastAsia"/>
+                      <w:szCs w:val="20"/>
+                      <w:lang w:val="en-US"/>
+                    </w:rPr>
+                    <w:t>Rectangle(</w:t>
+                  </w:r>
+                  <w:proofErr w:type="gramEnd"/>
+                  <w:r>
+                    <w:rPr>
+                      <w:rFonts w:hint="eastAsia"/>
+                      <w:szCs w:val="20"/>
+                      <w:lang w:val="en-US"/>
+                    </w:rPr>
+                    <w:t xml:space="preserve">5, 10) </w:t>
+                  </w:r>
+                  <w:r>
+                    <w:rPr>
+                      <w:rFonts w:hint="eastAsia"/>
+                      <w:szCs w:val="20"/>
+                      <w:lang w:val="en-US"/>
+                    </w:rPr>
+                    <w:t>→</w:t>
+                  </w:r>
+                  <w:r>
+                    <w:rPr>
+                      <w:rFonts w:hint="eastAsia"/>
+                      <w:szCs w:val="20"/>
+                      <w:lang w:val="en-US"/>
+                    </w:rPr>
+                    <w:t xml:space="preserve"> Area = 50 (valid input)</w:t>
+                  </w:r>
+                </w:p>
+                <w:p>
+                  <w:pPr>
+                    <w:pStyle w:val="ListParagraph"/>
+                    <w:numPr>
+                      <w:ilvl w:val="0"/>
+                      <w:numId w:val="22"/>
+                    </w:numPr>
+                    <w:rPr>
+                      <w:szCs w:val="20"/>
+                      <w:lang w:val="en-US"/>
+                    </w:rPr>
+                  </w:pPr>
+                  <w:proofErr w:type="gramStart"/>
+                  <w:r>
+                    <w:rPr>
+                      <w:rFonts w:hint="eastAsia"/>
+                      <w:szCs w:val="20"/>
+                      <w:lang w:val="en-US"/>
+                    </w:rPr>
+                    <w:t>Rectangle(</w:t>
+                  </w:r>
+                  <w:proofErr w:type="gramEnd"/>
+                  <w:r>
+                    <w:rPr>
+                      <w:rFonts w:hint="eastAsia"/>
+                      <w:szCs w:val="20"/>
+                      <w:lang w:val="en-US"/>
+                    </w:rPr>
+                    <w:t xml:space="preserve">5, 10) </w:t>
+                  </w:r>
+                  <w:r>
+                    <w:rPr>
+                      <w:rFonts w:hint="eastAsia"/>
+                      <w:szCs w:val="20"/>
+                      <w:lang w:val="en-US"/>
+                    </w:rPr>
+                    <w:t>→</w:t>
+                  </w:r>
+                  <w:r>
+                    <w:rPr>
+                      <w:szCs w:val="20"/>
+                      <w:lang w:val="en-US"/>
+                    </w:rPr>
+                    <w:t xml:space="preserve"> Perimeter</w:t>
+                  </w:r>
+                  <w:r>
+                    <w:rPr>
+                      <w:rFonts w:hint="eastAsia"/>
+                      <w:szCs w:val="20"/>
+                      <w:lang w:val="en-US"/>
+                    </w:rPr>
+                    <w:t xml:space="preserve"> = </w:t>
+                  </w:r>
+                  <w:r>
+                    <w:rPr>
+                      <w:szCs w:val="20"/>
+                      <w:lang w:val="en-US"/>
+                    </w:rPr>
+                    <w:t>30</w:t>
+                  </w:r>
+                  <w:r>
+                    <w:rPr>
+                      <w:rFonts w:hint="eastAsia"/>
+                      <w:szCs w:val="20"/>
+                      <w:lang w:val="en-US"/>
+                    </w:rPr>
+                    <w:t xml:space="preserve"> (valid input)</w:t>
+                  </w:r>
+                </w:p>
+                <w:p>
+                  <w:pPr>
+                    <w:pStyle w:val="ListParagraph"/>
+                    <w:numPr>
+                      <w:ilvl w:val="0"/>
+                      <w:numId w:val="22"/>
+                    </w:numPr>
+                    <w:rPr>
+                      <w:szCs w:val="20"/>
+                      <w:lang w:val="en-US"/>
+                    </w:rPr>
+                  </w:pPr>
+                  <w:proofErr w:type="gramStart"/>
+                  <w:r>
+                    <w:rPr>
+                      <w:rFonts w:hint="eastAsia"/>
+                      <w:szCs w:val="20"/>
+                      <w:lang w:val="en-US"/>
+                    </w:rPr>
+                    <w:t>Rectangle(</w:t>
+                  </w:r>
+                  <w:proofErr w:type="gramEnd"/>
+                  <w:r>
+                    <w:rPr>
+                      <w:rFonts w:hint="eastAsia"/>
+                      <w:szCs w:val="20"/>
+                      <w:lang w:val="en-US"/>
+                    </w:rPr>
+                    <w:t xml:space="preserve">-3, 4) </w:t>
+                  </w:r>
+                  <w:r>
+                    <w:rPr>
+                      <w:rFonts w:hint="eastAsia"/>
+                      <w:szCs w:val="20"/>
+                      <w:lang w:val="en-US"/>
+                    </w:rPr>
+                    <w:t>→</w:t>
+                  </w:r>
+                  <w:r>
+                    <w:rPr>
+                      <w:rFonts w:hint="eastAsia"/>
+                      <w:szCs w:val="20"/>
+                      <w:lang w:val="en-US"/>
+                    </w:rPr>
+                    <w:t xml:space="preserve"> </w:t>
+                  </w:r>
+                  <w:r>
+                    <w:rPr>
+                      <w:szCs w:val="20"/>
+                      <w:lang w:val="en-US"/>
+                    </w:rPr>
+                    <w:t>Handled</w:t>
+                  </w:r>
+                  <w:r>
+                    <w:rPr>
+                      <w:szCs w:val="20"/>
+                      <w:lang w:val="en-US"/>
+                    </w:rPr>
+                    <w:t xml:space="preserve"> </w:t>
+                  </w:r>
+                  <w:r>
+                    <w:rPr>
+                      <w:rFonts w:hint="eastAsia"/>
+                      <w:szCs w:val="20"/>
+                      <w:lang w:val="en-US"/>
+                    </w:rPr>
+                    <w:t>(invalid input)</w:t>
+                  </w:r>
+                </w:p>
+                <w:p>
+                  <w:pPr>
+                    <w:rPr>
+                      <w:szCs w:val="20"/>
+                      <w:lang w:val="en-US"/>
                     </w:rPr>
                   </w:pPr>
                 </w:p>
+              </w:tc>
+            </w:tr>
+            <w:tr>
+              <w:tc>
+                <w:tcPr>
+                  <w:tcW w:w="10252" w:type="dxa"/>
+                </w:tcPr>
                 <w:p>
                   <w:pPr>
                     <w:rPr>
@@ -9766,6 +11662,18 @@
                 <w:szCs w:val="20"/>
               </w:rPr>
               <w:t xml:space="preserve"> #2</w:t>
+            </w:r>
+            <w:r>
+              <w:rPr>
+                <w:szCs w:val="20"/>
+              </w:rPr>
+              <w:t xml:space="preserve">: </w:t>
+            </w:r>
+            <w:r>
+              <w:rPr>
+                <w:szCs w:val="20"/>
+              </w:rPr>
+              <w:t>Boundary Value Analysis</w:t>
             </w:r>
           </w:p>
           <w:tbl>
@@ -9794,6 +11702,18 @@
                     </w:rPr>
                     <w:t>Discuss this technique</w:t>
                   </w:r>
+                  <w:r>
+                    <w:rPr>
+                      <w:szCs w:val="20"/>
+                    </w:rPr>
+                    <w:t xml:space="preserve">: </w:t>
+                  </w:r>
+                  <w:r>
+                    <w:rPr>
+                      <w:szCs w:val="20"/>
+                    </w:rPr>
+                    <w:t>Boundary Value Analysis</w:t>
+                  </w:r>
                 </w:p>
                 <w:p>
                   <w:pPr>
@@ -9808,13 +11728,12 @@
                       <w:szCs w:val="20"/>
                     </w:rPr>
                   </w:pPr>
-                </w:p>
-                <w:p>
-                  <w:pPr>
-                    <w:rPr>
-                      <w:szCs w:val="20"/>
-                    </w:rPr>
-                  </w:pPr>
+                  <w:r>
+                    <w:rPr>
+                      <w:szCs w:val="20"/>
+                    </w:rPr>
+                    <w:t>This focuses on values at the edges (boundaries) of input domains. Tests are created for just below, at, and just above these boundaries.</w:t>
+                  </w:r>
                 </w:p>
               </w:tc>
             </w:tr>
@@ -9847,6 +11766,434 @@
                   <w:pPr>
                     <w:rPr>
                       <w:szCs w:val="20"/>
+                      <w:lang w:val="en-US"/>
+                    </w:rPr>
+                  </w:pPr>
+                  <w:r>
+                    <w:rPr>
+                      <w:szCs w:val="20"/>
+                      <w:lang w:val="en-US"/>
+                    </w:rPr>
+                    <w:t>How it's applied to</w:t>
+                  </w:r>
+                  <w:r>
+                    <w:rPr>
+                      <w:szCs w:val="20"/>
+                      <w:lang w:val="en-US"/>
+                    </w:rPr>
+                    <w:t xml:space="preserve">: </w:t>
+                  </w:r>
+                </w:p>
+                <w:p>
+                  <w:pPr>
+                    <w:pStyle w:val="ListParagraph"/>
+                    <w:numPr>
+                      <w:ilvl w:val="1"/>
+                      <w:numId w:val="5"/>
+                    </w:numPr>
+                    <w:rPr>
+                      <w:i/>
+                      <w:iCs/>
+                      <w:szCs w:val="20"/>
+                      <w:lang w:val="en-US"/>
+                    </w:rPr>
+                  </w:pPr>
+                  <w:r>
+                    <w:rPr>
+                      <w:i/>
+                      <w:iCs/>
+                      <w:szCs w:val="20"/>
+                      <w:lang w:val="en-US"/>
+                    </w:rPr>
+                    <w:t>Rectangle.Area():</w:t>
+                  </w:r>
+                </w:p>
+                <w:p>
+                  <w:pPr>
+                    <w:pStyle w:val="ListParagraph"/>
+                    <w:numPr>
+                      <w:ilvl w:val="1"/>
+                      <w:numId w:val="5"/>
+                    </w:numPr>
+                    <w:rPr>
+                      <w:i/>
+                      <w:iCs/>
+                      <w:szCs w:val="20"/>
+                      <w:lang w:val="en-US"/>
+                    </w:rPr>
+                  </w:pPr>
+                  <w:r>
+                    <w:rPr>
+                      <w:i/>
+                      <w:iCs/>
+                      <w:szCs w:val="20"/>
+                      <w:lang w:val="en-US"/>
+                    </w:rPr>
+                    <w:t>Rectangle.</w:t>
+                  </w:r>
+                  <w:r>
+                    <w:rPr>
+                      <w:szCs w:val="20"/>
+                      <w:lang w:val="en-US"/>
+                    </w:rPr>
+                    <w:t>Perimeter()</w:t>
+                  </w:r>
+                  <w:r>
+                    <w:rPr>
+                      <w:i/>
+                      <w:iCs/>
+                      <w:szCs w:val="20"/>
+                      <w:lang w:val="en-US"/>
+                    </w:rPr>
+                    <w:t>:</w:t>
+                  </w:r>
+                </w:p>
+                <w:p>
+                  <w:pPr>
+                    <w:rPr>
+                      <w:szCs w:val="20"/>
+                      <w:lang w:val="en-US"/>
+                    </w:rPr>
+                  </w:pPr>
+                </w:p>
+                <w:p>
+                  <w:pPr>
+                    <w:rPr>
+                      <w:szCs w:val="20"/>
+                      <w:lang w:val="en-US"/>
+                    </w:rPr>
+                  </w:pPr>
+                  <w:r>
+                    <w:rPr>
+                      <w:szCs w:val="20"/>
+                      <w:lang w:val="en-US"/>
+                    </w:rPr>
+                    <w:t>Boundary values: 0, 0.01, 1.0</w:t>
+                  </w:r>
+                </w:p>
+                <w:p>
+                  <w:pPr>
+                    <w:rPr>
+                      <w:szCs w:val="20"/>
+                      <w:lang w:val="en-US"/>
+                    </w:rPr>
+                  </w:pPr>
+                </w:p>
+                <w:p>
+                  <w:pPr>
+                    <w:rPr>
+                      <w:szCs w:val="20"/>
+                      <w:lang w:val="en-US"/>
+                    </w:rPr>
+                  </w:pPr>
+                  <w:r>
+                    <w:rPr>
+                      <w:szCs w:val="20"/>
+                      <w:lang w:val="en-US"/>
+                    </w:rPr>
+                    <w:t>Example test cases:</w:t>
+                  </w:r>
+                </w:p>
+                <w:p>
+                  <w:pPr>
+                    <w:rPr>
+                      <w:szCs w:val="20"/>
+                      <w:lang w:val="en-US"/>
+                    </w:rPr>
+                  </w:pPr>
+                </w:p>
+                <w:p>
+                  <w:pPr>
+                    <w:pStyle w:val="ListParagraph"/>
+                    <w:numPr>
+                      <w:ilvl w:val="0"/>
+                      <w:numId w:val="23"/>
+                    </w:numPr>
+                    <w:rPr>
+                      <w:szCs w:val="20"/>
+                      <w:lang w:val="en-US"/>
+                    </w:rPr>
+                  </w:pPr>
+                  <w:proofErr w:type="gramStart"/>
+                  <w:r>
+                    <w:rPr>
+                      <w:rFonts w:hint="eastAsia"/>
+                      <w:szCs w:val="20"/>
+                      <w:lang w:val="en-US"/>
+                    </w:rPr>
+                    <w:t>Rectangle(</w:t>
+                  </w:r>
+                  <w:proofErr w:type="gramEnd"/>
+                  <w:r>
+                    <w:rPr>
+                      <w:rFonts w:hint="eastAsia"/>
+                      <w:szCs w:val="20"/>
+                      <w:lang w:val="en-US"/>
+                    </w:rPr>
+                    <w:t xml:space="preserve">1, 1) </w:t>
+                  </w:r>
+                  <w:r>
+                    <w:rPr>
+                      <w:rFonts w:hint="eastAsia"/>
+                      <w:szCs w:val="20"/>
+                      <w:lang w:val="en-US"/>
+                    </w:rPr>
+                    <w:t>→</w:t>
+                  </w:r>
+                  <w:r>
+                    <w:rPr>
+                      <w:rFonts w:hint="eastAsia"/>
+                      <w:szCs w:val="20"/>
+                      <w:lang w:val="en-US"/>
+                    </w:rPr>
+                    <w:t xml:space="preserve"> Area = 1 (on the boundary)</w:t>
+                  </w:r>
+                </w:p>
+                <w:p>
+                  <w:pPr>
+                    <w:pStyle w:val="ListParagraph"/>
+                    <w:numPr>
+                      <w:ilvl w:val="0"/>
+                      <w:numId w:val="23"/>
+                    </w:numPr>
+                    <w:rPr>
+                      <w:szCs w:val="20"/>
+                      <w:lang w:val="en-US"/>
+                    </w:rPr>
+                  </w:pPr>
+                  <w:proofErr w:type="gramStart"/>
+                  <w:r>
+                    <w:rPr>
+                      <w:rFonts w:hint="eastAsia"/>
+                      <w:szCs w:val="20"/>
+                      <w:lang w:val="en-US"/>
+                    </w:rPr>
+                    <w:t>Rectangle(</w:t>
+                  </w:r>
+                  <w:proofErr w:type="gramEnd"/>
+                  <w:r>
+                    <w:rPr>
+                      <w:rFonts w:hint="eastAsia"/>
+                      <w:szCs w:val="20"/>
+                      <w:lang w:val="en-US"/>
+                    </w:rPr>
+                    <w:t xml:space="preserve">1, 1) </w:t>
+                  </w:r>
+                  <w:r>
+                    <w:rPr>
+                      <w:rFonts w:hint="eastAsia"/>
+                      <w:szCs w:val="20"/>
+                      <w:lang w:val="en-US"/>
+                    </w:rPr>
+                    <w:t>→</w:t>
+                  </w:r>
+                  <w:r>
+                    <w:rPr>
+                      <w:szCs w:val="20"/>
+                      <w:lang w:val="en-US"/>
+                    </w:rPr>
+                    <w:t xml:space="preserve"> Perimeter</w:t>
+                  </w:r>
+                  <w:r>
+                    <w:rPr>
+                      <w:rFonts w:hint="eastAsia"/>
+                      <w:szCs w:val="20"/>
+                      <w:lang w:val="en-US"/>
+                    </w:rPr>
+                    <w:t xml:space="preserve"> = </w:t>
+                  </w:r>
+                  <w:r>
+                    <w:rPr>
+                      <w:szCs w:val="20"/>
+                      <w:lang w:val="en-US"/>
+                    </w:rPr>
+                    <w:t>4</w:t>
+                  </w:r>
+                  <w:r>
+                    <w:rPr>
+                      <w:rFonts w:hint="eastAsia"/>
+                      <w:szCs w:val="20"/>
+                      <w:lang w:val="en-US"/>
+                    </w:rPr>
+                    <w:t xml:space="preserve"> (on the boundary)</w:t>
+                  </w:r>
+                </w:p>
+                <w:p>
+                  <w:pPr>
+                    <w:pStyle w:val="ListParagraph"/>
+                    <w:numPr>
+                      <w:ilvl w:val="0"/>
+                      <w:numId w:val="23"/>
+                    </w:numPr>
+                    <w:rPr>
+                      <w:szCs w:val="20"/>
+                      <w:lang w:val="en-US"/>
+                    </w:rPr>
+                  </w:pPr>
+                  <w:proofErr w:type="gramStart"/>
+                  <w:r>
+                    <w:rPr>
+                      <w:rFonts w:hint="eastAsia"/>
+                      <w:szCs w:val="20"/>
+                      <w:lang w:val="en-US"/>
+                    </w:rPr>
+                    <w:t>Rectangle(</w:t>
+                  </w:r>
+                  <w:proofErr w:type="gramEnd"/>
+                  <w:r>
+                    <w:rPr>
+                      <w:rFonts w:hint="eastAsia"/>
+                      <w:szCs w:val="20"/>
+                      <w:lang w:val="en-US"/>
+                    </w:rPr>
+                    <w:t xml:space="preserve">0, 5) </w:t>
+                  </w:r>
+                  <w:r>
+                    <w:rPr>
+                      <w:rFonts w:hint="eastAsia"/>
+                      <w:szCs w:val="20"/>
+                      <w:lang w:val="en-US"/>
+                    </w:rPr>
+                    <w:t>→</w:t>
+                  </w:r>
+                  <w:r>
+                    <w:rPr>
+                      <w:rFonts w:hint="eastAsia"/>
+                      <w:szCs w:val="20"/>
+                      <w:lang w:val="en-US"/>
+                    </w:rPr>
+                    <w:t xml:space="preserve"> </w:t>
+                  </w:r>
+                  <w:r>
+                    <w:rPr>
+                      <w:szCs w:val="20"/>
+                      <w:lang w:val="en-US"/>
+                    </w:rPr>
+                    <w:t>H</w:t>
+                  </w:r>
+                  <w:r>
+                    <w:rPr>
+                      <w:rFonts w:hint="eastAsia"/>
+                      <w:szCs w:val="20"/>
+                      <w:lang w:val="en-US"/>
+                    </w:rPr>
+                    <w:t>andled (invalid lower boundary)</w:t>
+                  </w:r>
+                </w:p>
+                <w:p>
+                  <w:pPr>
+                    <w:pStyle w:val="ListParagraph"/>
+                    <w:numPr>
+                      <w:ilvl w:val="0"/>
+                      <w:numId w:val="23"/>
+                    </w:numPr>
+                    <w:rPr>
+                      <w:szCs w:val="20"/>
+                      <w:lang w:val="en-US"/>
+                    </w:rPr>
+                  </w:pPr>
+                  <w:proofErr w:type="gramStart"/>
+                  <w:r>
+                    <w:rPr>
+                      <w:rFonts w:hint="eastAsia"/>
+                      <w:szCs w:val="20"/>
+                      <w:lang w:val="en-US"/>
+                    </w:rPr>
+                    <w:t>Rectangle(</w:t>
+                  </w:r>
+                  <w:proofErr w:type="gramEnd"/>
+                  <w:r>
+                    <w:rPr>
+                      <w:rFonts w:hint="eastAsia"/>
+                      <w:szCs w:val="20"/>
+                      <w:lang w:val="en-US"/>
+                    </w:rPr>
+                    <w:t xml:space="preserve">0.01, 10) </w:t>
+                  </w:r>
+                  <w:r>
+                    <w:rPr>
+                      <w:rFonts w:hint="eastAsia"/>
+                      <w:szCs w:val="20"/>
+                      <w:lang w:val="en-US"/>
+                    </w:rPr>
+                    <w:t>→</w:t>
+                  </w:r>
+                  <w:r>
+                    <w:rPr>
+                      <w:rFonts w:hint="eastAsia"/>
+                      <w:szCs w:val="20"/>
+                      <w:lang w:val="en-US"/>
+                    </w:rPr>
+                    <w:t xml:space="preserve"> Area = 0.1 (just above boundary)</w:t>
+                  </w:r>
+                </w:p>
+                <w:p>
+                  <w:pPr>
+                    <w:pStyle w:val="ListParagraph"/>
+                    <w:numPr>
+                      <w:ilvl w:val="0"/>
+                      <w:numId w:val="23"/>
+                    </w:numPr>
+                    <w:rPr>
+                      <w:szCs w:val="20"/>
+                      <w:lang w:val="en-US"/>
+                    </w:rPr>
+                  </w:pPr>
+                  <w:proofErr w:type="gramStart"/>
+                  <w:r>
+                    <w:rPr>
+                      <w:rFonts w:hint="eastAsia"/>
+                      <w:szCs w:val="20"/>
+                      <w:lang w:val="en-US"/>
+                    </w:rPr>
+                    <w:t>Rectangle(</w:t>
+                  </w:r>
+                  <w:proofErr w:type="gramEnd"/>
+                  <w:r>
+                    <w:rPr>
+                      <w:rFonts w:hint="eastAsia"/>
+                      <w:szCs w:val="20"/>
+                      <w:lang w:val="en-US"/>
+                    </w:rPr>
+                    <w:t xml:space="preserve">0.01, 10) </w:t>
+                  </w:r>
+                  <w:r>
+                    <w:rPr>
+                      <w:rFonts w:hint="eastAsia"/>
+                      <w:szCs w:val="20"/>
+                      <w:lang w:val="en-US"/>
+                    </w:rPr>
+                    <w:t>→</w:t>
+                  </w:r>
+                  <w:r>
+                    <w:rPr>
+                      <w:rFonts w:hint="eastAsia"/>
+                      <w:szCs w:val="20"/>
+                      <w:lang w:val="en-US"/>
+                    </w:rPr>
+                    <w:t xml:space="preserve"> Area = </w:t>
+                  </w:r>
+                  <w:r>
+                    <w:rPr>
+                      <w:szCs w:val="20"/>
+                      <w:lang w:val="en-US"/>
+                    </w:rPr>
+                    <w:t>20.02</w:t>
+                  </w:r>
+                  <w:r>
+                    <w:rPr>
+                      <w:rFonts w:hint="eastAsia"/>
+                      <w:szCs w:val="20"/>
+                      <w:lang w:val="en-US"/>
+                    </w:rPr>
+                    <w:t xml:space="preserve"> (just above boundary)</w:t>
+                  </w:r>
+                </w:p>
+                <w:p>
+                  <w:pPr>
+                    <w:rPr>
+                      <w:szCs w:val="20"/>
+                      <w:lang w:val="en-US"/>
                     </w:rPr>
                   </w:pPr>
                 </w:p>
@@ -9890,6 +12237,18 @@
                 <w:szCs w:val="20"/>
               </w:rPr>
               <w:t xml:space="preserve"> #3</w:t>
+            </w:r>
+            <w:r>
+              <w:rPr>
+                <w:szCs w:val="20"/>
+              </w:rPr>
+              <w:t xml:space="preserve">: </w:t>
+            </w:r>
+            <w:r>
+              <w:rPr>
+                <w:szCs w:val="20"/>
+              </w:rPr>
+              <w:t>Negative Testing</w:t>
             </w:r>
           </w:p>
           <w:tbl>
@@ -9918,6 +12277,12 @@
                     </w:rPr>
                     <w:t>Discuss this technique</w:t>
                   </w:r>
+                  <w:r>
+                    <w:rPr>
+                      <w:szCs w:val="20"/>
+                    </w:rPr>
+                    <w:t xml:space="preserve">: </w:t>
+                  </w:r>
                 </w:p>
                 <w:p>
                   <w:pPr>
@@ -9925,20 +12290,12 @@
                       <w:szCs w:val="20"/>
                     </w:rPr>
                   </w:pPr>
-                </w:p>
-                <w:p>
-                  <w:pPr>
-                    <w:rPr>
-                      <w:szCs w:val="20"/>
-                    </w:rPr>
-                  </w:pPr>
-                </w:p>
-                <w:p>
-                  <w:pPr>
-                    <w:rPr>
-                      <w:szCs w:val="20"/>
-                    </w:rPr>
-                  </w:pPr>
+                  <w:r>
+                    <w:rPr>
+                      <w:szCs w:val="20"/>
+                    </w:rPr>
+                    <w:t>Negative testing checks how the system handles invalid, unexpected, or incorrect inputs to ensure it fails gracefully.</w:t>
+                  </w:r>
                 </w:p>
               </w:tc>
             </w:tr>
@@ -9964,6 +12321,35 @@
                   <w:pPr>
                     <w:rPr>
                       <w:szCs w:val="20"/>
+                      <w:lang w:val="en-US"/>
+                    </w:rPr>
+                  </w:pPr>
+                  <w:r>
+                    <w:rPr>
+                      <w:szCs w:val="20"/>
+                      <w:lang w:val="en-US"/>
+                    </w:rPr>
+                    <w:t>How it's applied to</w:t>
+                  </w:r>
+                  <w:r>
+                    <w:rPr>
+                      <w:szCs w:val="20"/>
+                      <w:lang w:val="en-US"/>
+                    </w:rPr>
+                    <w:t xml:space="preserve">: </w:t>
+                  </w:r>
+                  <w:r>
+                    <w:rPr>
+                      <w:szCs w:val="20"/>
+                    </w:rPr>
+                    <w:t>We test the system's response to invalid inputs (e.g., negative or zero values).</w:t>
+                  </w:r>
+                </w:p>
+                <w:p>
+                  <w:pPr>
+                    <w:rPr>
+                      <w:szCs w:val="20"/>
+                      <w:lang w:val="en-US"/>
                     </w:rPr>
                   </w:pPr>
                 </w:p>
@@ -9971,15 +12357,100 @@
                   <w:pPr>
                     <w:rPr>
                       <w:szCs w:val="20"/>
+                      <w:lang w:val="en-US"/>
                     </w:rPr>
                   </w:pPr>
+                  <w:r>
+                    <w:rPr>
+                      <w:b/>
+                      <w:bCs/>
+                      <w:szCs w:val="20"/>
+                      <w:lang w:val="en-US"/>
+                    </w:rPr>
+                    <w:t>Example test cases:</w:t>
+                  </w:r>
                 </w:p>
                 <w:p>
                   <w:pPr>
+                    <w:numPr>
+                      <w:ilvl w:val="0"/>
+                      <w:numId w:val="24"/>
+                    </w:numPr>
                     <w:rPr>
                       <w:szCs w:val="20"/>
                     </w:rPr>
                   </w:pPr>
+                  <w:proofErr w:type="gramStart"/>
+                  <w:r>
+                    <w:rPr>
+                      <w:rFonts w:hint="eastAsia"/>
+                      <w:szCs w:val="20"/>
+                    </w:rPr>
+                    <w:t>Rectangle(</w:t>
+                  </w:r>
+                  <w:proofErr w:type="gramEnd"/>
+                  <w:r>
+                    <w:rPr>
+                      <w:rFonts w:hint="eastAsia"/>
+                      <w:szCs w:val="20"/>
+                    </w:rPr>
+                    <w:t xml:space="preserve">-1, 3) </w:t>
+                  </w:r>
+                  <w:r>
+                    <w:rPr>
+                      <w:rFonts w:hint="eastAsia"/>
+                      <w:szCs w:val="20"/>
+                    </w:rPr>
+                    <w:t>→</w:t>
+                  </w:r>
+                  <w:r>
+                    <w:rPr>
+                      <w:rFonts w:hint="eastAsia"/>
+                      <w:szCs w:val="20"/>
+                    </w:rPr>
+                    <w:t xml:space="preserve"> Expect: Error (invalid length)</w:t>
+                  </w:r>
+                </w:p>
+                <w:p>
+                  <w:pPr>
+                    <w:numPr>
+                      <w:ilvl w:val="0"/>
+                      <w:numId w:val="24"/>
+                    </w:numPr>
+                    <w:rPr>
+                      <w:szCs w:val="20"/>
+                    </w:rPr>
+                  </w:pPr>
+                  <w:proofErr w:type="gramStart"/>
+                  <w:r>
+                    <w:rPr>
+                      <w:rFonts w:hint="eastAsia"/>
+                      <w:szCs w:val="20"/>
+                    </w:rPr>
+                    <w:t>Rectangle(</w:t>
+                  </w:r>
+                  <w:proofErr w:type="gramEnd"/>
+                  <w:r>
+                    <w:rPr>
+                      <w:rFonts w:hint="eastAsia"/>
+                      <w:szCs w:val="20"/>
+                    </w:rPr>
+                    <w:t xml:space="preserve">5, -2) </w:t>
+                  </w:r>
+                  <w:r>
+                    <w:rPr>
+                      <w:rFonts w:hint="eastAsia"/>
+                      <w:szCs w:val="20"/>
+                    </w:rPr>
+                    <w:t>→</w:t>
+                  </w:r>
+                  <w:r>
+                    <w:rPr>
+                      <w:rFonts w:hint="eastAsia"/>
+                      <w:szCs w:val="20"/>
+                    </w:rPr>
+                    <w:t xml:space="preserve"> Expect: Error (invalid width)</w:t>
+                  </w:r>
                 </w:p>
               </w:tc>
             </w:tr>
@@ -10004,19 +12475,6 @@
         <w:tc>
           <w:tcPr>
             <w:tcW w:w="10478" w:type="dxa"/>
-            <w:tcBorders>
-              <w:top w:val="single" w:sz="4" w:space="0" w:color="auto"/>
-              <w:left w:val="single" w:sz="4" w:space="0" w:color="auto"/>
-              <w:bottom w:val="single" w:sz="4" w:space="0" w:color="auto"/>
-              <w:right w:val="single" w:sz="4" w:space="0" w:color="auto"/>
-            </w:tcBorders>
-            <w:shd w:val="clear" w:color="auto" w:fill="FFEDF5"/>
-            <w:tcMar>
-              <w:top w:w="57" w:type="dxa"/>
-              <w:left w:w="108" w:type="dxa"/>
-              <w:bottom w:w="57" w:type="dxa"/>
-              <w:right w:w="108" w:type="dxa"/>
-            </w:tcMar>
             <w:hideMark/>
           </w:tcPr>
           <w:p>
@@ -10032,6 +12490,7 @@
                 <w:bCs/>
                 <w:szCs w:val="20"/>
               </w:rPr>
+              <w:lastRenderedPageBreak/>
               <w:t xml:space="preserve">2.6 </w:t>
             </w:r>
             <w:r>
@@ -10085,18 +12544,6 @@
         <w:tc>
           <w:tcPr>
             <w:tcW w:w="10478" w:type="dxa"/>
-            <w:tcBorders>
-              <w:top w:val="single" w:sz="4" w:space="0" w:color="auto"/>
-              <w:left w:val="single" w:sz="4" w:space="0" w:color="auto"/>
-              <w:bottom w:val="single" w:sz="4" w:space="0" w:color="auto"/>
-              <w:right w:val="single" w:sz="4" w:space="0" w:color="auto"/>
-            </w:tcBorders>
-            <w:tcMar>
-              <w:top w:w="57" w:type="dxa"/>
-              <w:left w:w="108" w:type="dxa"/>
-              <w:bottom w:w="57" w:type="dxa"/>
-              <w:right w:w="108" w:type="dxa"/>
-            </w:tcMar>
             <w:hideMark/>
           </w:tcPr>
           <w:p>
@@ -10119,7 +12566,6 @@
               <w:rPr>
                 <w:i/>
                 <w:iCs/>
-                <w:color w:val="A6A6A6" w:themeColor="background1" w:themeShade="A6"/>
                 <w:szCs w:val="20"/>
               </w:rPr>
             </w:pPr>
@@ -10127,21 +12573,10 @@
               <w:rPr>
                 <w:i/>
                 <w:iCs/>
-                <w:color w:val="A6A6A6" w:themeColor="background1" w:themeShade="A6"/>
-                <w:szCs w:val="20"/>
-              </w:rPr>
-              <w:t>Test plan file name</w:t>
-            </w:r>
-          </w:p>
-          <w:p>
-            <w:pPr>
-              <w:rPr>
-                <w:i/>
-                <w:iCs/>
-                <w:color w:val="A6A6A6" w:themeColor="background1" w:themeShade="A6"/>
-                <w:szCs w:val="20"/>
-              </w:rPr>
-            </w:pPr>
+                <w:szCs w:val="20"/>
+              </w:rPr>
+              <w:t>ShapeCalculator_TestPlan.docx</w:t>
+            </w:r>
           </w:p>
           <w:p>
             <w:pPr>
@@ -10156,25 +12591,13 @@
         <w:tc>
           <w:tcPr>
             <w:tcW w:w="10478" w:type="dxa"/>
-            <w:tcBorders>
-              <w:top w:val="single" w:sz="4" w:space="0" w:color="auto"/>
-              <w:left w:val="single" w:sz="4" w:space="0" w:color="auto"/>
-              <w:bottom w:val="single" w:sz="4" w:space="0" w:color="auto"/>
-              <w:right w:val="single" w:sz="4" w:space="0" w:color="auto"/>
-            </w:tcBorders>
-            <w:shd w:val="clear" w:color="auto" w:fill="FFEDF5"/>
-            <w:tcMar>
-              <w:top w:w="57" w:type="dxa"/>
-              <w:left w:w="108" w:type="dxa"/>
-              <w:bottom w:w="57" w:type="dxa"/>
-              <w:right w:w="108" w:type="dxa"/>
-            </w:tcMar>
             <w:hideMark/>
           </w:tcPr>
           <w:p>
             <w:pPr>
               <w:rPr>
                 <w:szCs w:val="20"/>
+                <w:lang w:val="en-US"/>
               </w:rPr>
             </w:pPr>
             <w:r>
@@ -10199,31 +12622,21 @@
         <w:tc>
           <w:tcPr>
             <w:tcW w:w="10478" w:type="dxa"/>
-            <w:tcBorders>
-              <w:top w:val="single" w:sz="4" w:space="0" w:color="auto"/>
-              <w:left w:val="single" w:sz="4" w:space="0" w:color="auto"/>
-              <w:bottom w:val="single" w:sz="4" w:space="0" w:color="auto"/>
-              <w:right w:val="single" w:sz="4" w:space="0" w:color="auto"/>
-            </w:tcBorders>
-            <w:tcMar>
-              <w:top w:w="57" w:type="dxa"/>
-              <w:left w:w="108" w:type="dxa"/>
-              <w:bottom w:w="57" w:type="dxa"/>
-              <w:right w:w="108" w:type="dxa"/>
-            </w:tcMar>
           </w:tcPr>
           <w:p>
             <w:pPr>
-              <w:rPr>
-                <w:szCs w:val="20"/>
-              </w:rPr>
-            </w:pPr>
-            <w:r>
               <w:rPr>
                 <w:b/>
                 <w:bCs/>
                 <w:szCs w:val="20"/>
               </w:rPr>
+            </w:pPr>
+            <w:r>
+              <w:rPr>
+                <w:b/>
+                <w:bCs/>
+                <w:szCs w:val="20"/>
+              </w:rPr>
               <w:t>Answer:</w:t>
             </w:r>
           </w:p>
@@ -10233,20 +12646,127 @@
                 <w:szCs w:val="20"/>
               </w:rPr>
             </w:pPr>
-          </w:p>
-          <w:p>
-            <w:pPr>
-              <w:rPr>
-                <w:szCs w:val="20"/>
-              </w:rPr>
-            </w:pPr>
-          </w:p>
-          <w:p>
-            <w:pPr>
-              <w:rPr>
-                <w:szCs w:val="20"/>
-              </w:rPr>
-            </w:pPr>
+            <w:r>
+              <w:rPr>
+                <w:szCs w:val="20"/>
+              </w:rPr>
+              <w:t>2 test case for this question</w:t>
+            </w:r>
+          </w:p>
+          <w:p>
+            <w:pPr>
+              <w:rPr>
+                <w:szCs w:val="20"/>
+              </w:rPr>
+            </w:pPr>
+            <w:r>
+              <w:rPr>
+                <w:szCs w:val="20"/>
+              </w:rPr>
+              <w:lastRenderedPageBreak/>
+              <w:drawing>
+                <wp:inline distT="0" distB="0" distL="0" distR="0" wp14:anchorId="7E080DE3" wp14:editId="2A1FC67D">
+                  <wp:extent cx="3474522" cy="2545690"/>
+                  <wp:effectExtent l="0" t="0" r="0" b="7620"/>
+                  <wp:docPr id="1704763465" name="Picture 1"/>
+                  <wp:cNvGraphicFramePr>
+                    <a:graphicFrameLocks xmlns:a="http://schemas.openxmlformats.org/drawingml/2006/main" noChangeAspect="1"/>
+                  </wp:cNvGraphicFramePr>
+                  <a:graphic xmlns:a="http://schemas.openxmlformats.org/drawingml/2006/main">
+                    <a:graphicData uri="http://schemas.openxmlformats.org/drawingml/2006/picture">
+                      <pic:pic xmlns:pic="http://schemas.openxmlformats.org/drawingml/2006/picture">
+                        <pic:nvPicPr>
+                          <pic:cNvPr id="1704763465" name=""/>
+                          <pic:cNvPicPr/>
+                        </pic:nvPicPr>
+                        <pic:blipFill>
+                          <a:blip r:embed="rId40"/>
+                          <a:stretch>
+                            <a:fillRect/>
+                          </a:stretch>
+                        </pic:blipFill>
+                        <pic:spPr>
+                          <a:xfrm>
+                            <a:off x="0" y="0"/>
+                            <a:ext cx="3480417" cy="2550009"/>
+                          </a:xfrm>
+                          <a:prstGeom prst="rect">
+                            <a:avLst/>
+                          </a:prstGeom>
+                        </pic:spPr>
+                      </pic:pic>
+                    </a:graphicData>
+                  </a:graphic>
+                </wp:inline>
+              </w:drawing>
+            </w:r>
+          </w:p>
+          <w:p>
+            <w:pPr>
+              <w:rPr>
+                <w:szCs w:val="20"/>
+              </w:rPr>
+            </w:pPr>
+          </w:p>
+          <w:p>
+            <w:pPr>
+              <w:rPr>
+                <w:szCs w:val="20"/>
+              </w:rPr>
+            </w:pPr>
+            <w:r>
+              <w:rPr>
+                <w:szCs w:val="20"/>
+              </w:rPr>
+              <w:t>Solution Explorer</w:t>
+            </w:r>
+          </w:p>
+          <w:p>
+            <w:pPr>
+              <w:rPr>
+                <w:szCs w:val="20"/>
+              </w:rPr>
+            </w:pPr>
+            <w:r>
+              <w:rPr>
+                <w:szCs w:val="20"/>
+              </w:rPr>
+              <w:drawing>
+                <wp:inline distT="0" distB="0" distL="0" distR="0" wp14:anchorId="223969F9" wp14:editId="0F820316">
+                  <wp:extent cx="2210409" cy="2435961"/>
+                  <wp:effectExtent l="0" t="0" r="0" b="2540"/>
+                  <wp:docPr id="1505304843" name="Picture 1"/>
+                  <wp:cNvGraphicFramePr>
+                    <a:graphicFrameLocks xmlns:a="http://schemas.openxmlformats.org/drawingml/2006/main" noChangeAspect="1"/>
+                  </wp:cNvGraphicFramePr>
+                  <a:graphic xmlns:a="http://schemas.openxmlformats.org/drawingml/2006/main">
+                    <a:graphicData uri="http://schemas.openxmlformats.org/drawingml/2006/picture">
+                      <pic:pic xmlns:pic="http://schemas.openxmlformats.org/drawingml/2006/picture">
+                        <pic:nvPicPr>
+                          <pic:cNvPr id="1505304843" name=""/>
+                          <pic:cNvPicPr/>
+                        </pic:nvPicPr>
+                        <pic:blipFill>
+                          <a:blip r:embed="rId41"/>
+                          <a:stretch>
+                            <a:fillRect/>
+                          </a:stretch>
+                        </pic:blipFill>
+                        <pic:spPr>
+                          <a:xfrm>
+                            <a:off x="0" y="0"/>
+                            <a:ext cx="2213670" cy="2439555"/>
+                          </a:xfrm>
+                          <a:prstGeom prst="rect">
+                            <a:avLst/>
+                          </a:prstGeom>
+                        </pic:spPr>
+                      </pic:pic>
+                    </a:graphicData>
+                  </a:graphic>
+                </wp:inline>
+              </w:drawing>
+            </w:r>
           </w:p>
         </w:tc>
       </w:tr>
@@ -10254,19 +12774,6 @@
         <w:tc>
           <w:tcPr>
             <w:tcW w:w="10478" w:type="dxa"/>
-            <w:tcBorders>
-              <w:top w:val="single" w:sz="4" w:space="0" w:color="auto"/>
-              <w:left w:val="single" w:sz="4" w:space="0" w:color="auto"/>
-              <w:bottom w:val="single" w:sz="4" w:space="0" w:color="auto"/>
-              <w:right w:val="single" w:sz="4" w:space="0" w:color="auto"/>
-            </w:tcBorders>
-            <w:shd w:val="clear" w:color="auto" w:fill="FFEDF5"/>
-            <w:tcMar>
-              <w:top w:w="57" w:type="dxa"/>
-              <w:left w:w="108" w:type="dxa"/>
-              <w:bottom w:w="57" w:type="dxa"/>
-              <w:right w:w="108" w:type="dxa"/>
-            </w:tcMar>
             <w:hideMark/>
           </w:tcPr>
           <w:p>
@@ -10282,6 +12789,7 @@
                 <w:bCs/>
                 <w:szCs w:val="20"/>
               </w:rPr>
+              <w:lastRenderedPageBreak/>
               <w:t xml:space="preserve">2.8 </w:t>
             </w:r>
             <w:r>
@@ -10321,31 +12829,21 @@
         <w:tc>
           <w:tcPr>
             <w:tcW w:w="10478" w:type="dxa"/>
-            <w:tcBorders>
-              <w:top w:val="single" w:sz="4" w:space="0" w:color="auto"/>
-              <w:left w:val="single" w:sz="4" w:space="0" w:color="auto"/>
-              <w:bottom w:val="single" w:sz="4" w:space="0" w:color="auto"/>
-              <w:right w:val="single" w:sz="4" w:space="0" w:color="auto"/>
-            </w:tcBorders>
-            <w:tcMar>
-              <w:top w:w="57" w:type="dxa"/>
-              <w:left w:w="108" w:type="dxa"/>
-              <w:bottom w:w="57" w:type="dxa"/>
-              <w:right w:w="108" w:type="dxa"/>
-            </w:tcMar>
           </w:tcPr>
           <w:p>
             <w:pPr>
-              <w:rPr>
-                <w:szCs w:val="20"/>
-              </w:rPr>
-            </w:pPr>
-            <w:r>
               <w:rPr>
                 <w:b/>
                 <w:bCs/>
                 <w:szCs w:val="20"/>
               </w:rPr>
+            </w:pPr>
+            <w:r>
+              <w:rPr>
+                <w:b/>
+                <w:bCs/>
+                <w:szCs w:val="20"/>
+              </w:rPr>
               <w:t>Answer:</w:t>
             </w:r>
           </w:p>
@@ -10355,20 +12853,466 @@
                 <w:szCs w:val="20"/>
               </w:rPr>
             </w:pPr>
-          </w:p>
-          <w:p>
-            <w:pPr>
-              <w:rPr>
-                <w:szCs w:val="20"/>
-              </w:rPr>
-            </w:pPr>
-          </w:p>
-          <w:p>
-            <w:pPr>
-              <w:rPr>
-                <w:szCs w:val="20"/>
-              </w:rPr>
-            </w:pPr>
+            <w:r>
+              <w:rPr>
+                <w:b/>
+                <w:bCs/>
+                <w:szCs w:val="20"/>
+              </w:rPr>
+              <w:t>Test case:</w:t>
+            </w:r>
+          </w:p>
+          <w:tbl>
+            <w:tblPr>
+              <w:tblStyle w:val="TableGrid1"/>
+              <w:tblW w:w="0" w:type="auto"/>
+              <w:tblLook w:val="04A0" w:firstRow="1" w:lastRow="0" w:firstColumn="1" w:lastColumn="0" w:noHBand="0" w:noVBand="1"/>
+            </w:tblPr>
+            <w:tblGrid>
+              <w:gridCol w:w="739"/>
+              <w:gridCol w:w="3229"/>
+              <w:gridCol w:w="1673"/>
+            </w:tblGrid>
+            <w:tr>
+              <w:tc>
+                <w:tcPr>
+                  <w:tcW w:w="0" w:type="auto"/>
+                  <w:hideMark/>
+                </w:tcPr>
+                <w:p>
+                  <w:pPr>
+                    <w:rPr>
+                      <w:szCs w:val="20"/>
+                    </w:rPr>
+                  </w:pPr>
+                  <w:r>
+                    <w:rPr>
+                      <w:szCs w:val="20"/>
+                    </w:rPr>
+                    <w:t>TC ID</w:t>
+                  </w:r>
+                </w:p>
+              </w:tc>
+              <w:tc>
+                <w:tcPr>
+                  <w:tcW w:w="0" w:type="auto"/>
+                  <w:hideMark/>
+                </w:tcPr>
+                <w:p>
+                  <w:pPr>
+                    <w:rPr>
+                      <w:szCs w:val="20"/>
+                    </w:rPr>
+                  </w:pPr>
+                  <w:r>
+                    <w:rPr>
+                      <w:szCs w:val="20"/>
+                    </w:rPr>
+                    <w:t>Test Case Description</w:t>
+                  </w:r>
+                </w:p>
+              </w:tc>
+              <w:tc>
+                <w:tcPr>
+                  <w:tcW w:w="0" w:type="auto"/>
+                  <w:hideMark/>
+                </w:tcPr>
+                <w:p>
+                  <w:pPr>
+                    <w:rPr>
+                      <w:szCs w:val="20"/>
+                    </w:rPr>
+                  </w:pPr>
+                  <w:r>
+                    <w:rPr>
+                      <w:szCs w:val="20"/>
+                    </w:rPr>
+                    <w:t>Expected Result</w:t>
+                  </w:r>
+                </w:p>
+              </w:tc>
+            </w:tr>
+            <w:tr>
+              <w:tc>
+                <w:tcPr>
+                  <w:tcW w:w="0" w:type="auto"/>
+                  <w:hideMark/>
+                </w:tcPr>
+                <w:p>
+                  <w:pPr>
+                    <w:rPr>
+                      <w:szCs w:val="20"/>
+                    </w:rPr>
+                  </w:pPr>
+                  <w:r>
+                    <w:rPr>
+                      <w:szCs w:val="20"/>
+                    </w:rPr>
+                    <w:t>TC01</w:t>
+                  </w:r>
+                </w:p>
+              </w:tc>
+              <w:tc>
+                <w:tcPr>
+                  <w:tcW w:w="0" w:type="auto"/>
+                  <w:hideMark/>
+                </w:tcPr>
+                <w:p>
+                  <w:pPr>
+                    <w:rPr>
+                      <w:szCs w:val="20"/>
+                    </w:rPr>
+                  </w:pPr>
+                  <w:r>
+                    <w:rPr>
+                      <w:szCs w:val="20"/>
+                    </w:rPr>
+                    <w:t>Calculate area of rectangle (5x10)</w:t>
+                  </w:r>
+                </w:p>
+              </w:tc>
+              <w:tc>
+                <w:tcPr>
+                  <w:tcW w:w="0" w:type="auto"/>
+                  <w:hideMark/>
+                </w:tcPr>
+                <w:p>
+                  <w:pPr>
+                    <w:rPr>
+                      <w:szCs w:val="20"/>
+                    </w:rPr>
+                  </w:pPr>
+                  <w:r>
+                    <w:rPr>
+                      <w:szCs w:val="20"/>
+                    </w:rPr>
+                    <w:t>Area = 50</w:t>
+                  </w:r>
+                </w:p>
+              </w:tc>
+            </w:tr>
+            <w:tr>
+              <w:tc>
+                <w:tcPr>
+                  <w:tcW w:w="0" w:type="auto"/>
+                  <w:hideMark/>
+                </w:tcPr>
+                <w:p>
+                  <w:pPr>
+                    <w:rPr>
+                      <w:szCs w:val="20"/>
+                    </w:rPr>
+                  </w:pPr>
+                  <w:r>
+                    <w:rPr>
+                      <w:szCs w:val="20"/>
+                    </w:rPr>
+                    <w:t>TC02</w:t>
+                  </w:r>
+                </w:p>
+              </w:tc>
+              <w:tc>
+                <w:tcPr>
+                  <w:tcW w:w="0" w:type="auto"/>
+                  <w:hideMark/>
+                </w:tcPr>
+                <w:p>
+                  <w:pPr>
+                    <w:rPr>
+                      <w:szCs w:val="20"/>
+                    </w:rPr>
+                  </w:pPr>
+                  <w:r>
+                    <w:rPr>
+                      <w:szCs w:val="20"/>
+                    </w:rPr>
+                    <w:t>Calculate perimeter of square (4)</w:t>
+                  </w:r>
+                </w:p>
+              </w:tc>
+              <w:tc>
+                <w:tcPr>
+                  <w:tcW w:w="0" w:type="auto"/>
+                  <w:hideMark/>
+                </w:tcPr>
+                <w:p>
+                  <w:pPr>
+                    <w:rPr>
+                      <w:szCs w:val="20"/>
+                    </w:rPr>
+                  </w:pPr>
+                  <w:r>
+                    <w:rPr>
+                      <w:szCs w:val="20"/>
+                    </w:rPr>
+                    <w:t>Perimeter = 16</w:t>
+                  </w:r>
+                </w:p>
+              </w:tc>
+            </w:tr>
+          </w:tbl>
+          <w:p>
+            <w:pPr>
+              <w:rPr>
+                <w:szCs w:val="20"/>
+              </w:rPr>
+            </w:pPr>
+          </w:p>
+          <w:p>
+            <w:pPr>
+              <w:rPr>
+                <w:szCs w:val="20"/>
+              </w:rPr>
+            </w:pPr>
+          </w:p>
+          <w:p>
+            <w:pPr>
+              <w:rPr>
+                <w:szCs w:val="20"/>
+              </w:rPr>
+            </w:pPr>
+          </w:p>
+          <w:p>
+            <w:pPr>
+              <w:rPr>
+                <w:szCs w:val="20"/>
+              </w:rPr>
+            </w:pPr>
+          </w:p>
+          <w:p>
+            <w:pPr>
+              <w:rPr>
+                <w:szCs w:val="20"/>
+              </w:rPr>
+            </w:pPr>
+          </w:p>
+          <w:p>
+            <w:pPr>
+              <w:rPr>
+                <w:szCs w:val="20"/>
+              </w:rPr>
+            </w:pPr>
+          </w:p>
+          <w:p>
+            <w:pPr>
+              <w:rPr>
+                <w:szCs w:val="20"/>
+              </w:rPr>
+            </w:pPr>
+          </w:p>
+          <w:p>
+            <w:pPr>
+              <w:rPr>
+                <w:szCs w:val="20"/>
+              </w:rPr>
+            </w:pPr>
+          </w:p>
+          <w:p>
+            <w:pPr>
+              <w:rPr>
+                <w:szCs w:val="20"/>
+              </w:rPr>
+            </w:pPr>
+          </w:p>
+          <w:p>
+            <w:pPr>
+              <w:rPr>
+                <w:szCs w:val="20"/>
+              </w:rPr>
+            </w:pPr>
+          </w:p>
+          <w:p>
+            <w:pPr>
+              <w:rPr>
+                <w:szCs w:val="20"/>
+              </w:rPr>
+            </w:pPr>
+          </w:p>
+          <w:p>
+            <w:pPr>
+              <w:rPr>
+                <w:szCs w:val="20"/>
+              </w:rPr>
+            </w:pPr>
+          </w:p>
+          <w:p>
+            <w:pPr>
+              <w:rPr>
+                <w:szCs w:val="20"/>
+              </w:rPr>
+            </w:pPr>
+          </w:p>
+          <w:p>
+            <w:pPr>
+              <w:rPr>
+                <w:szCs w:val="20"/>
+              </w:rPr>
+            </w:pPr>
+          </w:p>
+          <w:p>
+            <w:pPr>
+              <w:rPr>
+                <w:szCs w:val="20"/>
+              </w:rPr>
+            </w:pPr>
+          </w:p>
+          <w:p>
+            <w:pPr>
+              <w:rPr>
+                <w:szCs w:val="20"/>
+              </w:rPr>
+            </w:pPr>
+          </w:p>
+          <w:p>
+            <w:pPr>
+              <w:rPr>
+                <w:szCs w:val="20"/>
+              </w:rPr>
+            </w:pPr>
+          </w:p>
+          <w:p>
+            <w:pPr>
+              <w:rPr>
+                <w:b/>
+                <w:bCs/>
+                <w:szCs w:val="20"/>
+              </w:rPr>
+            </w:pPr>
+            <w:r>
+              <w:rPr>
+                <w:b/>
+                <w:bCs/>
+                <w:szCs w:val="20"/>
+              </w:rPr>
+              <w:lastRenderedPageBreak/>
+              <w:t>TC01</w:t>
+            </w:r>
+          </w:p>
+          <w:p>
+            <w:pPr>
+              <w:rPr>
+                <w:szCs w:val="20"/>
+              </w:rPr>
+            </w:pPr>
+            <w:r>
+              <w:rPr>
+                <w:szCs w:val="20"/>
+              </w:rPr>
+              <w:drawing>
+                <wp:inline distT="0" distB="0" distL="0" distR="0" wp14:anchorId="6D7085BF" wp14:editId="10C7D698">
+                  <wp:extent cx="5017563" cy="3599078"/>
+                  <wp:effectExtent l="0" t="0" r="0" b="1905"/>
+                  <wp:docPr id="1610430816" name="Picture 1"/>
+                  <wp:cNvGraphicFramePr>
+                    <a:graphicFrameLocks xmlns:a="http://schemas.openxmlformats.org/drawingml/2006/main" noChangeAspect="1"/>
+                  </wp:cNvGraphicFramePr>
+                  <a:graphic xmlns:a="http://schemas.openxmlformats.org/drawingml/2006/main">
+                    <a:graphicData uri="http://schemas.openxmlformats.org/drawingml/2006/picture">
+                      <pic:pic xmlns:pic="http://schemas.openxmlformats.org/drawingml/2006/picture">
+                        <pic:nvPicPr>
+                          <pic:cNvPr id="1610430816" name=""/>
+                          <pic:cNvPicPr/>
+                        </pic:nvPicPr>
+                        <pic:blipFill>
+                          <a:blip r:embed="rId42"/>
+                          <a:stretch>
+                            <a:fillRect/>
+                          </a:stretch>
+                        </pic:blipFill>
+                        <pic:spPr>
+                          <a:xfrm>
+                            <a:off x="0" y="0"/>
+                            <a:ext cx="5026845" cy="3605736"/>
+                          </a:xfrm>
+                          <a:prstGeom prst="rect">
+                            <a:avLst/>
+                          </a:prstGeom>
+                        </pic:spPr>
+                      </pic:pic>
+                    </a:graphicData>
+                  </a:graphic>
+                </wp:inline>
+              </w:drawing>
+            </w:r>
+          </w:p>
+          <w:p>
+            <w:pPr>
+              <w:rPr>
+                <w:szCs w:val="20"/>
+              </w:rPr>
+            </w:pPr>
+          </w:p>
+          <w:p>
+            <w:pPr>
+              <w:rPr>
+                <w:b/>
+                <w:bCs/>
+                <w:szCs w:val="20"/>
+              </w:rPr>
+            </w:pPr>
+            <w:r>
+              <w:rPr>
+                <w:b/>
+                <w:bCs/>
+                <w:szCs w:val="20"/>
+              </w:rPr>
+              <w:t>TC0</w:t>
+            </w:r>
+            <w:r>
+              <w:rPr>
+                <w:b/>
+                <w:bCs/>
+                <w:szCs w:val="20"/>
+              </w:rPr>
+              <w:t>2</w:t>
+            </w:r>
+          </w:p>
+          <w:p>
+            <w:pPr>
+              <w:rPr>
+                <w:szCs w:val="20"/>
+              </w:rPr>
+            </w:pPr>
+            <w:r>
+              <w:rPr>
+                <w:szCs w:val="20"/>
+              </w:rPr>
+              <w:drawing>
+                <wp:inline distT="0" distB="0" distL="0" distR="0" wp14:anchorId="2F28E813" wp14:editId="4029917B">
+                  <wp:extent cx="5029242" cy="3555187"/>
+                  <wp:effectExtent l="0" t="0" r="0" b="7620"/>
+                  <wp:docPr id="1403012744" name="Picture 1"/>
+                  <wp:cNvGraphicFramePr>
+                    <a:graphicFrameLocks xmlns:a="http://schemas.openxmlformats.org/drawingml/2006/main" noChangeAspect="1"/>
+                  </wp:cNvGraphicFramePr>
+                  <a:graphic xmlns:a="http://schemas.openxmlformats.org/drawingml/2006/main">
+                    <a:graphicData uri="http://schemas.openxmlformats.org/drawingml/2006/picture">
+                      <pic:pic xmlns:pic="http://schemas.openxmlformats.org/drawingml/2006/picture">
+                        <pic:nvPicPr>
+                          <pic:cNvPr id="1403012744" name=""/>
+                          <pic:cNvPicPr/>
+                        </pic:nvPicPr>
+                        <pic:blipFill>
+                          <a:blip r:embed="rId43"/>
+                          <a:stretch>
+                            <a:fillRect/>
+                          </a:stretch>
+                        </pic:blipFill>
+                        <pic:spPr>
+                          <a:xfrm>
+                            <a:off x="0" y="0"/>
+                            <a:ext cx="5038834" cy="3561968"/>
+                          </a:xfrm>
+                          <a:prstGeom prst="rect">
+                            <a:avLst/>
+                          </a:prstGeom>
+                        </pic:spPr>
+                      </pic:pic>
+                    </a:graphicData>
+                  </a:graphic>
+                </wp:inline>
+              </w:drawing>
+            </w:r>
           </w:p>
         </w:tc>
       </w:tr>
@@ -10376,19 +13320,6 @@
         <w:tc>
           <w:tcPr>
             <w:tcW w:w="10478" w:type="dxa"/>
-            <w:tcBorders>
-              <w:top w:val="single" w:sz="4" w:space="0" w:color="auto"/>
-              <w:left w:val="single" w:sz="4" w:space="0" w:color="auto"/>
-              <w:bottom w:val="single" w:sz="4" w:space="0" w:color="auto"/>
-              <w:right w:val="single" w:sz="4" w:space="0" w:color="auto"/>
-            </w:tcBorders>
-            <w:shd w:val="clear" w:color="auto" w:fill="FFEDF5"/>
-            <w:tcMar>
-              <w:top w:w="57" w:type="dxa"/>
-              <w:left w:w="108" w:type="dxa"/>
-              <w:bottom w:w="57" w:type="dxa"/>
-              <w:right w:w="108" w:type="dxa"/>
-            </w:tcMar>
             <w:hideMark/>
           </w:tcPr>
           <w:p>
@@ -10404,6 +13335,7 @@
                 <w:bCs/>
                 <w:szCs w:val="20"/>
               </w:rPr>
+              <w:lastRenderedPageBreak/>
               <w:t>2.9</w:t>
             </w:r>
             <w:r>
@@ -10437,18 +13369,6 @@
         <w:tc>
           <w:tcPr>
             <w:tcW w:w="10478" w:type="dxa"/>
-            <w:tcBorders>
-              <w:top w:val="single" w:sz="4" w:space="0" w:color="auto"/>
-              <w:left w:val="single" w:sz="4" w:space="0" w:color="auto"/>
-              <w:bottom w:val="single" w:sz="4" w:space="0" w:color="auto"/>
-              <w:right w:val="single" w:sz="4" w:space="0" w:color="auto"/>
-            </w:tcBorders>
-            <w:tcMar>
-              <w:top w:w="57" w:type="dxa"/>
-              <w:left w:w="108" w:type="dxa"/>
-              <w:bottom w:w="57" w:type="dxa"/>
-              <w:right w:w="108" w:type="dxa"/>
-            </w:tcMar>
           </w:tcPr>
           <w:p>
             <w:pPr>
@@ -10492,19 +13412,6 @@
         <w:tc>
           <w:tcPr>
             <w:tcW w:w="10478" w:type="dxa"/>
-            <w:tcBorders>
-              <w:top w:val="single" w:sz="4" w:space="0" w:color="auto"/>
-              <w:left w:val="single" w:sz="4" w:space="0" w:color="auto"/>
-              <w:bottom w:val="single" w:sz="4" w:space="0" w:color="auto"/>
-              <w:right w:val="single" w:sz="4" w:space="0" w:color="auto"/>
-            </w:tcBorders>
-            <w:shd w:val="clear" w:color="auto" w:fill="FFEDF5"/>
-            <w:tcMar>
-              <w:top w:w="57" w:type="dxa"/>
-              <w:left w:w="108" w:type="dxa"/>
-              <w:bottom w:w="57" w:type="dxa"/>
-              <w:right w:w="108" w:type="dxa"/>
-            </w:tcMar>
             <w:hideMark/>
           </w:tcPr>
           <w:p>
@@ -10550,18 +13457,6 @@
         <w:tc>
           <w:tcPr>
             <w:tcW w:w="10478" w:type="dxa"/>
-            <w:tcBorders>
-              <w:top w:val="single" w:sz="4" w:space="0" w:color="auto"/>
-              <w:left w:val="single" w:sz="4" w:space="0" w:color="auto"/>
-              <w:bottom w:val="single" w:sz="4" w:space="0" w:color="auto"/>
-              <w:right w:val="single" w:sz="4" w:space="0" w:color="auto"/>
-            </w:tcBorders>
-            <w:tcMar>
-              <w:top w:w="57" w:type="dxa"/>
-              <w:left w:w="108" w:type="dxa"/>
-              <w:bottom w:w="57" w:type="dxa"/>
-              <w:right w:w="108" w:type="dxa"/>
-            </w:tcMar>
           </w:tcPr>
           <w:p>
             <w:pPr>
@@ -10614,6 +13509,7 @@
                       <w:bCs/>
                       <w:szCs w:val="20"/>
                     </w:rPr>
+                    <w:lastRenderedPageBreak/>
                     <w:t>Participants/roles</w:t>
                   </w:r>
                 </w:p>
@@ -10677,7 +13573,6 @@
                       <w:bCs/>
                       <w:szCs w:val="20"/>
                     </w:rPr>
-                    <w:lastRenderedPageBreak/>
                     <w:t>Meeting date</w:t>
                   </w:r>
                 </w:p>
@@ -10813,19 +13708,6 @@
         <w:tc>
           <w:tcPr>
             <w:tcW w:w="10478" w:type="dxa"/>
-            <w:tcBorders>
-              <w:top w:val="single" w:sz="4" w:space="0" w:color="auto"/>
-              <w:left w:val="single" w:sz="4" w:space="0" w:color="auto"/>
-              <w:bottom w:val="single" w:sz="4" w:space="0" w:color="auto"/>
-              <w:right w:val="single" w:sz="4" w:space="0" w:color="auto"/>
-            </w:tcBorders>
-            <w:shd w:val="clear" w:color="auto" w:fill="FFEDF5"/>
-            <w:tcMar>
-              <w:top w:w="57" w:type="dxa"/>
-              <w:left w:w="108" w:type="dxa"/>
-              <w:bottom w:w="57" w:type="dxa"/>
-              <w:right w:w="108" w:type="dxa"/>
-            </w:tcMar>
             <w:hideMark/>
           </w:tcPr>
           <w:p>
@@ -10870,18 +13752,6 @@
         <w:tc>
           <w:tcPr>
             <w:tcW w:w="10478" w:type="dxa"/>
-            <w:tcBorders>
-              <w:top w:val="single" w:sz="4" w:space="0" w:color="auto"/>
-              <w:left w:val="single" w:sz="4" w:space="0" w:color="auto"/>
-              <w:bottom w:val="single" w:sz="4" w:space="0" w:color="auto"/>
-              <w:right w:val="single" w:sz="4" w:space="0" w:color="auto"/>
-            </w:tcBorders>
-            <w:tcMar>
-              <w:top w:w="57" w:type="dxa"/>
-              <w:left w:w="108" w:type="dxa"/>
-              <w:bottom w:w="57" w:type="dxa"/>
-              <w:right w:w="108" w:type="dxa"/>
-            </w:tcMar>
             <w:hideMark/>
           </w:tcPr>
           <w:p>
@@ -10951,19 +13821,6 @@
         <w:tc>
           <w:tcPr>
             <w:tcW w:w="10478" w:type="dxa"/>
-            <w:tcBorders>
-              <w:top w:val="single" w:sz="4" w:space="0" w:color="auto"/>
-              <w:left w:val="single" w:sz="4" w:space="0" w:color="auto"/>
-              <w:bottom w:val="single" w:sz="4" w:space="0" w:color="auto"/>
-              <w:right w:val="single" w:sz="4" w:space="0" w:color="auto"/>
-            </w:tcBorders>
-            <w:shd w:val="clear" w:color="auto" w:fill="FFEDF5"/>
-            <w:tcMar>
-              <w:top w:w="57" w:type="dxa"/>
-              <w:left w:w="108" w:type="dxa"/>
-              <w:bottom w:w="57" w:type="dxa"/>
-              <w:right w:w="108" w:type="dxa"/>
-            </w:tcMar>
             <w:hideMark/>
           </w:tcPr>
           <w:p>
@@ -10994,18 +13851,6 @@
         <w:tc>
           <w:tcPr>
             <w:tcW w:w="10478" w:type="dxa"/>
-            <w:tcBorders>
-              <w:top w:val="single" w:sz="4" w:space="0" w:color="auto"/>
-              <w:left w:val="single" w:sz="4" w:space="0" w:color="auto"/>
-              <w:bottom w:val="single" w:sz="4" w:space="0" w:color="auto"/>
-              <w:right w:val="single" w:sz="4" w:space="0" w:color="auto"/>
-            </w:tcBorders>
-            <w:tcMar>
-              <w:top w:w="57" w:type="dxa"/>
-              <w:left w:w="108" w:type="dxa"/>
-              <w:bottom w:w="57" w:type="dxa"/>
-              <w:right w:w="108" w:type="dxa"/>
-            </w:tcMar>
           </w:tcPr>
           <w:p>
             <w:pPr>
@@ -13443,7 +16288,6 @@
               <w:rPr>
                 <w:szCs w:val="20"/>
               </w:rPr>
-              <w:lastRenderedPageBreak/>
               <w:t>Assessment document with all questions answered</w:t>
             </w:r>
           </w:p>
@@ -13528,6 +16372,7 @@
               <w:rPr>
                 <w:szCs w:val="20"/>
               </w:rPr>
+              <w:lastRenderedPageBreak/>
               <w:t>All source codes</w:t>
             </w:r>
           </w:p>
@@ -13923,10 +16768,10 @@
     </w:tbl>
     <w:p/>
     <w:sectPr>
-      <w:headerReference w:type="default" r:id="rId40"/>
-      <w:footerReference w:type="even" r:id="rId41"/>
-      <w:footerReference w:type="default" r:id="rId42"/>
-      <w:footerReference w:type="first" r:id="rId43"/>
+      <w:headerReference w:type="default" r:id="rId44"/>
+      <w:footerReference w:type="even" r:id="rId45"/>
+      <w:footerReference w:type="default" r:id="rId46"/>
+      <w:footerReference w:type="first" r:id="rId47"/>
       <w:pgSz w:w="11906" w:h="16838"/>
       <w:pgMar w:top="1559" w:right="709" w:bottom="737" w:left="709" w:header="425" w:footer="556" w:gutter="0"/>
       <w:pgNumType w:start="1"/>
@@ -15048,6 +17893,119 @@
     </w:lvl>
   </w:abstractNum>
   <w:abstractNum w:abstractNumId="1" w15:restartNumberingAfterBreak="0">
+    <w:nsid w:val="0C303436"/>
+    <w:multiLevelType w:val="hybridMultilevel"/>
+    <w:tmpl w:val="84762ABE"/>
+    <w:lvl w:ilvl="0" w:tplc="04090001">
+      <w:start w:val="1"/>
+      <w:numFmt w:val="bullet"/>
+      <w:lvlText w:val=""/>
+      <w:lvlJc w:val="left"/>
+      <w:pPr>
+        <w:ind w:left="720" w:hanging="360"/>
+      </w:pPr>
+      <w:rPr>
+        <w:rFonts w:ascii="Symbol" w:hAnsi="Symbol" w:hint="default"/>
+      </w:rPr>
+    </w:lvl>
+    <w:lvl w:ilvl="1" w:tplc="04090003" w:tentative="1">
+      <w:start w:val="1"/>
+      <w:numFmt w:val="bullet"/>
+      <w:lvlText w:val="o"/>
+      <w:lvlJc w:val="left"/>
+      <w:pPr>
+        <w:ind w:left="1440" w:hanging="360"/>
+      </w:pPr>
+      <w:rPr>
+        <w:rFonts w:ascii="Courier New" w:hAnsi="Courier New" w:cs="Courier New" w:hint="default"/>
+      </w:rPr>
+    </w:lvl>
+    <w:lvl w:ilvl="2" w:tplc="04090005" w:tentative="1">
+      <w:start w:val="1"/>
+      <w:numFmt w:val="bullet"/>
+      <w:lvlText w:val=""/>
+      <w:lvlJc w:val="left"/>
+      <w:pPr>
+        <w:ind w:left="2160" w:hanging="360"/>
+      </w:pPr>
+      <w:rPr>
+        <w:rFonts w:ascii="Wingdings" w:hAnsi="Wingdings" w:hint="default"/>
+      </w:rPr>
+    </w:lvl>
+    <w:lvl w:ilvl="3" w:tplc="04090001" w:tentative="1">
+      <w:start w:val="1"/>
+      <w:numFmt w:val="bullet"/>
+      <w:lvlText w:val=""/>
+      <w:lvlJc w:val="left"/>
+      <w:pPr>
+        <w:ind w:left="2880" w:hanging="360"/>
+      </w:pPr>
+      <w:rPr>
+        <w:rFonts w:ascii="Symbol" w:hAnsi="Symbol" w:hint="default"/>
+      </w:rPr>
+    </w:lvl>
+    <w:lvl w:ilvl="4" w:tplc="04090003" w:tentative="1">
+      <w:start w:val="1"/>
+      <w:numFmt w:val="bullet"/>
+      <w:lvlText w:val="o"/>
+      <w:lvlJc w:val="left"/>
+      <w:pPr>
+        <w:ind w:left="3600" w:hanging="360"/>
+      </w:pPr>
+      <w:rPr>
+        <w:rFonts w:ascii="Courier New" w:hAnsi="Courier New" w:cs="Courier New" w:hint="default"/>
+      </w:rPr>
+    </w:lvl>
+    <w:lvl w:ilvl="5" w:tplc="04090005" w:tentative="1">
+      <w:start w:val="1"/>
+      <w:numFmt w:val="bullet"/>
+      <w:lvlText w:val=""/>
+      <w:lvlJc w:val="left"/>
+      <w:pPr>
+        <w:ind w:left="4320" w:hanging="360"/>
+      </w:pPr>
+      <w:rPr>
+        <w:rFonts w:ascii="Wingdings" w:hAnsi="Wingdings" w:hint="default"/>
+      </w:rPr>
+    </w:lvl>
+    <w:lvl w:ilvl="6" w:tplc="04090001" w:tentative="1">
+      <w:start w:val="1"/>
+      <w:numFmt w:val="bullet"/>
+      <w:lvlText w:val=""/>
+      <w:lvlJc w:val="left"/>
+      <w:pPr>
+        <w:ind w:left="5040" w:hanging="360"/>
+      </w:pPr>
+      <w:rPr>
+        <w:rFonts w:ascii="Symbol" w:hAnsi="Symbol" w:hint="default"/>
+      </w:rPr>
+    </w:lvl>
+    <w:lvl w:ilvl="7" w:tplc="04090003" w:tentative="1">
+      <w:start w:val="1"/>
+      <w:numFmt w:val="bullet"/>
+      <w:lvlText w:val="o"/>
+      <w:lvlJc w:val="left"/>
+      <w:pPr>
+        <w:ind w:left="5760" w:hanging="360"/>
+      </w:pPr>
+      <w:rPr>
+        <w:rFonts w:ascii="Courier New" w:hAnsi="Courier New" w:cs="Courier New" w:hint="default"/>
+      </w:rPr>
+    </w:lvl>
+    <w:lvl w:ilvl="8" w:tplc="04090005" w:tentative="1">
+      <w:start w:val="1"/>
+      <w:numFmt w:val="bullet"/>
+      <w:lvlText w:val=""/>
+      <w:lvlJc w:val="left"/>
+      <w:pPr>
+        <w:ind w:left="6480" w:hanging="360"/>
+      </w:pPr>
+      <w:rPr>
+        <w:rFonts w:ascii="Wingdings" w:hAnsi="Wingdings" w:hint="default"/>
+      </w:rPr>
+    </w:lvl>
+  </w:abstractNum>
+  <w:abstractNum w:abstractNumId="2" w15:restartNumberingAfterBreak="0">
     <w:nsid w:val="16E6374C"/>
     <w:multiLevelType w:val="hybridMultilevel"/>
     <w:tmpl w:val="5E205F78"/>
@@ -15160,7 +18118,120 @@
       </w:rPr>
     </w:lvl>
   </w:abstractNum>
-  <w:abstractNum w:abstractNumId="2" w15:restartNumberingAfterBreak="0">
+  <w:abstractNum w:abstractNumId="3" w15:restartNumberingAfterBreak="0">
+    <w:nsid w:val="1D7011D7"/>
+    <w:multiLevelType w:val="hybridMultilevel"/>
+    <w:tmpl w:val="450AF1F0"/>
+    <w:lvl w:ilvl="0" w:tplc="04090001">
+      <w:start w:val="1"/>
+      <w:numFmt w:val="bullet"/>
+      <w:lvlText w:val=""/>
+      <w:lvlJc w:val="left"/>
+      <w:pPr>
+        <w:ind w:left="720" w:hanging="360"/>
+      </w:pPr>
+      <w:rPr>
+        <w:rFonts w:ascii="Symbol" w:hAnsi="Symbol" w:hint="default"/>
+      </w:rPr>
+    </w:lvl>
+    <w:lvl w:ilvl="1" w:tplc="04090003" w:tentative="1">
+      <w:start w:val="1"/>
+      <w:numFmt w:val="bullet"/>
+      <w:lvlText w:val="o"/>
+      <w:lvlJc w:val="left"/>
+      <w:pPr>
+        <w:ind w:left="1440" w:hanging="360"/>
+      </w:pPr>
+      <w:rPr>
+        <w:rFonts w:ascii="Courier New" w:hAnsi="Courier New" w:cs="Courier New" w:hint="default"/>
+      </w:rPr>
+    </w:lvl>
+    <w:lvl w:ilvl="2" w:tplc="04090005" w:tentative="1">
+      <w:start w:val="1"/>
+      <w:numFmt w:val="bullet"/>
+      <w:lvlText w:val=""/>
+      <w:lvlJc w:val="left"/>
+      <w:pPr>
+        <w:ind w:left="2160" w:hanging="360"/>
+      </w:pPr>
+      <w:rPr>
+        <w:rFonts w:ascii="Wingdings" w:hAnsi="Wingdings" w:hint="default"/>
+      </w:rPr>
+    </w:lvl>
+    <w:lvl w:ilvl="3" w:tplc="04090001" w:tentative="1">
+      <w:start w:val="1"/>
+      <w:numFmt w:val="bullet"/>
+      <w:lvlText w:val=""/>
+      <w:lvlJc w:val="left"/>
+      <w:pPr>
+        <w:ind w:left="2880" w:hanging="360"/>
+      </w:pPr>
+      <w:rPr>
+        <w:rFonts w:ascii="Symbol" w:hAnsi="Symbol" w:hint="default"/>
+      </w:rPr>
+    </w:lvl>
+    <w:lvl w:ilvl="4" w:tplc="04090003" w:tentative="1">
+      <w:start w:val="1"/>
+      <w:numFmt w:val="bullet"/>
+      <w:lvlText w:val="o"/>
+      <w:lvlJc w:val="left"/>
+      <w:pPr>
+        <w:ind w:left="3600" w:hanging="360"/>
+      </w:pPr>
+      <w:rPr>
+        <w:rFonts w:ascii="Courier New" w:hAnsi="Courier New" w:cs="Courier New" w:hint="default"/>
+      </w:rPr>
+    </w:lvl>
+    <w:lvl w:ilvl="5" w:tplc="04090005" w:tentative="1">
+      <w:start w:val="1"/>
+      <w:numFmt w:val="bullet"/>
+      <w:lvlText w:val=""/>
+      <w:lvlJc w:val="left"/>
+      <w:pPr>
+        <w:ind w:left="4320" w:hanging="360"/>
+      </w:pPr>
+      <w:rPr>
+        <w:rFonts w:ascii="Wingdings" w:hAnsi="Wingdings" w:hint="default"/>
+      </w:rPr>
+    </w:lvl>
+    <w:lvl w:ilvl="6" w:tplc="04090001" w:tentative="1">
+      <w:start w:val="1"/>
+      <w:numFmt w:val="bullet"/>
+      <w:lvlText w:val=""/>
+      <w:lvlJc w:val="left"/>
+      <w:pPr>
+        <w:ind w:left="5040" w:hanging="360"/>
+      </w:pPr>
+      <w:rPr>
+        <w:rFonts w:ascii="Symbol" w:hAnsi="Symbol" w:hint="default"/>
+      </w:rPr>
+    </w:lvl>
+    <w:lvl w:ilvl="7" w:tplc="04090003" w:tentative="1">
+      <w:start w:val="1"/>
+      <w:numFmt w:val="bullet"/>
+      <w:lvlText w:val="o"/>
+      <w:lvlJc w:val="left"/>
+      <w:pPr>
+        <w:ind w:left="5760" w:hanging="360"/>
+      </w:pPr>
+      <w:rPr>
+        <w:rFonts w:ascii="Courier New" w:hAnsi="Courier New" w:cs="Courier New" w:hint="default"/>
+      </w:rPr>
+    </w:lvl>
+    <w:lvl w:ilvl="8" w:tplc="04090005" w:tentative="1">
+      <w:start w:val="1"/>
+      <w:numFmt w:val="bullet"/>
+      <w:lvlText w:val=""/>
+      <w:lvlJc w:val="left"/>
+      <w:pPr>
+        <w:ind w:left="6480" w:hanging="360"/>
+      </w:pPr>
+      <w:rPr>
+        <w:rFonts w:ascii="Wingdings" w:hAnsi="Wingdings" w:hint="default"/>
+      </w:rPr>
+    </w:lvl>
+  </w:abstractNum>
+  <w:abstractNum w:abstractNumId="4" w15:restartNumberingAfterBreak="0">
     <w:nsid w:val="227D4999"/>
     <w:multiLevelType w:val="hybridMultilevel"/>
     <w:tmpl w:val="70560646"/>
@@ -15273,7 +18344,233 @@
       </w:rPr>
     </w:lvl>
   </w:abstractNum>
-  <w:abstractNum w:abstractNumId="3" w15:restartNumberingAfterBreak="0">
+  <w:abstractNum w:abstractNumId="5" w15:restartNumberingAfterBreak="0">
+    <w:nsid w:val="2B633A0B"/>
+    <w:multiLevelType w:val="hybridMultilevel"/>
+    <w:tmpl w:val="C9B01422"/>
+    <w:lvl w:ilvl="0" w:tplc="04090001">
+      <w:start w:val="1"/>
+      <w:numFmt w:val="bullet"/>
+      <w:lvlText w:val=""/>
+      <w:lvlJc w:val="left"/>
+      <w:pPr>
+        <w:ind w:left="720" w:hanging="360"/>
+      </w:pPr>
+      <w:rPr>
+        <w:rFonts w:ascii="Symbol" w:hAnsi="Symbol" w:hint="default"/>
+      </w:rPr>
+    </w:lvl>
+    <w:lvl w:ilvl="1" w:tplc="04090003" w:tentative="1">
+      <w:start w:val="1"/>
+      <w:numFmt w:val="bullet"/>
+      <w:lvlText w:val="o"/>
+      <w:lvlJc w:val="left"/>
+      <w:pPr>
+        <w:ind w:left="1440" w:hanging="360"/>
+      </w:pPr>
+      <w:rPr>
+        <w:rFonts w:ascii="Courier New" w:hAnsi="Courier New" w:cs="Courier New" w:hint="default"/>
+      </w:rPr>
+    </w:lvl>
+    <w:lvl w:ilvl="2" w:tplc="04090005" w:tentative="1">
+      <w:start w:val="1"/>
+      <w:numFmt w:val="bullet"/>
+      <w:lvlText w:val=""/>
+      <w:lvlJc w:val="left"/>
+      <w:pPr>
+        <w:ind w:left="2160" w:hanging="360"/>
+      </w:pPr>
+      <w:rPr>
+        <w:rFonts w:ascii="Wingdings" w:hAnsi="Wingdings" w:hint="default"/>
+      </w:rPr>
+    </w:lvl>
+    <w:lvl w:ilvl="3" w:tplc="04090001" w:tentative="1">
+      <w:start w:val="1"/>
+      <w:numFmt w:val="bullet"/>
+      <w:lvlText w:val=""/>
+      <w:lvlJc w:val="left"/>
+      <w:pPr>
+        <w:ind w:left="2880" w:hanging="360"/>
+      </w:pPr>
+      <w:rPr>
+        <w:rFonts w:ascii="Symbol" w:hAnsi="Symbol" w:hint="default"/>
+      </w:rPr>
+    </w:lvl>
+    <w:lvl w:ilvl="4" w:tplc="04090003" w:tentative="1">
+      <w:start w:val="1"/>
+      <w:numFmt w:val="bullet"/>
+      <w:lvlText w:val="o"/>
+      <w:lvlJc w:val="left"/>
+      <w:pPr>
+        <w:ind w:left="3600" w:hanging="360"/>
+      </w:pPr>
+      <w:rPr>
+        <w:rFonts w:ascii="Courier New" w:hAnsi="Courier New" w:cs="Courier New" w:hint="default"/>
+      </w:rPr>
+    </w:lvl>
+    <w:lvl w:ilvl="5" w:tplc="04090005" w:tentative="1">
+      <w:start w:val="1"/>
+      <w:numFmt w:val="bullet"/>
+      <w:lvlText w:val=""/>
+      <w:lvlJc w:val="left"/>
+      <w:pPr>
+        <w:ind w:left="4320" w:hanging="360"/>
+      </w:pPr>
+      <w:rPr>
+        <w:rFonts w:ascii="Wingdings" w:hAnsi="Wingdings" w:hint="default"/>
+      </w:rPr>
+    </w:lvl>
+    <w:lvl w:ilvl="6" w:tplc="04090001" w:tentative="1">
+      <w:start w:val="1"/>
+      <w:numFmt w:val="bullet"/>
+      <w:lvlText w:val=""/>
+      <w:lvlJc w:val="left"/>
+      <w:pPr>
+        <w:ind w:left="5040" w:hanging="360"/>
+      </w:pPr>
+      <w:rPr>
+        <w:rFonts w:ascii="Symbol" w:hAnsi="Symbol" w:hint="default"/>
+      </w:rPr>
+    </w:lvl>
+    <w:lvl w:ilvl="7" w:tplc="04090003" w:tentative="1">
+      <w:start w:val="1"/>
+      <w:numFmt w:val="bullet"/>
+      <w:lvlText w:val="o"/>
+      <w:lvlJc w:val="left"/>
+      <w:pPr>
+        <w:ind w:left="5760" w:hanging="360"/>
+      </w:pPr>
+      <w:rPr>
+        <w:rFonts w:ascii="Courier New" w:hAnsi="Courier New" w:cs="Courier New" w:hint="default"/>
+      </w:rPr>
+    </w:lvl>
+    <w:lvl w:ilvl="8" w:tplc="04090005" w:tentative="1">
+      <w:start w:val="1"/>
+      <w:numFmt w:val="bullet"/>
+      <w:lvlText w:val=""/>
+      <w:lvlJc w:val="left"/>
+      <w:pPr>
+        <w:ind w:left="6480" w:hanging="360"/>
+      </w:pPr>
+      <w:rPr>
+        <w:rFonts w:ascii="Wingdings" w:hAnsi="Wingdings" w:hint="default"/>
+      </w:rPr>
+    </w:lvl>
+  </w:abstractNum>
+  <w:abstractNum w:abstractNumId="6" w15:restartNumberingAfterBreak="0">
+    <w:nsid w:val="2C8A64FD"/>
+    <w:multiLevelType w:val="hybridMultilevel"/>
+    <w:tmpl w:val="F83CD9FC"/>
+    <w:lvl w:ilvl="0" w:tplc="04090001">
+      <w:start w:val="1"/>
+      <w:numFmt w:val="bullet"/>
+      <w:lvlText w:val=""/>
+      <w:lvlJc w:val="left"/>
+      <w:pPr>
+        <w:ind w:left="720" w:hanging="360"/>
+      </w:pPr>
+      <w:rPr>
+        <w:rFonts w:ascii="Symbol" w:hAnsi="Symbol" w:hint="default"/>
+      </w:rPr>
+    </w:lvl>
+    <w:lvl w:ilvl="1" w:tplc="04090003" w:tentative="1">
+      <w:start w:val="1"/>
+      <w:numFmt w:val="bullet"/>
+      <w:lvlText w:val="o"/>
+      <w:lvlJc w:val="left"/>
+      <w:pPr>
+        <w:ind w:left="1440" w:hanging="360"/>
+      </w:pPr>
+      <w:rPr>
+        <w:rFonts w:ascii="Courier New" w:hAnsi="Courier New" w:cs="Courier New" w:hint="default"/>
+      </w:rPr>
+    </w:lvl>
+    <w:lvl w:ilvl="2" w:tplc="04090005" w:tentative="1">
+      <w:start w:val="1"/>
+      <w:numFmt w:val="bullet"/>
+      <w:lvlText w:val=""/>
+      <w:lvlJc w:val="left"/>
+      <w:pPr>
+        <w:ind w:left="2160" w:hanging="360"/>
+      </w:pPr>
+      <w:rPr>
+        <w:rFonts w:ascii="Wingdings" w:hAnsi="Wingdings" w:hint="default"/>
+      </w:rPr>
+    </w:lvl>
+    <w:lvl w:ilvl="3" w:tplc="04090001" w:tentative="1">
+      <w:start w:val="1"/>
+      <w:numFmt w:val="bullet"/>
+      <w:lvlText w:val=""/>
+      <w:lvlJc w:val="left"/>
+      <w:pPr>
+        <w:ind w:left="2880" w:hanging="360"/>
+      </w:pPr>
+      <w:rPr>
+        <w:rFonts w:ascii="Symbol" w:hAnsi="Symbol" w:hint="default"/>
+      </w:rPr>
+    </w:lvl>
+    <w:lvl w:ilvl="4" w:tplc="04090003" w:tentative="1">
+      <w:start w:val="1"/>
+      <w:numFmt w:val="bullet"/>
+      <w:lvlText w:val="o"/>
+      <w:lvlJc w:val="left"/>
+      <w:pPr>
+        <w:ind w:left="3600" w:hanging="360"/>
+      </w:pPr>
+      <w:rPr>
+        <w:rFonts w:ascii="Courier New" w:hAnsi="Courier New" w:cs="Courier New" w:hint="default"/>
+      </w:rPr>
+    </w:lvl>
+    <w:lvl w:ilvl="5" w:tplc="04090005" w:tentative="1">
+      <w:start w:val="1"/>
+      <w:numFmt w:val="bullet"/>
+      <w:lvlText w:val=""/>
+      <w:lvlJc w:val="left"/>
+      <w:pPr>
+        <w:ind w:left="4320" w:hanging="360"/>
+      </w:pPr>
+      <w:rPr>
+        <w:rFonts w:ascii="Wingdings" w:hAnsi="Wingdings" w:hint="default"/>
+      </w:rPr>
+    </w:lvl>
+    <w:lvl w:ilvl="6" w:tplc="04090001" w:tentative="1">
+      <w:start w:val="1"/>
+      <w:numFmt w:val="bullet"/>
+      <w:lvlText w:val=""/>
+      <w:lvlJc w:val="left"/>
+      <w:pPr>
+        <w:ind w:left="5040" w:hanging="360"/>
+      </w:pPr>
+      <w:rPr>
+        <w:rFonts w:ascii="Symbol" w:hAnsi="Symbol" w:hint="default"/>
+      </w:rPr>
+    </w:lvl>
+    <w:lvl w:ilvl="7" w:tplc="04090003" w:tentative="1">
+      <w:start w:val="1"/>
+      <w:numFmt w:val="bullet"/>
+      <w:lvlText w:val="o"/>
+      <w:lvlJc w:val="left"/>
+      <w:pPr>
+        <w:ind w:left="5760" w:hanging="360"/>
+      </w:pPr>
+      <w:rPr>
+        <w:rFonts w:ascii="Courier New" w:hAnsi="Courier New" w:cs="Courier New" w:hint="default"/>
+      </w:rPr>
+    </w:lvl>
+    <w:lvl w:ilvl="8" w:tplc="04090005" w:tentative="1">
+      <w:start w:val="1"/>
+      <w:numFmt w:val="bullet"/>
+      <w:lvlText w:val=""/>
+      <w:lvlJc w:val="left"/>
+      <w:pPr>
+        <w:ind w:left="6480" w:hanging="360"/>
+      </w:pPr>
+      <w:rPr>
+        <w:rFonts w:ascii="Wingdings" w:hAnsi="Wingdings" w:hint="default"/>
+      </w:rPr>
+    </w:lvl>
+  </w:abstractNum>
+  <w:abstractNum w:abstractNumId="7" w15:restartNumberingAfterBreak="0">
     <w:nsid w:val="30014BC8"/>
     <w:multiLevelType w:val="hybridMultilevel"/>
     <w:tmpl w:val="D4AED032"/>
@@ -15386,7 +18683,269 @@
       </w:rPr>
     </w:lvl>
   </w:abstractNum>
-  <w:abstractNum w:abstractNumId="4" w15:restartNumberingAfterBreak="0">
+  <w:abstractNum w:abstractNumId="8" w15:restartNumberingAfterBreak="0">
+    <w:nsid w:val="3B0B4D2D"/>
+    <w:multiLevelType w:val="multilevel"/>
+    <w:tmpl w:val="DAF43D98"/>
+    <w:lvl w:ilvl="0">
+      <w:start w:val="1"/>
+      <w:numFmt w:val="bullet"/>
+      <w:lvlText w:val=""/>
+      <w:lvlJc w:val="left"/>
+      <w:pPr>
+        <w:tabs>
+          <w:tab w:val="num" w:pos="720"/>
+        </w:tabs>
+        <w:ind w:left="720" w:hanging="360"/>
+      </w:pPr>
+      <w:rPr>
+        <w:rFonts w:ascii="Symbol" w:hAnsi="Symbol" w:hint="default"/>
+        <w:sz w:val="20"/>
+      </w:rPr>
+    </w:lvl>
+    <w:lvl w:ilvl="1" w:tentative="1">
+      <w:start w:val="1"/>
+      <w:numFmt w:val="bullet"/>
+      <w:lvlText w:val="o"/>
+      <w:lvlJc w:val="left"/>
+      <w:pPr>
+        <w:tabs>
+          <w:tab w:val="num" w:pos="1440"/>
+        </w:tabs>
+        <w:ind w:left="1440" w:hanging="360"/>
+      </w:pPr>
+      <w:rPr>
+        <w:rFonts w:ascii="Courier New" w:hAnsi="Courier New" w:hint="default"/>
+        <w:sz w:val="20"/>
+      </w:rPr>
+    </w:lvl>
+    <w:lvl w:ilvl="2" w:tentative="1">
+      <w:start w:val="1"/>
+      <w:numFmt w:val="bullet"/>
+      <w:lvlText w:val=""/>
+      <w:lvlJc w:val="left"/>
+      <w:pPr>
+        <w:tabs>
+          <w:tab w:val="num" w:pos="2160"/>
+        </w:tabs>
+        <w:ind w:left="2160" w:hanging="360"/>
+      </w:pPr>
+      <w:rPr>
+        <w:rFonts w:ascii="Wingdings" w:hAnsi="Wingdings" w:hint="default"/>
+        <w:sz w:val="20"/>
+      </w:rPr>
+    </w:lvl>
+    <w:lvl w:ilvl="3" w:tentative="1">
+      <w:start w:val="1"/>
+      <w:numFmt w:val="bullet"/>
+      <w:lvlText w:val=""/>
+      <w:lvlJc w:val="left"/>
+      <w:pPr>
+        <w:tabs>
+          <w:tab w:val="num" w:pos="2880"/>
+        </w:tabs>
+        <w:ind w:left="2880" w:hanging="360"/>
+      </w:pPr>
+      <w:rPr>
+        <w:rFonts w:ascii="Wingdings" w:hAnsi="Wingdings" w:hint="default"/>
+        <w:sz w:val="20"/>
+      </w:rPr>
+    </w:lvl>
+    <w:lvl w:ilvl="4" w:tentative="1">
+      <w:start w:val="1"/>
+      <w:numFmt w:val="bullet"/>
+      <w:lvlText w:val=""/>
+      <w:lvlJc w:val="left"/>
+      <w:pPr>
+        <w:tabs>
+          <w:tab w:val="num" w:pos="3600"/>
+        </w:tabs>
+        <w:ind w:left="3600" w:hanging="360"/>
+      </w:pPr>
+      <w:rPr>
+        <w:rFonts w:ascii="Wingdings" w:hAnsi="Wingdings" w:hint="default"/>
+        <w:sz w:val="20"/>
+      </w:rPr>
+    </w:lvl>
+    <w:lvl w:ilvl="5" w:tentative="1">
+      <w:start w:val="1"/>
+      <w:numFmt w:val="bullet"/>
+      <w:lvlText w:val=""/>
+      <w:lvlJc w:val="left"/>
+      <w:pPr>
+        <w:tabs>
+          <w:tab w:val="num" w:pos="4320"/>
+        </w:tabs>
+        <w:ind w:left="4320" w:hanging="360"/>
+      </w:pPr>
+      <w:rPr>
+        <w:rFonts w:ascii="Wingdings" w:hAnsi="Wingdings" w:hint="default"/>
+        <w:sz w:val="20"/>
+      </w:rPr>
+    </w:lvl>
+    <w:lvl w:ilvl="6" w:tentative="1">
+      <w:start w:val="1"/>
+      <w:numFmt w:val="bullet"/>
+      <w:lvlText w:val=""/>
+      <w:lvlJc w:val="left"/>
+      <w:pPr>
+        <w:tabs>
+          <w:tab w:val="num" w:pos="5040"/>
+        </w:tabs>
+        <w:ind w:left="5040" w:hanging="360"/>
+      </w:pPr>
+      <w:rPr>
+        <w:rFonts w:ascii="Wingdings" w:hAnsi="Wingdings" w:hint="default"/>
+        <w:sz w:val="20"/>
+      </w:rPr>
+    </w:lvl>
+    <w:lvl w:ilvl="7" w:tentative="1">
+      <w:start w:val="1"/>
+      <w:numFmt w:val="bullet"/>
+      <w:lvlText w:val=""/>
+      <w:lvlJc w:val="left"/>
+      <w:pPr>
+        <w:tabs>
+          <w:tab w:val="num" w:pos="5760"/>
+        </w:tabs>
+        <w:ind w:left="5760" w:hanging="360"/>
+      </w:pPr>
+      <w:rPr>
+        <w:rFonts w:ascii="Wingdings" w:hAnsi="Wingdings" w:hint="default"/>
+        <w:sz w:val="20"/>
+      </w:rPr>
+    </w:lvl>
+    <w:lvl w:ilvl="8" w:tentative="1">
+      <w:start w:val="1"/>
+      <w:numFmt w:val="bullet"/>
+      <w:lvlText w:val=""/>
+      <w:lvlJc w:val="left"/>
+      <w:pPr>
+        <w:tabs>
+          <w:tab w:val="num" w:pos="6480"/>
+        </w:tabs>
+        <w:ind w:left="6480" w:hanging="360"/>
+      </w:pPr>
+      <w:rPr>
+        <w:rFonts w:ascii="Wingdings" w:hAnsi="Wingdings" w:hint="default"/>
+        <w:sz w:val="20"/>
+      </w:rPr>
+    </w:lvl>
+  </w:abstractNum>
+  <w:abstractNum w:abstractNumId="9" w15:restartNumberingAfterBreak="0">
+    <w:nsid w:val="3B6B2B41"/>
+    <w:multiLevelType w:val="hybridMultilevel"/>
+    <w:tmpl w:val="4288A5F0"/>
+    <w:lvl w:ilvl="0" w:tplc="04090001">
+      <w:start w:val="1"/>
+      <w:numFmt w:val="bullet"/>
+      <w:lvlText w:val=""/>
+      <w:lvlJc w:val="left"/>
+      <w:pPr>
+        <w:ind w:left="720" w:hanging="360"/>
+      </w:pPr>
+      <w:rPr>
+        <w:rFonts w:ascii="Symbol" w:hAnsi="Symbol" w:hint="default"/>
+      </w:rPr>
+    </w:lvl>
+    <w:lvl w:ilvl="1" w:tplc="04090003" w:tentative="1">
+      <w:start w:val="1"/>
+      <w:numFmt w:val="bullet"/>
+      <w:lvlText w:val="o"/>
+      <w:lvlJc w:val="left"/>
+      <w:pPr>
+        <w:ind w:left="1440" w:hanging="360"/>
+      </w:pPr>
+      <w:rPr>
+        <w:rFonts w:ascii="Courier New" w:hAnsi="Courier New" w:cs="Courier New" w:hint="default"/>
+      </w:rPr>
+    </w:lvl>
+    <w:lvl w:ilvl="2" w:tplc="04090005" w:tentative="1">
+      <w:start w:val="1"/>
+      <w:numFmt w:val="bullet"/>
+      <w:lvlText w:val=""/>
+      <w:lvlJc w:val="left"/>
+      <w:pPr>
+        <w:ind w:left="2160" w:hanging="360"/>
+      </w:pPr>
+      <w:rPr>
+        <w:rFonts w:ascii="Wingdings" w:hAnsi="Wingdings" w:hint="default"/>
+      </w:rPr>
+    </w:lvl>
+    <w:lvl w:ilvl="3" w:tplc="04090001" w:tentative="1">
+      <w:start w:val="1"/>
+      <w:numFmt w:val="bullet"/>
+      <w:lvlText w:val=""/>
+      <w:lvlJc w:val="left"/>
+      <w:pPr>
+        <w:ind w:left="2880" w:hanging="360"/>
+      </w:pPr>
+      <w:rPr>
+        <w:rFonts w:ascii="Symbol" w:hAnsi="Symbol" w:hint="default"/>
+      </w:rPr>
+    </w:lvl>
+    <w:lvl w:ilvl="4" w:tplc="04090003" w:tentative="1">
+      <w:start w:val="1"/>
+      <w:numFmt w:val="bullet"/>
+      <w:lvlText w:val="o"/>
+      <w:lvlJc w:val="left"/>
+      <w:pPr>
+        <w:ind w:left="3600" w:hanging="360"/>
+      </w:pPr>
+      <w:rPr>
+        <w:rFonts w:ascii="Courier New" w:hAnsi="Courier New" w:cs="Courier New" w:hint="default"/>
+      </w:rPr>
+    </w:lvl>
+    <w:lvl w:ilvl="5" w:tplc="04090005" w:tentative="1">
+      <w:start w:val="1"/>
+      <w:numFmt w:val="bullet"/>
+      <w:lvlText w:val=""/>
+      <w:lvlJc w:val="left"/>
+      <w:pPr>
+        <w:ind w:left="4320" w:hanging="360"/>
+      </w:pPr>
+      <w:rPr>
+        <w:rFonts w:ascii="Wingdings" w:hAnsi="Wingdings" w:hint="default"/>
+      </w:rPr>
+    </w:lvl>
+    <w:lvl w:ilvl="6" w:tplc="04090001" w:tentative="1">
+      <w:start w:val="1"/>
+      <w:numFmt w:val="bullet"/>
+      <w:lvlText w:val=""/>
+      <w:lvlJc w:val="left"/>
+      <w:pPr>
+        <w:ind w:left="5040" w:hanging="360"/>
+      </w:pPr>
+      <w:rPr>
+        <w:rFonts w:ascii="Symbol" w:hAnsi="Symbol" w:hint="default"/>
+      </w:rPr>
+    </w:lvl>
+    <w:lvl w:ilvl="7" w:tplc="04090003" w:tentative="1">
+      <w:start w:val="1"/>
+      <w:numFmt w:val="bullet"/>
+      <w:lvlText w:val="o"/>
+      <w:lvlJc w:val="left"/>
+      <w:pPr>
+        <w:ind w:left="5760" w:hanging="360"/>
+      </w:pPr>
+      <w:rPr>
+        <w:rFonts w:ascii="Courier New" w:hAnsi="Courier New" w:cs="Courier New" w:hint="default"/>
+      </w:rPr>
+    </w:lvl>
+    <w:lvl w:ilvl="8" w:tplc="04090005" w:tentative="1">
+      <w:start w:val="1"/>
+      <w:numFmt w:val="bullet"/>
+      <w:lvlText w:val=""/>
+      <w:lvlJc w:val="left"/>
+      <w:pPr>
+        <w:ind w:left="6480" w:hanging="360"/>
+      </w:pPr>
+      <w:rPr>
+        <w:rFonts w:ascii="Wingdings" w:hAnsi="Wingdings" w:hint="default"/>
+      </w:rPr>
+    </w:lvl>
+  </w:abstractNum>
+  <w:abstractNum w:abstractNumId="10" w15:restartNumberingAfterBreak="0">
     <w:nsid w:val="3B781B79"/>
     <w:multiLevelType w:val="hybridMultilevel"/>
     <w:tmpl w:val="702CCC2A"/>
@@ -15499,7 +19058,233 @@
       </w:rPr>
     </w:lvl>
   </w:abstractNum>
-  <w:abstractNum w:abstractNumId="5" w15:restartNumberingAfterBreak="0">
+  <w:abstractNum w:abstractNumId="11" w15:restartNumberingAfterBreak="0">
+    <w:nsid w:val="46375DBC"/>
+    <w:multiLevelType w:val="hybridMultilevel"/>
+    <w:tmpl w:val="605E4E72"/>
+    <w:lvl w:ilvl="0" w:tplc="04090001">
+      <w:start w:val="1"/>
+      <w:numFmt w:val="bullet"/>
+      <w:lvlText w:val=""/>
+      <w:lvlJc w:val="left"/>
+      <w:pPr>
+        <w:ind w:left="720" w:hanging="360"/>
+      </w:pPr>
+      <w:rPr>
+        <w:rFonts w:ascii="Symbol" w:hAnsi="Symbol" w:hint="default"/>
+      </w:rPr>
+    </w:lvl>
+    <w:lvl w:ilvl="1" w:tplc="04090003" w:tentative="1">
+      <w:start w:val="1"/>
+      <w:numFmt w:val="bullet"/>
+      <w:lvlText w:val="o"/>
+      <w:lvlJc w:val="left"/>
+      <w:pPr>
+        <w:ind w:left="1440" w:hanging="360"/>
+      </w:pPr>
+      <w:rPr>
+        <w:rFonts w:ascii="Courier New" w:hAnsi="Courier New" w:cs="Courier New" w:hint="default"/>
+      </w:rPr>
+    </w:lvl>
+    <w:lvl w:ilvl="2" w:tplc="04090005" w:tentative="1">
+      <w:start w:val="1"/>
+      <w:numFmt w:val="bullet"/>
+      <w:lvlText w:val=""/>
+      <w:lvlJc w:val="left"/>
+      <w:pPr>
+        <w:ind w:left="2160" w:hanging="360"/>
+      </w:pPr>
+      <w:rPr>
+        <w:rFonts w:ascii="Wingdings" w:hAnsi="Wingdings" w:hint="default"/>
+      </w:rPr>
+    </w:lvl>
+    <w:lvl w:ilvl="3" w:tplc="04090001" w:tentative="1">
+      <w:start w:val="1"/>
+      <w:numFmt w:val="bullet"/>
+      <w:lvlText w:val=""/>
+      <w:lvlJc w:val="left"/>
+      <w:pPr>
+        <w:ind w:left="2880" w:hanging="360"/>
+      </w:pPr>
+      <w:rPr>
+        <w:rFonts w:ascii="Symbol" w:hAnsi="Symbol" w:hint="default"/>
+      </w:rPr>
+    </w:lvl>
+    <w:lvl w:ilvl="4" w:tplc="04090003" w:tentative="1">
+      <w:start w:val="1"/>
+      <w:numFmt w:val="bullet"/>
+      <w:lvlText w:val="o"/>
+      <w:lvlJc w:val="left"/>
+      <w:pPr>
+        <w:ind w:left="3600" w:hanging="360"/>
+      </w:pPr>
+      <w:rPr>
+        <w:rFonts w:ascii="Courier New" w:hAnsi="Courier New" w:cs="Courier New" w:hint="default"/>
+      </w:rPr>
+    </w:lvl>
+    <w:lvl w:ilvl="5" w:tplc="04090005" w:tentative="1">
+      <w:start w:val="1"/>
+      <w:numFmt w:val="bullet"/>
+      <w:lvlText w:val=""/>
+      <w:lvlJc w:val="left"/>
+      <w:pPr>
+        <w:ind w:left="4320" w:hanging="360"/>
+      </w:pPr>
+      <w:rPr>
+        <w:rFonts w:ascii="Wingdings" w:hAnsi="Wingdings" w:hint="default"/>
+      </w:rPr>
+    </w:lvl>
+    <w:lvl w:ilvl="6" w:tplc="04090001" w:tentative="1">
+      <w:start w:val="1"/>
+      <w:numFmt w:val="bullet"/>
+      <w:lvlText w:val=""/>
+      <w:lvlJc w:val="left"/>
+      <w:pPr>
+        <w:ind w:left="5040" w:hanging="360"/>
+      </w:pPr>
+      <w:rPr>
+        <w:rFonts w:ascii="Symbol" w:hAnsi="Symbol" w:hint="default"/>
+      </w:rPr>
+    </w:lvl>
+    <w:lvl w:ilvl="7" w:tplc="04090003" w:tentative="1">
+      <w:start w:val="1"/>
+      <w:numFmt w:val="bullet"/>
+      <w:lvlText w:val="o"/>
+      <w:lvlJc w:val="left"/>
+      <w:pPr>
+        <w:ind w:left="5760" w:hanging="360"/>
+      </w:pPr>
+      <w:rPr>
+        <w:rFonts w:ascii="Courier New" w:hAnsi="Courier New" w:cs="Courier New" w:hint="default"/>
+      </w:rPr>
+    </w:lvl>
+    <w:lvl w:ilvl="8" w:tplc="04090005" w:tentative="1">
+      <w:start w:val="1"/>
+      <w:numFmt w:val="bullet"/>
+      <w:lvlText w:val=""/>
+      <w:lvlJc w:val="left"/>
+      <w:pPr>
+        <w:ind w:left="6480" w:hanging="360"/>
+      </w:pPr>
+      <w:rPr>
+        <w:rFonts w:ascii="Wingdings" w:hAnsi="Wingdings" w:hint="default"/>
+      </w:rPr>
+    </w:lvl>
+  </w:abstractNum>
+  <w:abstractNum w:abstractNumId="12" w15:restartNumberingAfterBreak="0">
+    <w:nsid w:val="48D1501A"/>
+    <w:multiLevelType w:val="hybridMultilevel"/>
+    <w:tmpl w:val="61928102"/>
+    <w:lvl w:ilvl="0" w:tplc="04090001">
+      <w:start w:val="1"/>
+      <w:numFmt w:val="bullet"/>
+      <w:lvlText w:val=""/>
+      <w:lvlJc w:val="left"/>
+      <w:pPr>
+        <w:ind w:left="720" w:hanging="360"/>
+      </w:pPr>
+      <w:rPr>
+        <w:rFonts w:ascii="Symbol" w:hAnsi="Symbol" w:hint="default"/>
+      </w:rPr>
+    </w:lvl>
+    <w:lvl w:ilvl="1" w:tplc="04090003" w:tentative="1">
+      <w:start w:val="1"/>
+      <w:numFmt w:val="bullet"/>
+      <w:lvlText w:val="o"/>
+      <w:lvlJc w:val="left"/>
+      <w:pPr>
+        <w:ind w:left="1440" w:hanging="360"/>
+      </w:pPr>
+      <w:rPr>
+        <w:rFonts w:ascii="Courier New" w:hAnsi="Courier New" w:cs="Courier New" w:hint="default"/>
+      </w:rPr>
+    </w:lvl>
+    <w:lvl w:ilvl="2" w:tplc="04090005" w:tentative="1">
+      <w:start w:val="1"/>
+      <w:numFmt w:val="bullet"/>
+      <w:lvlText w:val=""/>
+      <w:lvlJc w:val="left"/>
+      <w:pPr>
+        <w:ind w:left="2160" w:hanging="360"/>
+      </w:pPr>
+      <w:rPr>
+        <w:rFonts w:ascii="Wingdings" w:hAnsi="Wingdings" w:hint="default"/>
+      </w:rPr>
+    </w:lvl>
+    <w:lvl w:ilvl="3" w:tplc="04090001" w:tentative="1">
+      <w:start w:val="1"/>
+      <w:numFmt w:val="bullet"/>
+      <w:lvlText w:val=""/>
+      <w:lvlJc w:val="left"/>
+      <w:pPr>
+        <w:ind w:left="2880" w:hanging="360"/>
+      </w:pPr>
+      <w:rPr>
+        <w:rFonts w:ascii="Symbol" w:hAnsi="Symbol" w:hint="default"/>
+      </w:rPr>
+    </w:lvl>
+    <w:lvl w:ilvl="4" w:tplc="04090003" w:tentative="1">
+      <w:start w:val="1"/>
+      <w:numFmt w:val="bullet"/>
+      <w:lvlText w:val="o"/>
+      <w:lvlJc w:val="left"/>
+      <w:pPr>
+        <w:ind w:left="3600" w:hanging="360"/>
+      </w:pPr>
+      <w:rPr>
+        <w:rFonts w:ascii="Courier New" w:hAnsi="Courier New" w:cs="Courier New" w:hint="default"/>
+      </w:rPr>
+    </w:lvl>
+    <w:lvl w:ilvl="5" w:tplc="04090005" w:tentative="1">
+      <w:start w:val="1"/>
+      <w:numFmt w:val="bullet"/>
+      <w:lvlText w:val=""/>
+      <w:lvlJc w:val="left"/>
+      <w:pPr>
+        <w:ind w:left="4320" w:hanging="360"/>
+      </w:pPr>
+      <w:rPr>
+        <w:rFonts w:ascii="Wingdings" w:hAnsi="Wingdings" w:hint="default"/>
+      </w:rPr>
+    </w:lvl>
+    <w:lvl w:ilvl="6" w:tplc="04090001" w:tentative="1">
+      <w:start w:val="1"/>
+      <w:numFmt w:val="bullet"/>
+      <w:lvlText w:val=""/>
+      <w:lvlJc w:val="left"/>
+      <w:pPr>
+        <w:ind w:left="5040" w:hanging="360"/>
+      </w:pPr>
+      <w:rPr>
+        <w:rFonts w:ascii="Symbol" w:hAnsi="Symbol" w:hint="default"/>
+      </w:rPr>
+    </w:lvl>
+    <w:lvl w:ilvl="7" w:tplc="04090003" w:tentative="1">
+      <w:start w:val="1"/>
+      <w:numFmt w:val="bullet"/>
+      <w:lvlText w:val="o"/>
+      <w:lvlJc w:val="left"/>
+      <w:pPr>
+        <w:ind w:left="5760" w:hanging="360"/>
+      </w:pPr>
+      <w:rPr>
+        <w:rFonts w:ascii="Courier New" w:hAnsi="Courier New" w:cs="Courier New" w:hint="default"/>
+      </w:rPr>
+    </w:lvl>
+    <w:lvl w:ilvl="8" w:tplc="04090005" w:tentative="1">
+      <w:start w:val="1"/>
+      <w:numFmt w:val="bullet"/>
+      <w:lvlText w:val=""/>
+      <w:lvlJc w:val="left"/>
+      <w:pPr>
+        <w:ind w:left="6480" w:hanging="360"/>
+      </w:pPr>
+      <w:rPr>
+        <w:rFonts w:ascii="Wingdings" w:hAnsi="Wingdings" w:hint="default"/>
+      </w:rPr>
+    </w:lvl>
+  </w:abstractNum>
+  <w:abstractNum w:abstractNumId="13" w15:restartNumberingAfterBreak="0">
     <w:nsid w:val="4AD92797"/>
     <w:multiLevelType w:val="hybridMultilevel"/>
     <w:tmpl w:val="289891D0"/>
@@ -15611,7 +19396,120 @@
       </w:rPr>
     </w:lvl>
   </w:abstractNum>
-  <w:abstractNum w:abstractNumId="6" w15:restartNumberingAfterBreak="0">
+  <w:abstractNum w:abstractNumId="14" w15:restartNumberingAfterBreak="0">
+    <w:nsid w:val="4BE83AA5"/>
+    <w:multiLevelType w:val="hybridMultilevel"/>
+    <w:tmpl w:val="0CAA40B2"/>
+    <w:lvl w:ilvl="0" w:tplc="04090001">
+      <w:start w:val="1"/>
+      <w:numFmt w:val="bullet"/>
+      <w:lvlText w:val=""/>
+      <w:lvlJc w:val="left"/>
+      <w:pPr>
+        <w:ind w:left="720" w:hanging="360"/>
+      </w:pPr>
+      <w:rPr>
+        <w:rFonts w:ascii="Symbol" w:hAnsi="Symbol" w:hint="default"/>
+      </w:rPr>
+    </w:lvl>
+    <w:lvl w:ilvl="1" w:tplc="04090003" w:tentative="1">
+      <w:start w:val="1"/>
+      <w:numFmt w:val="bullet"/>
+      <w:lvlText w:val="o"/>
+      <w:lvlJc w:val="left"/>
+      <w:pPr>
+        <w:ind w:left="1440" w:hanging="360"/>
+      </w:pPr>
+      <w:rPr>
+        <w:rFonts w:ascii="Courier New" w:hAnsi="Courier New" w:cs="Courier New" w:hint="default"/>
+      </w:rPr>
+    </w:lvl>
+    <w:lvl w:ilvl="2" w:tplc="04090005" w:tentative="1">
+      <w:start w:val="1"/>
+      <w:numFmt w:val="bullet"/>
+      <w:lvlText w:val=""/>
+      <w:lvlJc w:val="left"/>
+      <w:pPr>
+        <w:ind w:left="2160" w:hanging="360"/>
+      </w:pPr>
+      <w:rPr>
+        <w:rFonts w:ascii="Wingdings" w:hAnsi="Wingdings" w:hint="default"/>
+      </w:rPr>
+    </w:lvl>
+    <w:lvl w:ilvl="3" w:tplc="04090001" w:tentative="1">
+      <w:start w:val="1"/>
+      <w:numFmt w:val="bullet"/>
+      <w:lvlText w:val=""/>
+      <w:lvlJc w:val="left"/>
+      <w:pPr>
+        <w:ind w:left="2880" w:hanging="360"/>
+      </w:pPr>
+      <w:rPr>
+        <w:rFonts w:ascii="Symbol" w:hAnsi="Symbol" w:hint="default"/>
+      </w:rPr>
+    </w:lvl>
+    <w:lvl w:ilvl="4" w:tplc="04090003" w:tentative="1">
+      <w:start w:val="1"/>
+      <w:numFmt w:val="bullet"/>
+      <w:lvlText w:val="o"/>
+      <w:lvlJc w:val="left"/>
+      <w:pPr>
+        <w:ind w:left="3600" w:hanging="360"/>
+      </w:pPr>
+      <w:rPr>
+        <w:rFonts w:ascii="Courier New" w:hAnsi="Courier New" w:cs="Courier New" w:hint="default"/>
+      </w:rPr>
+    </w:lvl>
+    <w:lvl w:ilvl="5" w:tplc="04090005" w:tentative="1">
+      <w:start w:val="1"/>
+      <w:numFmt w:val="bullet"/>
+      <w:lvlText w:val=""/>
+      <w:lvlJc w:val="left"/>
+      <w:pPr>
+        <w:ind w:left="4320" w:hanging="360"/>
+      </w:pPr>
+      <w:rPr>
+        <w:rFonts w:ascii="Wingdings" w:hAnsi="Wingdings" w:hint="default"/>
+      </w:rPr>
+    </w:lvl>
+    <w:lvl w:ilvl="6" w:tplc="04090001" w:tentative="1">
+      <w:start w:val="1"/>
+      <w:numFmt w:val="bullet"/>
+      <w:lvlText w:val=""/>
+      <w:lvlJc w:val="left"/>
+      <w:pPr>
+        <w:ind w:left="5040" w:hanging="360"/>
+      </w:pPr>
+      <w:rPr>
+        <w:rFonts w:ascii="Symbol" w:hAnsi="Symbol" w:hint="default"/>
+      </w:rPr>
+    </w:lvl>
+    <w:lvl w:ilvl="7" w:tplc="04090003" w:tentative="1">
+      <w:start w:val="1"/>
+      <w:numFmt w:val="bullet"/>
+      <w:lvlText w:val="o"/>
+      <w:lvlJc w:val="left"/>
+      <w:pPr>
+        <w:ind w:left="5760" w:hanging="360"/>
+      </w:pPr>
+      <w:rPr>
+        <w:rFonts w:ascii="Courier New" w:hAnsi="Courier New" w:cs="Courier New" w:hint="default"/>
+      </w:rPr>
+    </w:lvl>
+    <w:lvl w:ilvl="8" w:tplc="04090005" w:tentative="1">
+      <w:start w:val="1"/>
+      <w:numFmt w:val="bullet"/>
+      <w:lvlText w:val=""/>
+      <w:lvlJc w:val="left"/>
+      <w:pPr>
+        <w:ind w:left="6480" w:hanging="360"/>
+      </w:pPr>
+      <w:rPr>
+        <w:rFonts w:ascii="Wingdings" w:hAnsi="Wingdings" w:hint="default"/>
+      </w:rPr>
+    </w:lvl>
+  </w:abstractNum>
+  <w:abstractNum w:abstractNumId="15" w15:restartNumberingAfterBreak="0">
     <w:nsid w:val="522631A4"/>
     <w:multiLevelType w:val="hybridMultilevel"/>
     <w:tmpl w:val="1FD0CEE6"/>
@@ -15724,7 +19622,346 @@
       </w:rPr>
     </w:lvl>
   </w:abstractNum>
-  <w:abstractNum w:abstractNumId="7" w15:restartNumberingAfterBreak="0">
+  <w:abstractNum w:abstractNumId="16" w15:restartNumberingAfterBreak="0">
+    <w:nsid w:val="622E5B4D"/>
+    <w:multiLevelType w:val="hybridMultilevel"/>
+    <w:tmpl w:val="D7F0CC56"/>
+    <w:lvl w:ilvl="0" w:tplc="04090001">
+      <w:start w:val="1"/>
+      <w:numFmt w:val="bullet"/>
+      <w:lvlText w:val=""/>
+      <w:lvlJc w:val="left"/>
+      <w:pPr>
+        <w:ind w:left="720" w:hanging="360"/>
+      </w:pPr>
+      <w:rPr>
+        <w:rFonts w:ascii="Symbol" w:hAnsi="Symbol" w:hint="default"/>
+      </w:rPr>
+    </w:lvl>
+    <w:lvl w:ilvl="1" w:tplc="04090003" w:tentative="1">
+      <w:start w:val="1"/>
+      <w:numFmt w:val="bullet"/>
+      <w:lvlText w:val="o"/>
+      <w:lvlJc w:val="left"/>
+      <w:pPr>
+        <w:ind w:left="1440" w:hanging="360"/>
+      </w:pPr>
+      <w:rPr>
+        <w:rFonts w:ascii="Courier New" w:hAnsi="Courier New" w:cs="Courier New" w:hint="default"/>
+      </w:rPr>
+    </w:lvl>
+    <w:lvl w:ilvl="2" w:tplc="04090005" w:tentative="1">
+      <w:start w:val="1"/>
+      <w:numFmt w:val="bullet"/>
+      <w:lvlText w:val=""/>
+      <w:lvlJc w:val="left"/>
+      <w:pPr>
+        <w:ind w:left="2160" w:hanging="360"/>
+      </w:pPr>
+      <w:rPr>
+        <w:rFonts w:ascii="Wingdings" w:hAnsi="Wingdings" w:hint="default"/>
+      </w:rPr>
+    </w:lvl>
+    <w:lvl w:ilvl="3" w:tplc="04090001" w:tentative="1">
+      <w:start w:val="1"/>
+      <w:numFmt w:val="bullet"/>
+      <w:lvlText w:val=""/>
+      <w:lvlJc w:val="left"/>
+      <w:pPr>
+        <w:ind w:left="2880" w:hanging="360"/>
+      </w:pPr>
+      <w:rPr>
+        <w:rFonts w:ascii="Symbol" w:hAnsi="Symbol" w:hint="default"/>
+      </w:rPr>
+    </w:lvl>
+    <w:lvl w:ilvl="4" w:tplc="04090003" w:tentative="1">
+      <w:start w:val="1"/>
+      <w:numFmt w:val="bullet"/>
+      <w:lvlText w:val="o"/>
+      <w:lvlJc w:val="left"/>
+      <w:pPr>
+        <w:ind w:left="3600" w:hanging="360"/>
+      </w:pPr>
+      <w:rPr>
+        <w:rFonts w:ascii="Courier New" w:hAnsi="Courier New" w:cs="Courier New" w:hint="default"/>
+      </w:rPr>
+    </w:lvl>
+    <w:lvl w:ilvl="5" w:tplc="04090005" w:tentative="1">
+      <w:start w:val="1"/>
+      <w:numFmt w:val="bullet"/>
+      <w:lvlText w:val=""/>
+      <w:lvlJc w:val="left"/>
+      <w:pPr>
+        <w:ind w:left="4320" w:hanging="360"/>
+      </w:pPr>
+      <w:rPr>
+        <w:rFonts w:ascii="Wingdings" w:hAnsi="Wingdings" w:hint="default"/>
+      </w:rPr>
+    </w:lvl>
+    <w:lvl w:ilvl="6" w:tplc="04090001" w:tentative="1">
+      <w:start w:val="1"/>
+      <w:numFmt w:val="bullet"/>
+      <w:lvlText w:val=""/>
+      <w:lvlJc w:val="left"/>
+      <w:pPr>
+        <w:ind w:left="5040" w:hanging="360"/>
+      </w:pPr>
+      <w:rPr>
+        <w:rFonts w:ascii="Symbol" w:hAnsi="Symbol" w:hint="default"/>
+      </w:rPr>
+    </w:lvl>
+    <w:lvl w:ilvl="7" w:tplc="04090003" w:tentative="1">
+      <w:start w:val="1"/>
+      <w:numFmt w:val="bullet"/>
+      <w:lvlText w:val="o"/>
+      <w:lvlJc w:val="left"/>
+      <w:pPr>
+        <w:ind w:left="5760" w:hanging="360"/>
+      </w:pPr>
+      <w:rPr>
+        <w:rFonts w:ascii="Courier New" w:hAnsi="Courier New" w:cs="Courier New" w:hint="default"/>
+      </w:rPr>
+    </w:lvl>
+    <w:lvl w:ilvl="8" w:tplc="04090005" w:tentative="1">
+      <w:start w:val="1"/>
+      <w:numFmt w:val="bullet"/>
+      <w:lvlText w:val=""/>
+      <w:lvlJc w:val="left"/>
+      <w:pPr>
+        <w:ind w:left="6480" w:hanging="360"/>
+      </w:pPr>
+      <w:rPr>
+        <w:rFonts w:ascii="Wingdings" w:hAnsi="Wingdings" w:hint="default"/>
+      </w:rPr>
+    </w:lvl>
+  </w:abstractNum>
+  <w:abstractNum w:abstractNumId="17" w15:restartNumberingAfterBreak="0">
+    <w:nsid w:val="6A126FD2"/>
+    <w:multiLevelType w:val="hybridMultilevel"/>
+    <w:tmpl w:val="26BC4578"/>
+    <w:lvl w:ilvl="0" w:tplc="04090001">
+      <w:start w:val="1"/>
+      <w:numFmt w:val="bullet"/>
+      <w:lvlText w:val=""/>
+      <w:lvlJc w:val="left"/>
+      <w:pPr>
+        <w:ind w:left="720" w:hanging="360"/>
+      </w:pPr>
+      <w:rPr>
+        <w:rFonts w:ascii="Symbol" w:hAnsi="Symbol" w:hint="default"/>
+      </w:rPr>
+    </w:lvl>
+    <w:lvl w:ilvl="1" w:tplc="04090003" w:tentative="1">
+      <w:start w:val="1"/>
+      <w:numFmt w:val="bullet"/>
+      <w:lvlText w:val="o"/>
+      <w:lvlJc w:val="left"/>
+      <w:pPr>
+        <w:ind w:left="1440" w:hanging="360"/>
+      </w:pPr>
+      <w:rPr>
+        <w:rFonts w:ascii="Courier New" w:hAnsi="Courier New" w:cs="Courier New" w:hint="default"/>
+      </w:rPr>
+    </w:lvl>
+    <w:lvl w:ilvl="2" w:tplc="04090005" w:tentative="1">
+      <w:start w:val="1"/>
+      <w:numFmt w:val="bullet"/>
+      <w:lvlText w:val=""/>
+      <w:lvlJc w:val="left"/>
+      <w:pPr>
+        <w:ind w:left="2160" w:hanging="360"/>
+      </w:pPr>
+      <w:rPr>
+        <w:rFonts w:ascii="Wingdings" w:hAnsi="Wingdings" w:hint="default"/>
+      </w:rPr>
+    </w:lvl>
+    <w:lvl w:ilvl="3" w:tplc="04090001" w:tentative="1">
+      <w:start w:val="1"/>
+      <w:numFmt w:val="bullet"/>
+      <w:lvlText w:val=""/>
+      <w:lvlJc w:val="left"/>
+      <w:pPr>
+        <w:ind w:left="2880" w:hanging="360"/>
+      </w:pPr>
+      <w:rPr>
+        <w:rFonts w:ascii="Symbol" w:hAnsi="Symbol" w:hint="default"/>
+      </w:rPr>
+    </w:lvl>
+    <w:lvl w:ilvl="4" w:tplc="04090003" w:tentative="1">
+      <w:start w:val="1"/>
+      <w:numFmt w:val="bullet"/>
+      <w:lvlText w:val="o"/>
+      <w:lvlJc w:val="left"/>
+      <w:pPr>
+        <w:ind w:left="3600" w:hanging="360"/>
+      </w:pPr>
+      <w:rPr>
+        <w:rFonts w:ascii="Courier New" w:hAnsi="Courier New" w:cs="Courier New" w:hint="default"/>
+      </w:rPr>
+    </w:lvl>
+    <w:lvl w:ilvl="5" w:tplc="04090005" w:tentative="1">
+      <w:start w:val="1"/>
+      <w:numFmt w:val="bullet"/>
+      <w:lvlText w:val=""/>
+      <w:lvlJc w:val="left"/>
+      <w:pPr>
+        <w:ind w:left="4320" w:hanging="360"/>
+      </w:pPr>
+      <w:rPr>
+        <w:rFonts w:ascii="Wingdings" w:hAnsi="Wingdings" w:hint="default"/>
+      </w:rPr>
+    </w:lvl>
+    <w:lvl w:ilvl="6" w:tplc="04090001" w:tentative="1">
+      <w:start w:val="1"/>
+      <w:numFmt w:val="bullet"/>
+      <w:lvlText w:val=""/>
+      <w:lvlJc w:val="left"/>
+      <w:pPr>
+        <w:ind w:left="5040" w:hanging="360"/>
+      </w:pPr>
+      <w:rPr>
+        <w:rFonts w:ascii="Symbol" w:hAnsi="Symbol" w:hint="default"/>
+      </w:rPr>
+    </w:lvl>
+    <w:lvl w:ilvl="7" w:tplc="04090003" w:tentative="1">
+      <w:start w:val="1"/>
+      <w:numFmt w:val="bullet"/>
+      <w:lvlText w:val="o"/>
+      <w:lvlJc w:val="left"/>
+      <w:pPr>
+        <w:ind w:left="5760" w:hanging="360"/>
+      </w:pPr>
+      <w:rPr>
+        <w:rFonts w:ascii="Courier New" w:hAnsi="Courier New" w:cs="Courier New" w:hint="default"/>
+      </w:rPr>
+    </w:lvl>
+    <w:lvl w:ilvl="8" w:tplc="04090005" w:tentative="1">
+      <w:start w:val="1"/>
+      <w:numFmt w:val="bullet"/>
+      <w:lvlText w:val=""/>
+      <w:lvlJc w:val="left"/>
+      <w:pPr>
+        <w:ind w:left="6480" w:hanging="360"/>
+      </w:pPr>
+      <w:rPr>
+        <w:rFonts w:ascii="Wingdings" w:hAnsi="Wingdings" w:hint="default"/>
+      </w:rPr>
+    </w:lvl>
+  </w:abstractNum>
+  <w:abstractNum w:abstractNumId="18" w15:restartNumberingAfterBreak="0">
+    <w:nsid w:val="6B992C15"/>
+    <w:multiLevelType w:val="hybridMultilevel"/>
+    <w:tmpl w:val="BFCA5E0C"/>
+    <w:lvl w:ilvl="0" w:tplc="0C090001">
+      <w:start w:val="1"/>
+      <w:numFmt w:val="bullet"/>
+      <w:lvlText w:val=""/>
+      <w:lvlJc w:val="left"/>
+      <w:pPr>
+        <w:ind w:left="720" w:hanging="360"/>
+      </w:pPr>
+      <w:rPr>
+        <w:rFonts w:ascii="Symbol" w:hAnsi="Symbol" w:hint="default"/>
+      </w:rPr>
+    </w:lvl>
+    <w:lvl w:ilvl="1" w:tplc="04090003" w:tentative="1">
+      <w:start w:val="1"/>
+      <w:numFmt w:val="bullet"/>
+      <w:lvlText w:val="o"/>
+      <w:lvlJc w:val="left"/>
+      <w:pPr>
+        <w:ind w:left="1440" w:hanging="360"/>
+      </w:pPr>
+      <w:rPr>
+        <w:rFonts w:ascii="Courier New" w:hAnsi="Courier New" w:cs="Courier New" w:hint="default"/>
+      </w:rPr>
+    </w:lvl>
+    <w:lvl w:ilvl="2" w:tplc="04090005" w:tentative="1">
+      <w:start w:val="1"/>
+      <w:numFmt w:val="bullet"/>
+      <w:lvlText w:val=""/>
+      <w:lvlJc w:val="left"/>
+      <w:pPr>
+        <w:ind w:left="2160" w:hanging="360"/>
+      </w:pPr>
+      <w:rPr>
+        <w:rFonts w:ascii="Wingdings" w:hAnsi="Wingdings" w:hint="default"/>
+      </w:rPr>
+    </w:lvl>
+    <w:lvl w:ilvl="3" w:tplc="04090001" w:tentative="1">
+      <w:start w:val="1"/>
+      <w:numFmt w:val="bullet"/>
+      <w:lvlText w:val=""/>
+      <w:lvlJc w:val="left"/>
+      <w:pPr>
+        <w:ind w:left="2880" w:hanging="360"/>
+      </w:pPr>
+      <w:rPr>
+        <w:rFonts w:ascii="Symbol" w:hAnsi="Symbol" w:hint="default"/>
+      </w:rPr>
+    </w:lvl>
+    <w:lvl w:ilvl="4" w:tplc="04090003" w:tentative="1">
+      <w:start w:val="1"/>
+      <w:numFmt w:val="bullet"/>
+      <w:lvlText w:val="o"/>
+      <w:lvlJc w:val="left"/>
+      <w:pPr>
+        <w:ind w:left="3600" w:hanging="360"/>
+      </w:pPr>
+      <w:rPr>
+        <w:rFonts w:ascii="Courier New" w:hAnsi="Courier New" w:cs="Courier New" w:hint="default"/>
+      </w:rPr>
+    </w:lvl>
+    <w:lvl w:ilvl="5" w:tplc="04090005" w:tentative="1">
+      <w:start w:val="1"/>
+      <w:numFmt w:val="bullet"/>
+      <w:lvlText w:val=""/>
+      <w:lvlJc w:val="left"/>
+      <w:pPr>
+        <w:ind w:left="4320" w:hanging="360"/>
+      </w:pPr>
+      <w:rPr>
+        <w:rFonts w:ascii="Wingdings" w:hAnsi="Wingdings" w:hint="default"/>
+      </w:rPr>
+    </w:lvl>
+    <w:lvl w:ilvl="6" w:tplc="04090001" w:tentative="1">
+      <w:start w:val="1"/>
+      <w:numFmt w:val="bullet"/>
+      <w:lvlText w:val=""/>
+      <w:lvlJc w:val="left"/>
+      <w:pPr>
+        <w:ind w:left="5040" w:hanging="360"/>
+      </w:pPr>
+      <w:rPr>
+        <w:rFonts w:ascii="Symbol" w:hAnsi="Symbol" w:hint="default"/>
+      </w:rPr>
+    </w:lvl>
+    <w:lvl w:ilvl="7" w:tplc="04090003" w:tentative="1">
+      <w:start w:val="1"/>
+      <w:numFmt w:val="bullet"/>
+      <w:lvlText w:val="o"/>
+      <w:lvlJc w:val="left"/>
+      <w:pPr>
+        <w:ind w:left="5760" w:hanging="360"/>
+      </w:pPr>
+      <w:rPr>
+        <w:rFonts w:ascii="Courier New" w:hAnsi="Courier New" w:cs="Courier New" w:hint="default"/>
+      </w:rPr>
+    </w:lvl>
+    <w:lvl w:ilvl="8" w:tplc="04090005" w:tentative="1">
+      <w:start w:val="1"/>
+      <w:numFmt w:val="bullet"/>
+      <w:lvlText w:val=""/>
+      <w:lvlJc w:val="left"/>
+      <w:pPr>
+        <w:ind w:left="6480" w:hanging="360"/>
+      </w:pPr>
+      <w:rPr>
+        <w:rFonts w:ascii="Wingdings" w:hAnsi="Wingdings" w:hint="default"/>
+      </w:rPr>
+    </w:lvl>
+  </w:abstractNum>
+  <w:abstractNum w:abstractNumId="19" w15:restartNumberingAfterBreak="0">
     <w:nsid w:val="6E796970"/>
     <w:multiLevelType w:val="hybridMultilevel"/>
     <w:tmpl w:val="6122DC30"/>
@@ -15837,10 +20074,236 @@
       </w:rPr>
     </w:lvl>
   </w:abstractNum>
-  <w:abstractNum w:abstractNumId="8" w15:restartNumberingAfterBreak="0">
+  <w:abstractNum w:abstractNumId="20" w15:restartNumberingAfterBreak="0">
+    <w:nsid w:val="6F2B19C3"/>
+    <w:multiLevelType w:val="hybridMultilevel"/>
+    <w:tmpl w:val="1D1E6F40"/>
+    <w:lvl w:ilvl="0" w:tplc="04090001">
+      <w:start w:val="1"/>
+      <w:numFmt w:val="bullet"/>
+      <w:lvlText w:val=""/>
+      <w:lvlJc w:val="left"/>
+      <w:pPr>
+        <w:ind w:left="720" w:hanging="360"/>
+      </w:pPr>
+      <w:rPr>
+        <w:rFonts w:ascii="Symbol" w:hAnsi="Symbol" w:hint="default"/>
+      </w:rPr>
+    </w:lvl>
+    <w:lvl w:ilvl="1" w:tplc="04090003" w:tentative="1">
+      <w:start w:val="1"/>
+      <w:numFmt w:val="bullet"/>
+      <w:lvlText w:val="o"/>
+      <w:lvlJc w:val="left"/>
+      <w:pPr>
+        <w:ind w:left="1440" w:hanging="360"/>
+      </w:pPr>
+      <w:rPr>
+        <w:rFonts w:ascii="Courier New" w:hAnsi="Courier New" w:cs="Courier New" w:hint="default"/>
+      </w:rPr>
+    </w:lvl>
+    <w:lvl w:ilvl="2" w:tplc="04090005" w:tentative="1">
+      <w:start w:val="1"/>
+      <w:numFmt w:val="bullet"/>
+      <w:lvlText w:val=""/>
+      <w:lvlJc w:val="left"/>
+      <w:pPr>
+        <w:ind w:left="2160" w:hanging="360"/>
+      </w:pPr>
+      <w:rPr>
+        <w:rFonts w:ascii="Wingdings" w:hAnsi="Wingdings" w:hint="default"/>
+      </w:rPr>
+    </w:lvl>
+    <w:lvl w:ilvl="3" w:tplc="04090001" w:tentative="1">
+      <w:start w:val="1"/>
+      <w:numFmt w:val="bullet"/>
+      <w:lvlText w:val=""/>
+      <w:lvlJc w:val="left"/>
+      <w:pPr>
+        <w:ind w:left="2880" w:hanging="360"/>
+      </w:pPr>
+      <w:rPr>
+        <w:rFonts w:ascii="Symbol" w:hAnsi="Symbol" w:hint="default"/>
+      </w:rPr>
+    </w:lvl>
+    <w:lvl w:ilvl="4" w:tplc="04090003" w:tentative="1">
+      <w:start w:val="1"/>
+      <w:numFmt w:val="bullet"/>
+      <w:lvlText w:val="o"/>
+      <w:lvlJc w:val="left"/>
+      <w:pPr>
+        <w:ind w:left="3600" w:hanging="360"/>
+      </w:pPr>
+      <w:rPr>
+        <w:rFonts w:ascii="Courier New" w:hAnsi="Courier New" w:cs="Courier New" w:hint="default"/>
+      </w:rPr>
+    </w:lvl>
+    <w:lvl w:ilvl="5" w:tplc="04090005" w:tentative="1">
+      <w:start w:val="1"/>
+      <w:numFmt w:val="bullet"/>
+      <w:lvlText w:val=""/>
+      <w:lvlJc w:val="left"/>
+      <w:pPr>
+        <w:ind w:left="4320" w:hanging="360"/>
+      </w:pPr>
+      <w:rPr>
+        <w:rFonts w:ascii="Wingdings" w:hAnsi="Wingdings" w:hint="default"/>
+      </w:rPr>
+    </w:lvl>
+    <w:lvl w:ilvl="6" w:tplc="04090001" w:tentative="1">
+      <w:start w:val="1"/>
+      <w:numFmt w:val="bullet"/>
+      <w:lvlText w:val=""/>
+      <w:lvlJc w:val="left"/>
+      <w:pPr>
+        <w:ind w:left="5040" w:hanging="360"/>
+      </w:pPr>
+      <w:rPr>
+        <w:rFonts w:ascii="Symbol" w:hAnsi="Symbol" w:hint="default"/>
+      </w:rPr>
+    </w:lvl>
+    <w:lvl w:ilvl="7" w:tplc="04090003" w:tentative="1">
+      <w:start w:val="1"/>
+      <w:numFmt w:val="bullet"/>
+      <w:lvlText w:val="o"/>
+      <w:lvlJc w:val="left"/>
+      <w:pPr>
+        <w:ind w:left="5760" w:hanging="360"/>
+      </w:pPr>
+      <w:rPr>
+        <w:rFonts w:ascii="Courier New" w:hAnsi="Courier New" w:cs="Courier New" w:hint="default"/>
+      </w:rPr>
+    </w:lvl>
+    <w:lvl w:ilvl="8" w:tplc="04090005" w:tentative="1">
+      <w:start w:val="1"/>
+      <w:numFmt w:val="bullet"/>
+      <w:lvlText w:val=""/>
+      <w:lvlJc w:val="left"/>
+      <w:pPr>
+        <w:ind w:left="6480" w:hanging="360"/>
+      </w:pPr>
+      <w:rPr>
+        <w:rFonts w:ascii="Wingdings" w:hAnsi="Wingdings" w:hint="default"/>
+      </w:rPr>
+    </w:lvl>
+  </w:abstractNum>
+  <w:abstractNum w:abstractNumId="21" w15:restartNumberingAfterBreak="0">
+    <w:nsid w:val="71035771"/>
+    <w:multiLevelType w:val="hybridMultilevel"/>
+    <w:tmpl w:val="95683832"/>
+    <w:lvl w:ilvl="0" w:tplc="04090001">
+      <w:start w:val="1"/>
+      <w:numFmt w:val="bullet"/>
+      <w:lvlText w:val=""/>
+      <w:lvlJc w:val="left"/>
+      <w:pPr>
+        <w:ind w:left="720" w:hanging="360"/>
+      </w:pPr>
+      <w:rPr>
+        <w:rFonts w:ascii="Symbol" w:hAnsi="Symbol" w:hint="default"/>
+      </w:rPr>
+    </w:lvl>
+    <w:lvl w:ilvl="1" w:tplc="04090003" w:tentative="1">
+      <w:start w:val="1"/>
+      <w:numFmt w:val="bullet"/>
+      <w:lvlText w:val="o"/>
+      <w:lvlJc w:val="left"/>
+      <w:pPr>
+        <w:ind w:left="1440" w:hanging="360"/>
+      </w:pPr>
+      <w:rPr>
+        <w:rFonts w:ascii="Courier New" w:hAnsi="Courier New" w:cs="Courier New" w:hint="default"/>
+      </w:rPr>
+    </w:lvl>
+    <w:lvl w:ilvl="2" w:tplc="04090005" w:tentative="1">
+      <w:start w:val="1"/>
+      <w:numFmt w:val="bullet"/>
+      <w:lvlText w:val=""/>
+      <w:lvlJc w:val="left"/>
+      <w:pPr>
+        <w:ind w:left="2160" w:hanging="360"/>
+      </w:pPr>
+      <w:rPr>
+        <w:rFonts w:ascii="Wingdings" w:hAnsi="Wingdings" w:hint="default"/>
+      </w:rPr>
+    </w:lvl>
+    <w:lvl w:ilvl="3" w:tplc="04090001" w:tentative="1">
+      <w:start w:val="1"/>
+      <w:numFmt w:val="bullet"/>
+      <w:lvlText w:val=""/>
+      <w:lvlJc w:val="left"/>
+      <w:pPr>
+        <w:ind w:left="2880" w:hanging="360"/>
+      </w:pPr>
+      <w:rPr>
+        <w:rFonts w:ascii="Symbol" w:hAnsi="Symbol" w:hint="default"/>
+      </w:rPr>
+    </w:lvl>
+    <w:lvl w:ilvl="4" w:tplc="04090003" w:tentative="1">
+      <w:start w:val="1"/>
+      <w:numFmt w:val="bullet"/>
+      <w:lvlText w:val="o"/>
+      <w:lvlJc w:val="left"/>
+      <w:pPr>
+        <w:ind w:left="3600" w:hanging="360"/>
+      </w:pPr>
+      <w:rPr>
+        <w:rFonts w:ascii="Courier New" w:hAnsi="Courier New" w:cs="Courier New" w:hint="default"/>
+      </w:rPr>
+    </w:lvl>
+    <w:lvl w:ilvl="5" w:tplc="04090005" w:tentative="1">
+      <w:start w:val="1"/>
+      <w:numFmt w:val="bullet"/>
+      <w:lvlText w:val=""/>
+      <w:lvlJc w:val="left"/>
+      <w:pPr>
+        <w:ind w:left="4320" w:hanging="360"/>
+      </w:pPr>
+      <w:rPr>
+        <w:rFonts w:ascii="Wingdings" w:hAnsi="Wingdings" w:hint="default"/>
+      </w:rPr>
+    </w:lvl>
+    <w:lvl w:ilvl="6" w:tplc="04090001" w:tentative="1">
+      <w:start w:val="1"/>
+      <w:numFmt w:val="bullet"/>
+      <w:lvlText w:val=""/>
+      <w:lvlJc w:val="left"/>
+      <w:pPr>
+        <w:ind w:left="5040" w:hanging="360"/>
+      </w:pPr>
+      <w:rPr>
+        <w:rFonts w:ascii="Symbol" w:hAnsi="Symbol" w:hint="default"/>
+      </w:rPr>
+    </w:lvl>
+    <w:lvl w:ilvl="7" w:tplc="04090003" w:tentative="1">
+      <w:start w:val="1"/>
+      <w:numFmt w:val="bullet"/>
+      <w:lvlText w:val="o"/>
+      <w:lvlJc w:val="left"/>
+      <w:pPr>
+        <w:ind w:left="5760" w:hanging="360"/>
+      </w:pPr>
+      <w:rPr>
+        <w:rFonts w:ascii="Courier New" w:hAnsi="Courier New" w:cs="Courier New" w:hint="default"/>
+      </w:rPr>
+    </w:lvl>
+    <w:lvl w:ilvl="8" w:tplc="04090005" w:tentative="1">
+      <w:start w:val="1"/>
+      <w:numFmt w:val="bullet"/>
+      <w:lvlText w:val=""/>
+      <w:lvlJc w:val="left"/>
+      <w:pPr>
+        <w:ind w:left="6480" w:hanging="360"/>
+      </w:pPr>
+      <w:rPr>
+        <w:rFonts w:ascii="Wingdings" w:hAnsi="Wingdings" w:hint="default"/>
+      </w:rPr>
+    </w:lvl>
+  </w:abstractNum>
+  <w:abstractNum w:abstractNumId="22" w15:restartNumberingAfterBreak="0">
     <w:nsid w:val="79103937"/>
     <w:multiLevelType w:val="hybridMultilevel"/>
-    <w:tmpl w:val="E782E7CC"/>
+    <w:tmpl w:val="BA5CF128"/>
     <w:lvl w:ilvl="0" w:tplc="0C090001">
       <w:start w:val="1"/>
       <w:numFmt w:val="bullet"/>
@@ -15853,16 +20316,15 @@
         <w:rFonts w:ascii="Symbol" w:hAnsi="Symbol" w:hint="default"/>
       </w:rPr>
     </w:lvl>
-    <w:lvl w:ilvl="1" w:tplc="0C090003" w:tentative="1">
-      <w:start w:val="1"/>
+    <w:lvl w:ilvl="1" w:tplc="44D6525A">
       <w:numFmt w:val="bullet"/>
-      <w:lvlText w:val="o"/>
+      <w:lvlText w:val="-"/>
       <w:lvlJc w:val="left"/>
       <w:pPr>
         <w:ind w:left="1440" w:hanging="360"/>
       </w:pPr>
       <w:rPr>
-        <w:rFonts w:ascii="Courier New" w:hAnsi="Courier New" w:cs="Courier New" w:hint="default"/>
+        <w:rFonts w:ascii="Arial" w:eastAsia="SimSun" w:hAnsi="Arial" w:cs="Arial" w:hint="default"/>
       </w:rPr>
     </w:lvl>
     <w:lvl w:ilvl="2" w:tplc="0C090005" w:tentative="1">
@@ -15950,32 +20412,190 @@
       </w:rPr>
     </w:lvl>
   </w:abstractNum>
+  <w:abstractNum w:abstractNumId="23" w15:restartNumberingAfterBreak="0">
+    <w:nsid w:val="7F373B74"/>
+    <w:multiLevelType w:val="hybridMultilevel"/>
+    <w:tmpl w:val="240658A8"/>
+    <w:lvl w:ilvl="0" w:tplc="04090001">
+      <w:start w:val="1"/>
+      <w:numFmt w:val="bullet"/>
+      <w:lvlText w:val=""/>
+      <w:lvlJc w:val="left"/>
+      <w:pPr>
+        <w:ind w:left="720" w:hanging="360"/>
+      </w:pPr>
+      <w:rPr>
+        <w:rFonts w:ascii="Symbol" w:hAnsi="Symbol" w:hint="default"/>
+      </w:rPr>
+    </w:lvl>
+    <w:lvl w:ilvl="1" w:tplc="04090003" w:tentative="1">
+      <w:start w:val="1"/>
+      <w:numFmt w:val="bullet"/>
+      <w:lvlText w:val="o"/>
+      <w:lvlJc w:val="left"/>
+      <w:pPr>
+        <w:ind w:left="1440" w:hanging="360"/>
+      </w:pPr>
+      <w:rPr>
+        <w:rFonts w:ascii="Courier New" w:hAnsi="Courier New" w:cs="Courier New" w:hint="default"/>
+      </w:rPr>
+    </w:lvl>
+    <w:lvl w:ilvl="2" w:tplc="04090005" w:tentative="1">
+      <w:start w:val="1"/>
+      <w:numFmt w:val="bullet"/>
+      <w:lvlText w:val=""/>
+      <w:lvlJc w:val="left"/>
+      <w:pPr>
+        <w:ind w:left="2160" w:hanging="360"/>
+      </w:pPr>
+      <w:rPr>
+        <w:rFonts w:ascii="Wingdings" w:hAnsi="Wingdings" w:hint="default"/>
+      </w:rPr>
+    </w:lvl>
+    <w:lvl w:ilvl="3" w:tplc="04090001" w:tentative="1">
+      <w:start w:val="1"/>
+      <w:numFmt w:val="bullet"/>
+      <w:lvlText w:val=""/>
+      <w:lvlJc w:val="left"/>
+      <w:pPr>
+        <w:ind w:left="2880" w:hanging="360"/>
+      </w:pPr>
+      <w:rPr>
+        <w:rFonts w:ascii="Symbol" w:hAnsi="Symbol" w:hint="default"/>
+      </w:rPr>
+    </w:lvl>
+    <w:lvl w:ilvl="4" w:tplc="04090003" w:tentative="1">
+      <w:start w:val="1"/>
+      <w:numFmt w:val="bullet"/>
+      <w:lvlText w:val="o"/>
+      <w:lvlJc w:val="left"/>
+      <w:pPr>
+        <w:ind w:left="3600" w:hanging="360"/>
+      </w:pPr>
+      <w:rPr>
+        <w:rFonts w:ascii="Courier New" w:hAnsi="Courier New" w:cs="Courier New" w:hint="default"/>
+      </w:rPr>
+    </w:lvl>
+    <w:lvl w:ilvl="5" w:tplc="04090005" w:tentative="1">
+      <w:start w:val="1"/>
+      <w:numFmt w:val="bullet"/>
+      <w:lvlText w:val=""/>
+      <w:lvlJc w:val="left"/>
+      <w:pPr>
+        <w:ind w:left="4320" w:hanging="360"/>
+      </w:pPr>
+      <w:rPr>
+        <w:rFonts w:ascii="Wingdings" w:hAnsi="Wingdings" w:hint="default"/>
+      </w:rPr>
+    </w:lvl>
+    <w:lvl w:ilvl="6" w:tplc="04090001" w:tentative="1">
+      <w:start w:val="1"/>
+      <w:numFmt w:val="bullet"/>
+      <w:lvlText w:val=""/>
+      <w:lvlJc w:val="left"/>
+      <w:pPr>
+        <w:ind w:left="5040" w:hanging="360"/>
+      </w:pPr>
+      <w:rPr>
+        <w:rFonts w:ascii="Symbol" w:hAnsi="Symbol" w:hint="default"/>
+      </w:rPr>
+    </w:lvl>
+    <w:lvl w:ilvl="7" w:tplc="04090003" w:tentative="1">
+      <w:start w:val="1"/>
+      <w:numFmt w:val="bullet"/>
+      <w:lvlText w:val="o"/>
+      <w:lvlJc w:val="left"/>
+      <w:pPr>
+        <w:ind w:left="5760" w:hanging="360"/>
+      </w:pPr>
+      <w:rPr>
+        <w:rFonts w:ascii="Courier New" w:hAnsi="Courier New" w:cs="Courier New" w:hint="default"/>
+      </w:rPr>
+    </w:lvl>
+    <w:lvl w:ilvl="8" w:tplc="04090005" w:tentative="1">
+      <w:start w:val="1"/>
+      <w:numFmt w:val="bullet"/>
+      <w:lvlText w:val=""/>
+      <w:lvlJc w:val="left"/>
+      <w:pPr>
+        <w:ind w:left="6480" w:hanging="360"/>
+      </w:pPr>
+      <w:rPr>
+        <w:rFonts w:ascii="Wingdings" w:hAnsi="Wingdings" w:hint="default"/>
+      </w:rPr>
+    </w:lvl>
+  </w:abstractNum>
   <w:num w:numId="1" w16cid:durableId="1986658849">
-    <w:abstractNumId w:val="5"/>
+    <w:abstractNumId w:val="13"/>
   </w:num>
   <w:num w:numId="2" w16cid:durableId="419258869">
-    <w:abstractNumId w:val="6"/>
+    <w:abstractNumId w:val="15"/>
   </w:num>
   <w:num w:numId="3" w16cid:durableId="27681892">
     <w:abstractNumId w:val="0"/>
   </w:num>
   <w:num w:numId="4" w16cid:durableId="1674070512">
+    <w:abstractNumId w:val="7"/>
+  </w:num>
+  <w:num w:numId="5" w16cid:durableId="161822273">
+    <w:abstractNumId w:val="22"/>
+  </w:num>
+  <w:num w:numId="6" w16cid:durableId="317345442">
+    <w:abstractNumId w:val="2"/>
+  </w:num>
+  <w:num w:numId="7" w16cid:durableId="146242769">
+    <w:abstractNumId w:val="4"/>
+  </w:num>
+  <w:num w:numId="8" w16cid:durableId="749234138">
+    <w:abstractNumId w:val="19"/>
+  </w:num>
+  <w:num w:numId="9" w16cid:durableId="821460945">
+    <w:abstractNumId w:val="10"/>
+  </w:num>
+  <w:num w:numId="10" w16cid:durableId="1688290517">
+    <w:abstractNumId w:val="17"/>
+  </w:num>
+  <w:num w:numId="11" w16cid:durableId="2063409430">
+    <w:abstractNumId w:val="23"/>
+  </w:num>
+  <w:num w:numId="12" w16cid:durableId="1723555785">
+    <w:abstractNumId w:val="16"/>
+  </w:num>
+  <w:num w:numId="13" w16cid:durableId="322271893">
+    <w:abstractNumId w:val="20"/>
+  </w:num>
+  <w:num w:numId="14" w16cid:durableId="948514877">
+    <w:abstractNumId w:val="11"/>
+  </w:num>
+  <w:num w:numId="15" w16cid:durableId="17777444">
+    <w:abstractNumId w:val="21"/>
+  </w:num>
+  <w:num w:numId="16" w16cid:durableId="172425774">
+    <w:abstractNumId w:val="12"/>
+  </w:num>
+  <w:num w:numId="17" w16cid:durableId="432943217">
+    <w:abstractNumId w:val="5"/>
+  </w:num>
+  <w:num w:numId="18" w16cid:durableId="606084335">
+    <w:abstractNumId w:val="6"/>
+  </w:num>
+  <w:num w:numId="19" w16cid:durableId="917638688">
     <w:abstractNumId w:val="3"/>
   </w:num>
-  <w:num w:numId="5" w16cid:durableId="161822273">
-    <w:abstractNumId w:val="8"/>
-  </w:num>
-  <w:num w:numId="6" w16cid:durableId="317345442">
+  <w:num w:numId="20" w16cid:durableId="1396782063">
     <w:abstractNumId w:val="1"/>
   </w:num>
-  <w:num w:numId="7" w16cid:durableId="146242769">
-    <w:abstractNumId w:val="2"/>
+  <w:num w:numId="21" w16cid:durableId="1517763956">
+    <w:abstractNumId w:val="9"/>
   </w:num>
-  <w:num w:numId="8" w16cid:durableId="749234138">
-    <w:abstractNumId w:val="7"/>
+  <w:num w:numId="22" w16cid:durableId="144472107">
+    <w:abstractNumId w:val="14"/>
   </w:num>
-  <w:num w:numId="9" w16cid:durableId="821460945">
-    <w:abstractNumId w:val="4"/>
+  <w:num w:numId="23" w16cid:durableId="1406799067">
+    <w:abstractNumId w:val="18"/>
+  </w:num>
+  <w:num w:numId="24" w16cid:durableId="539901855">
+    <w:abstractNumId w:val="8"/>
   </w:num>
   <w:numIdMacAtCleanup w:val="6"/>
 </w:numbering>
@@ -16373,7 +20993,7 @@
   <w:style w:type="paragraph" w:default="1" w:styleId="Normal">
     <w:name w:val="Normal"/>
     <w:qFormat/>
-    <w:rsid w:val="00283759"/>
+    <w:rsid w:val="00354777"/>
     <w:rPr>
       <w:rFonts w:ascii="Arial" w:hAnsi="Arial"/>
       <w:szCs w:val="22"/>
@@ -16505,7 +21125,6 @@
   <w:style w:type="character" w:default="1" w:styleId="DefaultParagraphFont">
     <w:name w:val="Default Paragraph Font"/>
     <w:uiPriority w:val="1"/>
-    <w:semiHidden/>
     <w:unhideWhenUsed/>
   </w:style>
   <w:style w:type="table" w:default="1" w:styleId="TableNormal">
@@ -17236,18 +21855,13 @@
 </file>
 
 <file path=customXml/item3.xml><?xml version="1.0" encoding="utf-8"?>
-<Fcrs180_2XMLNode xmlns="CRS180_2">
-  <AssessType/>
-</Fcrs180_2XMLNode>
+<Fcrs180_3XMLNode xmlns="CRS180_3">
+  <StName/>
+  <StID/>
+</Fcrs180_3XMLNode>
 </file>
 
 <file path=customXml/item4.xml><?xml version="1.0" encoding="utf-8"?>
-<Fcrs180_4XMLNode xmlns="CRS180_4">
-  <DeptName>BDIT, Computer and Information Technology</DeptName>
-</Fcrs180_4XMLNode>
-</file>
-
-<file path=customXml/item5.xml><?xml version="1.0" encoding="utf-8"?>
 <Fcrs180XMLNode xmlns="CRS180">
   <SName/>
   <SID/>
@@ -17263,23 +21877,28 @@
 </Fcrs180XMLNode>
 </file>
 
+<file path=customXml/item5.xml><?xml version="1.0" encoding="utf-8"?>
+<Fcrs180_4XMLNode xmlns="CRS180_4">
+  <DeptName>BDIT, Computer and Information Technology</DeptName>
+</Fcrs180_4XMLNode>
+</file>
+
 <file path=customXml/item6.xml><?xml version="1.0" encoding="utf-8"?>
+<Fcrs180_2XMLNode xmlns="CRS180_2">
+  <AssessType/>
+</Fcrs180_2XMLNode>
+</file>
+
+<file path=customXml/item7.xml><?xml version="1.0" encoding="utf-8"?>
+<Fcrs180_5XMLNode xmlns="CRS180_5">
+  <AssessTypeR>Observation/Portfolio</AssessTypeR>
+</Fcrs180_5XMLNode>
+</file>
+
+<file path=customXml/item8.xml><?xml version="1.0" encoding="utf-8"?>
 <Fcrs180_1XMLNode xmlns="CRS180_1">
   <OthBox/>
 </Fcrs180_1XMLNode>
-</file>
-
-<file path=customXml/item7.xml><?xml version="1.0" encoding="utf-8"?>
-<Fcrs180_3XMLNode xmlns="CRS180_3">
-  <StName/>
-  <StID/>
-</Fcrs180_3XMLNode>
-</file>
-
-<file path=customXml/item8.xml><?xml version="1.0" encoding="utf-8"?>
-<Fcrs180_5XMLNode xmlns="CRS180_5">
-  <AssessTypeR>Observation/Portfolio</AssessTypeR>
-</Fcrs180_5XMLNode>
 </file>
 
 <file path=customXml/itemProps1.xml><?xml version="1.0" encoding="utf-8"?>
@@ -17299,6 +21918,30 @@
 </file>
 
 <file path=customXml/itemProps3.xml><?xml version="1.0" encoding="utf-8"?>
+<ds:datastoreItem xmlns:ds="http://schemas.openxmlformats.org/officeDocument/2006/customXml" ds:itemID="{EADE9EF3-1304-43E5-9865-7510817D635D}">
+  <ds:schemaRefs>
+    <ds:schemaRef ds:uri="CRS180_3"/>
+  </ds:schemaRefs>
+</ds:datastoreItem>
+</file>
+
+<file path=customXml/itemProps4.xml><?xml version="1.0" encoding="utf-8"?>
+<ds:datastoreItem xmlns:ds="http://schemas.openxmlformats.org/officeDocument/2006/customXml" ds:itemID="{AEAA7968-AA76-4AEA-864E-618A3CDCDA91}">
+  <ds:schemaRefs>
+    <ds:schemaRef ds:uri="CRS180"/>
+  </ds:schemaRefs>
+</ds:datastoreItem>
+</file>
+
+<file path=customXml/itemProps5.xml><?xml version="1.0" encoding="utf-8"?>
+<ds:datastoreItem xmlns:ds="http://schemas.openxmlformats.org/officeDocument/2006/customXml" ds:itemID="{BCCE98C7-93E3-46B4-9136-8583CF4B79F7}">
+  <ds:schemaRefs>
+    <ds:schemaRef ds:uri="CRS180_4"/>
+  </ds:schemaRefs>
+</ds:datastoreItem>
+</file>
+
+<file path=customXml/itemProps6.xml><?xml version="1.0" encoding="utf-8"?>
 <ds:datastoreItem xmlns:ds="http://schemas.openxmlformats.org/officeDocument/2006/customXml" ds:itemID="{150D0C82-7BC9-456F-A768-C6ED423A975C}">
   <ds:schemaRefs>
     <ds:schemaRef ds:uri="CRS180_2"/>
@@ -17306,42 +21949,18 @@
 </ds:datastoreItem>
 </file>
 
-<file path=customXml/itemProps4.xml><?xml version="1.0" encoding="utf-8"?>
-<ds:datastoreItem xmlns:ds="http://schemas.openxmlformats.org/officeDocument/2006/customXml" ds:itemID="{BCCE98C7-93E3-46B4-9136-8583CF4B79F7}">
+<file path=customXml/itemProps7.xml><?xml version="1.0" encoding="utf-8"?>
+<ds:datastoreItem xmlns:ds="http://schemas.openxmlformats.org/officeDocument/2006/customXml" ds:itemID="{8EEE6C64-7878-4D06-B4F9-6A63DFC5E605}">
   <ds:schemaRefs>
-    <ds:schemaRef ds:uri="CRS180_4"/>
+    <ds:schemaRef ds:uri="CRS180_5"/>
   </ds:schemaRefs>
 </ds:datastoreItem>
 </file>
 
-<file path=customXml/itemProps5.xml><?xml version="1.0" encoding="utf-8"?>
-<ds:datastoreItem xmlns:ds="http://schemas.openxmlformats.org/officeDocument/2006/customXml" ds:itemID="{AEAA7968-AA76-4AEA-864E-618A3CDCDA91}">
-  <ds:schemaRefs>
-    <ds:schemaRef ds:uri="CRS180"/>
-  </ds:schemaRefs>
-</ds:datastoreItem>
-</file>
-
-<file path=customXml/itemProps6.xml><?xml version="1.0" encoding="utf-8"?>
+<file path=customXml/itemProps8.xml><?xml version="1.0" encoding="utf-8"?>
 <ds:datastoreItem xmlns:ds="http://schemas.openxmlformats.org/officeDocument/2006/customXml" ds:itemID="{93E8A757-17F0-4CC7-B32F-5C21CEC8E169}">
   <ds:schemaRefs>
     <ds:schemaRef ds:uri="CRS180_1"/>
   </ds:schemaRefs>
 </ds:datastoreItem>
-</file>
-
-<file path=customXml/itemProps7.xml><?xml version="1.0" encoding="utf-8"?>
-<ds:datastoreItem xmlns:ds="http://schemas.openxmlformats.org/officeDocument/2006/customXml" ds:itemID="{EADE9EF3-1304-43E5-9865-7510817D635D}">
-  <ds:schemaRefs>
-    <ds:schemaRef ds:uri="CRS180_3"/>
-  </ds:schemaRefs>
-</ds:datastoreItem>
-</file>
-
-<file path=customXml/itemProps8.xml><?xml version="1.0" encoding="utf-8"?>
-<ds:datastoreItem xmlns:ds="http://schemas.openxmlformats.org/officeDocument/2006/customXml" ds:itemID="{8EEE6C64-7878-4D06-B4F9-6A63DFC5E605}">
-  <ds:schemaRefs>
-    <ds:schemaRef ds:uri="CRS180_5"/>
-  </ds:schemaRefs>
-</ds:datastoreItem>
 </file>
--- a/C#/Assessment2/Data_Driven_Programming_AT2of2_Part2of3.docx
+++ b/C#/Assessment2/Data_Driven_Programming_AT2of2_Part2of3.docx
@@ -618,10 +618,10 @@
             <v:path o:extrusionok="f" gradientshapeok="t" o:connecttype="rect"/>
             <o:lock v:ext="edit" aspectratio="t"/>
           </v:shapetype>
-          <v:shape id="_x0000_i1025" type="#_x0000_t75" style="width:77pt;height:55.1pt" o:ole="">
+          <v:shape id="_x0000_i1025" type="#_x0000_t75" style="width:76.85pt;height:55.2pt" o:ole="">
             <v:imagedata r:id="rId16" o:title=""/>
           </v:shape>
-          <o:OLEObject Type="Embed" ProgID="Word.Document.12" ShapeID="_x0000_i1025" DrawAspect="Icon" ObjectID="_1809038100" r:id="rId17">
+          <o:OLEObject Type="Embed" ProgID="Word.Document.12" ShapeID="_x0000_i1025" DrawAspect="Icon" ObjectID="_1809078323" r:id="rId17">
             <o:FieldCodes>\s</o:FieldCodes>
           </o:OLEObject>
         </w:object>
@@ -1019,7 +1019,7 @@
                 <w:szCs w:val="20"/>
               </w:rPr>
               <w:drawing>
-                <wp:inline distT="0" distB="0" distL="0" distR="0" wp14:anchorId="7E7E9312" wp14:editId="55FB171E">
+                <wp:inline distT="0" distB="0" distL="0" distR="0" wp14:anchorId="7E7E9312" wp14:editId="185E3B39">
                   <wp:extent cx="6410380" cy="4001414"/>
                   <wp:effectExtent l="0" t="0" r="0" b="0"/>
                   <wp:docPr id="2135934242" name="Picture 5" descr="A diagram of a class&#10;&#10;AI-generated content may be incorrect."/>
@@ -2870,6 +2870,7 @@
                   </w:pPr>
                   <w:r>
                     <w:rPr>
+                      <w:noProof/>
                       <w:szCs w:val="20"/>
                     </w:rPr>
                     <w:drawing>
@@ -2961,6 +2962,7 @@
                   </w:pPr>
                   <w:r>
                     <w:rPr>
+                      <w:noProof/>
                       <w:szCs w:val="20"/>
                     </w:rPr>
                     <w:drawing>
@@ -3050,6 +3052,7 @@
                   </w:pPr>
                   <w:r>
                     <w:rPr>
+                      <w:noProof/>
                       <w:szCs w:val="20"/>
                     </w:rPr>
                     <w:drawing>
@@ -3134,6 +3137,7 @@
                   </w:pPr>
                   <w:r>
                     <w:rPr>
+                      <w:noProof/>
                       <w:szCs w:val="20"/>
                     </w:rPr>
                     <w:drawing>
@@ -3219,6 +3223,7 @@
                   </w:pPr>
                   <w:r>
                     <w:rPr>
+                      <w:noProof/>
                       <w:szCs w:val="20"/>
                     </w:rPr>
                     <w:drawing>
@@ -3919,6 +3924,7 @@
                   </w:pPr>
                   <w:r>
                     <w:rPr>
+                      <w:noProof/>
                       <w:szCs w:val="20"/>
                     </w:rPr>
                     <w:drawing>
@@ -4063,6 +4069,7 @@
                   </w:pPr>
                   <w:r>
                     <w:rPr>
+                      <w:noProof/>
                       <w:szCs w:val="20"/>
                     </w:rPr>
                     <w:drawing>
@@ -4206,6 +4213,7 @@
                   </w:pPr>
                   <w:r>
                     <w:rPr>
+                      <w:noProof/>
                       <w:szCs w:val="20"/>
                     </w:rPr>
                     <w:drawing>
@@ -4349,6 +4357,7 @@
                   </w:pPr>
                   <w:r>
                     <w:rPr>
+                      <w:noProof/>
                       <w:szCs w:val="20"/>
                     </w:rPr>
                     <w:drawing>
@@ -10340,8 +10349,22 @@
                   <w:r>
                     <w:rPr>
                       <w:szCs w:val="20"/>
-                    </w:rPr>
-                    <w:t>Tester</w:t>
+                      <w:highlight w:val="red"/>
+                    </w:rPr>
+                    <w:t>[Student Name</w:t>
+                  </w:r>
+                  <w:r>
+                    <w:rPr>
+                      <w:szCs w:val="20"/>
+                      <w:highlight w:val="red"/>
+                    </w:rPr>
+                    <w:t>]:</w:t>
+                  </w:r>
+                  <w:r>
+                    <w:rPr>
+                      <w:szCs w:val="20"/>
+                    </w:rPr>
+                    <w:t xml:space="preserve"> A Software development team member</w:t>
                   </w:r>
                 </w:p>
               </w:tc>
@@ -10392,6 +10415,12 @@
                       <w:szCs w:val="20"/>
                     </w:rPr>
                   </w:pPr>
+                  <w:r>
+                    <w:rPr>
+                      <w:szCs w:val="20"/>
+                    </w:rPr>
+                    <w:t>18/05/2025</w:t>
+                  </w:r>
                 </w:p>
               </w:tc>
             </w:tr>
@@ -12661,6 +12690,7 @@
             </w:pPr>
             <w:r>
               <w:rPr>
+                <w:noProof/>
                 <w:szCs w:val="20"/>
               </w:rPr>
               <w:lastRenderedPageBreak/>
@@ -12729,6 +12759,7 @@
             </w:pPr>
             <w:r>
               <w:rPr>
+                <w:noProof/>
                 <w:szCs w:val="20"/>
               </w:rPr>
               <w:drawing>
@@ -13196,6 +13227,7 @@
             </w:pPr>
             <w:r>
               <w:rPr>
+                <w:noProof/>
                 <w:szCs w:val="20"/>
               </w:rPr>
               <w:drawing>
@@ -13256,25 +13288,18 @@
                 <w:bCs/>
                 <w:szCs w:val="20"/>
               </w:rPr>
-              <w:t>TC0</w:t>
-            </w:r>
-            <w:r>
-              <w:rPr>
-                <w:b/>
-                <w:bCs/>
-                <w:szCs w:val="20"/>
-              </w:rPr>
-              <w:t>2</w:t>
-            </w:r>
-          </w:p>
-          <w:p>
-            <w:pPr>
-              <w:rPr>
-                <w:szCs w:val="20"/>
-              </w:rPr>
-            </w:pPr>
-            <w:r>
-              <w:rPr>
+              <w:t>TC02</w:t>
+            </w:r>
+          </w:p>
+          <w:p>
+            <w:pPr>
+              <w:rPr>
+                <w:szCs w:val="20"/>
+              </w:rPr>
+            </w:pPr>
+            <w:r>
+              <w:rPr>
+                <w:noProof/>
                 <w:szCs w:val="20"/>
               </w:rPr>
               <w:drawing>
@@ -13398,6 +13423,47 @@
                 <w:szCs w:val="20"/>
               </w:rPr>
             </w:pPr>
+            <w:r>
+              <w:rPr>
+                <w:szCs w:val="20"/>
+              </w:rPr>
+              <w:lastRenderedPageBreak/>
+              <w:drawing>
+                <wp:inline distT="0" distB="0" distL="0" distR="0" wp14:anchorId="608D744D" wp14:editId="2DB399CC">
+                  <wp:extent cx="6373114" cy="3219899"/>
+                  <wp:effectExtent l="0" t="0" r="8890" b="0"/>
+                  <wp:docPr id="475922795" name="Picture 1"/>
+                  <wp:cNvGraphicFramePr>
+                    <a:graphicFrameLocks xmlns:a="http://schemas.openxmlformats.org/drawingml/2006/main" noChangeAspect="1"/>
+                  </wp:cNvGraphicFramePr>
+                  <a:graphic xmlns:a="http://schemas.openxmlformats.org/drawingml/2006/main">
+                    <a:graphicData uri="http://schemas.openxmlformats.org/drawingml/2006/picture">
+                      <pic:pic xmlns:pic="http://schemas.openxmlformats.org/drawingml/2006/picture">
+                        <pic:nvPicPr>
+                          <pic:cNvPr id="475922795" name=""/>
+                          <pic:cNvPicPr/>
+                        </pic:nvPicPr>
+                        <pic:blipFill>
+                          <a:blip r:embed="rId44"/>
+                          <a:stretch>
+                            <a:fillRect/>
+                          </a:stretch>
+                        </pic:blipFill>
+                        <pic:spPr>
+                          <a:xfrm>
+                            <a:off x="0" y="0"/>
+                            <a:ext cx="6373114" cy="3219899"/>
+                          </a:xfrm>
+                          <a:prstGeom prst="rect">
+                            <a:avLst/>
+                          </a:prstGeom>
+                        </pic:spPr>
+                      </pic:pic>
+                    </a:graphicData>
+                  </a:graphic>
+                </wp:inline>
+              </w:drawing>
+            </w:r>
           </w:p>
           <w:p>
             <w:pPr>
@@ -13428,6 +13494,7 @@
                 <w:bCs/>
                 <w:szCs w:val="20"/>
               </w:rPr>
+              <w:lastRenderedPageBreak/>
               <w:t xml:space="preserve">2.10 </w:t>
             </w:r>
             <w:r>
@@ -13509,7 +13576,6 @@
                       <w:bCs/>
                       <w:szCs w:val="20"/>
                     </w:rPr>
-                    <w:lastRenderedPageBreak/>
                     <w:t>Participants/roles</w:t>
                   </w:r>
                 </w:p>
@@ -13530,6 +13596,18 @@
                       <w:szCs w:val="20"/>
                     </w:rPr>
                   </w:pPr>
+                  <w:r>
+                    <w:rPr>
+                      <w:szCs w:val="20"/>
+                    </w:rPr>
+                    <w:t>Van Minh Le:</w:t>
+                  </w:r>
+                  <w:r>
+                    <w:rPr>
+                      <w:szCs w:val="20"/>
+                    </w:rPr>
+                    <w:t xml:space="preserve"> Developer, Tester</w:t>
+                  </w:r>
                 </w:p>
                 <w:p>
                   <w:pPr>
@@ -13537,13 +13615,32 @@
                       <w:szCs w:val="20"/>
                     </w:rPr>
                   </w:pPr>
-                </w:p>
-                <w:p>
-                  <w:pPr>
-                    <w:rPr>
-                      <w:szCs w:val="20"/>
-                    </w:rPr>
-                  </w:pPr>
+                  <w:r>
+                    <w:rPr>
+                      <w:szCs w:val="20"/>
+                      <w:highlight w:val="red"/>
+                    </w:rPr>
+                    <w:t>[Student Name]</w:t>
+                  </w:r>
+                  <w:r>
+                    <w:rPr>
+                      <w:szCs w:val="20"/>
+                      <w:highlight w:val="red"/>
+                    </w:rPr>
+                    <w:t>:</w:t>
+                  </w:r>
+                  <w:r>
+                    <w:rPr>
+                      <w:szCs w:val="20"/>
+                    </w:rPr>
+                    <w:t xml:space="preserve"> </w:t>
+                  </w:r>
+                  <w:r>
+                    <w:rPr>
+                      <w:szCs w:val="20"/>
+                    </w:rPr>
+                    <w:t>Software Developer Team Member</w:t>
+                  </w:r>
                 </w:p>
               </w:tc>
             </w:tr>
@@ -13593,20 +13690,12 @@
                       <w:szCs w:val="20"/>
                     </w:rPr>
                   </w:pPr>
-                </w:p>
-                <w:p>
-                  <w:pPr>
-                    <w:rPr>
-                      <w:szCs w:val="20"/>
-                    </w:rPr>
-                  </w:pPr>
-                </w:p>
-                <w:p>
-                  <w:pPr>
-                    <w:rPr>
-                      <w:szCs w:val="20"/>
-                    </w:rPr>
-                  </w:pPr>
+                  <w:r>
+                    <w:rPr>
+                      <w:szCs w:val="20"/>
+                    </w:rPr>
+                    <w:t>18/05/2025</w:t>
+                  </w:r>
                 </w:p>
               </w:tc>
             </w:tr>
@@ -13652,38 +13741,111 @@
                 </w:tcPr>
                 <w:p>
                   <w:pPr>
+                    <w:pStyle w:val="ListParagraph"/>
+                    <w:numPr>
+                      <w:ilvl w:val="0"/>
+                      <w:numId w:val="25"/>
+                    </w:numPr>
                     <w:rPr>
                       <w:szCs w:val="20"/>
                     </w:rPr>
                   </w:pPr>
+                  <w:r>
+                    <w:rPr>
+                      <w:szCs w:val="20"/>
+                    </w:rPr>
+                    <w:t>Discussed results of both manual and automated testing for the 2D-Shape Calculator application.</w:t>
+                  </w:r>
                 </w:p>
                 <w:p>
                   <w:pPr>
+                    <w:pStyle w:val="ListParagraph"/>
+                    <w:numPr>
+                      <w:ilvl w:val="0"/>
+                      <w:numId w:val="25"/>
+                    </w:numPr>
                     <w:rPr>
                       <w:szCs w:val="20"/>
                     </w:rPr>
                   </w:pPr>
+                  <w:r>
+                    <w:rPr>
+                      <w:szCs w:val="20"/>
+                    </w:rPr>
+                    <w:t>Confirmed that the automated unit tests passed for Circle class, including boundary value analysis and exception handling for negative input.</w:t>
+                  </w:r>
                 </w:p>
                 <w:p>
                   <w:pPr>
+                    <w:pStyle w:val="ListParagraph"/>
+                    <w:numPr>
+                      <w:ilvl w:val="0"/>
+                      <w:numId w:val="25"/>
+                    </w:numPr>
                     <w:rPr>
                       <w:szCs w:val="20"/>
                     </w:rPr>
                   </w:pPr>
+                  <w:r>
+                    <w:rPr>
+                      <w:szCs w:val="20"/>
+                    </w:rPr>
+                    <w:t>Reviewed manual test results for Rectangle and Trapezoid via command-line operation, confirmed correct input/output behavior.</w:t>
+                  </w:r>
                 </w:p>
                 <w:p>
                   <w:pPr>
+                    <w:pStyle w:val="ListParagraph"/>
+                    <w:numPr>
+                      <w:ilvl w:val="0"/>
+                      <w:numId w:val="25"/>
+                    </w:numPr>
                     <w:rPr>
                       <w:szCs w:val="20"/>
                     </w:rPr>
                   </w:pPr>
+                  <w:r>
+                    <w:rPr>
+                      <w:szCs w:val="20"/>
+                    </w:rPr>
+                    <w:t>Agreed that input validation is working correctly in both program.cs and constructors (via exception handling).</w:t>
+                  </w:r>
                 </w:p>
                 <w:p>
                   <w:pPr>
+                    <w:pStyle w:val="ListParagraph"/>
+                    <w:numPr>
+                      <w:ilvl w:val="0"/>
+                      <w:numId w:val="25"/>
+                    </w:numPr>
                     <w:rPr>
                       <w:szCs w:val="20"/>
                     </w:rPr>
                   </w:pPr>
+                  <w:r>
+                    <w:rPr>
+                      <w:szCs w:val="20"/>
+                    </w:rPr>
+                    <w:t>Team member suggested adding more BVA tests for edge cases (e.g., very small trapezoid base values).</w:t>
+                  </w:r>
+                </w:p>
+                <w:p>
+                  <w:pPr>
+                    <w:pStyle w:val="ListParagraph"/>
+                    <w:numPr>
+                      <w:ilvl w:val="0"/>
+                      <w:numId w:val="25"/>
+                    </w:numPr>
+                    <w:rPr>
+                      <w:szCs w:val="20"/>
+                    </w:rPr>
+                  </w:pPr>
+                  <w:r>
+                    <w:rPr>
+                      <w:szCs w:val="20"/>
+                    </w:rPr>
+                    <w:t>Concluded that the program meets the functional requirements and is ready for final report and submission.</w:t>
+                  </w:r>
                 </w:p>
               </w:tc>
             </w:tr>
@@ -13723,7 +13885,6 @@
                 <w:bCs/>
                 <w:szCs w:val="20"/>
               </w:rPr>
-              <w:lastRenderedPageBreak/>
               <w:t xml:space="preserve">2.11 </w:t>
             </w:r>
             <w:r>
@@ -13774,7 +13935,6 @@
               <w:rPr>
                 <w:i/>
                 <w:iCs/>
-                <w:color w:val="A6A6A6" w:themeColor="background1" w:themeShade="A6"/>
                 <w:szCs w:val="20"/>
               </w:rPr>
             </w:pPr>
@@ -13782,21 +13942,10 @@
               <w:rPr>
                 <w:i/>
                 <w:iCs/>
-                <w:color w:val="A6A6A6" w:themeColor="background1" w:themeShade="A6"/>
-                <w:szCs w:val="20"/>
-              </w:rPr>
-              <w:t>Test report file name</w:t>
-            </w:r>
-          </w:p>
-          <w:p>
-            <w:pPr>
-              <w:rPr>
-                <w:i/>
-                <w:iCs/>
-                <w:color w:val="A6A6A6" w:themeColor="background1" w:themeShade="A6"/>
-                <w:szCs w:val="20"/>
-              </w:rPr>
-            </w:pPr>
+                <w:szCs w:val="20"/>
+              </w:rPr>
+              <w:t>2DShapeCalculator_TestReport_Units and System.xlsx</w:t>
+            </w:r>
           </w:p>
           <w:p>
             <w:pPr>
@@ -13855,92 +14004,291 @@
           <w:p>
             <w:pPr>
               <w:rPr>
-                <w:szCs w:val="20"/>
-              </w:rPr>
-            </w:pPr>
-            <w:r>
-              <w:rPr>
                 <w:b/>
                 <w:bCs/>
                 <w:szCs w:val="20"/>
               </w:rPr>
+            </w:pPr>
+            <w:r>
+              <w:rPr>
+                <w:b/>
+                <w:bCs/>
+                <w:szCs w:val="20"/>
+              </w:rPr>
               <w:t>Answer:</w:t>
             </w:r>
           </w:p>
-          <w:p>
-            <w:pPr>
-              <w:rPr>
-                <w:szCs w:val="20"/>
-              </w:rPr>
-            </w:pPr>
-            <w:r>
-              <w:rPr>
-                <w:szCs w:val="20"/>
-              </w:rPr>
-              <w:t>Issue description</w:t>
-            </w:r>
-          </w:p>
-          <w:p>
-            <w:pPr>
-              <w:rPr>
-                <w:szCs w:val="20"/>
-              </w:rPr>
-            </w:pPr>
-          </w:p>
-          <w:p>
-            <w:pPr>
-              <w:rPr>
-                <w:szCs w:val="20"/>
-              </w:rPr>
-            </w:pPr>
-          </w:p>
-          <w:p>
-            <w:pPr>
-              <w:rPr>
-                <w:szCs w:val="20"/>
-              </w:rPr>
-            </w:pPr>
-            <w:r>
-              <w:rPr>
-                <w:szCs w:val="20"/>
-              </w:rPr>
-              <w:t>Code review and root cause analysis</w:t>
-            </w:r>
-          </w:p>
-          <w:p>
-            <w:pPr>
-              <w:rPr>
-                <w:szCs w:val="20"/>
-              </w:rPr>
-            </w:pPr>
-          </w:p>
-          <w:p>
-            <w:pPr>
-              <w:rPr>
-                <w:szCs w:val="20"/>
-              </w:rPr>
-            </w:pPr>
-          </w:p>
-          <w:p>
-            <w:pPr>
-              <w:rPr>
-                <w:szCs w:val="20"/>
-              </w:rPr>
-            </w:pPr>
-            <w:r>
-              <w:rPr>
-                <w:szCs w:val="20"/>
-              </w:rPr>
-              <w:t>Resolution description</w:t>
-            </w:r>
-          </w:p>
-          <w:p>
-            <w:pPr>
-              <w:rPr>
-                <w:szCs w:val="20"/>
-              </w:rPr>
-            </w:pPr>
-          </w:p>
+          <w:tbl>
+            <w:tblPr>
+              <w:tblStyle w:val="TableGrid1"/>
+              <w:tblW w:w="10262" w:type="dxa"/>
+              <w:tblLook w:val="04A0" w:firstRow="1" w:lastRow="0" w:firstColumn="1" w:lastColumn="0" w:noHBand="0" w:noVBand="1"/>
+            </w:tblPr>
+            <w:tblGrid>
+              <w:gridCol w:w="3013"/>
+              <w:gridCol w:w="7249"/>
+            </w:tblGrid>
+            <w:tr>
+              <w:tc>
+                <w:tcPr>
+                  <w:tcW w:w="0" w:type="auto"/>
+                  <w:vAlign w:val="center"/>
+                  <w:hideMark/>
+                </w:tcPr>
+                <w:p>
+                  <w:pPr>
+                    <w:rPr>
+                      <w:rFonts w:eastAsia="Times New Roman" w:cs="Arial"/>
+                      <w:b/>
+                      <w:bCs/>
+                      <w:szCs w:val="20"/>
+                      <w:lang w:val="en-US"/>
+                    </w:rPr>
+                  </w:pPr>
+                  <w:r>
+                    <w:rPr>
+                      <w:rFonts w:eastAsia="Times New Roman" w:cs="Arial"/>
+                      <w:b/>
+                      <w:bCs/>
+                      <w:szCs w:val="20"/>
+                      <w:lang w:val="en-US"/>
+                    </w:rPr>
+                    <w:t>Issue description</w:t>
+                  </w:r>
+                </w:p>
+              </w:tc>
+              <w:tc>
+                <w:tcPr>
+                  <w:tcW w:w="0" w:type="auto"/>
+                  <w:vAlign w:val="center"/>
+                  <w:hideMark/>
+                </w:tcPr>
+                <w:p>
+                  <w:pPr>
+                    <w:rPr>
+                      <w:rFonts w:eastAsia="Times New Roman" w:cs="Arial"/>
+                      <w:szCs w:val="20"/>
+                      <w:lang w:val="en-US"/>
+                    </w:rPr>
+                  </w:pPr>
+                  <w:r>
+                    <w:rPr>
+                      <w:rFonts w:eastAsia="Times New Roman" w:cs="Arial"/>
+                      <w:szCs w:val="20"/>
+                      <w:lang w:val="en-US"/>
+                    </w:rPr>
+                    <w:t xml:space="preserve">No actual defect was found during the test execution. </w:t>
+                  </w:r>
+                </w:p>
+                <w:p>
+                  <w:pPr>
+                    <w:rPr>
+                      <w:rFonts w:eastAsia="Times New Roman" w:cs="Arial"/>
+                      <w:b/>
+                      <w:bCs/>
+                      <w:szCs w:val="20"/>
+                      <w:lang w:val="en-US"/>
+                    </w:rPr>
+                  </w:pPr>
+                  <w:r>
+                    <w:rPr>
+                      <w:rFonts w:eastAsia="Times New Roman" w:cs="Arial"/>
+                      <w:szCs w:val="20"/>
+                      <w:lang w:val="en-US"/>
+                    </w:rPr>
+                    <w:t>However, we simulate a potential defect</w:t>
+                  </w:r>
+                  <w:r>
+                    <w:rPr>
+                      <w:rFonts w:eastAsia="Times New Roman" w:cs="Arial"/>
+                      <w:szCs w:val="20"/>
+                      <w:lang w:val="en-US"/>
+                    </w:rPr>
+                    <w:t>.</w:t>
+                  </w:r>
+                </w:p>
+              </w:tc>
+            </w:tr>
+            <w:tr>
+              <w:tc>
+                <w:tcPr>
+                  <w:tcW w:w="0" w:type="auto"/>
+                  <w:vAlign w:val="center"/>
+                  <w:hideMark/>
+                </w:tcPr>
+                <w:p>
+                  <w:pPr>
+                    <w:rPr>
+                      <w:rFonts w:eastAsia="Times New Roman" w:cs="Arial"/>
+                      <w:szCs w:val="20"/>
+                      <w:lang w:val="en-US"/>
+                    </w:rPr>
+                  </w:pPr>
+                  <w:r>
+                    <w:rPr>
+                      <w:rFonts w:eastAsia="Times New Roman" w:cs="Arial"/>
+                      <w:b/>
+                      <w:bCs/>
+                      <w:szCs w:val="20"/>
+                      <w:lang w:val="en-US"/>
+                    </w:rPr>
+                    <w:t>Code review and root cause analysis</w:t>
+                  </w:r>
+                </w:p>
+              </w:tc>
+              <w:tc>
+                <w:tcPr>
+                  <w:tcW w:w="0" w:type="auto"/>
+                  <w:vAlign w:val="center"/>
+                  <w:hideMark/>
+                </w:tcPr>
+                <w:p>
+                  <w:pPr>
+                    <w:rPr>
+                      <w:rFonts w:eastAsia="Times New Roman" w:cs="Arial"/>
+                      <w:szCs w:val="20"/>
+                      <w:lang w:val="en-US"/>
+                    </w:rPr>
+                  </w:pPr>
+                  <w:r>
+                    <w:rPr>
+                      <w:rFonts w:eastAsia="Times New Roman" w:cs="Arial"/>
+                      <w:szCs w:val="20"/>
+                      <w:lang w:val="en-US"/>
+                    </w:rPr>
+                    <w:t>A</w:t>
+                  </w:r>
+                  <w:r>
+                    <w:rPr>
+                      <w:rFonts w:eastAsia="Times New Roman" w:cs="Arial"/>
+                      <w:szCs w:val="20"/>
+                      <w:lang w:val="en-US"/>
+                    </w:rPr>
+                    <w:t xml:space="preserve"> negative</w:t>
+                  </w:r>
+                  <w:r>
+                    <w:rPr>
+                      <w:rFonts w:eastAsia="Times New Roman" w:cs="Arial"/>
+                      <w:szCs w:val="20"/>
+                      <w:lang w:val="en-US"/>
+                    </w:rPr>
+                    <w:t xml:space="preserve"> (-5.0)</w:t>
+                  </w:r>
+                  <w:r>
+                    <w:rPr>
+                      <w:rFonts w:eastAsia="Times New Roman" w:cs="Arial"/>
+                      <w:szCs w:val="20"/>
+                      <w:lang w:val="en-US"/>
+                    </w:rPr>
+                    <w:t xml:space="preserve"> input had been accepted for a Circle </w:t>
+                  </w:r>
+                  <w:r>
+                    <w:rPr>
+                      <w:rFonts w:eastAsia="Times New Roman" w:cs="Arial"/>
+                      <w:szCs w:val="20"/>
+                      <w:lang w:val="en-US"/>
+                    </w:rPr>
+                    <w:t>radius;</w:t>
+                  </w:r>
+                  <w:r>
+                    <w:rPr>
+                      <w:rFonts w:eastAsia="Times New Roman" w:cs="Arial"/>
+                      <w:szCs w:val="20"/>
+                      <w:lang w:val="en-US"/>
+                    </w:rPr>
+                    <w:t xml:space="preserve"> the system should throw an exception. </w:t>
+                  </w:r>
+                </w:p>
+                <w:p>
+                  <w:pPr>
+                    <w:rPr>
+                      <w:rFonts w:eastAsia="Times New Roman" w:cs="Arial"/>
+                      <w:szCs w:val="20"/>
+                      <w:lang w:val="en-US"/>
+                    </w:rPr>
+                  </w:pPr>
+                  <w:r>
+                    <w:rPr>
+                      <w:rFonts w:eastAsia="Times New Roman" w:cs="Arial"/>
+                      <w:szCs w:val="20"/>
+                      <w:lang w:val="en-US"/>
+                    </w:rPr>
+                    <w:t>During review, we ensure such validations are present in constructors.</w:t>
+                  </w:r>
+                </w:p>
+              </w:tc>
+            </w:tr>
+            <w:tr>
+              <w:tc>
+                <w:tcPr>
+                  <w:tcW w:w="0" w:type="auto"/>
+                  <w:vAlign w:val="center"/>
+                  <w:hideMark/>
+                </w:tcPr>
+                <w:p>
+                  <w:pPr>
+                    <w:rPr>
+                      <w:rFonts w:eastAsia="Times New Roman" w:cs="Arial"/>
+                      <w:szCs w:val="20"/>
+                      <w:lang w:val="en-US"/>
+                    </w:rPr>
+                  </w:pPr>
+                  <w:r>
+                    <w:rPr>
+                      <w:rFonts w:eastAsia="Times New Roman" w:cs="Arial"/>
+                      <w:b/>
+                      <w:bCs/>
+                      <w:szCs w:val="20"/>
+                      <w:lang w:val="en-US"/>
+                    </w:rPr>
+                    <w:lastRenderedPageBreak/>
+                    <w:t>Resolution description</w:t>
+                  </w:r>
+                </w:p>
+              </w:tc>
+              <w:tc>
+                <w:tcPr>
+                  <w:tcW w:w="0" w:type="auto"/>
+                  <w:vAlign w:val="center"/>
+                  <w:hideMark/>
+                </w:tcPr>
+                <w:p>
+                  <w:pPr>
+                    <w:rPr>
+                      <w:rFonts w:eastAsia="Times New Roman" w:cs="Arial"/>
+                      <w:szCs w:val="20"/>
+                      <w:lang w:val="en-US"/>
+                    </w:rPr>
+                  </w:pPr>
+                  <w:r>
+                    <w:rPr>
+                      <w:rFonts w:eastAsia="Times New Roman" w:cs="Arial"/>
+                      <w:szCs w:val="20"/>
+                      <w:lang w:val="en-US"/>
+                    </w:rPr>
+                    <w:t xml:space="preserve">Confirmed the constructor logic across all shapes includes input validation for negative and zero values. </w:t>
+                  </w:r>
+                </w:p>
+                <w:p>
+                  <w:pPr>
+                    <w:rPr>
+                      <w:rFonts w:eastAsia="Times New Roman" w:cs="Arial"/>
+                      <w:szCs w:val="20"/>
+                      <w:lang w:val="en-US"/>
+                    </w:rPr>
+                  </w:pPr>
+                  <w:r>
+                    <w:rPr>
+                      <w:rFonts w:eastAsia="Times New Roman" w:cs="Arial"/>
+                      <w:szCs w:val="20"/>
+                      <w:lang w:val="en-US"/>
+                    </w:rPr>
+                    <w:t>Unit tests with [ExpectedException] attributes were used to verify correctness.</w:t>
+                  </w:r>
+                </w:p>
+              </w:tc>
+            </w:tr>
+          </w:tbl>
           <w:p>
             <w:pPr>
               <w:rPr>
@@ -14010,6 +14358,7 @@
                 <w:b/>
                 <w:color w:val="000000"/>
               </w:rPr>
+              <w:lastRenderedPageBreak/>
               <w:t xml:space="preserve">Skills to be observed </w:t>
             </w:r>
             <w:r>
@@ -15724,7 +16073,7 @@
             </w:rPr>
             <w:id w:val="1580025809"/>
             <w14:checkbox>
-              <w14:checked w14:val="0"/>
+              <w14:checked w14:val="1"/>
               <w14:checkedState w14:val="2612" w14:font="MS Gothic"/>
               <w14:uncheckedState w14:val="2610" w14:font="MS Gothic"/>
             </w14:checkbox>
@@ -15758,7 +16107,7 @@
                     <w:rFonts w:ascii="MS Gothic" w:eastAsia="MS Gothic" w:hAnsi="MS Gothic" w:cs="Arial" w:hint="eastAsia"/>
                     <w:color w:val="000000"/>
                   </w:rPr>
-                  <w:t>☐</w:t>
+                  <w:t>☒</w:t>
                 </w:r>
               </w:p>
             </w:tc>
@@ -16372,7 +16721,6 @@
               <w:rPr>
                 <w:szCs w:val="20"/>
               </w:rPr>
-              <w:lastRenderedPageBreak/>
               <w:t>All source codes</w:t>
             </w:r>
           </w:p>
@@ -16411,7 +16759,7 @@
                 </w:rPr>
                 <w:id w:val="-103414386"/>
                 <w14:checkbox>
-                  <w14:checked w14:val="0"/>
+                  <w14:checked w14:val="1"/>
                   <w14:checkedState w14:val="2612" w14:font="MS Gothic"/>
                   <w14:uncheckedState w14:val="2610" w14:font="MS Gothic"/>
                 </w14:checkbox>
@@ -16421,8 +16769,9 @@
                   <w:rPr>
                     <w:rFonts w:ascii="MS Gothic" w:eastAsia="MS Gothic" w:hAnsi="MS Gothic" w:hint="eastAsia"/>
                     <w:szCs w:val="20"/>
+                    <w:lang w:eastAsia="en-AU"/>
                   </w:rPr>
-                  <w:t>☐</w:t>
+                  <w:t>☒</w:t>
                 </w:r>
               </w:sdtContent>
             </w:sdt>
@@ -16495,7 +16844,7 @@
                 </w:rPr>
                 <w:id w:val="-45916058"/>
                 <w14:checkbox>
-                  <w14:checked w14:val="0"/>
+                  <w14:checked w14:val="1"/>
                   <w14:checkedState w14:val="2612" w14:font="MS Gothic"/>
                   <w14:uncheckedState w14:val="2610" w14:font="MS Gothic"/>
                 </w14:checkbox>
@@ -16505,8 +16854,9 @@
                   <w:rPr>
                     <w:rFonts w:ascii="MS Gothic" w:eastAsia="MS Gothic" w:hAnsi="MS Gothic" w:hint="eastAsia"/>
                     <w:szCs w:val="20"/>
+                    <w:lang w:eastAsia="en-AU"/>
                   </w:rPr>
-                  <w:t>☐</w:t>
+                  <w:t>☒</w:t>
                 </w:r>
               </w:sdtContent>
             </w:sdt>
@@ -16579,7 +16929,7 @@
                 </w:rPr>
                 <w:id w:val="-1752582626"/>
                 <w14:checkbox>
-                  <w14:checked w14:val="0"/>
+                  <w14:checked w14:val="1"/>
                   <w14:checkedState w14:val="2612" w14:font="MS Gothic"/>
                   <w14:uncheckedState w14:val="2610" w14:font="MS Gothic"/>
                 </w14:checkbox>
@@ -16589,8 +16939,9 @@
                   <w:rPr>
                     <w:rFonts w:ascii="MS Gothic" w:eastAsia="MS Gothic" w:hAnsi="MS Gothic" w:hint="eastAsia"/>
                     <w:szCs w:val="20"/>
+                    <w:lang w:eastAsia="en-AU"/>
                   </w:rPr>
-                  <w:t>☐</w:t>
+                  <w:t>☒</w:t>
                 </w:r>
               </w:sdtContent>
             </w:sdt>
@@ -16663,7 +17014,7 @@
                 </w:rPr>
                 <w:id w:val="-1320872025"/>
                 <w14:checkbox>
-                  <w14:checked w14:val="0"/>
+                  <w14:checked w14:val="1"/>
                   <w14:checkedState w14:val="2612" w14:font="MS Gothic"/>
                   <w14:uncheckedState w14:val="2610" w14:font="MS Gothic"/>
                 </w14:checkbox>
@@ -16673,8 +17024,9 @@
                   <w:rPr>
                     <w:rFonts w:ascii="MS Gothic" w:eastAsia="MS Gothic" w:hAnsi="MS Gothic" w:hint="eastAsia"/>
                     <w:szCs w:val="20"/>
+                    <w:lang w:eastAsia="en-AU"/>
                   </w:rPr>
-                  <w:t>☐</w:t>
+                  <w:t>☒</w:t>
                 </w:r>
               </w:sdtContent>
             </w:sdt>
@@ -16747,7 +17099,7 @@
                 </w:rPr>
                 <w:id w:val="110402369"/>
                 <w14:checkbox>
-                  <w14:checked w14:val="0"/>
+                  <w14:checked w14:val="1"/>
                   <w14:checkedState w14:val="2612" w14:font="MS Gothic"/>
                   <w14:uncheckedState w14:val="2610" w14:font="MS Gothic"/>
                 </w14:checkbox>
@@ -16757,8 +17109,9 @@
                   <w:rPr>
                     <w:rFonts w:ascii="MS Gothic" w:eastAsia="MS Gothic" w:hAnsi="MS Gothic" w:hint="eastAsia"/>
                     <w:szCs w:val="20"/>
+                    <w:lang w:eastAsia="en-AU"/>
                   </w:rPr>
-                  <w:t>☐</w:t>
+                  <w:t>☒</w:t>
                 </w:r>
               </w:sdtContent>
             </w:sdt>
@@ -16768,10 +17121,10 @@
     </w:tbl>
     <w:p/>
     <w:sectPr>
-      <w:headerReference w:type="default" r:id="rId44"/>
-      <w:footerReference w:type="even" r:id="rId45"/>
-      <w:footerReference w:type="default" r:id="rId46"/>
-      <w:footerReference w:type="first" r:id="rId47"/>
+      <w:headerReference w:type="default" r:id="rId45"/>
+      <w:footerReference w:type="even" r:id="rId46"/>
+      <w:footerReference w:type="default" r:id="rId47"/>
+      <w:footerReference w:type="first" r:id="rId48"/>
       <w:pgSz w:w="11906" w:h="16838"/>
       <w:pgMar w:top="1559" w:right="709" w:bottom="737" w:left="709" w:header="425" w:footer="556" w:gutter="0"/>
       <w:pgNumType w:start="1"/>
@@ -17893,6 +18246,119 @@
     </w:lvl>
   </w:abstractNum>
   <w:abstractNum w:abstractNumId="1" w15:restartNumberingAfterBreak="0">
+    <w:nsid w:val="09CF09A7"/>
+    <w:multiLevelType w:val="hybridMultilevel"/>
+    <w:tmpl w:val="1E5E6B2A"/>
+    <w:lvl w:ilvl="0" w:tplc="04090001">
+      <w:start w:val="1"/>
+      <w:numFmt w:val="bullet"/>
+      <w:lvlText w:val=""/>
+      <w:lvlJc w:val="left"/>
+      <w:pPr>
+        <w:ind w:left="720" w:hanging="360"/>
+      </w:pPr>
+      <w:rPr>
+        <w:rFonts w:ascii="Symbol" w:hAnsi="Symbol" w:hint="default"/>
+      </w:rPr>
+    </w:lvl>
+    <w:lvl w:ilvl="1" w:tplc="04090003" w:tentative="1">
+      <w:start w:val="1"/>
+      <w:numFmt w:val="bullet"/>
+      <w:lvlText w:val="o"/>
+      <w:lvlJc w:val="left"/>
+      <w:pPr>
+        <w:ind w:left="1440" w:hanging="360"/>
+      </w:pPr>
+      <w:rPr>
+        <w:rFonts w:ascii="Courier New" w:hAnsi="Courier New" w:cs="Courier New" w:hint="default"/>
+      </w:rPr>
+    </w:lvl>
+    <w:lvl w:ilvl="2" w:tplc="04090005" w:tentative="1">
+      <w:start w:val="1"/>
+      <w:numFmt w:val="bullet"/>
+      <w:lvlText w:val=""/>
+      <w:lvlJc w:val="left"/>
+      <w:pPr>
+        <w:ind w:left="2160" w:hanging="360"/>
+      </w:pPr>
+      <w:rPr>
+        <w:rFonts w:ascii="Wingdings" w:hAnsi="Wingdings" w:hint="default"/>
+      </w:rPr>
+    </w:lvl>
+    <w:lvl w:ilvl="3" w:tplc="04090001" w:tentative="1">
+      <w:start w:val="1"/>
+      <w:numFmt w:val="bullet"/>
+      <w:lvlText w:val=""/>
+      <w:lvlJc w:val="left"/>
+      <w:pPr>
+        <w:ind w:left="2880" w:hanging="360"/>
+      </w:pPr>
+      <w:rPr>
+        <w:rFonts w:ascii="Symbol" w:hAnsi="Symbol" w:hint="default"/>
+      </w:rPr>
+    </w:lvl>
+    <w:lvl w:ilvl="4" w:tplc="04090003" w:tentative="1">
+      <w:start w:val="1"/>
+      <w:numFmt w:val="bullet"/>
+      <w:lvlText w:val="o"/>
+      <w:lvlJc w:val="left"/>
+      <w:pPr>
+        <w:ind w:left="3600" w:hanging="360"/>
+      </w:pPr>
+      <w:rPr>
+        <w:rFonts w:ascii="Courier New" w:hAnsi="Courier New" w:cs="Courier New" w:hint="default"/>
+      </w:rPr>
+    </w:lvl>
+    <w:lvl w:ilvl="5" w:tplc="04090005" w:tentative="1">
+      <w:start w:val="1"/>
+      <w:numFmt w:val="bullet"/>
+      <w:lvlText w:val=""/>
+      <w:lvlJc w:val="left"/>
+      <w:pPr>
+        <w:ind w:left="4320" w:hanging="360"/>
+      </w:pPr>
+      <w:rPr>
+        <w:rFonts w:ascii="Wingdings" w:hAnsi="Wingdings" w:hint="default"/>
+      </w:rPr>
+    </w:lvl>
+    <w:lvl w:ilvl="6" w:tplc="04090001" w:tentative="1">
+      <w:start w:val="1"/>
+      <w:numFmt w:val="bullet"/>
+      <w:lvlText w:val=""/>
+      <w:lvlJc w:val="left"/>
+      <w:pPr>
+        <w:ind w:left="5040" w:hanging="360"/>
+      </w:pPr>
+      <w:rPr>
+        <w:rFonts w:ascii="Symbol" w:hAnsi="Symbol" w:hint="default"/>
+      </w:rPr>
+    </w:lvl>
+    <w:lvl w:ilvl="7" w:tplc="04090003" w:tentative="1">
+      <w:start w:val="1"/>
+      <w:numFmt w:val="bullet"/>
+      <w:lvlText w:val="o"/>
+      <w:lvlJc w:val="left"/>
+      <w:pPr>
+        <w:ind w:left="5760" w:hanging="360"/>
+      </w:pPr>
+      <w:rPr>
+        <w:rFonts w:ascii="Courier New" w:hAnsi="Courier New" w:cs="Courier New" w:hint="default"/>
+      </w:rPr>
+    </w:lvl>
+    <w:lvl w:ilvl="8" w:tplc="04090005" w:tentative="1">
+      <w:start w:val="1"/>
+      <w:numFmt w:val="bullet"/>
+      <w:lvlText w:val=""/>
+      <w:lvlJc w:val="left"/>
+      <w:pPr>
+        <w:ind w:left="6480" w:hanging="360"/>
+      </w:pPr>
+      <w:rPr>
+        <w:rFonts w:ascii="Wingdings" w:hAnsi="Wingdings" w:hint="default"/>
+      </w:rPr>
+    </w:lvl>
+  </w:abstractNum>
+  <w:abstractNum w:abstractNumId="2" w15:restartNumberingAfterBreak="0">
     <w:nsid w:val="0C303436"/>
     <w:multiLevelType w:val="hybridMultilevel"/>
     <w:tmpl w:val="84762ABE"/>
@@ -18005,7 +18471,7 @@
       </w:rPr>
     </w:lvl>
   </w:abstractNum>
-  <w:abstractNum w:abstractNumId="2" w15:restartNumberingAfterBreak="0">
+  <w:abstractNum w:abstractNumId="3" w15:restartNumberingAfterBreak="0">
     <w:nsid w:val="16E6374C"/>
     <w:multiLevelType w:val="hybridMultilevel"/>
     <w:tmpl w:val="5E205F78"/>
@@ -18118,7 +18584,7 @@
       </w:rPr>
     </w:lvl>
   </w:abstractNum>
-  <w:abstractNum w:abstractNumId="3" w15:restartNumberingAfterBreak="0">
+  <w:abstractNum w:abstractNumId="4" w15:restartNumberingAfterBreak="0">
     <w:nsid w:val="1D7011D7"/>
     <w:multiLevelType w:val="hybridMultilevel"/>
     <w:tmpl w:val="450AF1F0"/>
@@ -18231,7 +18697,7 @@
       </w:rPr>
     </w:lvl>
   </w:abstractNum>
-  <w:abstractNum w:abstractNumId="4" w15:restartNumberingAfterBreak="0">
+  <w:abstractNum w:abstractNumId="5" w15:restartNumberingAfterBreak="0">
     <w:nsid w:val="227D4999"/>
     <w:multiLevelType w:val="hybridMultilevel"/>
     <w:tmpl w:val="70560646"/>
@@ -18344,7 +18810,7 @@
       </w:rPr>
     </w:lvl>
   </w:abstractNum>
-  <w:abstractNum w:abstractNumId="5" w15:restartNumberingAfterBreak="0">
+  <w:abstractNum w:abstractNumId="6" w15:restartNumberingAfterBreak="0">
     <w:nsid w:val="2B633A0B"/>
     <w:multiLevelType w:val="hybridMultilevel"/>
     <w:tmpl w:val="C9B01422"/>
@@ -18457,7 +18923,7 @@
       </w:rPr>
     </w:lvl>
   </w:abstractNum>
-  <w:abstractNum w:abstractNumId="6" w15:restartNumberingAfterBreak="0">
+  <w:abstractNum w:abstractNumId="7" w15:restartNumberingAfterBreak="0">
     <w:nsid w:val="2C8A64FD"/>
     <w:multiLevelType w:val="hybridMultilevel"/>
     <w:tmpl w:val="F83CD9FC"/>
@@ -18570,7 +19036,7 @@
       </w:rPr>
     </w:lvl>
   </w:abstractNum>
-  <w:abstractNum w:abstractNumId="7" w15:restartNumberingAfterBreak="0">
+  <w:abstractNum w:abstractNumId="8" w15:restartNumberingAfterBreak="0">
     <w:nsid w:val="30014BC8"/>
     <w:multiLevelType w:val="hybridMultilevel"/>
     <w:tmpl w:val="D4AED032"/>
@@ -18683,7 +19149,7 @@
       </w:rPr>
     </w:lvl>
   </w:abstractNum>
-  <w:abstractNum w:abstractNumId="8" w15:restartNumberingAfterBreak="0">
+  <w:abstractNum w:abstractNumId="9" w15:restartNumberingAfterBreak="0">
     <w:nsid w:val="3B0B4D2D"/>
     <w:multiLevelType w:val="multilevel"/>
     <w:tmpl w:val="DAF43D98"/>
@@ -18832,7 +19298,7 @@
       </w:rPr>
     </w:lvl>
   </w:abstractNum>
-  <w:abstractNum w:abstractNumId="9" w15:restartNumberingAfterBreak="0">
+  <w:abstractNum w:abstractNumId="10" w15:restartNumberingAfterBreak="0">
     <w:nsid w:val="3B6B2B41"/>
     <w:multiLevelType w:val="hybridMultilevel"/>
     <w:tmpl w:val="4288A5F0"/>
@@ -18945,7 +19411,7 @@
       </w:rPr>
     </w:lvl>
   </w:abstractNum>
-  <w:abstractNum w:abstractNumId="10" w15:restartNumberingAfterBreak="0">
+  <w:abstractNum w:abstractNumId="11" w15:restartNumberingAfterBreak="0">
     <w:nsid w:val="3B781B79"/>
     <w:multiLevelType w:val="hybridMultilevel"/>
     <w:tmpl w:val="702CCC2A"/>
@@ -19058,7 +19524,7 @@
       </w:rPr>
     </w:lvl>
   </w:abstractNum>
-  <w:abstractNum w:abstractNumId="11" w15:restartNumberingAfterBreak="0">
+  <w:abstractNum w:abstractNumId="12" w15:restartNumberingAfterBreak="0">
     <w:nsid w:val="46375DBC"/>
     <w:multiLevelType w:val="hybridMultilevel"/>
     <w:tmpl w:val="605E4E72"/>
@@ -19171,7 +19637,7 @@
       </w:rPr>
     </w:lvl>
   </w:abstractNum>
-  <w:abstractNum w:abstractNumId="12" w15:restartNumberingAfterBreak="0">
+  <w:abstractNum w:abstractNumId="13" w15:restartNumberingAfterBreak="0">
     <w:nsid w:val="48D1501A"/>
     <w:multiLevelType w:val="hybridMultilevel"/>
     <w:tmpl w:val="61928102"/>
@@ -19284,7 +19750,7 @@
       </w:rPr>
     </w:lvl>
   </w:abstractNum>
-  <w:abstractNum w:abstractNumId="13" w15:restartNumberingAfterBreak="0">
+  <w:abstractNum w:abstractNumId="14" w15:restartNumberingAfterBreak="0">
     <w:nsid w:val="4AD92797"/>
     <w:multiLevelType w:val="hybridMultilevel"/>
     <w:tmpl w:val="289891D0"/>
@@ -19396,7 +19862,7 @@
       </w:rPr>
     </w:lvl>
   </w:abstractNum>
-  <w:abstractNum w:abstractNumId="14" w15:restartNumberingAfterBreak="0">
+  <w:abstractNum w:abstractNumId="15" w15:restartNumberingAfterBreak="0">
     <w:nsid w:val="4BE83AA5"/>
     <w:multiLevelType w:val="hybridMultilevel"/>
     <w:tmpl w:val="0CAA40B2"/>
@@ -19509,7 +19975,7 @@
       </w:rPr>
     </w:lvl>
   </w:abstractNum>
-  <w:abstractNum w:abstractNumId="15" w15:restartNumberingAfterBreak="0">
+  <w:abstractNum w:abstractNumId="16" w15:restartNumberingAfterBreak="0">
     <w:nsid w:val="522631A4"/>
     <w:multiLevelType w:val="hybridMultilevel"/>
     <w:tmpl w:val="1FD0CEE6"/>
@@ -19622,7 +20088,7 @@
       </w:rPr>
     </w:lvl>
   </w:abstractNum>
-  <w:abstractNum w:abstractNumId="16" w15:restartNumberingAfterBreak="0">
+  <w:abstractNum w:abstractNumId="17" w15:restartNumberingAfterBreak="0">
     <w:nsid w:val="622E5B4D"/>
     <w:multiLevelType w:val="hybridMultilevel"/>
     <w:tmpl w:val="D7F0CC56"/>
@@ -19735,7 +20201,7 @@
       </w:rPr>
     </w:lvl>
   </w:abstractNum>
-  <w:abstractNum w:abstractNumId="17" w15:restartNumberingAfterBreak="0">
+  <w:abstractNum w:abstractNumId="18" w15:restartNumberingAfterBreak="0">
     <w:nsid w:val="6A126FD2"/>
     <w:multiLevelType w:val="hybridMultilevel"/>
     <w:tmpl w:val="26BC4578"/>
@@ -19848,7 +20314,7 @@
       </w:rPr>
     </w:lvl>
   </w:abstractNum>
-  <w:abstractNum w:abstractNumId="18" w15:restartNumberingAfterBreak="0">
+  <w:abstractNum w:abstractNumId="19" w15:restartNumberingAfterBreak="0">
     <w:nsid w:val="6B992C15"/>
     <w:multiLevelType w:val="hybridMultilevel"/>
     <w:tmpl w:val="BFCA5E0C"/>
@@ -19961,7 +20427,7 @@
       </w:rPr>
     </w:lvl>
   </w:abstractNum>
-  <w:abstractNum w:abstractNumId="19" w15:restartNumberingAfterBreak="0">
+  <w:abstractNum w:abstractNumId="20" w15:restartNumberingAfterBreak="0">
     <w:nsid w:val="6E796970"/>
     <w:multiLevelType w:val="hybridMultilevel"/>
     <w:tmpl w:val="6122DC30"/>
@@ -20074,7 +20540,7 @@
       </w:rPr>
     </w:lvl>
   </w:abstractNum>
-  <w:abstractNum w:abstractNumId="20" w15:restartNumberingAfterBreak="0">
+  <w:abstractNum w:abstractNumId="21" w15:restartNumberingAfterBreak="0">
     <w:nsid w:val="6F2B19C3"/>
     <w:multiLevelType w:val="hybridMultilevel"/>
     <w:tmpl w:val="1D1E6F40"/>
@@ -20187,7 +20653,7 @@
       </w:rPr>
     </w:lvl>
   </w:abstractNum>
-  <w:abstractNum w:abstractNumId="21" w15:restartNumberingAfterBreak="0">
+  <w:abstractNum w:abstractNumId="22" w15:restartNumberingAfterBreak="0">
     <w:nsid w:val="71035771"/>
     <w:multiLevelType w:val="hybridMultilevel"/>
     <w:tmpl w:val="95683832"/>
@@ -20300,7 +20766,7 @@
       </w:rPr>
     </w:lvl>
   </w:abstractNum>
-  <w:abstractNum w:abstractNumId="22" w15:restartNumberingAfterBreak="0">
+  <w:abstractNum w:abstractNumId="23" w15:restartNumberingAfterBreak="0">
     <w:nsid w:val="79103937"/>
     <w:multiLevelType w:val="hybridMultilevel"/>
     <w:tmpl w:val="BA5CF128"/>
@@ -20412,7 +20878,7 @@
       </w:rPr>
     </w:lvl>
   </w:abstractNum>
-  <w:abstractNum w:abstractNumId="23" w15:restartNumberingAfterBreak="0">
+  <w:abstractNum w:abstractNumId="24" w15:restartNumberingAfterBreak="0">
     <w:nsid w:val="7F373B74"/>
     <w:multiLevelType w:val="hybridMultilevel"/>
     <w:tmpl w:val="240658A8"/>
@@ -20526,76 +20992,79 @@
     </w:lvl>
   </w:abstractNum>
   <w:num w:numId="1" w16cid:durableId="1986658849">
-    <w:abstractNumId w:val="13"/>
+    <w:abstractNumId w:val="14"/>
   </w:num>
   <w:num w:numId="2" w16cid:durableId="419258869">
-    <w:abstractNumId w:val="15"/>
+    <w:abstractNumId w:val="16"/>
   </w:num>
   <w:num w:numId="3" w16cid:durableId="27681892">
     <w:abstractNumId w:val="0"/>
   </w:num>
   <w:num w:numId="4" w16cid:durableId="1674070512">
+    <w:abstractNumId w:val="8"/>
+  </w:num>
+  <w:num w:numId="5" w16cid:durableId="161822273">
+    <w:abstractNumId w:val="23"/>
+  </w:num>
+  <w:num w:numId="6" w16cid:durableId="317345442">
+    <w:abstractNumId w:val="3"/>
+  </w:num>
+  <w:num w:numId="7" w16cid:durableId="146242769">
+    <w:abstractNumId w:val="5"/>
+  </w:num>
+  <w:num w:numId="8" w16cid:durableId="749234138">
+    <w:abstractNumId w:val="20"/>
+  </w:num>
+  <w:num w:numId="9" w16cid:durableId="821460945">
+    <w:abstractNumId w:val="11"/>
+  </w:num>
+  <w:num w:numId="10" w16cid:durableId="1688290517">
+    <w:abstractNumId w:val="18"/>
+  </w:num>
+  <w:num w:numId="11" w16cid:durableId="2063409430">
+    <w:abstractNumId w:val="24"/>
+  </w:num>
+  <w:num w:numId="12" w16cid:durableId="1723555785">
+    <w:abstractNumId w:val="17"/>
+  </w:num>
+  <w:num w:numId="13" w16cid:durableId="322271893">
+    <w:abstractNumId w:val="21"/>
+  </w:num>
+  <w:num w:numId="14" w16cid:durableId="948514877">
+    <w:abstractNumId w:val="12"/>
+  </w:num>
+  <w:num w:numId="15" w16cid:durableId="17777444">
+    <w:abstractNumId w:val="22"/>
+  </w:num>
+  <w:num w:numId="16" w16cid:durableId="172425774">
+    <w:abstractNumId w:val="13"/>
+  </w:num>
+  <w:num w:numId="17" w16cid:durableId="432943217">
+    <w:abstractNumId w:val="6"/>
+  </w:num>
+  <w:num w:numId="18" w16cid:durableId="606084335">
     <w:abstractNumId w:val="7"/>
   </w:num>
-  <w:num w:numId="5" w16cid:durableId="161822273">
-    <w:abstractNumId w:val="22"/>
+  <w:num w:numId="19" w16cid:durableId="917638688">
+    <w:abstractNumId w:val="4"/>
   </w:num>
-  <w:num w:numId="6" w16cid:durableId="317345442">
+  <w:num w:numId="20" w16cid:durableId="1396782063">
     <w:abstractNumId w:val="2"/>
   </w:num>
-  <w:num w:numId="7" w16cid:durableId="146242769">
-    <w:abstractNumId w:val="4"/>
+  <w:num w:numId="21" w16cid:durableId="1517763956">
+    <w:abstractNumId w:val="10"/>
   </w:num>
-  <w:num w:numId="8" w16cid:durableId="749234138">
+  <w:num w:numId="22" w16cid:durableId="144472107">
+    <w:abstractNumId w:val="15"/>
+  </w:num>
+  <w:num w:numId="23" w16cid:durableId="1406799067">
     <w:abstractNumId w:val="19"/>
   </w:num>
-  <w:num w:numId="9" w16cid:durableId="821460945">
-    <w:abstractNumId w:val="10"/>
-  </w:num>
-  <w:num w:numId="10" w16cid:durableId="1688290517">
-    <w:abstractNumId w:val="17"/>
-  </w:num>
-  <w:num w:numId="11" w16cid:durableId="2063409430">
-    <w:abstractNumId w:val="23"/>
-  </w:num>
-  <w:num w:numId="12" w16cid:durableId="1723555785">
-    <w:abstractNumId w:val="16"/>
-  </w:num>
-  <w:num w:numId="13" w16cid:durableId="322271893">
-    <w:abstractNumId w:val="20"/>
-  </w:num>
-  <w:num w:numId="14" w16cid:durableId="948514877">
-    <w:abstractNumId w:val="11"/>
-  </w:num>
-  <w:num w:numId="15" w16cid:durableId="17777444">
-    <w:abstractNumId w:val="21"/>
-  </w:num>
-  <w:num w:numId="16" w16cid:durableId="172425774">
-    <w:abstractNumId w:val="12"/>
-  </w:num>
-  <w:num w:numId="17" w16cid:durableId="432943217">
-    <w:abstractNumId w:val="5"/>
-  </w:num>
-  <w:num w:numId="18" w16cid:durableId="606084335">
-    <w:abstractNumId w:val="6"/>
-  </w:num>
-  <w:num w:numId="19" w16cid:durableId="917638688">
-    <w:abstractNumId w:val="3"/>
-  </w:num>
-  <w:num w:numId="20" w16cid:durableId="1396782063">
-    <w:abstractNumId w:val="1"/>
-  </w:num>
-  <w:num w:numId="21" w16cid:durableId="1517763956">
+  <w:num w:numId="24" w16cid:durableId="539901855">
     <w:abstractNumId w:val="9"/>
   </w:num>
-  <w:num w:numId="22" w16cid:durableId="144472107">
-    <w:abstractNumId w:val="14"/>
-  </w:num>
-  <w:num w:numId="23" w16cid:durableId="1406799067">
-    <w:abstractNumId w:val="18"/>
-  </w:num>
-  <w:num w:numId="24" w16cid:durableId="539901855">
-    <w:abstractNumId w:val="8"/>
+  <w:num w:numId="25" w16cid:durableId="1139374952">
+    <w:abstractNumId w:val="1"/>
   </w:num>
   <w:numIdMacAtCleanup w:val="6"/>
 </w:numbering>
@@ -20700,7 +21169,7 @@
     <w:lsdException w:name="Block Text" w:semiHidden="1" w:unhideWhenUsed="1"/>
     <w:lsdException w:name="Hyperlink" w:semiHidden="1" w:unhideWhenUsed="1"/>
     <w:lsdException w:name="FollowedHyperlink" w:semiHidden="1" w:unhideWhenUsed="1"/>
-    <w:lsdException w:name="Strong" w:uiPriority="22"/>
+    <w:lsdException w:name="Strong" w:uiPriority="22" w:qFormat="1"/>
     <w:lsdException w:name="Emphasis" w:uiPriority="20"/>
     <w:lsdException w:name="Document Map" w:semiHidden="1" w:unhideWhenUsed="1"/>
     <w:lsdException w:name="Plain Text" w:semiHidden="1" w:unhideWhenUsed="1"/>
@@ -21125,6 +21594,7 @@
   <w:style w:type="character" w:default="1" w:styleId="DefaultParagraphFont">
     <w:name w:val="Default Paragraph Font"/>
     <w:uiPriority w:val="1"/>
+    <w:semiHidden/>
     <w:unhideWhenUsed/>
   </w:style>
   <w:style w:type="table" w:default="1" w:styleId="TableNormal">
@@ -21525,6 +21995,30 @@
       <w:shd w:val="clear" w:color="auto" w:fill="E1DFDD"/>
     </w:rPr>
   </w:style>
+  <w:style w:type="character" w:styleId="Strong">
+    <w:name w:val="Strong"/>
+    <w:basedOn w:val="DefaultParagraphFont"/>
+    <w:uiPriority w:val="22"/>
+    <w:qFormat/>
+    <w:rsid w:val="009D2962"/>
+    <w:rPr>
+      <w:b/>
+      <w:bCs/>
+    </w:rPr>
+  </w:style>
+  <w:style w:type="character" w:styleId="HTMLCode">
+    <w:name w:val="HTML Code"/>
+    <w:basedOn w:val="DefaultParagraphFont"/>
+    <w:uiPriority w:val="99"/>
+    <w:semiHidden/>
+    <w:unhideWhenUsed/>
+    <w:rsid w:val="009D2962"/>
+    <w:rPr>
+      <w:rFonts w:ascii="Courier New" w:eastAsia="Times New Roman" w:hAnsi="Courier New" w:cs="Courier New"/>
+      <w:sz w:val="20"/>
+      <w:szCs w:val="20"/>
+    </w:rPr>
+  </w:style>
 </w:styles>
 </file>
 
@@ -21855,13 +22349,18 @@
 </file>
 
 <file path=customXml/item3.xml><?xml version="1.0" encoding="utf-8"?>
-<Fcrs180_3XMLNode xmlns="CRS180_3">
-  <StName/>
-  <StID/>
-</Fcrs180_3XMLNode>
+<Fcrs180_2XMLNode xmlns="CRS180_2">
+  <AssessType/>
+</Fcrs180_2XMLNode>
 </file>
 
 <file path=customXml/item4.xml><?xml version="1.0" encoding="utf-8"?>
+<Fcrs180_4XMLNode xmlns="CRS180_4">
+  <DeptName>BDIT, Computer and Information Technology</DeptName>
+</Fcrs180_4XMLNode>
+</file>
+
+<file path=customXml/item5.xml><?xml version="1.0" encoding="utf-8"?>
 <Fcrs180XMLNode xmlns="CRS180">
   <SName/>
   <SID/>
@@ -21877,28 +22376,23 @@
 </Fcrs180XMLNode>
 </file>
 
-<file path=customXml/item5.xml><?xml version="1.0" encoding="utf-8"?>
-<Fcrs180_4XMLNode xmlns="CRS180_4">
-  <DeptName>BDIT, Computer and Information Technology</DeptName>
-</Fcrs180_4XMLNode>
-</file>
-
 <file path=customXml/item6.xml><?xml version="1.0" encoding="utf-8"?>
-<Fcrs180_2XMLNode xmlns="CRS180_2">
-  <AssessType/>
-</Fcrs180_2XMLNode>
+<Fcrs180_1XMLNode xmlns="CRS180_1">
+  <OthBox/>
+</Fcrs180_1XMLNode>
 </file>
 
 <file path=customXml/item7.xml><?xml version="1.0" encoding="utf-8"?>
+<Fcrs180_3XMLNode xmlns="CRS180_3">
+  <StName/>
+  <StID/>
+</Fcrs180_3XMLNode>
+</file>
+
+<file path=customXml/item8.xml><?xml version="1.0" encoding="utf-8"?>
 <Fcrs180_5XMLNode xmlns="CRS180_5">
   <AssessTypeR>Observation/Portfolio</AssessTypeR>
 </Fcrs180_5XMLNode>
-</file>
-
-<file path=customXml/item8.xml><?xml version="1.0" encoding="utf-8"?>
-<Fcrs180_1XMLNode xmlns="CRS180_1">
-  <OthBox/>
-</Fcrs180_1XMLNode>
 </file>
 
 <file path=customXml/itemProps1.xml><?xml version="1.0" encoding="utf-8"?>
@@ -21918,6 +22412,38 @@
 </file>
 
 <file path=customXml/itemProps3.xml><?xml version="1.0" encoding="utf-8"?>
+<ds:datastoreItem xmlns:ds="http://schemas.openxmlformats.org/officeDocument/2006/customXml" ds:itemID="{150D0C82-7BC9-456F-A768-C6ED423A975C}">
+  <ds:schemaRefs>
+    <ds:schemaRef ds:uri="CRS180_2"/>
+  </ds:schemaRefs>
+</ds:datastoreItem>
+</file>
+
+<file path=customXml/itemProps4.xml><?xml version="1.0" encoding="utf-8"?>
+<ds:datastoreItem xmlns:ds="http://schemas.openxmlformats.org/officeDocument/2006/customXml" ds:itemID="{BCCE98C7-93E3-46B4-9136-8583CF4B79F7}">
+  <ds:schemaRefs>
+    <ds:schemaRef ds:uri="CRS180_4"/>
+  </ds:schemaRefs>
+</ds:datastoreItem>
+</file>
+
+<file path=customXml/itemProps5.xml><?xml version="1.0" encoding="utf-8"?>
+<ds:datastoreItem xmlns:ds="http://schemas.openxmlformats.org/officeDocument/2006/customXml" ds:itemID="{AEAA7968-AA76-4AEA-864E-618A3CDCDA91}">
+  <ds:schemaRefs>
+    <ds:schemaRef ds:uri="CRS180"/>
+  </ds:schemaRefs>
+</ds:datastoreItem>
+</file>
+
+<file path=customXml/itemProps6.xml><?xml version="1.0" encoding="utf-8"?>
+<ds:datastoreItem xmlns:ds="http://schemas.openxmlformats.org/officeDocument/2006/customXml" ds:itemID="{93E8A757-17F0-4CC7-B32F-5C21CEC8E169}">
+  <ds:schemaRefs>
+    <ds:schemaRef ds:uri="CRS180_1"/>
+  </ds:schemaRefs>
+</ds:datastoreItem>
+</file>
+
+<file path=customXml/itemProps7.xml><?xml version="1.0" encoding="utf-8"?>
 <ds:datastoreItem xmlns:ds="http://schemas.openxmlformats.org/officeDocument/2006/customXml" ds:itemID="{EADE9EF3-1304-43E5-9865-7510817D635D}">
   <ds:schemaRefs>
     <ds:schemaRef ds:uri="CRS180_3"/>
@@ -21925,42 +22451,10 @@
 </ds:datastoreItem>
 </file>
 
-<file path=customXml/itemProps4.xml><?xml version="1.0" encoding="utf-8"?>
-<ds:datastoreItem xmlns:ds="http://schemas.openxmlformats.org/officeDocument/2006/customXml" ds:itemID="{AEAA7968-AA76-4AEA-864E-618A3CDCDA91}">
-  <ds:schemaRefs>
-    <ds:schemaRef ds:uri="CRS180"/>
-  </ds:schemaRefs>
-</ds:datastoreItem>
-</file>
-
-<file path=customXml/itemProps5.xml><?xml version="1.0" encoding="utf-8"?>
-<ds:datastoreItem xmlns:ds="http://schemas.openxmlformats.org/officeDocument/2006/customXml" ds:itemID="{BCCE98C7-93E3-46B4-9136-8583CF4B79F7}">
-  <ds:schemaRefs>
-    <ds:schemaRef ds:uri="CRS180_4"/>
-  </ds:schemaRefs>
-</ds:datastoreItem>
-</file>
-
-<file path=customXml/itemProps6.xml><?xml version="1.0" encoding="utf-8"?>
-<ds:datastoreItem xmlns:ds="http://schemas.openxmlformats.org/officeDocument/2006/customXml" ds:itemID="{150D0C82-7BC9-456F-A768-C6ED423A975C}">
-  <ds:schemaRefs>
-    <ds:schemaRef ds:uri="CRS180_2"/>
-  </ds:schemaRefs>
-</ds:datastoreItem>
-</file>
-
-<file path=customXml/itemProps7.xml><?xml version="1.0" encoding="utf-8"?>
+<file path=customXml/itemProps8.xml><?xml version="1.0" encoding="utf-8"?>
 <ds:datastoreItem xmlns:ds="http://schemas.openxmlformats.org/officeDocument/2006/customXml" ds:itemID="{8EEE6C64-7878-4D06-B4F9-6A63DFC5E605}">
   <ds:schemaRefs>
     <ds:schemaRef ds:uri="CRS180_5"/>
   </ds:schemaRefs>
 </ds:datastoreItem>
-</file>
-
-<file path=customXml/itemProps8.xml><?xml version="1.0" encoding="utf-8"?>
-<ds:datastoreItem xmlns:ds="http://schemas.openxmlformats.org/officeDocument/2006/customXml" ds:itemID="{93E8A757-17F0-4CC7-B32F-5C21CEC8E169}">
-  <ds:schemaRefs>
-    <ds:schemaRef ds:uri="CRS180_1"/>
-  </ds:schemaRefs>
-</ds:datastoreItem>
 </file>